--- a/docs/Anteproyecto Chatbot Huertas Urbanas Andres Ramirez (1).docx
+++ b/docs/Anteproyecto Chatbot Huertas Urbanas Andres Ramirez (1).docx
@@ -1,13 +1,13 @@
 
 <file path=word/document.xml><?xml version="1.0" encoding="utf-8"?>
-<w:document xmlns:wpc="http://schemas.microsoft.com/office/word/2010/wordprocessingCanvas" xmlns:cx="http://schemas.microsoft.com/office/drawing/2014/chartex" xmlns:cx1="http://schemas.microsoft.com/office/drawing/2015/9/8/chartex" xmlns:cx2="http://schemas.microsoft.com/office/drawing/2015/10/21/chartex" xmlns:cx3="http://schemas.microsoft.com/office/drawing/2016/5/9/chartex" xmlns:cx4="http://schemas.microsoft.com/office/drawing/2016/5/10/chartex" xmlns:cx5="http://schemas.microsoft.com/office/drawing/2016/5/11/chartex" xmlns:cx6="http://schemas.microsoft.com/office/drawing/2016/5/12/chartex" xmlns:cx7="http://schemas.microsoft.com/office/drawing/2016/5/13/chartex" xmlns:cx8="http://schemas.microsoft.com/office/drawing/2016/5/14/chartex" xmlns:mc="http://schemas.openxmlformats.org/markup-compatibility/2006" xmlns:aink="http://schemas.microsoft.com/office/drawing/2016/ink" xmlns:am3d="http://schemas.microsoft.com/office/drawing/2017/model3d" xmlns:o="urn:schemas-microsoft-com:office:office" xmlns:oel="http://schemas.microsoft.com/office/2019/extlst" xmlns:r="http://schemas.openxmlformats.org/officeDocument/2006/relationships" xmlns:m="http://schemas.openxmlformats.org/officeDocument/2006/math" xmlns:v="urn:schemas-microsoft-com:vml" xmlns:wp14="http://schemas.microsoft.com/office/word/2010/wordprocessingDrawing" xmlns:wp="http://schemas.openxmlformats.org/drawingml/2006/wordprocessingDrawing" xmlns:w10="urn:schemas-microsoft-com:office:word" xmlns:w="http://schemas.openxmlformats.org/wordprocessingml/2006/main" xmlns:w14="http://schemas.microsoft.com/office/word/2010/wordml" xmlns:w15="http://schemas.microsoft.com/office/word/2012/wordml" xmlns:w16cex="http://schemas.microsoft.com/office/word/2018/wordml/cex" xmlns:w16cid="http://schemas.microsoft.com/office/word/2016/wordml/cid" xmlns:w16="http://schemas.microsoft.com/office/word/2018/wordml" xmlns:w16du="http://schemas.microsoft.com/office/word/2023/wordml/word16du" xmlns:w16sdtdh="http://schemas.microsoft.com/office/word/2020/wordml/sdtdatahash" xmlns:w16sdtfl="http://schemas.microsoft.com/office/word/2024/wordml/sdtformatlock" xmlns:w16se="http://schemas.microsoft.com/office/word/2015/wordml/symex" xmlns:wpg="http://schemas.microsoft.com/office/word/2010/wordprocessingGroup" xmlns:wpi="http://schemas.microsoft.com/office/word/2010/wordprocessingInk" xmlns:wne="http://schemas.microsoft.com/office/word/2006/wordml" xmlns:wps="http://schemas.microsoft.com/office/word/2010/wordprocessingShape" xmlns:a="http://schemas.openxmlformats.org/drawingml/2006/main" xmlns:a16="http://schemas.microsoft.com/office/drawing/2014/main" xmlns:pic="http://schemas.openxmlformats.org/drawingml/2006/picture" xmlns:a14="http://schemas.microsoft.com/office/drawing/2010/main" mc:Ignorable="w14 w15 w16se w16cid w16 w16cex w16sdtdh w16sdtfl w16du wp14">
+<w:document xmlns:wpc="http://schemas.microsoft.com/office/word/2010/wordprocessingCanvas" xmlns:cx="http://schemas.microsoft.com/office/drawing/2014/chartex" xmlns:cx1="http://schemas.microsoft.com/office/drawing/2015/9/8/chartex" xmlns:cx2="http://schemas.microsoft.com/office/drawing/2015/10/21/chartex" xmlns:cx3="http://schemas.microsoft.com/office/drawing/2016/5/9/chartex" xmlns:cx4="http://schemas.microsoft.com/office/drawing/2016/5/10/chartex" xmlns:cx5="http://schemas.microsoft.com/office/drawing/2016/5/11/chartex" xmlns:cx6="http://schemas.microsoft.com/office/drawing/2016/5/12/chartex" xmlns:cx7="http://schemas.microsoft.com/office/drawing/2016/5/13/chartex" xmlns:cx8="http://schemas.microsoft.com/office/drawing/2016/5/14/chartex" xmlns:mc="http://schemas.openxmlformats.org/markup-compatibility/2006" xmlns:aink="http://schemas.microsoft.com/office/drawing/2016/ink" xmlns:am3d="http://schemas.microsoft.com/office/drawing/2017/model3d" xmlns:o="urn:schemas-microsoft-com:office:office" xmlns:oel="http://schemas.microsoft.com/office/2019/extlst" xmlns:r="http://schemas.openxmlformats.org/officeDocument/2006/relationships" xmlns:m="http://schemas.openxmlformats.org/officeDocument/2006/math" xmlns:v="urn:schemas-microsoft-com:vml" xmlns:wp14="http://schemas.microsoft.com/office/word/2010/wordprocessingDrawing" xmlns:wp="http://schemas.openxmlformats.org/drawingml/2006/wordprocessingDrawing" xmlns:w10="urn:schemas-microsoft-com:office:word" xmlns:w="http://schemas.openxmlformats.org/wordprocessingml/2006/main" xmlns:w14="http://schemas.microsoft.com/office/word/2010/wordml" xmlns:w15="http://schemas.microsoft.com/office/word/2012/wordml" xmlns:w16cex="http://schemas.microsoft.com/office/word/2018/wordml/cex" xmlns:w16cid="http://schemas.microsoft.com/office/word/2016/wordml/cid" xmlns:w16="http://schemas.microsoft.com/office/word/2018/wordml" xmlns:w16du="http://schemas.microsoft.com/office/word/2023/wordml/word16du" xmlns:w16sdtdh="http://schemas.microsoft.com/office/word/2020/wordml/sdtdatahash" xmlns:w16sdtfl="http://schemas.microsoft.com/office/word/2024/wordml/sdtformatlock" xmlns:w16se="http://schemas.microsoft.com/office/word/2015/wordml/symex" xmlns:wpg="http://schemas.microsoft.com/office/word/2010/wordprocessingGroup" xmlns:wpi="http://schemas.microsoft.com/office/word/2010/wordprocessingInk" xmlns:wne="http://schemas.microsoft.com/office/word/2006/wordml" xmlns:wps="http://schemas.microsoft.com/office/word/2010/wordprocessingShape" mc:Ignorable="w14 w15 w16se w16cid w16 w16cex w16sdtdh w16sdtfl w16du wp14">
   <w:body>
     <w:p>
       <w:pPr>
         <w:spacing w:line="480" w:lineRule="auto"/>
         <w:jc w:val="center"/>
         <w:rPr>
-          <w:rFonts w:ascii="Times New Roman" w:hAnsi="Times New Roman" w:eastAsia="Times New Roman" w:cs="Times New Roman"/>
+          <w:rFonts w:ascii="Times New Roman" w:eastAsia="Times New Roman" w:hAnsi="Times New Roman" w:cs="Times New Roman"/>
           <w:b/>
           <w:bCs/>
           <w:lang w:val="es-CO"/>
@@ -15,7 +15,7 @@
       </w:pPr>
       <w:r>
         <w:rPr>
-          <w:rFonts w:ascii="Times New Roman" w:hAnsi="Times New Roman" w:eastAsia="Times New Roman" w:cs="Times New Roman"/>
+          <w:rFonts w:ascii="Times New Roman" w:eastAsia="Times New Roman" w:hAnsi="Times New Roman" w:cs="Times New Roman"/>
           <w:b/>
           <w:bCs/>
           <w:lang w:val="es-CO"/>
@@ -419,7 +419,7 @@
       <w:pPr>
         <w:jc w:val="both"/>
         <w:rPr>
-          <w:rFonts w:asciiTheme="majorHAnsi" w:hAnsiTheme="majorHAnsi" w:eastAsiaTheme="minorEastAsia"/>
+          <w:rFonts w:asciiTheme="majorHAnsi" w:eastAsiaTheme="minorEastAsia" w:hAnsiTheme="majorHAnsi"/>
           <w:b/>
           <w:bCs/>
           <w:lang w:val="es-CO"/>
@@ -427,7 +427,7 @@
       </w:pPr>
       <w:r>
         <w:rPr>
-          <w:rFonts w:asciiTheme="majorHAnsi" w:hAnsiTheme="majorHAnsi" w:eastAsiaTheme="minorEastAsia"/>
+          <w:rFonts w:asciiTheme="majorHAnsi" w:eastAsiaTheme="minorEastAsia" w:hAnsiTheme="majorHAnsi"/>
           <w:b/>
           <w:bCs/>
           <w:lang w:val="es-CO"/>
@@ -444,7 +444,7 @@
       </w:pPr>
       <w:r>
         <w:rPr>
-          <w:rFonts w:asciiTheme="majorHAnsi" w:hAnsiTheme="majorHAnsi" w:eastAsiaTheme="minorEastAsia"/>
+          <w:rFonts w:asciiTheme="majorHAnsi" w:eastAsiaTheme="minorEastAsia" w:hAnsiTheme="majorHAnsi"/>
           <w:lang w:val="es-CO"/>
         </w:rPr>
         <w:t xml:space="preserve"> </w:t>
@@ -471,259 +471,220 @@
         <w:jc w:val="center"/>
         <w:rPr>
           <w:rFonts w:eastAsiaTheme="minorEastAsia" w:cstheme="minorHAnsi"/>
-          <w:lang w:val="es-CO"/>
-        </w:rPr>
-      </w:pPr>
+          <w:lang w:val="en-US"/>
+        </w:rPr>
+      </w:pPr>
+      <w:r>
+        <w:rPr>
+          <w:rFonts w:asciiTheme="majorHAnsi" w:hAnsiTheme="majorHAnsi"/>
+          <w:b/>
+          <w:bCs/>
+          <w:sz w:val="32"/>
+          <w:szCs w:val="32"/>
+          <w:lang w:val="en-US"/>
+        </w:rPr>
+        <w:t>Abstract</w:t>
+      </w:r>
+    </w:p>
+    <w:p>
+      <w:pPr>
+        <w:jc w:val="both"/>
+        <w:rPr>
+          <w:rFonts w:eastAsiaTheme="minorEastAsia" w:cstheme="minorHAnsi"/>
+          <w:lang w:val="en-US"/>
+        </w:rPr>
+      </w:pPr>
+      <w:r>
+        <w:rPr>
+          <w:rFonts w:eastAsiaTheme="minorEastAsia" w:cstheme="minorHAnsi"/>
+          <w:lang w:val="en-US"/>
+        </w:rPr>
+        <w:t>Within the framework of Program 25 of the Local Development Plan of Bosa 2024-2028, which establishes the implementation of 500 urban gardens in the district, leaders and garden owners in UPZ 84 Bosa Occidental lack accessible digital tools to guide them in the creation and maintenance of their crops. This community is composed primarily of older and middle-aged adults who exhibit basic mobile phone usage. This project develops a functional WhatsApp chatbot prototype powered by artificial intelligence, enabling users to receive agroecological guidance in natural language, register basic information about their gardens through entity extraction, and obtain personalized responses built from community-shared data via a retrieval-augmented generation pattern. The methodology combines agile requirements engineering</w:t>
+      </w:r>
+      <w:r>
+        <w:rPr>
+          <w:rFonts w:eastAsiaTheme="minorEastAsia" w:cstheme="minorHAnsi"/>
+          <w:lang w:val="en-US"/>
+        </w:rPr>
+        <w:t xml:space="preserve"> </w:t>
+      </w:r>
+      <w:r>
+        <w:rPr>
+          <w:rFonts w:eastAsiaTheme="minorEastAsia" w:cstheme="minorHAnsi"/>
+          <w:lang w:val="en-US"/>
+        </w:rPr>
+        <w:t>and usability evaluation using the System Usability Scale across two iterative rounds with five to seven real community users. The prototype demonstrates the technical and social feasibility of deploying AI conversational agents on pre-existing messaging channels as a support tool for community urban agriculture.</w:t>
+      </w:r>
+    </w:p>
+    <w:p>
+      <w:pPr>
+        <w:jc w:val="both"/>
+        <w:rPr>
+          <w:rFonts w:eastAsiaTheme="minorEastAsia" w:cstheme="minorHAnsi"/>
+          <w:lang w:val="en-US"/>
+        </w:rPr>
+      </w:pPr>
+    </w:p>
+    <w:p>
+      <w:pPr>
+        <w:jc w:val="both"/>
+        <w:rPr>
+          <w:rFonts w:asciiTheme="majorHAnsi" w:eastAsiaTheme="minorEastAsia" w:hAnsiTheme="majorHAnsi"/>
+          <w:b/>
+          <w:bCs/>
+          <w:lang w:val="en-US"/>
+        </w:rPr>
+      </w:pPr>
+      <w:r>
+        <w:rPr>
+          <w:rFonts w:asciiTheme="majorHAnsi" w:eastAsiaTheme="minorEastAsia" w:hAnsiTheme="majorHAnsi"/>
+          <w:b/>
+          <w:bCs/>
+          <w:lang w:val="en-US"/>
+        </w:rPr>
+        <w:t>Keywords</w:t>
+      </w:r>
+    </w:p>
+    <w:p>
+      <w:pPr>
+        <w:jc w:val="both"/>
+        <w:rPr>
+          <w:lang w:val="en-US"/>
+        </w:rPr>
+      </w:pPr>
+      <w:r>
+        <w:rPr>
+          <w:rFonts w:asciiTheme="majorHAnsi" w:eastAsiaTheme="minorEastAsia" w:hAnsiTheme="majorHAnsi"/>
+          <w:lang w:val="en-US"/>
+        </w:rPr>
+        <w:t xml:space="preserve"> </w:t>
+      </w:r>
+      <w:r>
+        <w:rPr>
+          <w:rFonts w:eastAsiaTheme="minorEastAsia" w:cstheme="minorHAnsi"/>
+          <w:lang w:val="en-US"/>
+        </w:rPr>
+        <w:t>C</w:t>
+      </w:r>
+      <w:r>
+        <w:rPr>
+          <w:rFonts w:eastAsiaTheme="minorEastAsia" w:cstheme="minorHAnsi"/>
+          <w:lang w:val="en-US"/>
+        </w:rPr>
+        <w:t xml:space="preserve">hatbot, WhatsApp, </w:t>
+      </w:r>
+      <w:r>
+        <w:rPr>
+          <w:rFonts w:eastAsiaTheme="minorEastAsia" w:cstheme="minorHAnsi"/>
+          <w:lang w:val="en-US"/>
+        </w:rPr>
+        <w:t xml:space="preserve">artificial </w:t>
+      </w:r>
       <w:proofErr w:type="spellStart"/>
       <w:r>
         <w:rPr>
-          <w:rFonts w:asciiTheme="majorHAnsi" w:hAnsiTheme="majorHAnsi"/>
+          <w:rFonts w:eastAsiaTheme="minorEastAsia" w:cstheme="minorHAnsi"/>
+          <w:lang w:val="en-US"/>
+        </w:rPr>
+        <w:t>inteligence</w:t>
+      </w:r>
+      <w:proofErr w:type="spellEnd"/>
+      <w:r>
+        <w:rPr>
+          <w:rFonts w:eastAsiaTheme="minorEastAsia" w:cstheme="minorHAnsi"/>
+          <w:lang w:val="en-US"/>
+        </w:rPr>
+        <w:t xml:space="preserve">, </w:t>
+      </w:r>
+      <w:r>
+        <w:rPr>
+          <w:rFonts w:eastAsiaTheme="minorEastAsia" w:cstheme="minorHAnsi"/>
+          <w:lang w:val="en-US"/>
+        </w:rPr>
+        <w:t>urban garden</w:t>
+      </w:r>
+      <w:r>
+        <w:rPr>
+          <w:rFonts w:eastAsiaTheme="minorEastAsia" w:cstheme="minorHAnsi"/>
+          <w:lang w:val="en-US"/>
+        </w:rPr>
+        <w:t>, agroecolo</w:t>
+      </w:r>
+      <w:r>
+        <w:rPr>
+          <w:rFonts w:eastAsiaTheme="minorEastAsia" w:cstheme="minorHAnsi"/>
+          <w:lang w:val="en-US"/>
+        </w:rPr>
+        <w:t>gy</w:t>
+      </w:r>
+      <w:r>
+        <w:rPr>
+          <w:rFonts w:eastAsiaTheme="minorEastAsia" w:cstheme="minorHAnsi"/>
+          <w:lang w:val="en-US"/>
+        </w:rPr>
+        <w:t xml:space="preserve">, </w:t>
+      </w:r>
+      <w:proofErr w:type="spellStart"/>
+      <w:r>
+        <w:rPr>
+          <w:rFonts w:eastAsiaTheme="minorEastAsia" w:cstheme="minorHAnsi"/>
+          <w:lang w:val="en-US"/>
+        </w:rPr>
+        <w:t>usabil</w:t>
+      </w:r>
+      <w:r>
+        <w:rPr>
+          <w:rFonts w:eastAsiaTheme="minorEastAsia" w:cstheme="minorHAnsi"/>
+          <w:lang w:val="en-US"/>
+        </w:rPr>
+        <w:t>ilty</w:t>
+      </w:r>
+      <w:proofErr w:type="spellEnd"/>
+      <w:r>
+        <w:rPr>
+          <w:rFonts w:eastAsiaTheme="minorEastAsia" w:cstheme="minorHAnsi"/>
+          <w:lang w:val="en-US"/>
+        </w:rPr>
+        <w:t>.</w:t>
+      </w:r>
+    </w:p>
+    <w:p>
+      <w:pPr>
+        <w:rPr>
+          <w:lang w:val="en-US"/>
+        </w:rPr>
+      </w:pPr>
+    </w:p>
+    <w:p>
+      <w:pPr>
+        <w:rPr>
+          <w:lang w:val="en-US"/>
+        </w:rPr>
+      </w:pPr>
+    </w:p>
+    <w:p>
+      <w:pPr>
+        <w:spacing w:line="480" w:lineRule="auto"/>
+        <w:jc w:val="center"/>
+        <w:rPr>
+          <w:rFonts w:asciiTheme="majorHAnsi" w:eastAsiaTheme="minorEastAsia" w:hAnsiTheme="majorHAnsi"/>
           <w:b/>
           <w:bCs/>
           <w:sz w:val="32"/>
           <w:szCs w:val="32"/>
           <w:lang w:val="es-CO"/>
         </w:rPr>
-        <w:t>Abstract</w:t>
-      </w:r>
-      <w:proofErr w:type="spellEnd"/>
-    </w:p>
-    <w:p>
-      <w:pPr>
-        <w:jc w:val="both"/>
-        <w:rPr>
-          <w:rFonts w:eastAsiaTheme="minorEastAsia" w:cstheme="minorHAnsi"/>
-          <w:lang w:val="en-US"/>
-        </w:rPr>
-      </w:pPr>
-      <w:r>
-        <w:rPr>
-          <w:rFonts w:eastAsiaTheme="minorEastAsia" w:cstheme="minorHAnsi"/>
-          <w:lang w:val="en-US"/>
-        </w:rPr>
-        <w:t>Within the framework of Program 25 of the Local Development Plan of Bosa 2024-2028, which establishes the implementation of 500 urban gardens in the district, leaders and garden owners in UPZ 84 Bosa Occidental lack accessible digital tools to guide them in the creation and maintenance of their crops. This community is composed primarily of older and middle-aged adults who exhibit basic mobile phone usage. This project develops a functional WhatsApp chatbot prototype powered by artificial intelligence, enabling users to receive agroecological guidance in natural language, register basic information about their gardens through entity extraction, and obtain personalized responses built from community-shared data via a retrieval-augmented generation pattern. The methodology combines agile requirements engineering</w:t>
-      </w:r>
-      <w:r>
-        <w:rPr>
-          <w:rFonts w:eastAsiaTheme="minorEastAsia" w:cstheme="minorHAnsi"/>
-          <w:lang w:val="en-US"/>
-        </w:rPr>
-        <w:t xml:space="preserve"> </w:t>
-      </w:r>
-      <w:r>
-        <w:rPr>
-          <w:rFonts w:eastAsiaTheme="minorEastAsia" w:cstheme="minorHAnsi"/>
-          <w:lang w:val="en-US"/>
-        </w:rPr>
-        <w:t>and usability evaluation using the System Usability Scale across two iterative rounds with five to seven real community users. The prototype demonstrates the technical and social feasibility of deploying AI conversational agents on pre-existing messaging channels as a support tool for community urban agriculture.</w:t>
-      </w:r>
-    </w:p>
-    <w:p>
-      <w:pPr>
-        <w:jc w:val="both"/>
-        <w:rPr>
-          <w:rFonts w:eastAsiaTheme="minorEastAsia" w:cstheme="minorHAnsi"/>
-          <w:lang w:val="en-US"/>
-        </w:rPr>
-      </w:pPr>
-    </w:p>
-    <w:p>
-      <w:pPr>
-        <w:jc w:val="both"/>
-        <w:rPr>
-          <w:rFonts w:asciiTheme="majorHAnsi" w:hAnsiTheme="majorHAnsi" w:eastAsiaTheme="minorEastAsia"/>
-          <w:b/>
-          <w:bCs/>
-          <w:lang w:val="es-CO"/>
-        </w:rPr>
-      </w:pPr>
-      <w:proofErr w:type="spellStart"/>
-      <w:r>
-        <w:rPr>
-          <w:rFonts w:asciiTheme="majorHAnsi" w:hAnsiTheme="majorHAnsi" w:eastAsiaTheme="minorEastAsia"/>
-          <w:b/>
-          <w:bCs/>
-          <w:lang w:val="es-CO"/>
-        </w:rPr>
-        <w:t>Keywords</w:t>
-      </w:r>
-      <w:proofErr w:type="spellEnd"/>
-    </w:p>
-    <w:p>
-      <w:pPr>
-        <w:jc w:val="both"/>
-        <w:rPr>
-          <w:lang w:val="es-CO"/>
-        </w:rPr>
-      </w:pPr>
-      <w:r>
-        <w:rPr>
-          <w:rFonts w:asciiTheme="majorHAnsi" w:hAnsiTheme="majorHAnsi" w:eastAsiaTheme="minorEastAsia"/>
-          <w:lang w:val="es-CO"/>
-        </w:rPr>
-        <w:t xml:space="preserve"> </w:t>
-      </w:r>
-      <w:proofErr w:type="spellStart"/>
-      <w:r>
-        <w:rPr>
-          <w:rFonts w:eastAsiaTheme="minorEastAsia" w:cstheme="minorHAnsi"/>
-          <w:lang w:val="es-CO"/>
-        </w:rPr>
-        <w:t>C</w:t>
-      </w:r>
-      <w:r>
-        <w:rPr>
-          <w:rFonts w:eastAsiaTheme="minorEastAsia" w:cstheme="minorHAnsi"/>
-          <w:lang w:val="es-CO"/>
-        </w:rPr>
-        <w:t>hatbot</w:t>
-      </w:r>
-      <w:proofErr w:type="spellEnd"/>
-      <w:r>
-        <w:rPr>
-          <w:rFonts w:eastAsiaTheme="minorEastAsia" w:cstheme="minorHAnsi"/>
-          <w:lang w:val="es-CO"/>
-        </w:rPr>
-        <w:t xml:space="preserve">, WhatsApp, </w:t>
-      </w:r>
-      <w:r>
-        <w:rPr>
-          <w:rFonts w:eastAsiaTheme="minorEastAsia" w:cstheme="minorHAnsi"/>
-          <w:lang w:val="es-CO"/>
-        </w:rPr>
-        <w:t xml:space="preserve">artificial </w:t>
-      </w:r>
-      <w:proofErr w:type="spellStart"/>
-      <w:r>
-        <w:rPr>
-          <w:rFonts w:eastAsiaTheme="minorEastAsia" w:cstheme="minorHAnsi"/>
-          <w:lang w:val="es-CO"/>
-        </w:rPr>
-        <w:t>inteligence</w:t>
-      </w:r>
-      <w:proofErr w:type="spellEnd"/>
-      <w:r>
-        <w:rPr>
-          <w:rFonts w:eastAsiaTheme="minorEastAsia" w:cstheme="minorHAnsi"/>
-          <w:lang w:val="es-CO"/>
-        </w:rPr>
-        <w:t xml:space="preserve">, </w:t>
-      </w:r>
-      <w:proofErr w:type="spellStart"/>
-      <w:r>
-        <w:rPr>
-          <w:rFonts w:eastAsiaTheme="minorEastAsia" w:cstheme="minorHAnsi"/>
-          <w:lang w:val="es-CO"/>
-        </w:rPr>
-        <w:t>urban</w:t>
-      </w:r>
-      <w:proofErr w:type="spellEnd"/>
-      <w:r>
-        <w:rPr>
-          <w:rFonts w:eastAsiaTheme="minorEastAsia" w:cstheme="minorHAnsi"/>
-          <w:lang w:val="es-CO"/>
-        </w:rPr>
-        <w:t xml:space="preserve"> </w:t>
-      </w:r>
-      <w:proofErr w:type="spellStart"/>
-      <w:r>
-        <w:rPr>
-          <w:rFonts w:eastAsiaTheme="minorEastAsia" w:cstheme="minorHAnsi"/>
-          <w:lang w:val="es-CO"/>
-        </w:rPr>
-        <w:t>garden</w:t>
-      </w:r>
-      <w:proofErr w:type="spellEnd"/>
-      <w:r>
-        <w:rPr>
-          <w:rFonts w:eastAsiaTheme="minorEastAsia" w:cstheme="minorHAnsi"/>
-          <w:lang w:val="es-CO"/>
-        </w:rPr>
-        <w:t xml:space="preserve">, </w:t>
-      </w:r>
-      <w:proofErr w:type="spellStart"/>
-      <w:r>
-        <w:rPr>
-          <w:rFonts w:eastAsiaTheme="minorEastAsia" w:cstheme="minorHAnsi"/>
-          <w:lang w:val="es-CO"/>
-        </w:rPr>
-        <w:t>agroecolo</w:t>
-      </w:r>
-      <w:r>
-        <w:rPr>
-          <w:rFonts w:eastAsiaTheme="minorEastAsia" w:cstheme="minorHAnsi"/>
-          <w:lang w:val="es-CO"/>
-        </w:rPr>
-        <w:t>gy</w:t>
-      </w:r>
-      <w:proofErr w:type="spellEnd"/>
-      <w:r>
-        <w:rPr>
-          <w:rFonts w:eastAsiaTheme="minorEastAsia" w:cstheme="minorHAnsi"/>
-          <w:lang w:val="es-CO"/>
-        </w:rPr>
-        <w:t xml:space="preserve">, </w:t>
-      </w:r>
-      <w:proofErr w:type="spellStart"/>
-      <w:r>
-        <w:rPr>
-          <w:rFonts w:eastAsiaTheme="minorEastAsia" w:cstheme="minorHAnsi"/>
-          <w:lang w:val="es-CO"/>
-        </w:rPr>
-        <w:t>usabil</w:t>
-      </w:r>
-      <w:r>
-        <w:rPr>
-          <w:rFonts w:eastAsiaTheme="minorEastAsia" w:cstheme="minorHAnsi"/>
-          <w:lang w:val="es-CO"/>
-        </w:rPr>
-        <w:t>ilty</w:t>
-      </w:r>
-      <w:proofErr w:type="spellEnd"/>
-      <w:r>
-        <w:rPr>
-          <w:rFonts w:eastAsiaTheme="minorEastAsia" w:cstheme="minorHAnsi"/>
-          <w:lang w:val="es-CO"/>
-        </w:rPr>
-        <w:t>.</w:t>
-      </w:r>
-    </w:p>
-    <w:p>
-      <w:pPr>
-        <w:rPr>
-          <w:lang w:val="es-CO"/>
-        </w:rPr>
-      </w:pPr>
-    </w:p>
-    <w:p>
-      <w:pPr>
-        <w:rPr>
-          <w:lang w:val="es-CO"/>
-        </w:rPr>
-      </w:pPr>
-    </w:p>
-    <w:p>
-      <w:pPr>
-        <w:spacing w:line="480" w:lineRule="auto"/>
-        <w:jc w:val="center"/>
-        <w:rPr>
-          <w:rFonts w:ascii="Aptos Display" w:hAnsi="Aptos Display" w:eastAsia="" w:asciiTheme="majorAscii" w:hAnsiTheme="majorAscii" w:eastAsiaTheme="minorEastAsia"/>
-          <w:b w:val="1"/>
-          <w:bCs w:val="1"/>
+      </w:pPr>
+      <w:r>
+        <w:rPr>
+          <w:rFonts w:asciiTheme="majorHAnsi" w:hAnsiTheme="majorHAnsi"/>
+          <w:b/>
+          <w:bCs/>
           <w:sz w:val="32"/>
           <w:szCs w:val="32"/>
           <w:lang w:val="es-CO"/>
         </w:rPr>
-      </w:pPr>
-      <w:r>
-        <w:rPr>
-          <w:rFonts w:ascii="Aptos Display" w:hAnsi="Aptos Display" w:asciiTheme="majorAscii" w:hAnsiTheme="majorAscii"/>
-          <w:b w:val="1"/>
-          <w:bCs w:val="1"/>
-          <w:sz w:val="32"/>
-          <w:szCs w:val="32"/>
-          <w:lang w:val="es-CO"/>
-        </w:rPr>
+        <w:lastRenderedPageBreak/>
         <w:t>Tabla de contenidos</w:t>
       </w:r>
     </w:p>
@@ -735,7 +696,6 @@
           <w:docPartUnique/>
         </w:docPartObj>
       </w:sdtPr>
-      <w:sdtEndPr/>
       <w:sdtContent>
         <w:p>
           <w:pPr>
@@ -760,7 +720,7 @@
           <w:r>
             <w:fldChar w:fldCharType="separate"/>
           </w:r>
-          <w:hyperlink w:history="1" w:anchor="_Toc230110997">
+          <w:hyperlink w:anchor="_Toc230110997" w:history="1">
             <w:r>
               <w:rPr>
                 <w:rStyle w:val="Hipervnculo"/>
@@ -834,7 +794,7 @@
               <w14:ligatures w14:val="standardContextual"/>
             </w:rPr>
           </w:pPr>
-          <w:hyperlink w:history="1" w:anchor="_Toc230110998">
+          <w:hyperlink w:anchor="_Toc230110998" w:history="1">
             <w:r>
               <w:rPr>
                 <w:rStyle w:val="Hipervnculo"/>
@@ -908,7 +868,7 @@
               <w14:ligatures w14:val="standardContextual"/>
             </w:rPr>
           </w:pPr>
-          <w:hyperlink w:history="1" w:anchor="_Toc230110999">
+          <w:hyperlink w:anchor="_Toc230110999" w:history="1">
             <w:r>
               <w:rPr>
                 <w:rStyle w:val="Hipervnculo"/>
@@ -982,7 +942,7 @@
               <w14:ligatures w14:val="standardContextual"/>
             </w:rPr>
           </w:pPr>
-          <w:hyperlink w:history="1" w:anchor="_Toc230111000">
+          <w:hyperlink w:anchor="_Toc230111000" w:history="1">
             <w:r>
               <w:rPr>
                 <w:rStyle w:val="Hipervnculo"/>
@@ -1056,7 +1016,7 @@
               <w14:ligatures w14:val="standardContextual"/>
             </w:rPr>
           </w:pPr>
-          <w:hyperlink w:history="1" w:anchor="_Toc230111001">
+          <w:hyperlink w:anchor="_Toc230111001" w:history="1">
             <w:r>
               <w:rPr>
                 <w:rStyle w:val="Hipervnculo"/>
@@ -1130,7 +1090,7 @@
               <w14:ligatures w14:val="standardContextual"/>
             </w:rPr>
           </w:pPr>
-          <w:hyperlink w:history="1" w:anchor="_Toc230111002">
+          <w:hyperlink w:anchor="_Toc230111002" w:history="1">
             <w:r>
               <w:rPr>
                 <w:rStyle w:val="Hipervnculo"/>
@@ -1204,7 +1164,7 @@
               <w14:ligatures w14:val="standardContextual"/>
             </w:rPr>
           </w:pPr>
-          <w:hyperlink w:history="1" w:anchor="_Toc230111003">
+          <w:hyperlink w:anchor="_Toc230111003" w:history="1">
             <w:r>
               <w:rPr>
                 <w:rStyle w:val="Hipervnculo"/>
@@ -1278,7 +1238,7 @@
               <w14:ligatures w14:val="standardContextual"/>
             </w:rPr>
           </w:pPr>
-          <w:hyperlink w:history="1" w:anchor="_Toc230111004">
+          <w:hyperlink w:anchor="_Toc230111004" w:history="1">
             <w:r>
               <w:rPr>
                 <w:rStyle w:val="Hipervnculo"/>
@@ -1352,7 +1312,7 @@
               <w14:ligatures w14:val="standardContextual"/>
             </w:rPr>
           </w:pPr>
-          <w:hyperlink w:history="1" w:anchor="_Toc230111005">
+          <w:hyperlink w:anchor="_Toc230111005" w:history="1">
             <w:r>
               <w:rPr>
                 <w:rStyle w:val="Hipervnculo"/>
@@ -1426,7 +1386,7 @@
               <w14:ligatures w14:val="standardContextual"/>
             </w:rPr>
           </w:pPr>
-          <w:hyperlink w:history="1" w:anchor="_Toc230111006">
+          <w:hyperlink w:anchor="_Toc230111006" w:history="1">
             <w:r>
               <w:rPr>
                 <w:rStyle w:val="Hipervnculo"/>
@@ -1500,7 +1460,7 @@
               <w14:ligatures w14:val="standardContextual"/>
             </w:rPr>
           </w:pPr>
-          <w:hyperlink w:history="1" w:anchor="_Toc230111007">
+          <w:hyperlink w:anchor="_Toc230111007" w:history="1">
             <w:r>
               <w:rPr>
                 <w:rStyle w:val="Hipervnculo"/>
@@ -1574,7 +1534,7 @@
               <w14:ligatures w14:val="standardContextual"/>
             </w:rPr>
           </w:pPr>
-          <w:hyperlink w:history="1" w:anchor="_Toc230111008">
+          <w:hyperlink w:anchor="_Toc230111008" w:history="1">
             <w:r>
               <w:rPr>
                 <w:rStyle w:val="Hipervnculo"/>
@@ -1648,7 +1608,7 @@
               <w14:ligatures w14:val="standardContextual"/>
             </w:rPr>
           </w:pPr>
-          <w:hyperlink w:history="1" w:anchor="_Toc230111009">
+          <w:hyperlink w:anchor="_Toc230111009" w:history="1">
             <w:r>
               <w:rPr>
                 <w:rStyle w:val="Hipervnculo"/>
@@ -1722,7 +1682,7 @@
               <w14:ligatures w14:val="standardContextual"/>
             </w:rPr>
           </w:pPr>
-          <w:hyperlink w:history="1" w:anchor="_Toc230111010">
+          <w:hyperlink w:anchor="_Toc230111010" w:history="1">
             <w:r>
               <w:rPr>
                 <w:rStyle w:val="Hipervnculo"/>
@@ -1796,7 +1756,7 @@
               <w14:ligatures w14:val="standardContextual"/>
             </w:rPr>
           </w:pPr>
-          <w:hyperlink w:history="1" w:anchor="_Toc230111011">
+          <w:hyperlink w:anchor="_Toc230111011" w:history="1">
             <w:r>
               <w:rPr>
                 <w:rStyle w:val="Hipervnculo"/>
@@ -1870,7 +1830,7 @@
               <w14:ligatures w14:val="standardContextual"/>
             </w:rPr>
           </w:pPr>
-          <w:hyperlink w:history="1" w:anchor="_Toc230111012">
+          <w:hyperlink w:anchor="_Toc230111012" w:history="1">
             <w:r>
               <w:rPr>
                 <w:rStyle w:val="Hipervnculo"/>
@@ -1944,7 +1904,7 @@
               <w14:ligatures w14:val="standardContextual"/>
             </w:rPr>
           </w:pPr>
-          <w:hyperlink w:history="1" w:anchor="_Toc230111013">
+          <w:hyperlink w:anchor="_Toc230111013" w:history="1">
             <w:r>
               <w:rPr>
                 <w:rStyle w:val="Hipervnculo"/>
@@ -2018,7 +1978,7 @@
               <w14:ligatures w14:val="standardContextual"/>
             </w:rPr>
           </w:pPr>
-          <w:hyperlink w:history="1" w:anchor="_Toc230111014">
+          <w:hyperlink w:anchor="_Toc230111014" w:history="1">
             <w:r>
               <w:rPr>
                 <w:rStyle w:val="Hipervnculo"/>
@@ -2092,7 +2052,7 @@
               <w14:ligatures w14:val="standardContextual"/>
             </w:rPr>
           </w:pPr>
-          <w:hyperlink w:history="1" w:anchor="_Toc230111015">
+          <w:hyperlink w:anchor="_Toc230111015" w:history="1">
             <w:r>
               <w:rPr>
                 <w:rStyle w:val="Hipervnculo"/>
@@ -2166,7 +2126,7 @@
               <w14:ligatures w14:val="standardContextual"/>
             </w:rPr>
           </w:pPr>
-          <w:hyperlink w:history="1" w:anchor="_Toc230111016">
+          <w:hyperlink w:anchor="_Toc230111016" w:history="1">
             <w:r>
               <w:rPr>
                 <w:rStyle w:val="Hipervnculo"/>
@@ -2240,7 +2200,7 @@
               <w14:ligatures w14:val="standardContextual"/>
             </w:rPr>
           </w:pPr>
-          <w:hyperlink w:history="1" w:anchor="_Toc230111017">
+          <w:hyperlink w:anchor="_Toc230111017" w:history="1">
             <w:r>
               <w:rPr>
                 <w:rStyle w:val="Hipervnculo"/>
@@ -2314,7 +2274,7 @@
               <w14:ligatures w14:val="standardContextual"/>
             </w:rPr>
           </w:pPr>
-          <w:hyperlink w:history="1" w:anchor="_Toc230111018">
+          <w:hyperlink w:anchor="_Toc230111018" w:history="1">
             <w:r>
               <w:rPr>
                 <w:rStyle w:val="Hipervnculo"/>
@@ -2388,7 +2348,7 @@
               <w14:ligatures w14:val="standardContextual"/>
             </w:rPr>
           </w:pPr>
-          <w:hyperlink w:history="1" w:anchor="_Toc230111019">
+          <w:hyperlink w:anchor="_Toc230111019" w:history="1">
             <w:r>
               <w:rPr>
                 <w:rStyle w:val="Hipervnculo"/>
@@ -2462,7 +2422,7 @@
               <w14:ligatures w14:val="standardContextual"/>
             </w:rPr>
           </w:pPr>
-          <w:hyperlink w:history="1" w:anchor="_Toc230111020">
+          <w:hyperlink w:anchor="_Toc230111020" w:history="1">
             <w:r>
               <w:rPr>
                 <w:rStyle w:val="Hipervnculo"/>
@@ -2536,7 +2496,7 @@
               <w14:ligatures w14:val="standardContextual"/>
             </w:rPr>
           </w:pPr>
-          <w:hyperlink w:history="1" w:anchor="_Toc230111021">
+          <w:hyperlink w:anchor="_Toc230111021" w:history="1">
             <w:r>
               <w:rPr>
                 <w:rStyle w:val="Hipervnculo"/>
@@ -2610,7 +2570,7 @@
               <w14:ligatures w14:val="standardContextual"/>
             </w:rPr>
           </w:pPr>
-          <w:hyperlink w:history="1" w:anchor="_Toc230111022">
+          <w:hyperlink w:anchor="_Toc230111022" w:history="1">
             <w:r>
               <w:rPr>
                 <w:rStyle w:val="Hipervnculo"/>
@@ -2684,7 +2644,7 @@
               <w14:ligatures w14:val="standardContextual"/>
             </w:rPr>
           </w:pPr>
-          <w:hyperlink w:history="1" w:anchor="_Toc230111023">
+          <w:hyperlink w:anchor="_Toc230111023" w:history="1">
             <w:r>
               <w:rPr>
                 <w:rStyle w:val="Hipervnculo"/>
@@ -2758,7 +2718,7 @@
               <w14:ligatures w14:val="standardContextual"/>
             </w:rPr>
           </w:pPr>
-          <w:hyperlink w:history="1" w:anchor="_Toc230111024">
+          <w:hyperlink w:anchor="_Toc230111024" w:history="1">
             <w:r>
               <w:rPr>
                 <w:rStyle w:val="Hipervnculo"/>
@@ -2832,7 +2792,7 @@
               <w14:ligatures w14:val="standardContextual"/>
             </w:rPr>
           </w:pPr>
-          <w:hyperlink w:history="1" w:anchor="_Toc230111025">
+          <w:hyperlink w:anchor="_Toc230111025" w:history="1">
             <w:r>
               <w:rPr>
                 <w:rStyle w:val="Hipervnculo"/>
@@ -2906,7 +2866,7 @@
               <w14:ligatures w14:val="standardContextual"/>
             </w:rPr>
           </w:pPr>
-          <w:hyperlink w:history="1" w:anchor="_Toc230111026">
+          <w:hyperlink w:anchor="_Toc230111026" w:history="1">
             <w:r>
               <w:rPr>
                 <w:rStyle w:val="Hipervnculo"/>
@@ -2980,7 +2940,7 @@
               <w14:ligatures w14:val="standardContextual"/>
             </w:rPr>
           </w:pPr>
-          <w:hyperlink w:history="1" w:anchor="_Toc230111027">
+          <w:hyperlink w:anchor="_Toc230111027" w:history="1">
             <w:r>
               <w:rPr>
                 <w:rStyle w:val="Hipervnculo"/>
@@ -3054,7 +3014,7 @@
               <w14:ligatures w14:val="standardContextual"/>
             </w:rPr>
           </w:pPr>
-          <w:hyperlink w:history="1" w:anchor="_Toc230111028">
+          <w:hyperlink w:anchor="_Toc230111028" w:history="1">
             <w:r>
               <w:rPr>
                 <w:rStyle w:val="Hipervnculo"/>
@@ -3128,7 +3088,7 @@
               <w14:ligatures w14:val="standardContextual"/>
             </w:rPr>
           </w:pPr>
-          <w:hyperlink w:history="1" w:anchor="_Toc230111029">
+          <w:hyperlink w:anchor="_Toc230111029" w:history="1">
             <w:r>
               <w:rPr>
                 <w:rStyle w:val="Hipervnculo"/>
@@ -3202,7 +3162,7 @@
               <w14:ligatures w14:val="standardContextual"/>
             </w:rPr>
           </w:pPr>
-          <w:hyperlink w:history="1" w:anchor="_Toc230111030">
+          <w:hyperlink w:anchor="_Toc230111030" w:history="1">
             <w:r>
               <w:rPr>
                 <w:rStyle w:val="Hipervnculo"/>
@@ -3276,7 +3236,7 @@
               <w14:ligatures w14:val="standardContextual"/>
             </w:rPr>
           </w:pPr>
-          <w:hyperlink w:history="1" w:anchor="_Toc230111031">
+          <w:hyperlink w:anchor="_Toc230111031" w:history="1">
             <w:r>
               <w:rPr>
                 <w:rStyle w:val="Hipervnculo"/>
@@ -3350,7 +3310,7 @@
               <w14:ligatures w14:val="standardContextual"/>
             </w:rPr>
           </w:pPr>
-          <w:hyperlink w:history="1" w:anchor="_Toc230111032">
+          <w:hyperlink w:anchor="_Toc230111032" w:history="1">
             <w:r>
               <w:rPr>
                 <w:rStyle w:val="Hipervnculo"/>
@@ -3424,7 +3384,7 @@
               <w14:ligatures w14:val="standardContextual"/>
             </w:rPr>
           </w:pPr>
-          <w:hyperlink w:history="1" w:anchor="_Toc230111033">
+          <w:hyperlink w:anchor="_Toc230111033" w:history="1">
             <w:r>
               <w:rPr>
                 <w:rStyle w:val="Hipervnculo"/>
@@ -3498,7 +3458,7 @@
               <w14:ligatures w14:val="standardContextual"/>
             </w:rPr>
           </w:pPr>
-          <w:hyperlink w:history="1" w:anchor="_Toc230111034">
+          <w:hyperlink w:anchor="_Toc230111034" w:history="1">
             <w:r>
               <w:rPr>
                 <w:rStyle w:val="Hipervnculo"/>
@@ -3572,7 +3532,7 @@
               <w14:ligatures w14:val="standardContextual"/>
             </w:rPr>
           </w:pPr>
-          <w:hyperlink w:history="1" w:anchor="_Toc230111035">
+          <w:hyperlink w:anchor="_Toc230111035" w:history="1">
             <w:r>
               <w:rPr>
                 <w:rStyle w:val="Hipervnculo"/>
@@ -3646,7 +3606,7 @@
               <w14:ligatures w14:val="standardContextual"/>
             </w:rPr>
           </w:pPr>
-          <w:hyperlink w:history="1" w:anchor="_Toc230111036">
+          <w:hyperlink w:anchor="_Toc230111036" w:history="1">
             <w:r>
               <w:rPr>
                 <w:rStyle w:val="Hipervnculo"/>
@@ -3720,7 +3680,7 @@
               <w14:ligatures w14:val="standardContextual"/>
             </w:rPr>
           </w:pPr>
-          <w:hyperlink w:history="1" w:anchor="_Toc230111037">
+          <w:hyperlink w:anchor="_Toc230111037" w:history="1">
             <w:r>
               <w:rPr>
                 <w:rStyle w:val="Hipervnculo"/>
@@ -3794,7 +3754,7 @@
               <w14:ligatures w14:val="standardContextual"/>
             </w:rPr>
           </w:pPr>
-          <w:hyperlink w:history="1" w:anchor="_Toc230111038">
+          <w:hyperlink w:anchor="_Toc230111038" w:history="1">
             <w:r>
               <w:rPr>
                 <w:rStyle w:val="Hipervnculo"/>
@@ -3868,7 +3828,7 @@
               <w14:ligatures w14:val="standardContextual"/>
             </w:rPr>
           </w:pPr>
-          <w:hyperlink w:history="1" w:anchor="_Toc230111039">
+          <w:hyperlink w:anchor="_Toc230111039" w:history="1">
             <w:r>
               <w:rPr>
                 <w:rStyle w:val="Hipervnculo"/>
@@ -3942,7 +3902,7 @@
               <w14:ligatures w14:val="standardContextual"/>
             </w:rPr>
           </w:pPr>
-          <w:hyperlink w:history="1" w:anchor="_Toc230111040">
+          <w:hyperlink w:anchor="_Toc230111040" w:history="1">
             <w:r>
               <w:rPr>
                 <w:rStyle w:val="Hipervnculo"/>
@@ -4016,7 +3976,7 @@
               <w14:ligatures w14:val="standardContextual"/>
             </w:rPr>
           </w:pPr>
-          <w:hyperlink w:history="1" w:anchor="_Toc230111041">
+          <w:hyperlink w:anchor="_Toc230111041" w:history="1">
             <w:r>
               <w:rPr>
                 <w:rStyle w:val="Hipervnculo"/>
@@ -4090,7 +4050,7 @@
               <w14:ligatures w14:val="standardContextual"/>
             </w:rPr>
           </w:pPr>
-          <w:hyperlink w:history="1" w:anchor="_Toc230111042">
+          <w:hyperlink w:anchor="_Toc230111042" w:history="1">
             <w:r>
               <w:rPr>
                 <w:rStyle w:val="Hipervnculo"/>
@@ -4164,7 +4124,7 @@
               <w14:ligatures w14:val="standardContextual"/>
             </w:rPr>
           </w:pPr>
-          <w:hyperlink w:history="1" w:anchor="_Toc230111043">
+          <w:hyperlink w:anchor="_Toc230111043" w:history="1">
             <w:r>
               <w:rPr>
                 <w:rStyle w:val="Hipervnculo"/>
@@ -4238,7 +4198,7 @@
               <w14:ligatures w14:val="standardContextual"/>
             </w:rPr>
           </w:pPr>
-          <w:hyperlink w:history="1" w:anchor="_Toc230111044">
+          <w:hyperlink w:anchor="_Toc230111044" w:history="1">
             <w:r>
               <w:rPr>
                 <w:rStyle w:val="Hipervnculo"/>
@@ -4312,7 +4272,7 @@
               <w14:ligatures w14:val="standardContextual"/>
             </w:rPr>
           </w:pPr>
-          <w:hyperlink w:history="1" w:anchor="_Toc230111045">
+          <w:hyperlink w:anchor="_Toc230111045" w:history="1">
             <w:r>
               <w:rPr>
                 <w:rStyle w:val="Hipervnculo"/>
@@ -4386,7 +4346,7 @@
               <w14:ligatures w14:val="standardContextual"/>
             </w:rPr>
           </w:pPr>
-          <w:hyperlink w:history="1" w:anchor="_Toc230111046">
+          <w:hyperlink w:anchor="_Toc230111046" w:history="1">
             <w:r>
               <w:rPr>
                 <w:rStyle w:val="Hipervnculo"/>
@@ -4460,7 +4420,7 @@
               <w14:ligatures w14:val="standardContextual"/>
             </w:rPr>
           </w:pPr>
-          <w:hyperlink w:history="1" w:anchor="_Toc230111047">
+          <w:hyperlink w:anchor="_Toc230111047" w:history="1">
             <w:r>
               <w:rPr>
                 <w:rStyle w:val="Hipervnculo"/>
@@ -4534,7 +4494,7 @@
               <w14:ligatures w14:val="standardContextual"/>
             </w:rPr>
           </w:pPr>
-          <w:hyperlink w:history="1" w:anchor="_Toc230111048">
+          <w:hyperlink w:anchor="_Toc230111048" w:history="1">
             <w:r>
               <w:rPr>
                 <w:rStyle w:val="Hipervnculo"/>
@@ -4656,14 +4616,13 @@
           <w:color w:val="auto"/>
         </w:rPr>
       </w:pPr>
-      <w:bookmarkStart w:name="_Toc230110997" w:id="0"/>
-      <w:r>
-        <w:rPr>
-          <w:b/>
-          <w:bCs/>
-          <w:color w:val="auto"/>
-        </w:rPr>
-        <w:lastRenderedPageBreak/>
+      <w:bookmarkStart w:id="0" w:name="_Toc230110997"/>
+      <w:r>
+        <w:rPr>
+          <w:b/>
+          <w:bCs/>
+          <w:color w:val="auto"/>
+        </w:rPr>
         <w:t>1</w:t>
       </w:r>
       <w:r>
@@ -4706,13 +4665,21 @@
           <w:rFonts w:eastAsiaTheme="minorEastAsia"/>
           <w:lang w:val="es-CO"/>
         </w:rPr>
-        <w:t>La agricultura urbana ha consolidado su lugar en la agenda pública de Bogotá como una estrategia concreta de seguridad alimentaria, adaptación al cambio climático y construcción de tejido social comunitario. En la localidad de Bosa, este reconocimiento se materializó en el Plan de Desarrollo Local 2024-2028, que en su Programa 25 establece como meta la implementación de 500 huertas urbanas durante el cuatrienio, articulando objetivos que van desde la producción agroecológica hasta la comercialización de excedentes. Sin embargo, la ambición de esta meta contrasta con una realidad concreta: los líderes y propietarios de huertas de los barrios seleccionados de la UPZ 84 Bosa Occidental no cuentan con ninguna herramienta digital que los acompañe en ese proceso</w:t>
+        <w:t xml:space="preserve">La agricultura urbana ha consolidado su lugar en la agenda pública de Bogotá como una estrategia concreta de seguridad alimentaria, adaptación al cambio climático y construcción de </w:t>
       </w:r>
       <w:r>
         <w:rPr>
           <w:rFonts w:eastAsiaTheme="minorEastAsia"/>
           <w:lang w:val="es-CO"/>
         </w:rPr>
+        <w:lastRenderedPageBreak/>
+        <w:t>tejido social comunitario. En la localidad de Bosa, este reconocimiento se materializó en el Plan de Desarrollo Local 2024-2028, que en su Programa 25 establece como meta la implementación de 500 huertas urbanas durante el cuatrienio, articulando objetivos que van desde la producción agroecológica hasta la comercialización de excedentes. Sin embargo, la ambición de esta meta contrasta con una realidad concreta: los líderes y propietarios de huertas de los barrios seleccionados de la UPZ 84 Bosa Occidental no cuentan con ninguna herramienta digital que los acompañe en ese proceso</w:t>
+      </w:r>
+      <w:r>
+        <w:rPr>
+          <w:rFonts w:eastAsiaTheme="minorEastAsia"/>
+          <w:lang w:val="es-CO"/>
+        </w:rPr>
         <w:t>.</w:t>
       </w:r>
     </w:p>
@@ -4789,33 +4756,26 @@
           <w:rFonts w:eastAsiaTheme="minorEastAsia"/>
           <w:lang w:val="es-CO"/>
         </w:rPr>
-        <w:t xml:space="preserve">. El sistema permite recibir orientación agroecológica en lenguaje natural, registrar información básica de los cultivos directamente desde la conversación y obtener respuestas personalizadas construidas a partir de los datos que la propia comunidad va generando, mediante un patrón de recuperación aumentada por generación. De este modo, el chatbot no </w:t>
-      </w:r>
-      <w:r>
-        <w:rPr>
-          <w:rFonts w:eastAsiaTheme="minorEastAsia"/>
-          <w:lang w:val="es-CO"/>
+        <w:t>. El sistema permite recibir orientación agroecológica en lenguaje natural, registrar información básica de los cultivos directamente desde la conversación y obtener respuestas personalizadas construidas a partir de los datos que la propia comunidad va generando, mediante un patrón de recuperación aumentada por generación. De este modo, el chatbot no solo actúa como asistente técnico sino como infraestructura de información participativa que convierte el conocimiento disperso de las huertas en un activo colectivo y consultable.</w:t>
+      </w:r>
+    </w:p>
+    <w:p>
+      <w:pPr>
+        <w:pStyle w:val="Ttulo2"/>
+        <w:rPr>
+          <w:b/>
+          <w:bCs/>
+          <w:color w:val="auto"/>
+        </w:rPr>
+      </w:pPr>
+      <w:bookmarkStart w:id="1" w:name="_Toc230110998"/>
+      <w:r>
+        <w:rPr>
+          <w:b/>
+          <w:bCs/>
+          <w:color w:val="auto"/>
         </w:rPr>
         <w:lastRenderedPageBreak/>
-        <w:t>solo actúa como asistente técnico sino como infraestructura de información participativa que convierte el conocimiento disperso de las huertas en un activo colectivo y consultable.</w:t>
-      </w:r>
-    </w:p>
-    <w:p>
-      <w:pPr>
-        <w:pStyle w:val="Ttulo2"/>
-        <w:rPr>
-          <w:b/>
-          <w:bCs/>
-          <w:color w:val="auto"/>
-        </w:rPr>
-      </w:pPr>
-      <w:bookmarkStart w:name="_Toc230110998" w:id="1"/>
-      <w:r>
-        <w:rPr>
-          <w:b/>
-          <w:bCs/>
-          <w:color w:val="auto"/>
-        </w:rPr>
         <w:t>2</w:t>
       </w:r>
       <w:r>
@@ -4856,7 +4816,7 @@
           <w:szCs w:val="24"/>
         </w:rPr>
       </w:pPr>
-      <w:bookmarkStart w:name="_Toc230110999" w:id="2"/>
+      <w:bookmarkStart w:id="2" w:name="_Toc230110999"/>
       <w:r>
         <w:rPr>
           <w:b/>
@@ -4896,48 +4856,48 @@
         <w:spacing w:before="240" w:after="240" w:line="480" w:lineRule="auto"/>
         <w:jc w:val="both"/>
         <w:rPr>
-          <w:rFonts w:ascii="Times New Roman" w:hAnsi="Times New Roman" w:eastAsia="Times New Roman" w:cs="Times New Roman"/>
-        </w:rPr>
-      </w:pPr>
-      <w:r>
-        <w:rPr>
-          <w:rFonts w:ascii="Times New Roman" w:hAnsi="Times New Roman" w:eastAsia="Times New Roman" w:cs="Times New Roman"/>
+          <w:rFonts w:ascii="Times New Roman" w:eastAsia="Times New Roman" w:hAnsi="Times New Roman" w:cs="Times New Roman"/>
+        </w:rPr>
+      </w:pPr>
+      <w:r>
+        <w:rPr>
+          <w:rFonts w:ascii="Times New Roman" w:eastAsia="Times New Roman" w:hAnsi="Times New Roman" w:cs="Times New Roman"/>
         </w:rPr>
         <w:t xml:space="preserve">En el marco del Plan de Desarrollo Local de Bosa 2024-2028, el Programa 25 "Aumento de la resiliencia al cambio climático y reducción de la vulnerabilidad" establece como meta la implementación de 500 huertas urbanas en la localidad, contemplando su socialización y la comercialización de los productos generados por la comunidad. Sin embargo, los líderes y propietarios de huertas en los barrios seleccionados de la UPZ 84 Bosa </w:t>
       </w:r>
       <w:r>
         <w:rPr>
-          <w:rFonts w:ascii="Times New Roman" w:hAnsi="Times New Roman" w:eastAsia="Times New Roman" w:cs="Times New Roman"/>
+          <w:rFonts w:ascii="Times New Roman" w:eastAsia="Times New Roman" w:hAnsi="Times New Roman" w:cs="Times New Roman"/>
         </w:rPr>
         <w:t>Occidental presentan</w:t>
       </w:r>
       <w:r>
         <w:rPr>
-          <w:rFonts w:ascii="Times New Roman" w:hAnsi="Times New Roman" w:eastAsia="Times New Roman" w:cs="Times New Roman"/>
+          <w:rFonts w:ascii="Times New Roman" w:eastAsia="Times New Roman" w:hAnsi="Times New Roman" w:cs="Times New Roman"/>
         </w:rPr>
         <w:t xml:space="preserve"> limitada disponibilidad de herramientas </w:t>
       </w:r>
       <w:r>
         <w:rPr>
-          <w:rFonts w:ascii="Times New Roman" w:hAnsi="Times New Roman" w:eastAsia="Times New Roman" w:cs="Times New Roman"/>
+          <w:rFonts w:ascii="Times New Roman" w:eastAsia="Times New Roman" w:hAnsi="Times New Roman" w:cs="Times New Roman"/>
         </w:rPr>
         <w:t>tecnológicas</w:t>
       </w:r>
       <w:r>
         <w:rPr>
-          <w:rFonts w:ascii="Times New Roman" w:hAnsi="Times New Roman" w:eastAsia="Times New Roman" w:cs="Times New Roman"/>
+          <w:rFonts w:ascii="Times New Roman" w:eastAsia="Times New Roman" w:hAnsi="Times New Roman" w:cs="Times New Roman"/>
         </w:rPr>
         <w:t xml:space="preserve"> que los oriente en la creación y mantenimiento de sus cultivos, ni que les permita compartir y consultar información sobre las huertas de su entorno. Esta ausencia se agrava por el perfil sociocultural de la comunidad: adultos mayores y adultos de mediana edad cuya apropiación tecnológica se limita al uso básico del teléfono celular, lo que </w:t>
       </w:r>
       <w:r>
         <w:rPr>
-          <w:rFonts w:ascii="Times New Roman" w:hAnsi="Times New Roman" w:eastAsia="Times New Roman" w:cs="Times New Roman"/>
+          <w:rFonts w:ascii="Times New Roman" w:eastAsia="Times New Roman" w:hAnsi="Times New Roman" w:cs="Times New Roman"/>
         </w:rPr>
         <w:t>dificulta</w:t>
       </w:r>
       <w:r>
         <w:rPr>
-          <w:rFonts w:ascii="Times New Roman" w:hAnsi="Times New Roman" w:eastAsia="Times New Roman" w:cs="Times New Roman"/>
+          <w:rFonts w:ascii="Times New Roman" w:eastAsia="Times New Roman" w:hAnsi="Times New Roman" w:cs="Times New Roman"/>
         </w:rPr>
         <w:t xml:space="preserve"> la adopción de plataformas web o aplicaciones móviles que supongan curvas de aprendizaje adicionales.</w:t>
       </w:r>
@@ -4951,7 +4911,7 @@
           <w:color w:val="auto"/>
         </w:rPr>
       </w:pPr>
-      <w:bookmarkStart w:name="_Toc230111000" w:id="3"/>
+      <w:bookmarkStart w:id="3" w:name="_Toc230111000"/>
       <w:r>
         <w:rPr>
           <w:b/>
@@ -4991,18 +4951,18 @@
         <w:spacing w:before="240" w:after="240" w:line="480" w:lineRule="auto"/>
         <w:jc w:val="both"/>
         <w:rPr>
-          <w:rFonts w:ascii="Times New Roman" w:hAnsi="Times New Roman" w:eastAsia="Times New Roman" w:cs="Times New Roman"/>
-        </w:rPr>
-      </w:pPr>
-      <w:r>
-        <w:rPr>
-          <w:rFonts w:ascii="Times New Roman" w:hAnsi="Times New Roman" w:eastAsia="Times New Roman" w:cs="Times New Roman"/>
+          <w:rFonts w:ascii="Times New Roman" w:eastAsia="Times New Roman" w:hAnsi="Times New Roman" w:cs="Times New Roman"/>
+        </w:rPr>
+      </w:pPr>
+      <w:r>
+        <w:rPr>
+          <w:rFonts w:ascii="Times New Roman" w:eastAsia="Times New Roman" w:hAnsi="Times New Roman" w:cs="Times New Roman"/>
         </w:rPr>
         <w:t>¿Cómo</w:t>
       </w:r>
       <w:r>
         <w:rPr>
-          <w:rFonts w:ascii="Times New Roman" w:hAnsi="Times New Roman" w:eastAsia="Times New Roman" w:cs="Times New Roman"/>
+          <w:rFonts w:ascii="Times New Roman" w:eastAsia="Times New Roman" w:hAnsi="Times New Roman" w:cs="Times New Roman"/>
         </w:rPr>
         <w:t xml:space="preserve"> apoyar a la comunidad en la creación y gestión de huertas urbanas en barrios seleccionados de la UPZ 84 Bosa Occidental?</w:t>
       </w:r>
@@ -5016,7 +4976,7 @@
           <w:color w:val="auto"/>
         </w:rPr>
       </w:pPr>
-      <w:bookmarkStart w:name="_Toc230111001" w:id="4"/>
+      <w:bookmarkStart w:id="4" w:name="_Toc230111001"/>
       <w:r>
         <w:rPr>
           <w:b/>
@@ -5062,24 +5022,24 @@
         <w:spacing w:after="0" w:line="480" w:lineRule="auto"/>
         <w:jc w:val="both"/>
         <w:rPr>
-          <w:rFonts w:ascii="Times New Roman" w:hAnsi="Times New Roman" w:eastAsia="Times New Roman" w:cs="Times New Roman"/>
-        </w:rPr>
-      </w:pPr>
-      <w:r>
-        <w:rPr>
-          <w:rFonts w:ascii="Times New Roman" w:hAnsi="Times New Roman" w:eastAsia="Times New Roman" w:cs="Times New Roman"/>
+          <w:rFonts w:ascii="Times New Roman" w:eastAsia="Times New Roman" w:hAnsi="Times New Roman" w:cs="Times New Roman"/>
+        </w:rPr>
+      </w:pPr>
+      <w:r>
+        <w:rPr>
+          <w:rFonts w:ascii="Times New Roman" w:eastAsia="Times New Roman" w:hAnsi="Times New Roman" w:cs="Times New Roman"/>
         </w:rPr>
         <w:t xml:space="preserve">¿Cómo diseñar la arquitectura de </w:t>
       </w:r>
       <w:r>
         <w:rPr>
-          <w:rFonts w:ascii="Times New Roman" w:hAnsi="Times New Roman" w:eastAsia="Times New Roman" w:cs="Times New Roman"/>
+          <w:rFonts w:ascii="Times New Roman" w:eastAsia="Times New Roman" w:hAnsi="Times New Roman" w:cs="Times New Roman"/>
         </w:rPr>
         <w:t xml:space="preserve">un sistema </w:t>
       </w:r>
       <w:r>
         <w:rPr>
-          <w:rFonts w:ascii="Times New Roman" w:hAnsi="Times New Roman" w:eastAsia="Times New Roman" w:cs="Times New Roman"/>
+          <w:rFonts w:ascii="Times New Roman" w:eastAsia="Times New Roman" w:hAnsi="Times New Roman" w:cs="Times New Roman"/>
         </w:rPr>
         <w:t>que sea técnicamente viable, mantenible y escalable para el contexto de las huertas urbanas de la UPZ 84?</w:t>
       </w:r>
@@ -5095,12 +5055,12 @@
         <w:spacing w:after="0" w:line="480" w:lineRule="auto"/>
         <w:jc w:val="both"/>
         <w:rPr>
-          <w:rFonts w:ascii="Times New Roman" w:hAnsi="Times New Roman" w:eastAsia="Times New Roman" w:cs="Times New Roman"/>
-        </w:rPr>
-      </w:pPr>
-      <w:r>
-        <w:rPr>
-          <w:rFonts w:ascii="Times New Roman" w:hAnsi="Times New Roman" w:eastAsia="Times New Roman" w:cs="Times New Roman"/>
+          <w:rFonts w:ascii="Times New Roman" w:eastAsia="Times New Roman" w:hAnsi="Times New Roman" w:cs="Times New Roman"/>
+        </w:rPr>
+      </w:pPr>
+      <w:r>
+        <w:rPr>
+          <w:rFonts w:ascii="Times New Roman" w:eastAsia="Times New Roman" w:hAnsi="Times New Roman" w:cs="Times New Roman"/>
         </w:rPr>
         <w:t>¿De qué forma un agente conversacional puede orientar a la comunidad en la puesta en marcha y mantenimiento de sus huertas, respondiendo en lenguaje natural a través de un canal que ya utilizan cotidianamente?</w:t>
       </w:r>
@@ -5116,14 +5076,21 @@
         <w:spacing w:after="0" w:line="480" w:lineRule="auto"/>
         <w:jc w:val="both"/>
         <w:rPr>
-          <w:rFonts w:ascii="Times New Roman" w:hAnsi="Times New Roman" w:eastAsia="Times New Roman" w:cs="Times New Roman"/>
-        </w:rPr>
-      </w:pPr>
-      <w:r>
-        <w:rPr>
-          <w:rFonts w:ascii="Times New Roman" w:hAnsi="Times New Roman" w:eastAsia="Times New Roman" w:cs="Times New Roman"/>
-        </w:rPr>
-        <w:t>¿Cómo implementar un flujo conversacional que permita a los líderes de huerta registrar información básica de sus cultivos desde WhatsApp, y de qué manera esa información puede enriquecer las respuestas personalizadas del agente para otros usuarios de la comunidad?</w:t>
+          <w:rFonts w:ascii="Times New Roman" w:eastAsia="Times New Roman" w:hAnsi="Times New Roman" w:cs="Times New Roman"/>
+        </w:rPr>
+      </w:pPr>
+      <w:r>
+        <w:rPr>
+          <w:rFonts w:ascii="Times New Roman" w:eastAsia="Times New Roman" w:hAnsi="Times New Roman" w:cs="Times New Roman"/>
+        </w:rPr>
+        <w:t xml:space="preserve">¿Cómo implementar un flujo conversacional que permita a los líderes de huerta registrar información básica de sus cultivos desde WhatsApp, y de qué manera esa </w:t>
+      </w:r>
+      <w:r>
+        <w:rPr>
+          <w:rFonts w:ascii="Times New Roman" w:eastAsia="Times New Roman" w:hAnsi="Times New Roman" w:cs="Times New Roman"/>
+        </w:rPr>
+        <w:lastRenderedPageBreak/>
+        <w:t>información puede enriquecer las respuestas personalizadas del agente para otros usuarios de la comunidad?</w:t>
       </w:r>
     </w:p>
     <w:p>
@@ -5137,36 +5104,36 @@
         <w:spacing w:after="0" w:line="480" w:lineRule="auto"/>
         <w:jc w:val="both"/>
         <w:rPr>
-          <w:rFonts w:ascii="Times New Roman" w:hAnsi="Times New Roman" w:eastAsia="Times New Roman" w:cs="Times New Roman"/>
-        </w:rPr>
-      </w:pPr>
-      <w:r>
-        <w:rPr>
-          <w:rFonts w:ascii="Times New Roman" w:hAnsi="Times New Roman" w:eastAsia="Times New Roman" w:cs="Times New Roman"/>
+          <w:rFonts w:ascii="Times New Roman" w:eastAsia="Times New Roman" w:hAnsi="Times New Roman" w:cs="Times New Roman"/>
+        </w:rPr>
+      </w:pPr>
+      <w:r>
+        <w:rPr>
+          <w:rFonts w:ascii="Times New Roman" w:eastAsia="Times New Roman" w:hAnsi="Times New Roman" w:cs="Times New Roman"/>
         </w:rPr>
         <w:t xml:space="preserve">¿En qué medida </w:t>
       </w:r>
       <w:r>
         <w:rPr>
-          <w:rFonts w:ascii="Times New Roman" w:hAnsi="Times New Roman" w:eastAsia="Times New Roman" w:cs="Times New Roman"/>
+          <w:rFonts w:ascii="Times New Roman" w:eastAsia="Times New Roman" w:hAnsi="Times New Roman" w:cs="Times New Roman"/>
         </w:rPr>
         <w:t>un sistema</w:t>
       </w:r>
       <w:r>
         <w:rPr>
-          <w:rFonts w:ascii="Times New Roman" w:hAnsi="Times New Roman" w:eastAsia="Times New Roman" w:cs="Times New Roman"/>
+          <w:rFonts w:ascii="Times New Roman" w:eastAsia="Times New Roman" w:hAnsi="Times New Roman" w:cs="Times New Roman"/>
         </w:rPr>
         <w:t xml:space="preserve"> tecnologíco</w:t>
       </w:r>
       <w:r>
         <w:rPr>
-          <w:rFonts w:ascii="Times New Roman" w:hAnsi="Times New Roman" w:eastAsia="Times New Roman" w:cs="Times New Roman"/>
+          <w:rFonts w:ascii="Times New Roman" w:eastAsia="Times New Roman" w:hAnsi="Times New Roman" w:cs="Times New Roman"/>
         </w:rPr>
         <w:t xml:space="preserve"> </w:t>
       </w:r>
       <w:r>
         <w:rPr>
-          <w:rFonts w:ascii="Times New Roman" w:hAnsi="Times New Roman" w:eastAsia="Times New Roman" w:cs="Times New Roman"/>
+          <w:rFonts w:ascii="Times New Roman" w:eastAsia="Times New Roman" w:hAnsi="Times New Roman" w:cs="Times New Roman"/>
         </w:rPr>
         <w:t>resulta usable para los líderes y propietarios de huertas de la UPZ 84, según los criterios de la Escala de Usabilidad del Sistema (SUS)?</w:t>
       </w:r>
@@ -5180,7 +5147,7 @@
           <w:color w:val="auto"/>
         </w:rPr>
       </w:pPr>
-      <w:bookmarkStart w:name="_Toc230111002" w:id="5"/>
+      <w:bookmarkStart w:id="5" w:name="_Toc230111002"/>
       <w:r>
         <w:rPr>
           <w:b/>
@@ -5237,24 +5204,24 @@
         <w:spacing w:after="0" w:line="480" w:lineRule="auto"/>
         <w:jc w:val="both"/>
         <w:rPr>
-          <w:rFonts w:ascii="Times New Roman" w:hAnsi="Times New Roman" w:eastAsia="Times New Roman" w:cs="Times New Roman"/>
-        </w:rPr>
-      </w:pPr>
-      <w:r>
-        <w:rPr>
-          <w:rFonts w:ascii="Times New Roman" w:hAnsi="Times New Roman" w:eastAsia="Times New Roman" w:cs="Times New Roman"/>
+          <w:rFonts w:ascii="Times New Roman" w:eastAsia="Times New Roman" w:hAnsi="Times New Roman" w:cs="Times New Roman"/>
+        </w:rPr>
+      </w:pPr>
+      <w:r>
+        <w:rPr>
+          <w:rFonts w:ascii="Times New Roman" w:eastAsia="Times New Roman" w:hAnsi="Times New Roman" w:cs="Times New Roman"/>
         </w:rPr>
         <w:t>La siguiente es la hipótesis propuesta para el pre</w:t>
       </w:r>
       <w:r>
         <w:rPr>
-          <w:rFonts w:ascii="Times New Roman" w:hAnsi="Times New Roman" w:eastAsia="Times New Roman" w:cs="Times New Roman"/>
+          <w:rFonts w:ascii="Times New Roman" w:eastAsia="Times New Roman" w:hAnsi="Times New Roman" w:cs="Times New Roman"/>
         </w:rPr>
         <w:t>sente trabajo</w:t>
       </w:r>
       <w:r>
         <w:rPr>
-          <w:rFonts w:ascii="Times New Roman" w:hAnsi="Times New Roman" w:eastAsia="Times New Roman" w:cs="Times New Roman"/>
+          <w:rFonts w:ascii="Times New Roman" w:eastAsia="Times New Roman" w:hAnsi="Times New Roman" w:cs="Times New Roman"/>
         </w:rPr>
         <w:t>.</w:t>
       </w:r>
@@ -5265,7 +5232,7 @@
         <w:spacing w:after="0" w:line="480" w:lineRule="auto"/>
         <w:jc w:val="both"/>
         <w:rPr>
-          <w:rFonts w:ascii="Times New Roman" w:hAnsi="Times New Roman" w:eastAsia="Times New Roman" w:cs="Times New Roman"/>
+          <w:rFonts w:ascii="Times New Roman" w:eastAsia="Times New Roman" w:hAnsi="Times New Roman" w:cs="Times New Roman"/>
         </w:rPr>
       </w:pPr>
     </w:p>
@@ -5275,72 +5242,72 @@
         <w:spacing w:after="0" w:line="480" w:lineRule="auto"/>
         <w:jc w:val="center"/>
         <w:rPr>
-          <w:rFonts w:ascii="Times New Roman" w:hAnsi="Times New Roman" w:eastAsia="Times New Roman" w:cs="Times New Roman"/>
-          <w:i w:val="1"/>
-          <w:iCs w:val="1"/>
-        </w:rPr>
-      </w:pPr>
-      <w:r>
-        <w:rPr>
-          <w:rFonts w:ascii="Times New Roman" w:hAnsi="Times New Roman" w:eastAsia="Times New Roman" w:cs="Times New Roman"/>
-          <w:i w:val="1"/>
-          <w:iCs w:val="1"/>
+          <w:rFonts w:ascii="Times New Roman" w:eastAsia="Times New Roman" w:hAnsi="Times New Roman" w:cs="Times New Roman"/>
+          <w:i/>
+          <w:iCs/>
+        </w:rPr>
+      </w:pPr>
+      <w:r>
+        <w:rPr>
+          <w:rFonts w:ascii="Times New Roman" w:eastAsia="Times New Roman" w:hAnsi="Times New Roman" w:cs="Times New Roman"/>
+          <w:i/>
+          <w:iCs/>
         </w:rPr>
         <w:t>U</w:t>
       </w:r>
       <w:r>
         <w:rPr>
-          <w:rFonts w:ascii="Times New Roman" w:hAnsi="Times New Roman" w:eastAsia="Times New Roman" w:cs="Times New Roman"/>
-          <w:i w:val="1"/>
-          <w:iCs w:val="1"/>
+          <w:rFonts w:ascii="Times New Roman" w:eastAsia="Times New Roman" w:hAnsi="Times New Roman" w:cs="Times New Roman"/>
+          <w:i/>
+          <w:iCs/>
         </w:rPr>
         <w:t>n</w:t>
       </w:r>
       <w:r>
         <w:rPr>
-          <w:rFonts w:ascii="Times New Roman" w:hAnsi="Times New Roman" w:eastAsia="Times New Roman" w:cs="Times New Roman"/>
-          <w:i w:val="1"/>
-          <w:iCs w:val="1"/>
+          <w:rFonts w:ascii="Times New Roman" w:eastAsia="Times New Roman" w:hAnsi="Times New Roman" w:cs="Times New Roman"/>
+          <w:i/>
+          <w:iCs/>
         </w:rPr>
         <w:t xml:space="preserve"> prototipo de</w:t>
       </w:r>
       <w:r>
         <w:rPr>
-          <w:rFonts w:ascii="Times New Roman" w:hAnsi="Times New Roman" w:eastAsia="Times New Roman" w:cs="Times New Roman"/>
-          <w:i w:val="1"/>
-          <w:iCs w:val="1"/>
+          <w:rFonts w:ascii="Times New Roman" w:eastAsia="Times New Roman" w:hAnsi="Times New Roman" w:cs="Times New Roman"/>
+          <w:i/>
+          <w:iCs/>
         </w:rPr>
         <w:t xml:space="preserve"> agente conversacional basado en inteligencia artificial sobre WhatsApp permit</w:t>
       </w:r>
       <w:r>
         <w:rPr>
-          <w:rFonts w:ascii="Times New Roman" w:hAnsi="Times New Roman" w:eastAsia="Times New Roman" w:cs="Times New Roman"/>
-          <w:i w:val="1"/>
-          <w:iCs w:val="1"/>
+          <w:rFonts w:ascii="Times New Roman" w:eastAsia="Times New Roman" w:hAnsi="Times New Roman" w:cs="Times New Roman"/>
+          <w:i/>
+          <w:iCs/>
         </w:rPr>
         <w:t>e</w:t>
       </w:r>
       <w:r>
         <w:rPr>
-          <w:rFonts w:ascii="Times New Roman" w:hAnsi="Times New Roman" w:eastAsia="Times New Roman" w:cs="Times New Roman"/>
-          <w:i w:val="1"/>
-          <w:iCs w:val="1"/>
+          <w:rFonts w:ascii="Times New Roman" w:eastAsia="Times New Roman" w:hAnsi="Times New Roman" w:cs="Times New Roman"/>
+          <w:i/>
+          <w:iCs/>
         </w:rPr>
         <w:t xml:space="preserve"> a los líderes de huertas urbanas </w:t>
       </w:r>
       <w:r>
         <w:rPr>
-          <w:rFonts w:ascii="Times New Roman" w:hAnsi="Times New Roman" w:eastAsia="Times New Roman" w:cs="Times New Roman"/>
-          <w:i w:val="1"/>
-          <w:iCs w:val="1"/>
+          <w:rFonts w:ascii="Times New Roman" w:eastAsia="Times New Roman" w:hAnsi="Times New Roman" w:cs="Times New Roman"/>
+          <w:i/>
+          <w:iCs/>
         </w:rPr>
         <w:t xml:space="preserve">seleccionadas </w:t>
       </w:r>
       <w:r>
         <w:rPr>
-          <w:rFonts w:ascii="Times New Roman" w:hAnsi="Times New Roman" w:eastAsia="Times New Roman" w:cs="Times New Roman"/>
-          <w:i w:val="1"/>
-          <w:iCs w:val="1"/>
+          <w:rFonts w:ascii="Times New Roman" w:eastAsia="Times New Roman" w:hAnsi="Times New Roman" w:cs="Times New Roman"/>
+          <w:i/>
+          <w:iCs/>
         </w:rPr>
         <w:t>de la UPZ 84 Bosa Occidental recibir orientación agroecológica y registrar información de sus cultivos de manera usable, obteniendo una puntuación SUS igual o superior a 68 puntos en la evaluación sumativa con usuarios de la comunidad.</w:t>
       </w:r>
@@ -5351,7 +5318,7 @@
         <w:spacing w:after="0" w:line="480" w:lineRule="auto"/>
         <w:jc w:val="both"/>
         <w:rPr>
-          <w:rFonts w:ascii="Times New Roman" w:hAnsi="Times New Roman" w:eastAsia="Times New Roman" w:cs="Times New Roman"/>
+          <w:rFonts w:ascii="Times New Roman" w:eastAsia="Times New Roman" w:hAnsi="Times New Roman" w:cs="Times New Roman"/>
           <w:sz w:val="22"/>
           <w:szCs w:val="22"/>
         </w:rPr>
@@ -5366,7 +5333,7 @@
           <w:color w:val="auto"/>
         </w:rPr>
       </w:pPr>
-      <w:bookmarkStart w:name="_Toc230111003" w:id="6"/>
+      <w:bookmarkStart w:id="6" w:name="_Toc230111003"/>
       <w:r>
         <w:rPr>
           <w:b/>
@@ -5410,7 +5377,7 @@
           <w:color w:val="auto"/>
         </w:rPr>
       </w:pPr>
-      <w:bookmarkStart w:name="_Toc230111004" w:id="7"/>
+      <w:bookmarkStart w:id="7" w:name="_Toc230111004"/>
       <w:r>
         <w:rPr>
           <w:b/>
@@ -5468,33 +5435,33 @@
       </w:pPr>
       <w:r>
         <w:rPr>
-          <w:rFonts w:ascii="Times New Roman" w:hAnsi="Times New Roman" w:eastAsia="Times New Roman" w:cs="Times New Roman"/>
+          <w:rFonts w:ascii="Times New Roman" w:eastAsia="Times New Roman" w:hAnsi="Times New Roman" w:cs="Times New Roman"/>
         </w:rPr>
         <w:t>Desarrollar un</w:t>
       </w:r>
       <w:r>
         <w:rPr>
-          <w:rFonts w:ascii="Times New Roman" w:hAnsi="Times New Roman" w:eastAsia="Times New Roman" w:cs="Times New Roman"/>
+          <w:rFonts w:ascii="Times New Roman" w:eastAsia="Times New Roman" w:hAnsi="Times New Roman" w:cs="Times New Roman"/>
         </w:rPr>
         <w:t xml:space="preserve"> prototipo de</w:t>
       </w:r>
       <w:r>
         <w:rPr>
-          <w:rFonts w:ascii="Times New Roman" w:hAnsi="Times New Roman" w:eastAsia="Times New Roman" w:cs="Times New Roman"/>
+          <w:rFonts w:ascii="Times New Roman" w:eastAsia="Times New Roman" w:hAnsi="Times New Roman" w:cs="Times New Roman"/>
         </w:rPr>
         <w:t xml:space="preserve"> </w:t>
       </w:r>
       <w:proofErr w:type="spellStart"/>
       <w:r>
         <w:rPr>
-          <w:rFonts w:ascii="Times New Roman" w:hAnsi="Times New Roman" w:eastAsia="Times New Roman" w:cs="Times New Roman"/>
+          <w:rFonts w:ascii="Times New Roman" w:eastAsia="Times New Roman" w:hAnsi="Times New Roman" w:cs="Times New Roman"/>
         </w:rPr>
         <w:t>chatbot</w:t>
       </w:r>
       <w:proofErr w:type="spellEnd"/>
       <w:r>
         <w:rPr>
-          <w:rFonts w:ascii="Times New Roman" w:hAnsi="Times New Roman" w:eastAsia="Times New Roman" w:cs="Times New Roman"/>
+          <w:rFonts w:ascii="Times New Roman" w:eastAsia="Times New Roman" w:hAnsi="Times New Roman" w:cs="Times New Roman"/>
         </w:rPr>
         <w:t xml:space="preserve"> en WhatsApp impulsado por inteligencia artificial que apoye a la comunidad en la puesta en marcha y mantenimiento de huertas urbanas en barrios seleccionados de la UPZ 84 Bosa Occidental, en el marco del Programa 25 del Plan de Desarrollo Local de Bosa 2024-2028.</w:t>
       </w:r>
@@ -5508,14 +5475,13 @@
           <w:color w:val="auto"/>
         </w:rPr>
       </w:pPr>
-      <w:bookmarkStart w:name="_Toc230111005" w:id="8"/>
-      <w:r>
-        <w:rPr>
-          <w:b/>
-          <w:bCs/>
-          <w:color w:val="auto"/>
-        </w:rPr>
-        <w:lastRenderedPageBreak/>
+      <w:bookmarkStart w:id="8" w:name="_Toc230111005"/>
+      <w:r>
+        <w:rPr>
+          <w:b/>
+          <w:bCs/>
+          <w:color w:val="auto"/>
+        </w:rPr>
         <w:t>3</w:t>
       </w:r>
       <w:r>
@@ -5562,12 +5528,12 @@
         <w:spacing w:before="240" w:after="240" w:line="480" w:lineRule="auto"/>
         <w:jc w:val="both"/>
         <w:rPr>
-          <w:rFonts w:ascii="Times New Roman" w:hAnsi="Times New Roman" w:eastAsia="Times New Roman" w:cs="Times New Roman"/>
-        </w:rPr>
-      </w:pPr>
-      <w:r>
-        <w:rPr>
-          <w:rFonts w:ascii="Times New Roman" w:hAnsi="Times New Roman" w:eastAsia="Times New Roman" w:cs="Times New Roman"/>
+          <w:rFonts w:ascii="Times New Roman" w:eastAsia="Times New Roman" w:hAnsi="Times New Roman" w:cs="Times New Roman"/>
+        </w:rPr>
+      </w:pPr>
+      <w:r>
+        <w:rPr>
+          <w:rFonts w:ascii="Times New Roman" w:eastAsia="Times New Roman" w:hAnsi="Times New Roman" w:cs="Times New Roman"/>
         </w:rPr>
         <w:t>Diseñar la arquitectura del prototipo de chatbot (agente conversacional, integración con WhatsApp Business API y servicios de backend) con criterios de mantenibilidad y escalabilidad.</w:t>
       </w:r>
@@ -5582,30 +5548,31 @@
         <w:spacing w:before="240" w:after="240" w:line="480" w:lineRule="auto"/>
         <w:jc w:val="both"/>
         <w:rPr>
-          <w:rFonts w:ascii="Times New Roman" w:hAnsi="Times New Roman" w:eastAsia="Times New Roman" w:cs="Times New Roman"/>
-        </w:rPr>
-      </w:pPr>
-      <w:r>
-        <w:rPr>
-          <w:rFonts w:ascii="Times New Roman" w:hAnsi="Times New Roman" w:eastAsia="Times New Roman" w:cs="Times New Roman"/>
-        </w:rPr>
+          <w:rFonts w:ascii="Times New Roman" w:eastAsia="Times New Roman" w:hAnsi="Times New Roman" w:cs="Times New Roman"/>
+        </w:rPr>
+      </w:pPr>
+      <w:r>
+        <w:rPr>
+          <w:rFonts w:ascii="Times New Roman" w:eastAsia="Times New Roman" w:hAnsi="Times New Roman" w:cs="Times New Roman"/>
+        </w:rPr>
+        <w:lastRenderedPageBreak/>
         <w:t>Desarrollar</w:t>
       </w:r>
       <w:r>
         <w:rPr>
-          <w:rFonts w:ascii="Times New Roman" w:hAnsi="Times New Roman" w:eastAsia="Times New Roman" w:cs="Times New Roman"/>
+          <w:rFonts w:ascii="Times New Roman" w:eastAsia="Times New Roman" w:hAnsi="Times New Roman" w:cs="Times New Roman"/>
         </w:rPr>
         <w:t xml:space="preserve"> un</w:t>
       </w:r>
       <w:r>
         <w:rPr>
-          <w:rFonts w:ascii="Times New Roman" w:hAnsi="Times New Roman" w:eastAsia="Times New Roman" w:cs="Times New Roman"/>
+          <w:rFonts w:ascii="Times New Roman" w:eastAsia="Times New Roman" w:hAnsi="Times New Roman" w:cs="Times New Roman"/>
         </w:rPr>
         <w:t xml:space="preserve"> prototipo de</w:t>
       </w:r>
       <w:r>
         <w:rPr>
-          <w:rFonts w:ascii="Times New Roman" w:hAnsi="Times New Roman" w:eastAsia="Times New Roman" w:cs="Times New Roman"/>
+          <w:rFonts w:ascii="Times New Roman" w:eastAsia="Times New Roman" w:hAnsi="Times New Roman" w:cs="Times New Roman"/>
         </w:rPr>
         <w:t xml:space="preserve"> agente conversacional basado en inteligencia artificial que oriente a la comunidad en la creación y mantenimiento de huertas urbanas, respondiendo en lenguaje natural a través de WhatsApp preguntas sobre selección de especies, control de plagas, prácticas agroecológicas y ciclos productivos.</w:t>
       </w:r>
@@ -5620,18 +5587,18 @@
         <w:spacing w:before="240" w:after="240" w:line="480" w:lineRule="auto"/>
         <w:jc w:val="both"/>
         <w:rPr>
-          <w:rFonts w:ascii="Times New Roman" w:hAnsi="Times New Roman" w:eastAsia="Times New Roman" w:cs="Times New Roman"/>
-        </w:rPr>
-      </w:pPr>
-      <w:r>
-        <w:rPr>
-          <w:rFonts w:ascii="Times New Roman" w:hAnsi="Times New Roman" w:eastAsia="Times New Roman" w:cs="Times New Roman"/>
+          <w:rFonts w:ascii="Times New Roman" w:eastAsia="Times New Roman" w:hAnsi="Times New Roman" w:cs="Times New Roman"/>
+        </w:rPr>
+      </w:pPr>
+      <w:r>
+        <w:rPr>
+          <w:rFonts w:ascii="Times New Roman" w:eastAsia="Times New Roman" w:hAnsi="Times New Roman" w:cs="Times New Roman"/>
         </w:rPr>
         <w:t>Desarrollar</w:t>
       </w:r>
       <w:r>
         <w:rPr>
-          <w:rFonts w:ascii="Times New Roman" w:hAnsi="Times New Roman" w:eastAsia="Times New Roman" w:cs="Times New Roman"/>
+          <w:rFonts w:ascii="Times New Roman" w:eastAsia="Times New Roman" w:hAnsi="Times New Roman" w:cs="Times New Roman"/>
         </w:rPr>
         <w:t xml:space="preserve"> un flujo conversacional de registro que permita a los líderes de huerta registrar información básica de su huerta directamente desde WhatsApp, mediante extracción de entidades a partir de lenguaje natural.</w:t>
       </w:r>
@@ -5652,7 +5619,7 @@
       </w:pPr>
       <w:r>
         <w:rPr>
-          <w:rFonts w:ascii="Times New Roman" w:hAnsi="Times New Roman" w:eastAsia="Times New Roman" w:cs="Times New Roman"/>
+          <w:rFonts w:ascii="Times New Roman" w:eastAsia="Times New Roman" w:hAnsi="Times New Roman" w:cs="Times New Roman"/>
         </w:rPr>
         <w:t>Validar la usabilidad del chatbot mediante pruebas con usuarios de la comunidad de la UPZ 84 Bosa Occidental, utilizando la Escala de Usabilidad del Sistema (SUS) en dos rondas iterativas de evaluación formativa y sumativa.</w:t>
       </w:r>
@@ -5666,7 +5633,7 @@
           <w:color w:val="auto"/>
         </w:rPr>
       </w:pPr>
-      <w:bookmarkStart w:name="_Toc230111006" w:id="9"/>
+      <w:bookmarkStart w:id="9" w:name="_Toc230111006"/>
       <w:r>
         <w:rPr>
           <w:b/>
@@ -5711,7 +5678,7 @@
           <w:color w:val="auto"/>
         </w:rPr>
       </w:pPr>
-      <w:bookmarkStart w:name="_Toc230111007" w:id="10"/>
+      <w:bookmarkStart w:id="10" w:name="_Toc230111007"/>
       <w:r>
         <w:rPr>
           <w:b/>
@@ -5743,27 +5710,27 @@
         <w:spacing w:before="240" w:after="240" w:line="480" w:lineRule="auto"/>
         <w:jc w:val="both"/>
         <w:rPr>
-          <w:rFonts w:ascii="Times New Roman" w:hAnsi="Times New Roman" w:eastAsia="Times New Roman" w:cs="Times New Roman"/>
-          <w:b/>
-          <w:bCs/>
-        </w:rPr>
-      </w:pPr>
-      <w:r>
-        <w:rPr>
-          <w:rFonts w:ascii="Times New Roman" w:hAnsi="Times New Roman" w:eastAsia="Times New Roman" w:cs="Times New Roman"/>
-        </w:rPr>
-        <w:t xml:space="preserve">La ingeniería de software ha consolidado su presencia en sectores como las finanzas, la salud y el comercio, pero enfrenta el reto de demostrar su valor en dominios no tradicionales donde las necesidades sociales son urgentes y la infraestructura tecnológica es prácticamente inexistente. Anastasiou et al. (2025), en su revisión de 453 estudios sobre herramientas digitales agrícolas, identificaron que su desarrollo ha sido impulsado casi exclusivamente desde la agronomía, dejando un vacío en cuanto a buenas prácticas de ingeniería de software aplicadas a estos contextos. Este proyecto responde a ese vacío: aplica patrones de diseño de agentes conversacionales basados en inteligencia artificial sobre canales de mensajería preexistentes a </w:t>
-      </w:r>
-      <w:r>
-        <w:rPr>
-          <w:rFonts w:ascii="Times New Roman" w:hAnsi="Times New Roman" w:eastAsia="Times New Roman" w:cs="Times New Roman"/>
+          <w:rFonts w:ascii="Times New Roman" w:eastAsia="Times New Roman" w:hAnsi="Times New Roman" w:cs="Times New Roman"/>
+          <w:b/>
+          <w:bCs/>
+        </w:rPr>
+      </w:pPr>
+      <w:r>
+        <w:rPr>
+          <w:rFonts w:ascii="Times New Roman" w:eastAsia="Times New Roman" w:hAnsi="Times New Roman" w:cs="Times New Roman"/>
+        </w:rPr>
+        <w:t xml:space="preserve">La ingeniería de software ha consolidado su presencia en sectores como las finanzas, la salud y el comercio, pero enfrenta el reto de demostrar su valor en dominios no tradicionales donde las necesidades sociales son urgentes y la infraestructura tecnológica es prácticamente inexistente. Anastasiou et al. (2025), en su revisión de 453 estudios sobre herramientas digitales agrícolas, identificaron que su desarrollo ha sido impulsado casi exclusivamente desde la agronomía, dejando un vacío en cuanto a buenas prácticas de ingeniería de software aplicadas a estos contextos. Este proyecto responde a ese vacío: aplica patrones de diseño de agentes conversacionales basados en inteligencia artificial sobre canales de mensajería preexistentes a un contexto comunitario y agroecológico, demostrando que las soluciones de software no están limitadas a entornos corporativos ni requieren que las comunidades adopten nuevas interfaces. Integrar el agente conversacional en WhatsApp elimina la fricción de instalación, reduce la curva de aprendizaje a cero y permite que la solución se inserte de forma natural en los flujos </w:t>
+      </w:r>
+      <w:r>
+        <w:rPr>
+          <w:rFonts w:ascii="Times New Roman" w:eastAsia="Times New Roman" w:hAnsi="Times New Roman" w:cs="Times New Roman"/>
         </w:rPr>
         <w:lastRenderedPageBreak/>
-        <w:t>un contexto comunitario y agroecológico, demostrando que las soluciones de software no están limitadas a entornos corporativos ni requieren que las comunidades adopten nuevas interfaces. Integrar el agente conversacional en WhatsApp elimina la fricción de instalación, reduce la curva de aprendizaje a cero y permite que la solución se inserte de forma natural en los flujos de comunicación que la comunidad ya tiene establecidos, aportando a la disciplina un caso de uso documentado donde el canal de despliegue es determinante para la adopción.</w:t>
-      </w:r>
-      <w:r>
-        <w:rPr>
-          <w:rFonts w:ascii="Times New Roman" w:hAnsi="Times New Roman" w:eastAsia="Times New Roman" w:cs="Times New Roman"/>
+        <w:t>de comunicación que la comunidad ya tiene establecidos, aportando a la disciplina un caso de uso documentado donde el canal de despliegue es determinante para la adopción.</w:t>
+      </w:r>
+      <w:r>
+        <w:rPr>
+          <w:rFonts w:ascii="Times New Roman" w:eastAsia="Times New Roman" w:hAnsi="Times New Roman" w:cs="Times New Roman"/>
           <w:b/>
           <w:bCs/>
         </w:rPr>
@@ -5780,7 +5747,7 @@
           <w:color w:val="auto"/>
         </w:rPr>
       </w:pPr>
-      <w:bookmarkStart w:name="_Toc230111008" w:id="11"/>
+      <w:bookmarkStart w:id="11" w:name="_Toc230111008"/>
       <w:r>
         <w:rPr>
           <w:b/>
@@ -5861,13 +5828,7 @@
         <w:rPr>
           <w:rFonts w:eastAsia="Times New Roman"/>
         </w:rPr>
-        <w:t xml:space="preserve"> para comprender las necesidades reales de los líderes de huerta desde su contexto y Scrum para iterar el desarrollo con base en su retroalimentación continua. La elección de WhatsApp como canal de despliegue responde directamente a ese diagnóstico: Rodríguez Silva (2023) identificó que las dinámicas de participación en colectivos huerteros de Bogotá se sostienen en la interacción presencial y la oralidad, y Morales Gómez (2019) documenta que la barrera de adopción de herramientas TIC en estas comunidades no es solo de acceso sino de familiaridad con interfaces ajenas a sus prácticas cotidianas. WhatsApp, como herramienta de mensajería dominante en estratos 1 y 2 en Colombia, resuelve esa barrera estructuralmente. La validación con usuarios mediante la Escala de Usabilidad del Sistema (SUS) en dos rondas iterativas garantiza que el desarrollo cumpla estándares reconocidos de calidad de experiencia, asegurando que la solución sea efectivamente adoptable en el contexto comunitario para el que fue diseñada.</w:t>
-      </w:r>
-      <w:r>
-        <w:rPr>
-          <w:rFonts w:eastAsia="Times New Roman"/>
-        </w:rPr>
-        <w:t xml:space="preserve"> </w:t>
+        <w:t xml:space="preserve"> para comprender las necesidades reales de los líderes de huerta desde su contexto y Scrum para iterar el desarrollo con base en su retroalimentación continua. La elección de WhatsApp como canal de despliegue responde directamente a ese diagnóstico: Rodríguez Silva (2023) identificó que las dinámicas de participación en colectivos huerteros de Bogotá se sostienen en la interacción presencial y la oralidad, y Morales Gómez (2019) documenta que la barrera de adopción de herramientas TIC en estas comunidades no es solo de acceso sino de familiaridad con interfaces ajenas a sus prácticas cotidianas. WhatsApp, como herramienta de mensajería dominante en estratos 1 y 2 en Colombia, resuelve esa barrera estructuralmente. La validación con usuarios mediante la Escala de Usabilidad del Sistema (SUS) en dos rondas iterativas garantiza que el desarrollo cumpla estándares reconocidos de calidad de experiencia, asegurando que la solución sea efectivamente adoptable en el contexto comunitario para el que fue diseñada. </w:t>
       </w:r>
     </w:p>
     <w:p>
@@ -5881,14 +5842,13 @@
           <w:color w:val="auto"/>
         </w:rPr>
       </w:pPr>
-      <w:bookmarkStart w:name="_Toc230111009" w:id="12"/>
-      <w:r>
-        <w:rPr>
-          <w:b/>
-          <w:bCs/>
-          <w:color w:val="auto"/>
-        </w:rPr>
-        <w:lastRenderedPageBreak/>
+      <w:bookmarkStart w:id="12" w:name="_Toc230111009"/>
+      <w:r>
+        <w:rPr>
+          <w:b/>
+          <w:bCs/>
+          <w:color w:val="auto"/>
+        </w:rPr>
         <w:t>4</w:t>
       </w:r>
       <w:r>
@@ -5938,20 +5898,24 @@
       </w:r>
       <w:proofErr w:type="spellEnd"/>
       <w:r>
-        <w:t xml:space="preserve"> actúa como canal de captura participativa: cada registro que un líder de huerta realiza a través de la conversación queda estructurado en una base de datos que el propio agente consulta para personalizar sus respuestas futuras, replicando el modelo documentado por Fast y Rinner (2018), en el que la comunidad genera y recibe de vuelta información sobre sus propios activos, construyendo cohesión colectiva desde adentro hacia afuera.</w:t>
+        <w:t xml:space="preserve"> actúa como canal de captura participativa: cada registro que un líder de huerta realiza a través de la conversación queda estructurado en una base de datos que el propio agente consulta para personalizar sus respuestas futuras, replicando el modelo documentado por Fast </w:t>
+      </w:r>
+      <w:r>
+        <w:lastRenderedPageBreak/>
+        <w:t>y Rinner (2018), en el que la comunidad genera y recibe de vuelta información sobre sus propios activos, construyendo cohesión colectiva desde adentro hacia afuera.</w:t>
       </w:r>
       <w:r>
         <w:t xml:space="preserve"> </w:t>
       </w:r>
       <w:r>
         <w:rPr>
-          <w:rFonts w:ascii="Times New Roman" w:hAnsi="Times New Roman" w:eastAsia="Times New Roman" w:cs="Times New Roman"/>
+          <w:rFonts w:ascii="Times New Roman" w:eastAsia="Times New Roman" w:hAnsi="Times New Roman" w:cs="Times New Roman"/>
         </w:rPr>
         <w:t>En la dimensión de inteligencia artificial, el trabajo de Pérez-Pons et al. (2021) establece que un sistema capaz de integrar información agrícola y combinar preferencias de usuarios con conocimiento especializado puede apoyar efectivamente la toma de decisiones sostenibles en entornos agroecológicos; en este proyecto ese principio se implementa mediante un patrón de generación aumentada por recuperación (RAG) que permite al agente ofrecer orientación contextualizada por los datos específicos de cada huerta registrada, y no solo conocimiento agroecológico genérico. Anastasiou et al. (2025) señalan que la investigación futura en digitalización agrícola debe enfatizar las contribuciones ambientales y sociales de las herramientas integrando marcos agroecológicos apropiados; este proyecto responde a ese llamado al poner la comunidad en el centro del diseño y al elegir deliberadamente un canal que minimiza las barreras de acceso para poblaciones con baja apropiación tecnológica.</w:t>
       </w:r>
       <w:r>
         <w:rPr>
-          <w:rFonts w:ascii="Times New Roman" w:hAnsi="Times New Roman" w:eastAsia="Times New Roman" w:cs="Times New Roman"/>
+          <w:rFonts w:ascii="Times New Roman" w:eastAsia="Times New Roman" w:hAnsi="Times New Roman" w:cs="Times New Roman"/>
           <w:b/>
           <w:bCs/>
         </w:rPr>
@@ -5967,7 +5931,7 @@
           <w:color w:val="auto"/>
         </w:rPr>
       </w:pPr>
-      <w:bookmarkStart w:name="_Toc230111010" w:id="13"/>
+      <w:bookmarkStart w:id="13" w:name="_Toc230111010"/>
       <w:r>
         <w:rPr>
           <w:b/>
@@ -6011,7 +5975,7 @@
           <w:color w:val="auto"/>
         </w:rPr>
       </w:pPr>
-      <w:bookmarkStart w:name="_Toc230111011" w:id="14"/>
+      <w:bookmarkStart w:id="14" w:name="_Toc230111011"/>
       <w:r>
         <w:rPr>
           <w:b/>
@@ -6073,7 +6037,7 @@
           <w:szCs w:val="28"/>
         </w:rPr>
       </w:pPr>
-      <w:bookmarkStart w:name="_Toc230111012" w:id="15"/>
+      <w:bookmarkStart w:id="15" w:name="_Toc230111012"/>
       <w:r>
         <w:rPr>
           <w:b/>
@@ -6132,11 +6096,11 @@
         <w:jc w:val="both"/>
       </w:pPr>
       <w:r>
-        <w:t xml:space="preserve">La agricultura urbana y periurbana agroecológica (AUPA) es un modelo de producción de alimentos en espacios urbanos que optimiza recursos disponibles, residuos orgánicos y agua sin interrumpir las interacciones con los ecosistemas (Acuerdo 605 de 2015, Concejo de </w:t>
+        <w:t xml:space="preserve">La agricultura urbana y periurbana agroecológica (AUPA) es un modelo de producción de alimentos en espacios urbanos que optimiza recursos disponibles, residuos orgánicos y agua sin interrumpir las interacciones con los ecosistemas (Acuerdo 605 de 2015, Concejo de Bogotá; Lara García et al., 2022). Su enfoque integra dimensiones ecológicas, económicas y sociales, y Altieri y Nicholls (2018) señalan que la diversidad funcional del agroecosistema genera sistemas más resilientes y productivos. Carranza Gutiérrez et al. (2021) destacan que la producción agroecológica urbana contribuye directamente a los ODS, particularmente a la seguridad alimentaria de sectores vulnerables. Para la UPZ 84, este marco es especialmente </w:t>
       </w:r>
       <w:r>
         <w:lastRenderedPageBreak/>
-        <w:t>Bogotá; Lara García et al., 2022). Su enfoque integra dimensiones ecológicas, económicas y sociales, y Altieri y Nicholls (2018) señalan que la diversidad funcional del agroecosistema genera sistemas más resilientes y productivos. Carranza Gutiérrez et al. (2021) destacan que la producción agroecológica urbana contribuye directamente a los ODS, particularmente a la seguridad alimentaria de sectores vulnerables. Para la UPZ 84, este marco es especialmente relevante dado que el PDL Bosa 2024-2028 establece como meta explícita la implementación de 500 huertas urbanas.</w:t>
+        <w:t>relevante dado que el PDL Bosa 2024-2028 establece como meta explícita la implementación de 500 huertas urbanas.</w:t>
       </w:r>
     </w:p>
     <w:p>
@@ -6151,7 +6115,7 @@
           <w:szCs w:val="28"/>
         </w:rPr>
       </w:pPr>
-      <w:bookmarkStart w:name="_Toc230111013" w:id="16"/>
+      <w:bookmarkStart w:id="16" w:name="_Toc230111013"/>
       <w:r>
         <w:rPr>
           <w:b/>
@@ -6235,7 +6199,7 @@
           <w:szCs w:val="28"/>
         </w:rPr>
       </w:pPr>
-      <w:bookmarkStart w:name="_Toc230111014" w:id="17"/>
+      <w:bookmarkStart w:id="17" w:name="_Toc230111014"/>
       <w:r>
         <w:rPr>
           <w:b/>
@@ -6304,37 +6268,34 @@
         <w:jc w:val="both"/>
       </w:pPr>
       <w:r>
-        <w:t xml:space="preserve">La transformación digital del sector público implica un rediseño profundo de los procesos de gestión a partir de las posibilidades de las TIC, más allá de la mera digitalización de trámites (OCDE, 2020). Fast y Rinner (2018) demostraron que una infraestructura de software bien diseñada para la captura participativa de información alimentaria logró abrir el acceso a datos </w:t>
-      </w:r>
-      <w:r>
+        <w:t xml:space="preserve">La transformación digital del sector público implica un rediseño profundo de los procesos de gestión a partir de las posibilidades de las TIC, más allá de la mera digitalización de trámites (OCDE, 2020). Fast y Rinner (2018) demostraron que una infraestructura de software bien diseñada para la captura participativa de información alimentaria logró abrir el acceso a datos gubernamentales y generar información que previamente no existía para los tomadores de decisiones. Este modelo es directamente aplicable al contexto del PDL Bosa 2024-2028: la Alcaldía Local tiene la meta de 500 huertas </w:t>
+      </w:r>
+      <w:proofErr w:type="gramStart"/>
+      <w:r>
+        <w:t>urbanas</w:t>
+      </w:r>
+      <w:proofErr w:type="gramEnd"/>
+      <w:r>
+        <w:t xml:space="preserve"> pero carece de un sistema de información que le permita conocer su estado de avance ni tomar decisiones basadas en datos.</w:t>
+      </w:r>
+    </w:p>
+    <w:p>
+      <w:pPr>
+        <w:pStyle w:val="Ttulo3"/>
+        <w:rPr>
+          <w:b/>
+          <w:bCs/>
+          <w:color w:val="auto"/>
+        </w:rPr>
+      </w:pPr>
+      <w:bookmarkStart w:id="18" w:name="_Toc230111015"/>
+      <w:r>
+        <w:rPr>
+          <w:b/>
+          <w:bCs/>
+          <w:color w:val="auto"/>
+        </w:rPr>
         <w:lastRenderedPageBreak/>
-        <w:t xml:space="preserve">gubernamentales y generar información que previamente no existía para los tomadores de decisiones. Este modelo es directamente aplicable al contexto del PDL Bosa 2024-2028: la Alcaldía Local tiene la meta de 500 huertas </w:t>
-      </w:r>
-      <w:proofErr w:type="gramStart"/>
-      <w:r>
-        <w:t>urbanas</w:t>
-      </w:r>
-      <w:proofErr w:type="gramEnd"/>
-      <w:r>
-        <w:t xml:space="preserve"> pero carece de un sistema de información que le permita conocer su estado de avance ni tomar decisiones basadas en datos.</w:t>
-      </w:r>
-    </w:p>
-    <w:p>
-      <w:pPr>
-        <w:pStyle w:val="Ttulo3"/>
-        <w:rPr>
-          <w:b/>
-          <w:bCs/>
-          <w:color w:val="auto"/>
-        </w:rPr>
-      </w:pPr>
-      <w:bookmarkStart w:name="_Toc230111015" w:id="18"/>
-      <w:r>
-        <w:rPr>
-          <w:b/>
-          <w:bCs/>
-          <w:color w:val="auto"/>
-        </w:rPr>
         <w:t>5</w:t>
       </w:r>
       <w:r>
@@ -6367,7 +6328,7 @@
           <w:szCs w:val="28"/>
         </w:rPr>
       </w:pPr>
-      <w:bookmarkStart w:name="_Toc230111016" w:id="19"/>
+      <w:bookmarkStart w:id="19" w:name="_Toc230111016"/>
       <w:r>
         <w:rPr>
           <w:b/>
@@ -6411,7 +6372,7 @@
           <w:szCs w:val="28"/>
         </w:rPr>
       </w:pPr>
-      <w:bookmarkStart w:name="_Toc230111017" w:id="20"/>
+      <w:bookmarkStart w:id="20" w:name="_Toc230111017"/>
       <w:r>
         <w:rPr>
           <w:b/>
@@ -6507,7 +6468,7 @@
           <w:szCs w:val="28"/>
         </w:rPr>
       </w:pPr>
-      <w:bookmarkStart w:name="_Toc230111018" w:id="21"/>
+      <w:bookmarkStart w:id="21" w:name="_Toc230111018"/>
       <w:r>
         <w:rPr>
           <w:b/>
@@ -6516,7 +6477,6 @@
           <w:sz w:val="28"/>
           <w:szCs w:val="28"/>
         </w:rPr>
-        <w:lastRenderedPageBreak/>
         <w:t>5</w:t>
       </w:r>
       <w:r>
@@ -6591,7 +6551,11 @@
       </w:r>
       <w:proofErr w:type="spellEnd"/>
       <w:r>
-        <w:t xml:space="preserve">, articulados mediante una arquitectura que utiliza patrones </w:t>
+        <w:t xml:space="preserve">, articulados </w:t>
+      </w:r>
+      <w:r>
+        <w:lastRenderedPageBreak/>
+        <w:t xml:space="preserve">mediante una arquitectura que utiliza patrones </w:t>
       </w:r>
       <w:proofErr w:type="spellStart"/>
       <w:r>
@@ -6627,7 +6591,7 @@
           <w:color w:val="auto"/>
         </w:rPr>
       </w:pPr>
-      <w:bookmarkStart w:name="_Toc230111019" w:id="22"/>
+      <w:bookmarkStart w:id="22" w:name="_Toc230111019"/>
       <w:r>
         <w:rPr>
           <w:b/>
@@ -6674,7 +6638,7 @@
           <w:szCs w:val="28"/>
         </w:rPr>
       </w:pPr>
-      <w:bookmarkStart w:name="_Toc230111020" w:id="23"/>
+      <w:bookmarkStart w:id="23" w:name="_Toc230111020"/>
       <w:r>
         <w:rPr>
           <w:b/>
@@ -6718,7 +6682,7 @@
           <w:szCs w:val="28"/>
         </w:rPr>
       </w:pPr>
-      <w:bookmarkStart w:name="_Toc230111021" w:id="24"/>
+      <w:bookmarkStart w:id="24" w:name="_Toc230111021"/>
       <w:r>
         <w:rPr>
           <w:b/>
@@ -6747,11 +6711,11 @@
         <w:jc w:val="both"/>
       </w:pPr>
       <w:r>
-        <w:t xml:space="preserve">El marco distrital de agricultura urbana se consolidó con el Acuerdo 605 de 2015 del Concejo de Bogotá, que institucionalizó el programa AUPA bajo la rectoría del Jardín Botánico de </w:t>
+        <w:t xml:space="preserve">El marco distrital de agricultura urbana se consolidó con el Acuerdo 605 de 2015 del Concejo de Bogotá, que institucionalizó el programa AUPA bajo la rectoría del Jardín Botánico de Bogotá José Celestino Mutis (JBB). El JBB publicó en 2023 el Directorio de Huertas Urbanas y Periurbanas de Bogotá, que georreferenció 2.572 huertas en las veinte localidades del Distrito; para Bosa registra 282 huertas urbanas y 17 periurbanas. Sin embargo, el directorio revela una limitación estructural: la práctica totalidad de las huertas de Bosa no cuenta con correo electrónico ni presencia digital, lo que evidencia la brecha entre la escala del programa </w:t>
       </w:r>
       <w:r>
         <w:lastRenderedPageBreak/>
-        <w:t>Bogotá José Celestino Mutis (JBB). El JBB publicó en 2023 el Directorio de Huertas Urbanas y Periurbanas de Bogotá, que georreferenció 2.572 huertas en las veinte localidades del Distrito; para Bosa registra 282 huertas urbanas y 17 periurbanas. Sin embargo, el directorio revela una limitación estructural: la práctica totalidad de las huertas de Bosa no cuenta con correo electrónico ni presencia digital, lo que evidencia la brecha entre la escala del programa distrital y la capacidad real de las comunidades para interactuar con sistemas de información digitales.</w:t>
+        <w:t>distrital y la capacidad real de las comunidades para interactuar con sistemas de información digitales.</w:t>
       </w:r>
     </w:p>
     <w:p>
@@ -6766,7 +6730,7 @@
           <w:szCs w:val="28"/>
         </w:rPr>
       </w:pPr>
-      <w:bookmarkStart w:name="_Toc230111022" w:id="25"/>
+      <w:bookmarkStart w:id="25" w:name="_Toc230111022"/>
       <w:r>
         <w:rPr>
           <w:b/>
@@ -6808,7 +6772,7 @@
           <w:color w:val="auto"/>
         </w:rPr>
       </w:pPr>
-      <w:bookmarkStart w:name="_Toc230111023" w:id="26"/>
+      <w:bookmarkStart w:id="26" w:name="_Toc230111023"/>
       <w:r>
         <w:rPr>
           <w:b/>
@@ -6891,7 +6855,6 @@
           <w:bCs/>
           <w:lang w:val="es-CO"/>
         </w:rPr>
-        <w:lastRenderedPageBreak/>
         <w:t>Resolución 094 de 2025</w:t>
       </w:r>
       <w:r>
@@ -6927,7 +6890,14 @@
         <w:rPr>
           <w:lang w:val="es-CO"/>
         </w:rPr>
-        <w:t xml:space="preserve"> rige el tratamiento de la información que los usuarios registren en el sistema, imponiendo principios de finalidad, libertad, veracidad, transparencia y seguridad que se materializan en la arquitectura del </w:t>
+        <w:t xml:space="preserve"> rige el tratamiento de la información que los usuarios registren en el sistema, imponiendo principios de finalidad, </w:t>
+      </w:r>
+      <w:r>
+        <w:rPr>
+          <w:lang w:val="es-CO"/>
+        </w:rPr>
+        <w:lastRenderedPageBreak/>
+        <w:t xml:space="preserve">libertad, veracidad, transparencia y seguridad que se materializan en la arquitectura del </w:t>
       </w:r>
       <w:proofErr w:type="spellStart"/>
       <w:r>
@@ -7018,7 +6988,7 @@
           <w:color w:val="auto"/>
         </w:rPr>
       </w:pPr>
-      <w:bookmarkStart w:name="_Toc230111024" w:id="27"/>
+      <w:bookmarkStart w:id="27" w:name="_Toc230111024"/>
       <w:r>
         <w:rPr>
           <w:b/>
@@ -7048,7 +7018,7 @@
       <w:proofErr w:type="spellStart"/>
       <w:r>
         <w:rPr>
-          <w:rFonts w:ascii="Times New Roman" w:hAnsi="Times New Roman" w:eastAsia="Times New Roman" w:cs="Times New Roman"/>
+          <w:rFonts w:ascii="Times New Roman" w:eastAsia="Times New Roman" w:hAnsi="Times New Roman" w:cs="Times New Roman"/>
           <w:b/>
           <w:bCs/>
         </w:rPr>
@@ -7057,7 +7027,7 @@
       <w:proofErr w:type="spellEnd"/>
       <w:r>
         <w:rPr>
-          <w:rFonts w:ascii="Times New Roman" w:hAnsi="Times New Roman" w:eastAsia="Times New Roman" w:cs="Times New Roman"/>
+          <w:rFonts w:ascii="Times New Roman" w:eastAsia="Times New Roman" w:hAnsi="Times New Roman" w:cs="Times New Roman"/>
           <w:b/>
           <w:bCs/>
         </w:rPr>
@@ -7065,7 +7035,7 @@
       </w:r>
       <w:r>
         <w:rPr>
-          <w:rFonts w:ascii="Times New Roman" w:hAnsi="Times New Roman" w:eastAsia="Times New Roman" w:cs="Times New Roman"/>
+          <w:rFonts w:ascii="Times New Roman" w:eastAsia="Times New Roman" w:hAnsi="Times New Roman" w:cs="Times New Roman"/>
           <w:b/>
           <w:bCs/>
           <w:lang w:val="en-US"/>
@@ -7075,7 +7045,7 @@
       <w:proofErr w:type="spellStart"/>
       <w:r>
         <w:rPr>
-          <w:rFonts w:ascii="Times New Roman" w:hAnsi="Times New Roman" w:eastAsia="Times New Roman" w:cs="Times New Roman"/>
+          <w:rFonts w:ascii="Times New Roman" w:eastAsia="Times New Roman" w:hAnsi="Times New Roman" w:cs="Times New Roman"/>
           <w:b/>
           <w:bCs/>
           <w:i/>
@@ -7087,7 +7057,7 @@
       <w:proofErr w:type="spellEnd"/>
       <w:r>
         <w:rPr>
-          <w:rFonts w:ascii="Times New Roman" w:hAnsi="Times New Roman" w:eastAsia="Times New Roman" w:cs="Times New Roman"/>
+          <w:rFonts w:ascii="Times New Roman" w:eastAsia="Times New Roman" w:hAnsi="Times New Roman" w:cs="Times New Roman"/>
           <w:b/>
           <w:bCs/>
           <w:i/>
@@ -7098,7 +7068,7 @@
       </w:r>
       <w:r>
         <w:rPr>
-          <w:rFonts w:ascii="Times New Roman" w:hAnsi="Times New Roman" w:eastAsia="Times New Roman" w:cs="Times New Roman"/>
+          <w:rFonts w:ascii="Times New Roman" w:eastAsia="Times New Roman" w:hAnsi="Times New Roman" w:cs="Times New Roman"/>
           <w:b/>
           <w:bCs/>
           <w:i/>
@@ -7124,11 +7094,11 @@
       </w:r>
       <w:proofErr w:type="spellEnd"/>
       <w:r>
-        <w:t xml:space="preserve">, desplegado sobre WhatsApp y Telegram para más de quince mil agricultores de pequeña escala en Etiopía, Kenia, India y Nigeria, con más de trescientas mil consultas registradas desde su lanzamiento en 2023. Los </w:t>
+        <w:t xml:space="preserve">, desplegado sobre WhatsApp y Telegram para más de quince mil agricultores de pequeña escala en Etiopía, Kenia, India y Nigeria, con más de trescientas mil consultas registradas desde su lanzamiento en 2023. Los autores concluyen que la adopción sostenida del sistema se atribuye a tres decisiones de diseño: operar sobre canales de mensajería preexistentes, aceptar entradas en múltiples formatos —texto, audio e imagen— y ofrecer soporte multilingüe en lenguas locales. Este antecedente constituye el referente empírico más directo para el presente proyecto, pues demuestra la viabilidad técnica y social de desplegar agentes conversacionales de IA sobre WhatsApp en </w:t>
       </w:r>
       <w:r>
         <w:lastRenderedPageBreak/>
-        <w:t xml:space="preserve">autores concluyen que la adopción sostenida del sistema se atribuye a tres decisiones de diseño: operar sobre canales de mensajería preexistentes, aceptar entradas en múltiples formatos —texto, audio e imagen— y ofrecer soporte multilingüe en lenguas locales. Este antecedente constituye el referente empírico más directo para el presente proyecto, pues demuestra la viabilidad técnica y social de desplegar agentes conversacionales de IA sobre WhatsApp en comunidades con baja apropiación tecnológica. Del trabajo de </w:t>
+        <w:t xml:space="preserve">comunidades con baja apropiación tecnológica. Del trabajo de </w:t>
       </w:r>
       <w:proofErr w:type="spellStart"/>
       <w:r>
@@ -7149,7 +7119,7 @@
       </w:pPr>
       <w:r>
         <w:rPr>
-          <w:rFonts w:ascii="Times New Roman" w:hAnsi="Times New Roman" w:eastAsia="Times New Roman" w:cs="Times New Roman"/>
+          <w:rFonts w:ascii="Times New Roman" w:eastAsia="Times New Roman" w:hAnsi="Times New Roman" w:cs="Times New Roman"/>
           <w:b/>
           <w:bCs/>
           <w:lang w:val="en-US"/>
@@ -7158,7 +7128,7 @@
       </w:r>
       <w:r>
         <w:rPr>
-          <w:rFonts w:ascii="Times New Roman" w:hAnsi="Times New Roman" w:eastAsia="Times New Roman" w:cs="Times New Roman"/>
+          <w:rFonts w:ascii="Times New Roman" w:eastAsia="Times New Roman" w:hAnsi="Times New Roman" w:cs="Times New Roman"/>
           <w:b/>
           <w:bCs/>
           <w:i/>
@@ -7169,7 +7139,7 @@
       </w:r>
       <w:r>
         <w:rPr>
-          <w:rFonts w:ascii="Times New Roman" w:hAnsi="Times New Roman" w:eastAsia="Times New Roman" w:cs="Times New Roman"/>
+          <w:rFonts w:ascii="Times New Roman" w:eastAsia="Times New Roman" w:hAnsi="Times New Roman" w:cs="Times New Roman"/>
           <w:b/>
           <w:bCs/>
           <w:i/>
@@ -7205,7 +7175,7 @@
       </w:pPr>
       <w:r>
         <w:rPr>
-          <w:rFonts w:ascii="Times New Roman" w:hAnsi="Times New Roman" w:eastAsia="Times New Roman" w:cs="Times New Roman"/>
+          <w:rFonts w:ascii="Times New Roman" w:eastAsia="Times New Roman" w:hAnsi="Times New Roman" w:cs="Times New Roman"/>
           <w:b/>
           <w:bCs/>
         </w:rPr>
@@ -7213,7 +7183,7 @@
       </w:r>
       <w:r>
         <w:rPr>
-          <w:rFonts w:ascii="Times New Roman" w:hAnsi="Times New Roman" w:eastAsia="Times New Roman" w:cs="Times New Roman"/>
+          <w:rFonts w:ascii="Times New Roman" w:eastAsia="Times New Roman" w:hAnsi="Times New Roman" w:cs="Times New Roman"/>
           <w:b/>
           <w:bCs/>
           <w:i/>
@@ -7223,7 +7193,7 @@
       </w:r>
       <w:r>
         <w:rPr>
-          <w:rFonts w:ascii="Times New Roman" w:hAnsi="Times New Roman" w:eastAsia="Times New Roman" w:cs="Times New Roman"/>
+          <w:rFonts w:ascii="Times New Roman" w:eastAsia="Times New Roman" w:hAnsi="Times New Roman" w:cs="Times New Roman"/>
           <w:b/>
           <w:bCs/>
           <w:i/>
@@ -7232,35 +7202,35 @@
         <w:t xml:space="preserve"> </w:t>
       </w:r>
       <w:r>
-        <w:t xml:space="preserve">Esta investigación mixta, desarrollada </w:t>
+        <w:t>Esta investigación mixta, desarrollada con veinticuatro integrantes activos de cuatro huertas comunitarias de San Cristóbal —</w:t>
+      </w:r>
+      <w:proofErr w:type="spellStart"/>
+      <w:r>
+        <w:t>Huertopía</w:t>
+      </w:r>
+      <w:proofErr w:type="spellEnd"/>
+      <w:r>
+        <w:t xml:space="preserve">, Ambiente </w:t>
+      </w:r>
+      <w:proofErr w:type="spellStart"/>
+      <w:r>
+        <w:t>Tabanoy</w:t>
+      </w:r>
+      <w:proofErr w:type="spellEnd"/>
+      <w:r>
+        <w:t xml:space="preserve">, </w:t>
+      </w:r>
+      <w:proofErr w:type="spellStart"/>
+      <w:r>
+        <w:t>Guakes</w:t>
+      </w:r>
+      <w:proofErr w:type="spellEnd"/>
+      <w:r>
+        <w:t xml:space="preserve"> del Zuke y Amaranta— concluye que las huertas constituyen ejes articuladores del tejido social barrial, sostenidos principalmente en la interacción presencial, la oralidad y el intercambio cara a cara de saberes. El estudio documenta que la vinculación con herramientas tecnológicas digitales no hace parte de la cultura </w:t>
       </w:r>
       <w:r>
         <w:lastRenderedPageBreak/>
-        <w:t>con veinticuatro integrantes activos de cuatro huertas comunitarias de San Cristóbal —</w:t>
-      </w:r>
-      <w:proofErr w:type="spellStart"/>
-      <w:r>
-        <w:t>Huertopía</w:t>
-      </w:r>
-      <w:proofErr w:type="spellEnd"/>
-      <w:r>
-        <w:t xml:space="preserve">, Ambiente </w:t>
-      </w:r>
-      <w:proofErr w:type="spellStart"/>
-      <w:r>
-        <w:t>Tabanoy</w:t>
-      </w:r>
-      <w:proofErr w:type="spellEnd"/>
-      <w:r>
-        <w:t xml:space="preserve">, </w:t>
-      </w:r>
-      <w:proofErr w:type="spellStart"/>
-      <w:r>
-        <w:t>Guakes</w:t>
-      </w:r>
-      <w:proofErr w:type="spellEnd"/>
-      <w:r>
-        <w:t xml:space="preserve"> del Zuke y Amaranta— concluye que las huertas constituyen ejes articuladores del tejido social barrial, sostenidos principalmente en la interacción presencial, la oralidad y el intercambio cara a cara de saberes. El estudio documenta que la vinculación con herramientas tecnológicas digitales no hace parte de la cultura organizativa de estos colectivos, y que la práctica totalidad de los huerteros limita su relación con la tecnología al uso básico del teléfono celular. Este trabajo es relevante para el presente proyecto en dos dimensiones: el perfil sociocultural documentado en San Cristóbal es análogo al de los líderes de huerta de la UPZ 84 Bosa Occidental, fundamentando la decisión de desplegar el agente en WhatsApp; y el diagnóstico sobre la ausencia de herramientas digitales accesibles orienta el diseño de un agente que no exija aprender una interfaz nueva y que esté disponible en cualquier momento como complemento al acompañamiento presencial existente.</w:t>
+        <w:t>organizativa de estos colectivos, y que la práctica totalidad de los huerteros limita su relación con la tecnología al uso básico del teléfono celular. Este trabajo es relevante para el presente proyecto en dos dimensiones: el perfil sociocultural documentado en San Cristóbal es análogo al de los líderes de huerta de la UPZ 84 Bosa Occidental, fundamentando la decisión de desplegar el agente en WhatsApp; y el diagnóstico sobre la ausencia de herramientas digitales accesibles orienta el diseño de un agente que no exija aprender una interfaz nueva y que esté disponible en cualquier momento como complemento al acompañamiento presencial existente.</w:t>
       </w:r>
     </w:p>
     <w:p>
@@ -7272,7 +7242,7 @@
           <w:color w:val="auto"/>
         </w:rPr>
       </w:pPr>
-      <w:bookmarkStart w:name="_Toc230111025" w:id="28"/>
+      <w:bookmarkStart w:id="28" w:name="_Toc230111025"/>
       <w:r>
         <w:rPr>
           <w:b/>
@@ -7306,7 +7276,7 @@
       </w:pPr>
       <w:r>
         <w:rPr>
-          <w:rFonts w:ascii="Times New Roman" w:hAnsi="Times New Roman" w:eastAsia="Times New Roman" w:cs="Times New Roman"/>
+          <w:rFonts w:ascii="Times New Roman" w:eastAsia="Times New Roman" w:hAnsi="Times New Roman" w:cs="Times New Roman"/>
         </w:rPr>
         <w:t>El presente proyecto adopta un enfoque metodológico mixto que combina técnicas de investigación cualitativa para el trabajo con la comunidad y prácticas de ingeniería de software para el desarrollo del sistema. Dado que el proyecto involucra tanto la comprensión de necesidades de una comunidad con perfil sociocultural particular como la construcción de un prototipo técnico funcional, no resulta adecuado aplicar una única metodología transversal, sino articular enfoques específicos para cada fase del proceso, seleccionados según la naturaleza de las actividades y los productos esperados en cada etapa.</w:t>
       </w:r>
@@ -7321,7 +7291,7 @@
           <w:color w:val="auto"/>
         </w:rPr>
       </w:pPr>
-      <w:bookmarkStart w:name="_Toc230111026" w:id="29"/>
+      <w:bookmarkStart w:id="29" w:name="_Toc230111026"/>
       <w:r>
         <w:rPr>
           <w:b/>
@@ -7352,7 +7322,7 @@
           <w:szCs w:val="26"/>
         </w:rPr>
       </w:pPr>
-      <w:bookmarkStart w:name="_Toc230111027" w:id="30"/>
+      <w:bookmarkStart w:id="30" w:name="_Toc230111027"/>
       <w:r>
         <w:rPr>
           <w:b/>
@@ -7390,21 +7360,14 @@
         <w:spacing w:before="240" w:after="240" w:line="480" w:lineRule="auto"/>
         <w:jc w:val="both"/>
         <w:rPr>
-          <w:rFonts w:ascii="Times New Roman" w:hAnsi="Times New Roman" w:eastAsia="Times New Roman" w:cs="Times New Roman"/>
-        </w:rPr>
-      </w:pPr>
-      <w:r>
-        <w:rPr>
-          <w:rFonts w:ascii="Times New Roman" w:hAnsi="Times New Roman" w:eastAsia="Times New Roman" w:cs="Times New Roman"/>
-        </w:rPr>
-        <w:t xml:space="preserve">Esta fase se aborda desde la Ingeniería de Requisitos Ágil combinada con principios de Investigación-Acción Participativa (IAP). Este enfoque permite recolectar información </w:t>
-      </w:r>
-      <w:r>
-        <w:rPr>
-          <w:rFonts w:ascii="Times New Roman" w:hAnsi="Times New Roman" w:eastAsia="Times New Roman" w:cs="Times New Roman"/>
-        </w:rPr>
-        <w:lastRenderedPageBreak/>
-        <w:t>directamente en campo e identificar los requerimientos del sistema en estrecha relación con el contexto sociocultural de los líderes de huerta, asegurando que las decisiones de diseño respondan a necesidades reales y no a supuestos técnicos.</w:t>
+          <w:rFonts w:ascii="Times New Roman" w:eastAsia="Times New Roman" w:hAnsi="Times New Roman" w:cs="Times New Roman"/>
+        </w:rPr>
+      </w:pPr>
+      <w:r>
+        <w:rPr>
+          <w:rFonts w:ascii="Times New Roman" w:eastAsia="Times New Roman" w:hAnsi="Times New Roman" w:cs="Times New Roman"/>
+        </w:rPr>
+        <w:t>Esta fase se aborda desde la Ingeniería de Requisitos Ágil combinada con principios de Investigación-Acción Participativa (IAP). Este enfoque permite recolectar información directamente en campo e identificar los requerimientos del sistema en estrecha relación con el contexto sociocultural de los líderes de huerta, asegurando que las decisiones de diseño respondan a necesidades reales y no a supuestos técnicos.</w:t>
       </w:r>
     </w:p>
     <w:p>
@@ -7419,7 +7382,7 @@
           <w:szCs w:val="26"/>
         </w:rPr>
       </w:pPr>
-      <w:bookmarkStart w:name="_Toc230111028" w:id="31"/>
+      <w:bookmarkStart w:id="31" w:name="_Toc230111028"/>
       <w:r>
         <w:rPr>
           <w:b/>
@@ -7428,6 +7391,7 @@
           <w:sz w:val="26"/>
           <w:szCs w:val="26"/>
         </w:rPr>
+        <w:lastRenderedPageBreak/>
         <w:t xml:space="preserve">6.1.2. </w:t>
       </w:r>
       <w:r>
@@ -7457,12 +7421,12 @@
         <w:spacing w:before="240" w:after="240" w:line="480" w:lineRule="auto"/>
         <w:jc w:val="both"/>
         <w:rPr>
-          <w:rFonts w:ascii="Times New Roman" w:hAnsi="Times New Roman" w:eastAsia="Times New Roman" w:cs="Times New Roman"/>
-        </w:rPr>
-      </w:pPr>
-      <w:r>
-        <w:rPr>
-          <w:rFonts w:ascii="Times New Roman" w:hAnsi="Times New Roman" w:eastAsia="Times New Roman" w:cs="Times New Roman"/>
+          <w:rFonts w:ascii="Times New Roman" w:eastAsia="Times New Roman" w:hAnsi="Times New Roman" w:cs="Times New Roman"/>
+        </w:rPr>
+      </w:pPr>
+      <w:r>
+        <w:rPr>
+          <w:rFonts w:ascii="Times New Roman" w:eastAsia="Times New Roman" w:hAnsi="Times New Roman" w:cs="Times New Roman"/>
         </w:rPr>
         <w:t>Se adopta Design Thinking junto con principios de Diseño Centrado en el Usuario (UCD), lo que facilita la co-creación con la comunidad para definir los flujos conversacionales y los casos de uso del chatbot de manera que resulten naturales e intuitivos para los usuarios dentro del entorno de WhatsApp. Esta fase se concentra en una sesión de trabajo con entre tres y cinco participantes clave de la comunidad.</w:t>
       </w:r>
@@ -7479,7 +7443,7 @@
           <w:szCs w:val="26"/>
         </w:rPr>
       </w:pPr>
-      <w:bookmarkStart w:name="_Toc230111029" w:id="32"/>
+      <w:bookmarkStart w:id="32" w:name="_Toc230111029"/>
       <w:r>
         <w:rPr>
           <w:b/>
@@ -7517,12 +7481,12 @@
         <w:spacing w:before="240" w:after="240" w:line="480" w:lineRule="auto"/>
         <w:jc w:val="both"/>
         <w:rPr>
-          <w:rFonts w:ascii="Times New Roman" w:hAnsi="Times New Roman" w:eastAsia="Times New Roman" w:cs="Times New Roman"/>
-        </w:rPr>
-      </w:pPr>
-      <w:r>
-        <w:rPr>
-          <w:rFonts w:ascii="Times New Roman" w:hAnsi="Times New Roman" w:eastAsia="Times New Roman" w:cs="Times New Roman"/>
+          <w:rFonts w:ascii="Times New Roman" w:eastAsia="Times New Roman" w:hAnsi="Times New Roman" w:cs="Times New Roman"/>
+        </w:rPr>
+      </w:pPr>
+      <w:r>
+        <w:rPr>
+          <w:rFonts w:ascii="Times New Roman" w:eastAsia="Times New Roman" w:hAnsi="Times New Roman" w:cs="Times New Roman"/>
         </w:rPr>
         <w:t>Se aplica Modelado Ágil bajo el modelo C4 en su nivel de contenedores, complementado con un modelo entidad-relación básico para la definición del esquema de datos. Este enfoque permite documentar la arquitectura de integración y las políticas de seguridad del sistema de forma estructurada antes de iniciar la codificación, sin incurrir en el nivel de formalismo propio del Diseño Orientado al Dominio estricto, que excedería el alcance de un prototipo académico.</w:t>
       </w:r>
@@ -7539,7 +7503,7 @@
           <w:szCs w:val="26"/>
         </w:rPr>
       </w:pPr>
-      <w:bookmarkStart w:name="_Toc230111030" w:id="33"/>
+      <w:bookmarkStart w:id="33" w:name="_Toc230111030"/>
       <w:r>
         <w:rPr>
           <w:b/>
@@ -7577,12 +7541,12 @@
         <w:spacing w:before="240" w:after="240" w:line="480" w:lineRule="auto"/>
         <w:jc w:val="both"/>
         <w:rPr>
-          <w:rFonts w:ascii="Times New Roman" w:hAnsi="Times New Roman" w:eastAsia="Times New Roman" w:cs="Times New Roman"/>
-        </w:rPr>
-      </w:pPr>
-      <w:r>
-        <w:rPr>
-          <w:rFonts w:ascii="Times New Roman" w:hAnsi="Times New Roman" w:eastAsia="Times New Roman" w:cs="Times New Roman"/>
+          <w:rFonts w:ascii="Times New Roman" w:eastAsia="Times New Roman" w:hAnsi="Times New Roman" w:cs="Times New Roman"/>
+        </w:rPr>
+      </w:pPr>
+      <w:r>
+        <w:rPr>
+          <w:rFonts w:ascii="Times New Roman" w:eastAsia="Times New Roman" w:hAnsi="Times New Roman" w:cs="Times New Roman"/>
         </w:rPr>
         <w:t>Esta fase se sustenta en Ingeniería de Prompts y arquitectura guiada por datos, con el propósito de estructurar la lógica del agente conversacional: la estrategia de extracción de entidades mediante reconocimiento de entidades nombradas (NER) y el diseño del patrón de recuperación aumentada por generación (RAG) que permite personalizar las respuestas del agente con base en los datos registrados por cada huerta.</w:t>
       </w:r>
@@ -7599,7 +7563,7 @@
           <w:szCs w:val="26"/>
         </w:rPr>
       </w:pPr>
-      <w:bookmarkStart w:name="_Toc230111031" w:id="34"/>
+      <w:bookmarkStart w:id="34" w:name="_Toc230111031"/>
       <w:r>
         <w:rPr>
           <w:b/>
@@ -7608,7 +7572,6 @@
           <w:sz w:val="26"/>
           <w:szCs w:val="26"/>
         </w:rPr>
-        <w:lastRenderedPageBreak/>
         <w:t xml:space="preserve">6.1.5. </w:t>
       </w:r>
       <w:r>
@@ -7638,12 +7601,12 @@
         <w:spacing w:before="240" w:after="240" w:line="480" w:lineRule="auto"/>
         <w:jc w:val="both"/>
         <w:rPr>
-          <w:rFonts w:ascii="Times New Roman" w:hAnsi="Times New Roman" w:eastAsia="Times New Roman" w:cs="Times New Roman"/>
-        </w:rPr>
-      </w:pPr>
-      <w:r>
-        <w:rPr>
-          <w:rFonts w:ascii="Times New Roman" w:hAnsi="Times New Roman" w:eastAsia="Times New Roman" w:cs="Times New Roman"/>
+          <w:rFonts w:ascii="Times New Roman" w:eastAsia="Times New Roman" w:hAnsi="Times New Roman" w:cs="Times New Roman"/>
+        </w:rPr>
+      </w:pPr>
+      <w:r>
+        <w:rPr>
+          <w:rFonts w:ascii="Times New Roman" w:eastAsia="Times New Roman" w:hAnsi="Times New Roman" w:cs="Times New Roman"/>
         </w:rPr>
         <w:t>Se emplean prácticas DevOps junto con spikes técnicos — pruebas de concepto acotadas — para garantizar la validación temprana de la conectividad entre los servicios externos (Meta Cloud API, Gemini API y Supabase) antes de iniciar el desarrollo del motor conversacional.</w:t>
       </w:r>
@@ -7660,7 +7623,7 @@
           <w:szCs w:val="26"/>
         </w:rPr>
       </w:pPr>
-      <w:bookmarkStart w:name="_Toc230111032" w:id="35"/>
+      <w:bookmarkStart w:id="35" w:name="_Toc230111032"/>
       <w:r>
         <w:rPr>
           <w:b/>
@@ -7669,6 +7632,7 @@
           <w:sz w:val="26"/>
           <w:szCs w:val="26"/>
         </w:rPr>
+        <w:lastRenderedPageBreak/>
         <w:t xml:space="preserve">6.1.6. </w:t>
       </w:r>
       <w:r>
@@ -7698,12 +7662,12 @@
         <w:spacing w:before="240" w:after="240" w:line="480" w:lineRule="auto"/>
         <w:jc w:val="both"/>
         <w:rPr>
-          <w:rFonts w:ascii="Times New Roman" w:hAnsi="Times New Roman" w:eastAsia="Times New Roman" w:cs="Times New Roman"/>
-        </w:rPr>
-      </w:pPr>
-      <w:r>
-        <w:rPr>
-          <w:rFonts w:ascii="Times New Roman" w:hAnsi="Times New Roman" w:eastAsia="Times New Roman" w:cs="Times New Roman"/>
+          <w:rFonts w:ascii="Times New Roman" w:eastAsia="Times New Roman" w:hAnsi="Times New Roman" w:cs="Times New Roman"/>
+        </w:rPr>
+      </w:pPr>
+      <w:r>
+        <w:rPr>
+          <w:rFonts w:ascii="Times New Roman" w:eastAsia="Times New Roman" w:hAnsi="Times New Roman" w:cs="Times New Roman"/>
         </w:rPr>
         <w:t>Esta fase utiliza desarrollo iterativo e incremental gestionado mediante Personal Kanban, lo que permite construir y ajustar la lógica transaccional y el patrón RAG en ciclos cortos sin la carga administrativa de ceremonias ágiles formales. El seguimiento del modelo de lenguaje se limita al versionamiento del prompt principal en el repositorio y al monitoreo del consumo en el panel de Google AI Studio.</w:t>
       </w:r>
@@ -7720,7 +7684,7 @@
           <w:szCs w:val="26"/>
         </w:rPr>
       </w:pPr>
-      <w:bookmarkStart w:name="_Toc230111033" w:id="36"/>
+      <w:bookmarkStart w:id="36" w:name="_Toc230111033"/>
       <w:r>
         <w:rPr>
           <w:b/>
@@ -7758,12 +7722,12 @@
         <w:spacing w:before="240" w:after="240" w:line="480" w:lineRule="auto"/>
         <w:jc w:val="both"/>
         <w:rPr>
-          <w:rFonts w:ascii="Times New Roman" w:hAnsi="Times New Roman" w:eastAsia="Times New Roman" w:cs="Times New Roman"/>
-        </w:rPr>
-      </w:pPr>
-      <w:r>
-        <w:rPr>
-          <w:rFonts w:ascii="Times New Roman" w:hAnsi="Times New Roman" w:eastAsia="Times New Roman" w:cs="Times New Roman"/>
+          <w:rFonts w:ascii="Times New Roman" w:eastAsia="Times New Roman" w:hAnsi="Times New Roman" w:cs="Times New Roman"/>
+        </w:rPr>
+      </w:pPr>
+      <w:r>
+        <w:rPr>
+          <w:rFonts w:ascii="Times New Roman" w:eastAsia="Times New Roman" w:hAnsi="Times New Roman" w:cs="Times New Roman"/>
         </w:rPr>
         <w:t>Se aplican prácticas de aseguramiento de calidad de software (QA) complementadas con evaluación cualitativa de las respuestas del agente mediante un banco de veinte preguntas predefinidas, sin recurrir a frameworks de evaluación automatizados que excedan el alcance del prototipo.</w:t>
       </w:r>
@@ -7780,7 +7744,7 @@
           <w:szCs w:val="26"/>
         </w:rPr>
       </w:pPr>
-      <w:bookmarkStart w:name="_Toc230111034" w:id="37"/>
+      <w:bookmarkStart w:id="37" w:name="_Toc230111034"/>
       <w:r>
         <w:rPr>
           <w:b/>
@@ -7818,12 +7782,12 @@
         <w:spacing w:before="240" w:after="240" w:line="480" w:lineRule="auto"/>
         <w:jc w:val="both"/>
         <w:rPr>
-          <w:rFonts w:ascii="Times New Roman" w:hAnsi="Times New Roman" w:eastAsia="Times New Roman" w:cs="Times New Roman"/>
-        </w:rPr>
-      </w:pPr>
-      <w:r>
-        <w:rPr>
-          <w:rFonts w:ascii="Times New Roman" w:hAnsi="Times New Roman" w:eastAsia="Times New Roman" w:cs="Times New Roman"/>
+          <w:rFonts w:ascii="Times New Roman" w:eastAsia="Times New Roman" w:hAnsi="Times New Roman" w:cs="Times New Roman"/>
+        </w:rPr>
+      </w:pPr>
+      <w:r>
+        <w:rPr>
+          <w:rFonts w:ascii="Times New Roman" w:eastAsia="Times New Roman" w:hAnsi="Times New Roman" w:cs="Times New Roman"/>
         </w:rPr>
         <w:t>La validación con usuarios se realiza mediante el enfoque de Evaluación de Interacción Humano-Computadora (HCI) utilizando la Escala de Usabilidad del Sistema (SUS) en dos rondas: una evaluación formativa que orienta los ajustes del sistema y una evaluación sumativa que mide los resultados finales con un grupo de entre cinco y siete líderes de huerta de la UPZ 84.</w:t>
       </w:r>
@@ -7840,7 +7804,7 @@
           <w:szCs w:val="26"/>
         </w:rPr>
       </w:pPr>
-      <w:bookmarkStart w:name="_Toc230111035" w:id="38"/>
+      <w:bookmarkStart w:id="38" w:name="_Toc230111035"/>
       <w:r>
         <w:rPr>
           <w:b/>
@@ -7877,20 +7841,22 @@
       <w:pPr>
         <w:spacing w:before="240" w:after="240" w:line="480" w:lineRule="auto"/>
         <w:jc w:val="both"/>
-      </w:pPr>
-      <w:r>
-        <w:rPr>
-          <w:rFonts w:ascii="Times New Roman" w:hAnsi="Times New Roman" w:eastAsia="Times New Roman" w:cs="Times New Roman"/>
-        </w:rPr>
-        <w:t xml:space="preserve">Esta fase aplica prácticas de gestión de proyectos en su etapa de cierre, con redacción académica concurrente al desarrollo: los diagramas, flujos y resultados de evaluación SUS se </w:t>
-      </w:r>
-      <w:r>
-        <w:rPr>
-          <w:rFonts w:ascii="Times New Roman" w:hAnsi="Times New Roman" w:eastAsia="Times New Roman" w:cs="Times New Roman"/>
-        </w:rPr>
-        <w:lastRenderedPageBreak/>
-        <w:t>incorporan al documento de grado a medida que se generan, evitando que la documentación se convierta en un hito aislado al final del proyecto.</w:t>
-      </w:r>
+        <w:rPr>
+          <w:rFonts w:ascii="Times New Roman" w:eastAsia="Times New Roman" w:hAnsi="Times New Roman" w:cs="Times New Roman"/>
+        </w:rPr>
+      </w:pPr>
+      <w:r>
+        <w:rPr>
+          <w:rFonts w:ascii="Times New Roman" w:eastAsia="Times New Roman" w:hAnsi="Times New Roman" w:cs="Times New Roman"/>
+        </w:rPr>
+        <w:t>Esta fase aplica prácticas de gestión de proyectos en su etapa de cierre, con redacción académica concurrente al desarrollo: los diagramas, flujos y resultados de evaluación SUS se incorporan al documento de grado a medida que se generan, evitando que la documentación se convierta en un hito aislado al final del proyecto.</w:t>
+      </w:r>
+    </w:p>
+    <w:p>
+      <w:pPr>
+        <w:spacing w:before="240" w:after="240" w:line="480" w:lineRule="auto"/>
+        <w:jc w:val="both"/>
+      </w:pPr>
     </w:p>
     <w:p>
       <w:pPr>
@@ -7902,13 +7868,14 @@
           <w:color w:val="auto"/>
         </w:rPr>
       </w:pPr>
-      <w:bookmarkStart w:name="_Toc230111036" w:id="39"/>
-      <w:r>
-        <w:rPr>
-          <w:b/>
-          <w:bCs/>
-          <w:color w:val="auto"/>
-        </w:rPr>
+      <w:bookmarkStart w:id="39" w:name="_Toc230111036"/>
+      <w:r>
+        <w:rPr>
+          <w:b/>
+          <w:bCs/>
+          <w:color w:val="auto"/>
+        </w:rPr>
+        <w:lastRenderedPageBreak/>
         <w:t>6.2. Técnicas de recolección de datos.</w:t>
       </w:r>
       <w:bookmarkEnd w:id="39"/>
@@ -8017,7 +7984,7 @@
             </w:pPr>
             <w:r>
               <w:rPr>
-                <w:rFonts w:ascii="Calibri" w:hAnsi="Calibri" w:eastAsia="Calibri" w:cs="Calibri"/>
+                <w:rFonts w:ascii="Calibri" w:eastAsia="Calibri" w:hAnsi="Calibri" w:cs="Calibri"/>
                 <w:color w:val="000000" w:themeColor="text1"/>
               </w:rPr>
               <w:t>Fase del proyecto</w:t>
@@ -8041,7 +8008,7 @@
             </w:pPr>
             <w:r>
               <w:rPr>
-                <w:rFonts w:ascii="Calibri" w:hAnsi="Calibri" w:eastAsia="Calibri" w:cs="Calibri"/>
+                <w:rFonts w:ascii="Calibri" w:eastAsia="Calibri" w:hAnsi="Calibri" w:cs="Calibri"/>
                 <w:color w:val="000000" w:themeColor="text1"/>
               </w:rPr>
               <w:t>Técnica de recolección de información</w:t>
@@ -8065,7 +8032,7 @@
             </w:pPr>
             <w:r>
               <w:rPr>
-                <w:rFonts w:ascii="Calibri" w:hAnsi="Calibri" w:eastAsia="Calibri" w:cs="Calibri"/>
+                <w:rFonts w:ascii="Calibri" w:eastAsia="Calibri" w:hAnsi="Calibri" w:cs="Calibri"/>
                 <w:color w:val="000000" w:themeColor="text1"/>
               </w:rPr>
               <w:t>Instrumento</w:t>
@@ -8089,7 +8056,7 @@
             </w:pPr>
             <w:r>
               <w:rPr>
-                <w:rFonts w:ascii="Calibri" w:hAnsi="Calibri" w:eastAsia="Calibri" w:cs="Calibri"/>
+                <w:rFonts w:ascii="Calibri" w:eastAsia="Calibri" w:hAnsi="Calibri" w:cs="Calibri"/>
                 <w:color w:val="000000" w:themeColor="text1"/>
               </w:rPr>
               <w:t>Fuente de información</w:t>
@@ -8113,7 +8080,7 @@
             </w:pPr>
             <w:r>
               <w:rPr>
-                <w:rFonts w:ascii="Calibri" w:hAnsi="Calibri" w:eastAsia="Calibri" w:cs="Calibri"/>
+                <w:rFonts w:ascii="Calibri" w:eastAsia="Calibri" w:hAnsi="Calibri" w:cs="Calibri"/>
                 <w:color w:val="000000" w:themeColor="text1"/>
               </w:rPr>
               <w:t>Propósito</w:t>
@@ -8140,7 +8107,7 @@
             <w:pPr>
               <w:jc w:val="center"/>
               <w:rPr>
-                <w:rFonts w:ascii="Calibri" w:hAnsi="Calibri" w:eastAsia="Calibri" w:cs="Calibri"/>
+                <w:rFonts w:ascii="Calibri" w:eastAsia="Calibri" w:hAnsi="Calibri" w:cs="Calibri"/>
                 <w:b w:val="0"/>
                 <w:bCs w:val="0"/>
                 <w:sz w:val="22"/>
@@ -8149,7 +8116,7 @@
             </w:pPr>
             <w:r>
               <w:rPr>
-                <w:rFonts w:ascii="Calibri" w:hAnsi="Calibri" w:eastAsia="Calibri" w:cs="Calibri"/>
+                <w:rFonts w:ascii="Calibri" w:eastAsia="Calibri" w:hAnsi="Calibri" w:cs="Calibri"/>
                 <w:b w:val="0"/>
                 <w:bCs w:val="0"/>
                 <w:sz w:val="22"/>
@@ -8175,7 +8142,7 @@
             </w:pPr>
             <w:r>
               <w:rPr>
-                <w:rFonts w:ascii="Calibri" w:hAnsi="Calibri" w:eastAsia="Calibri" w:cs="Calibri"/>
+                <w:rFonts w:ascii="Calibri" w:eastAsia="Calibri" w:hAnsi="Calibri" w:cs="Calibri"/>
                 <w:sz w:val="22"/>
                 <w:szCs w:val="22"/>
               </w:rPr>
@@ -8196,28 +8163,34 @@
             <w:pPr>
               <w:jc w:val="center"/>
               <w:cnfStyle w:val="000000000000" w:firstRow="0" w:lastRow="0" w:firstColumn="0" w:lastColumn="0" w:oddVBand="0" w:evenVBand="0" w:oddHBand="0" w:evenHBand="0" w:firstRowFirstColumn="0" w:firstRowLastColumn="0" w:lastRowFirstColumn="0" w:lastRowLastColumn="0"/>
-            </w:pPr>
-            <w:r>
-              <w:rPr>
-                <w:rFonts w:ascii="Calibri" w:hAnsi="Calibri" w:eastAsia="Calibri" w:cs="Calibri"/>
-                <w:sz w:val="22"/>
-                <w:szCs w:val="22"/>
+              <w:rPr>
+                <w:highlight w:val="yellow"/>
+              </w:rPr>
+            </w:pPr>
+            <w:r>
+              <w:rPr>
+                <w:rFonts w:ascii="Calibri" w:eastAsia="Calibri" w:hAnsi="Calibri" w:cs="Calibri"/>
+                <w:sz w:val="22"/>
+                <w:szCs w:val="22"/>
+                <w:highlight w:val="yellow"/>
               </w:rPr>
               <w:t>Guía de en</w:t>
             </w:r>
             <w:r>
               <w:rPr>
-                <w:rFonts w:ascii="Calibri" w:hAnsi="Calibri" w:eastAsia="Calibri" w:cs="Calibri"/>
-                <w:sz w:val="22"/>
-                <w:szCs w:val="22"/>
+                <w:rFonts w:ascii="Calibri" w:eastAsia="Calibri" w:hAnsi="Calibri" w:cs="Calibri"/>
+                <w:sz w:val="22"/>
+                <w:szCs w:val="22"/>
+                <w:highlight w:val="yellow"/>
               </w:rPr>
               <w:t>cuesta</w:t>
             </w:r>
             <w:r>
               <w:rPr>
-                <w:rFonts w:ascii="Calibri" w:hAnsi="Calibri" w:eastAsia="Calibri" w:cs="Calibri"/>
-                <w:sz w:val="22"/>
-                <w:szCs w:val="22"/>
+                <w:rFonts w:ascii="Calibri" w:eastAsia="Calibri" w:hAnsi="Calibri" w:cs="Calibri"/>
+                <w:sz w:val="22"/>
+                <w:szCs w:val="22"/>
+                <w:highlight w:val="yellow"/>
               </w:rPr>
               <w:t xml:space="preserve"> con secciones temáticas</w:t>
             </w:r>
@@ -8239,7 +8212,7 @@
             </w:pPr>
             <w:r>
               <w:rPr>
-                <w:rFonts w:ascii="Calibri" w:hAnsi="Calibri" w:eastAsia="Calibri" w:cs="Calibri"/>
+                <w:rFonts w:ascii="Calibri" w:eastAsia="Calibri" w:hAnsi="Calibri" w:cs="Calibri"/>
                 <w:sz w:val="22"/>
                 <w:szCs w:val="22"/>
               </w:rPr>
@@ -8263,7 +8236,7 @@
             </w:pPr>
             <w:r>
               <w:rPr>
-                <w:rFonts w:ascii="Calibri" w:hAnsi="Calibri" w:eastAsia="Calibri" w:cs="Calibri"/>
+                <w:rFonts w:ascii="Calibri" w:eastAsia="Calibri" w:hAnsi="Calibri" w:cs="Calibri"/>
                 <w:sz w:val="22"/>
                 <w:szCs w:val="22"/>
               </w:rPr>
@@ -8293,7 +8266,7 @@
             </w:pPr>
             <w:r>
               <w:rPr>
-                <w:rFonts w:ascii="Calibri" w:hAnsi="Calibri" w:eastAsia="Calibri" w:cs="Calibri"/>
+                <w:rFonts w:ascii="Calibri" w:eastAsia="Calibri" w:hAnsi="Calibri" w:cs="Calibri"/>
                 <w:b w:val="0"/>
                 <w:bCs w:val="0"/>
                 <w:color w:val="1F1F1F"/>
@@ -8320,7 +8293,7 @@
             </w:pPr>
             <w:r>
               <w:rPr>
-                <w:rFonts w:ascii="Calibri" w:hAnsi="Calibri" w:eastAsia="Calibri" w:cs="Calibri"/>
+                <w:rFonts w:ascii="Calibri" w:eastAsia="Calibri" w:hAnsi="Calibri" w:cs="Calibri"/>
                 <w:color w:val="000000" w:themeColor="text1"/>
                 <w:sz w:val="22"/>
                 <w:szCs w:val="22"/>
@@ -8342,13 +8315,17 @@
             <w:pPr>
               <w:jc w:val="center"/>
               <w:cnfStyle w:val="000000000000" w:firstRow="0" w:lastRow="0" w:firstColumn="0" w:lastColumn="0" w:oddVBand="0" w:evenVBand="0" w:oddHBand="0" w:evenHBand="0" w:firstRowFirstColumn="0" w:firstRowLastColumn="0" w:lastRowFirstColumn="0" w:lastRowLastColumn="0"/>
-            </w:pPr>
-            <w:r>
-              <w:rPr>
-                <w:rFonts w:ascii="Calibri" w:hAnsi="Calibri" w:eastAsia="Calibri" w:cs="Calibri"/>
-                <w:color w:val="000000" w:themeColor="text1"/>
-                <w:sz w:val="22"/>
-                <w:szCs w:val="22"/>
+              <w:rPr>
+                <w:highlight w:val="yellow"/>
+              </w:rPr>
+            </w:pPr>
+            <w:r>
+              <w:rPr>
+                <w:rFonts w:ascii="Calibri" w:eastAsia="Calibri" w:hAnsi="Calibri" w:cs="Calibri"/>
+                <w:color w:val="000000" w:themeColor="text1"/>
+                <w:sz w:val="22"/>
+                <w:szCs w:val="22"/>
+                <w:highlight w:val="yellow"/>
               </w:rPr>
               <w:t>Ficha de análisis</w:t>
             </w:r>
@@ -8370,7 +8347,7 @@
             </w:pPr>
             <w:r>
               <w:rPr>
-                <w:rFonts w:ascii="Calibri" w:hAnsi="Calibri" w:eastAsia="Calibri" w:cs="Calibri"/>
+                <w:rFonts w:ascii="Calibri" w:eastAsia="Calibri" w:hAnsi="Calibri" w:cs="Calibri"/>
                 <w:color w:val="000000" w:themeColor="text1"/>
                 <w:sz w:val="22"/>
                 <w:szCs w:val="22"/>
@@ -8395,7 +8372,7 @@
             </w:pPr>
             <w:r>
               <w:rPr>
-                <w:rFonts w:ascii="Calibri" w:hAnsi="Calibri" w:eastAsia="Calibri" w:cs="Calibri"/>
+                <w:rFonts w:ascii="Calibri" w:eastAsia="Calibri" w:hAnsi="Calibri" w:cs="Calibri"/>
                 <w:color w:val="000000" w:themeColor="text1"/>
                 <w:sz w:val="22"/>
                 <w:szCs w:val="22"/>
@@ -8426,7 +8403,7 @@
             </w:pPr>
             <w:r>
               <w:rPr>
-                <w:rFonts w:ascii="Calibri" w:hAnsi="Calibri" w:eastAsia="Calibri" w:cs="Calibri"/>
+                <w:rFonts w:ascii="Calibri" w:eastAsia="Calibri" w:hAnsi="Calibri" w:cs="Calibri"/>
                 <w:b w:val="0"/>
                 <w:bCs w:val="0"/>
                 <w:color w:val="1F1F1F"/>
@@ -8453,7 +8430,7 @@
             </w:pPr>
             <w:r>
               <w:rPr>
-                <w:rFonts w:ascii="Calibri" w:hAnsi="Calibri" w:eastAsia="Calibri" w:cs="Calibri"/>
+                <w:rFonts w:ascii="Calibri" w:eastAsia="Calibri" w:hAnsi="Calibri" w:cs="Calibri"/>
                 <w:color w:val="000000" w:themeColor="text1"/>
                 <w:sz w:val="22"/>
                 <w:szCs w:val="22"/>
@@ -8475,13 +8452,17 @@
             <w:pPr>
               <w:jc w:val="center"/>
               <w:cnfStyle w:val="000000000000" w:firstRow="0" w:lastRow="0" w:firstColumn="0" w:lastColumn="0" w:oddVBand="0" w:evenVBand="0" w:oddHBand="0" w:evenHBand="0" w:firstRowFirstColumn="0" w:firstRowLastColumn="0" w:lastRowFirstColumn="0" w:lastRowLastColumn="0"/>
-            </w:pPr>
-            <w:r>
-              <w:rPr>
-                <w:rFonts w:ascii="Calibri" w:hAnsi="Calibri" w:eastAsia="Calibri" w:cs="Calibri"/>
-                <w:color w:val="000000" w:themeColor="text1"/>
-                <w:sz w:val="22"/>
-                <w:szCs w:val="22"/>
+              <w:rPr>
+                <w:highlight w:val="yellow"/>
+              </w:rPr>
+            </w:pPr>
+            <w:r>
+              <w:rPr>
+                <w:rFonts w:ascii="Calibri" w:eastAsia="Calibri" w:hAnsi="Calibri" w:cs="Calibri"/>
+                <w:color w:val="000000" w:themeColor="text1"/>
+                <w:sz w:val="22"/>
+                <w:szCs w:val="22"/>
+                <w:highlight w:val="yellow"/>
               </w:rPr>
               <w:t>Ficha de análisis</w:t>
             </w:r>
@@ -8503,7 +8484,7 @@
             </w:pPr>
             <w:r>
               <w:rPr>
-                <w:rFonts w:ascii="Calibri" w:hAnsi="Calibri" w:eastAsia="Calibri" w:cs="Calibri"/>
+                <w:rFonts w:ascii="Calibri" w:eastAsia="Calibri" w:hAnsi="Calibri" w:cs="Calibri"/>
                 <w:color w:val="000000" w:themeColor="text1"/>
                 <w:sz w:val="22"/>
                 <w:szCs w:val="22"/>
@@ -8528,7 +8509,7 @@
             </w:pPr>
             <w:r>
               <w:rPr>
-                <w:rFonts w:ascii="Calibri" w:hAnsi="Calibri" w:eastAsia="Calibri" w:cs="Calibri"/>
+                <w:rFonts w:ascii="Calibri" w:eastAsia="Calibri" w:hAnsi="Calibri" w:cs="Calibri"/>
                 <w:color w:val="000000" w:themeColor="text1"/>
                 <w:sz w:val="22"/>
                 <w:szCs w:val="22"/>
@@ -8559,7 +8540,7 @@
             </w:pPr>
             <w:r>
               <w:rPr>
-                <w:rFonts w:ascii="Calibri" w:hAnsi="Calibri" w:eastAsia="Calibri" w:cs="Calibri"/>
+                <w:rFonts w:ascii="Calibri" w:eastAsia="Calibri" w:hAnsi="Calibri" w:cs="Calibri"/>
                 <w:b w:val="0"/>
                 <w:bCs w:val="0"/>
                 <w:color w:val="1F1F1F"/>
@@ -8586,7 +8567,7 @@
             </w:pPr>
             <w:r>
               <w:rPr>
-                <w:rFonts w:ascii="Calibri" w:hAnsi="Calibri" w:eastAsia="Calibri" w:cs="Calibri"/>
+                <w:rFonts w:ascii="Calibri" w:eastAsia="Calibri" w:hAnsi="Calibri" w:cs="Calibri"/>
                 <w:color w:val="000000" w:themeColor="text1"/>
                 <w:sz w:val="22"/>
                 <w:szCs w:val="22"/>
@@ -8608,13 +8589,17 @@
             <w:pPr>
               <w:jc w:val="center"/>
               <w:cnfStyle w:val="000000000000" w:firstRow="0" w:lastRow="0" w:firstColumn="0" w:lastColumn="0" w:oddVBand="0" w:evenVBand="0" w:oddHBand="0" w:evenHBand="0" w:firstRowFirstColumn="0" w:firstRowLastColumn="0" w:lastRowFirstColumn="0" w:lastRowLastColumn="0"/>
-            </w:pPr>
-            <w:r>
-              <w:rPr>
-                <w:rFonts w:ascii="Calibri" w:hAnsi="Calibri" w:eastAsia="Calibri" w:cs="Calibri"/>
-                <w:color w:val="000000" w:themeColor="text1"/>
-                <w:sz w:val="22"/>
-                <w:szCs w:val="22"/>
+              <w:rPr>
+                <w:highlight w:val="yellow"/>
+              </w:rPr>
+            </w:pPr>
+            <w:r>
+              <w:rPr>
+                <w:rFonts w:ascii="Calibri" w:eastAsia="Calibri" w:hAnsi="Calibri" w:cs="Calibri"/>
+                <w:color w:val="000000" w:themeColor="text1"/>
+                <w:sz w:val="22"/>
+                <w:szCs w:val="22"/>
+                <w:highlight w:val="yellow"/>
               </w:rPr>
               <w:t>Lista de verificación (checklist)</w:t>
             </w:r>
@@ -8636,22 +8621,12 @@
             </w:pPr>
             <w:r>
               <w:rPr>
-                <w:rFonts w:ascii="Calibri" w:hAnsi="Calibri" w:eastAsia="Calibri" w:cs="Calibri"/>
-                <w:color w:val="000000" w:themeColor="text1"/>
-                <w:sz w:val="22"/>
-                <w:szCs w:val="22"/>
-              </w:rPr>
-              <w:t xml:space="preserve">Entorno de desarrollo y servicios externos (WhatsApp Business API, </w:t>
-            </w:r>
-            <w:r>
-              <w:rPr>
-                <w:rFonts w:ascii="Calibri" w:hAnsi="Calibri" w:eastAsia="Calibri" w:cs="Calibri"/>
-                <w:color w:val="000000" w:themeColor="text1"/>
-                <w:sz w:val="22"/>
-                <w:szCs w:val="22"/>
-              </w:rPr>
-              <w:lastRenderedPageBreak/>
-              <w:t>Gemini API, base de datos)</w:t>
+                <w:rFonts w:ascii="Calibri" w:eastAsia="Calibri" w:hAnsi="Calibri" w:cs="Calibri"/>
+                <w:color w:val="000000" w:themeColor="text1"/>
+                <w:sz w:val="22"/>
+                <w:szCs w:val="22"/>
+              </w:rPr>
+              <w:t>Entorno de desarrollo y servicios externos (WhatsApp Business API, Gemini API, base de datos)</w:t>
             </w:r>
           </w:p>
         </w:tc>
@@ -8671,12 +8646,11 @@
             </w:pPr>
             <w:r>
               <w:rPr>
-                <w:rFonts w:ascii="Calibri" w:hAnsi="Calibri" w:eastAsia="Calibri" w:cs="Calibri"/>
-                <w:color w:val="000000" w:themeColor="text1"/>
-                <w:sz w:val="22"/>
-                <w:szCs w:val="22"/>
-              </w:rPr>
-              <w:lastRenderedPageBreak/>
+                <w:rFonts w:ascii="Calibri" w:eastAsia="Calibri" w:hAnsi="Calibri" w:cs="Calibri"/>
+                <w:color w:val="000000" w:themeColor="text1"/>
+                <w:sz w:val="22"/>
+                <w:szCs w:val="22"/>
+              </w:rPr>
               <w:t>Verificar la correcta configuración e integración de los componentes del sistema antes de iniciar el desarrollo del motor conversacional</w:t>
             </w:r>
           </w:p>
@@ -8703,14 +8677,26 @@
             </w:pPr>
             <w:r>
               <w:rPr>
-                <w:rFonts w:ascii="Calibri" w:hAnsi="Calibri" w:eastAsia="Calibri" w:cs="Calibri"/>
+                <w:rFonts w:ascii="Calibri" w:eastAsia="Calibri" w:hAnsi="Calibri" w:cs="Calibri"/>
                 <w:b w:val="0"/>
                 <w:bCs w:val="0"/>
                 <w:color w:val="1F1F1F"/>
                 <w:sz w:val="22"/>
                 <w:szCs w:val="22"/>
               </w:rPr>
-              <w:t>Desarrollo del Motor Conversacional y Respuestas Dinámicas</w:t>
+              <w:t xml:space="preserve">Desarrollo del Motor Conversacional </w:t>
+            </w:r>
+            <w:r>
+              <w:rPr>
+                <w:rFonts w:ascii="Calibri" w:eastAsia="Calibri" w:hAnsi="Calibri" w:cs="Calibri"/>
+                <w:b w:val="0"/>
+                <w:bCs w:val="0"/>
+                <w:color w:val="1F1F1F"/>
+                <w:sz w:val="22"/>
+                <w:szCs w:val="22"/>
+              </w:rPr>
+              <w:lastRenderedPageBreak/>
+              <w:t>y Respuestas Dinámicas</w:t>
             </w:r>
           </w:p>
         </w:tc>
@@ -8730,11 +8716,12 @@
             </w:pPr>
             <w:r>
               <w:rPr>
-                <w:rFonts w:ascii="Calibri" w:hAnsi="Calibri" w:eastAsia="Calibri" w:cs="Calibri"/>
-                <w:color w:val="000000" w:themeColor="text1"/>
-                <w:sz w:val="22"/>
-                <w:szCs w:val="22"/>
-              </w:rPr>
+                <w:rFonts w:ascii="Calibri" w:eastAsia="Calibri" w:hAnsi="Calibri" w:cs="Calibri"/>
+                <w:color w:val="000000" w:themeColor="text1"/>
+                <w:sz w:val="22"/>
+                <w:szCs w:val="22"/>
+              </w:rPr>
+              <w:lastRenderedPageBreak/>
               <w:t>Observación sistemática</w:t>
             </w:r>
           </w:p>
@@ -8752,15 +8739,30 @@
             <w:pPr>
               <w:jc w:val="center"/>
               <w:cnfStyle w:val="000000000000" w:firstRow="0" w:lastRow="0" w:firstColumn="0" w:lastColumn="0" w:oddVBand="0" w:evenVBand="0" w:oddHBand="0" w:evenHBand="0" w:firstRowFirstColumn="0" w:firstRowLastColumn="0" w:lastRowFirstColumn="0" w:lastRowLastColumn="0"/>
-            </w:pPr>
-            <w:r>
-              <w:rPr>
-                <w:rFonts w:ascii="Calibri" w:hAnsi="Calibri" w:eastAsia="Calibri" w:cs="Calibri"/>
-                <w:color w:val="000000" w:themeColor="text1"/>
-                <w:sz w:val="22"/>
-                <w:szCs w:val="22"/>
-              </w:rPr>
-              <w:t>Diario de desarrollo / registro de pruebas funcionales</w:t>
+              <w:rPr>
+                <w:highlight w:val="yellow"/>
+              </w:rPr>
+            </w:pPr>
+            <w:r>
+              <w:rPr>
+                <w:rFonts w:ascii="Calibri" w:eastAsia="Calibri" w:hAnsi="Calibri" w:cs="Calibri"/>
+                <w:color w:val="000000" w:themeColor="text1"/>
+                <w:sz w:val="22"/>
+                <w:szCs w:val="22"/>
+                <w:highlight w:val="yellow"/>
+              </w:rPr>
+              <w:t xml:space="preserve">Diario de desarrollo / registro de </w:t>
+            </w:r>
+            <w:r>
+              <w:rPr>
+                <w:rFonts w:ascii="Calibri" w:eastAsia="Calibri" w:hAnsi="Calibri" w:cs="Calibri"/>
+                <w:color w:val="000000" w:themeColor="text1"/>
+                <w:sz w:val="22"/>
+                <w:szCs w:val="22"/>
+                <w:highlight w:val="yellow"/>
+              </w:rPr>
+              <w:lastRenderedPageBreak/>
+              <w:t>pruebas funcionales</w:t>
             </w:r>
           </w:p>
         </w:tc>
@@ -8780,12 +8782,23 @@
             </w:pPr>
             <w:r>
               <w:rPr>
-                <w:rFonts w:ascii="Calibri" w:hAnsi="Calibri" w:eastAsia="Calibri" w:cs="Calibri"/>
-                <w:color w:val="000000" w:themeColor="text1"/>
-                <w:sz w:val="22"/>
-                <w:szCs w:val="22"/>
-              </w:rPr>
-              <w:t>Sistema en construcción (flujos conversacionales, extracción de entidades, respuestas del agente)</w:t>
+                <w:rFonts w:ascii="Calibri" w:eastAsia="Calibri" w:hAnsi="Calibri" w:cs="Calibri"/>
+                <w:color w:val="000000" w:themeColor="text1"/>
+                <w:sz w:val="22"/>
+                <w:szCs w:val="22"/>
+              </w:rPr>
+              <w:lastRenderedPageBreak/>
+              <w:t xml:space="preserve">Sistema en construcción (flujos conversacionales, </w:t>
+            </w:r>
+            <w:r>
+              <w:rPr>
+                <w:rFonts w:ascii="Calibri" w:eastAsia="Calibri" w:hAnsi="Calibri" w:cs="Calibri"/>
+                <w:color w:val="000000" w:themeColor="text1"/>
+                <w:sz w:val="22"/>
+                <w:szCs w:val="22"/>
+              </w:rPr>
+              <w:lastRenderedPageBreak/>
+              <w:t>extracción de entidades, respuestas del agente)</w:t>
             </w:r>
           </w:p>
         </w:tc>
@@ -8805,12 +8818,23 @@
             </w:pPr>
             <w:r>
               <w:rPr>
-                <w:rFonts w:ascii="Calibri" w:hAnsi="Calibri" w:eastAsia="Calibri" w:cs="Calibri"/>
-                <w:color w:val="000000" w:themeColor="text1"/>
-                <w:sz w:val="22"/>
-                <w:szCs w:val="22"/>
-              </w:rPr>
-              <w:t>Validar el funcionamiento del flujo conversacional y la coherencia de las respuestas generadas por el agente en condiciones controladas</w:t>
+                <w:rFonts w:ascii="Calibri" w:eastAsia="Calibri" w:hAnsi="Calibri" w:cs="Calibri"/>
+                <w:color w:val="000000" w:themeColor="text1"/>
+                <w:sz w:val="22"/>
+                <w:szCs w:val="22"/>
+              </w:rPr>
+              <w:lastRenderedPageBreak/>
+              <w:t xml:space="preserve">Validar el funcionamiento del flujo conversacional y la coherencia de las respuestas </w:t>
+            </w:r>
+            <w:r>
+              <w:rPr>
+                <w:rFonts w:ascii="Calibri" w:eastAsia="Calibri" w:hAnsi="Calibri" w:cs="Calibri"/>
+                <w:color w:val="000000" w:themeColor="text1"/>
+                <w:sz w:val="22"/>
+                <w:szCs w:val="22"/>
+              </w:rPr>
+              <w:lastRenderedPageBreak/>
+              <w:t>generadas por el agente en condiciones controladas</w:t>
             </w:r>
           </w:p>
         </w:tc>
@@ -8836,13 +8860,14 @@
             </w:pPr>
             <w:r>
               <w:rPr>
-                <w:rFonts w:ascii="Calibri" w:hAnsi="Calibri" w:eastAsia="Calibri" w:cs="Calibri"/>
+                <w:rFonts w:ascii="Calibri" w:eastAsia="Calibri" w:hAnsi="Calibri" w:cs="Calibri"/>
                 <w:b w:val="0"/>
                 <w:bCs w:val="0"/>
                 <w:color w:val="1F1F1F"/>
                 <w:sz w:val="22"/>
                 <w:szCs w:val="22"/>
               </w:rPr>
+              <w:lastRenderedPageBreak/>
               <w:t>Pruebas y validaciones</w:t>
             </w:r>
           </w:p>
@@ -8863,7 +8888,7 @@
             </w:pPr>
             <w:r>
               <w:rPr>
-                <w:rFonts w:ascii="Calibri" w:hAnsi="Calibri" w:eastAsia="Calibri" w:cs="Calibri"/>
+                <w:rFonts w:ascii="Calibri" w:eastAsia="Calibri" w:hAnsi="Calibri" w:cs="Calibri"/>
                 <w:color w:val="000000" w:themeColor="text1"/>
                 <w:sz w:val="22"/>
                 <w:szCs w:val="22"/>
@@ -8888,7 +8913,7 @@
             </w:pPr>
             <w:r>
               <w:rPr>
-                <w:rFonts w:ascii="Calibri" w:hAnsi="Calibri" w:eastAsia="Calibri" w:cs="Calibri"/>
+                <w:rFonts w:ascii="Calibri" w:eastAsia="Calibri" w:hAnsi="Calibri" w:cs="Calibri"/>
                 <w:color w:val="000000" w:themeColor="text1"/>
                 <w:sz w:val="22"/>
                 <w:szCs w:val="22"/>
@@ -8913,7 +8938,7 @@
             </w:pPr>
             <w:r>
               <w:rPr>
-                <w:rFonts w:ascii="Calibri" w:hAnsi="Calibri" w:eastAsia="Calibri" w:cs="Calibri"/>
+                <w:rFonts w:ascii="Calibri" w:eastAsia="Calibri" w:hAnsi="Calibri" w:cs="Calibri"/>
                 <w:color w:val="000000" w:themeColor="text1"/>
                 <w:sz w:val="22"/>
                 <w:szCs w:val="22"/>
@@ -8938,7 +8963,7 @@
             </w:pPr>
             <w:r>
               <w:rPr>
-                <w:rFonts w:ascii="Calibri" w:hAnsi="Calibri" w:eastAsia="Calibri" w:cs="Calibri"/>
+                <w:rFonts w:ascii="Calibri" w:eastAsia="Calibri" w:hAnsi="Calibri" w:cs="Calibri"/>
                 <w:color w:val="000000" w:themeColor="text1"/>
                 <w:sz w:val="22"/>
                 <w:szCs w:val="22"/>
@@ -8969,7 +8994,7 @@
             </w:pPr>
             <w:r>
               <w:rPr>
-                <w:rFonts w:ascii="Calibri" w:hAnsi="Calibri" w:eastAsia="Calibri" w:cs="Calibri"/>
+                <w:rFonts w:ascii="Calibri" w:eastAsia="Calibri" w:hAnsi="Calibri" w:cs="Calibri"/>
                 <w:b w:val="0"/>
                 <w:bCs w:val="0"/>
                 <w:color w:val="1F1F1F"/>
@@ -8996,7 +9021,7 @@
             </w:pPr>
             <w:r>
               <w:rPr>
-                <w:rFonts w:ascii="Calibri" w:hAnsi="Calibri" w:eastAsia="Calibri" w:cs="Calibri"/>
+                <w:rFonts w:ascii="Calibri" w:eastAsia="Calibri" w:hAnsi="Calibri" w:cs="Calibri"/>
                 <w:color w:val="000000" w:themeColor="text1"/>
                 <w:sz w:val="22"/>
                 <w:szCs w:val="22"/>
@@ -9021,7 +9046,7 @@
             </w:pPr>
             <w:r>
               <w:rPr>
-                <w:rFonts w:ascii="Calibri" w:hAnsi="Calibri" w:eastAsia="Calibri" w:cs="Calibri"/>
+                <w:rFonts w:ascii="Calibri" w:eastAsia="Calibri" w:hAnsi="Calibri" w:cs="Calibri"/>
                 <w:color w:val="000000" w:themeColor="text1"/>
                 <w:sz w:val="22"/>
                 <w:szCs w:val="22"/>
@@ -9046,7 +9071,7 @@
             </w:pPr>
             <w:r>
               <w:rPr>
-                <w:rFonts w:ascii="Calibri" w:hAnsi="Calibri" w:eastAsia="Calibri" w:cs="Calibri"/>
+                <w:rFonts w:ascii="Calibri" w:eastAsia="Calibri" w:hAnsi="Calibri" w:cs="Calibri"/>
                 <w:color w:val="000000" w:themeColor="text1"/>
                 <w:sz w:val="22"/>
                 <w:szCs w:val="22"/>
@@ -9071,7 +9096,7 @@
             </w:pPr>
             <w:r>
               <w:rPr>
-                <w:rFonts w:ascii="Calibri" w:hAnsi="Calibri" w:eastAsia="Calibri" w:cs="Calibri"/>
+                <w:rFonts w:ascii="Calibri" w:eastAsia="Calibri" w:hAnsi="Calibri" w:cs="Calibri"/>
                 <w:color w:val="000000" w:themeColor="text1"/>
                 <w:sz w:val="22"/>
                 <w:szCs w:val="22"/>
@@ -9102,7 +9127,7 @@
             </w:pPr>
             <w:r>
               <w:rPr>
-                <w:rFonts w:ascii="Calibri" w:hAnsi="Calibri" w:eastAsia="Calibri" w:cs="Calibri"/>
+                <w:rFonts w:ascii="Calibri" w:eastAsia="Calibri" w:hAnsi="Calibri" w:cs="Calibri"/>
                 <w:b w:val="0"/>
                 <w:bCs w:val="0"/>
                 <w:color w:val="1F1F1F"/>
@@ -9129,7 +9154,7 @@
             </w:pPr>
             <w:r>
               <w:rPr>
-                <w:rFonts w:ascii="Calibri" w:hAnsi="Calibri" w:eastAsia="Calibri" w:cs="Calibri"/>
+                <w:rFonts w:ascii="Calibri" w:eastAsia="Calibri" w:hAnsi="Calibri" w:cs="Calibri"/>
                 <w:color w:val="000000" w:themeColor="text1"/>
                 <w:sz w:val="22"/>
                 <w:szCs w:val="22"/>
@@ -9154,7 +9179,7 @@
             </w:pPr>
             <w:r>
               <w:rPr>
-                <w:rFonts w:ascii="Calibri" w:hAnsi="Calibri" w:eastAsia="Calibri" w:cs="Calibri"/>
+                <w:rFonts w:ascii="Calibri" w:eastAsia="Calibri" w:hAnsi="Calibri" w:cs="Calibri"/>
                 <w:color w:val="000000" w:themeColor="text1"/>
                 <w:sz w:val="22"/>
                 <w:szCs w:val="22"/>
@@ -9179,7 +9204,7 @@
             </w:pPr>
             <w:r>
               <w:rPr>
-                <w:rFonts w:ascii="Calibri" w:hAnsi="Calibri" w:eastAsia="Calibri" w:cs="Calibri"/>
+                <w:rFonts w:ascii="Calibri" w:eastAsia="Calibri" w:hAnsi="Calibri" w:cs="Calibri"/>
                 <w:color w:val="000000" w:themeColor="text1"/>
                 <w:sz w:val="22"/>
                 <w:szCs w:val="22"/>
@@ -9204,7 +9229,7 @@
             </w:pPr>
             <w:r>
               <w:rPr>
-                <w:rFonts w:ascii="Calibri" w:hAnsi="Calibri" w:eastAsia="Calibri" w:cs="Calibri"/>
+                <w:rFonts w:ascii="Calibri" w:eastAsia="Calibri" w:hAnsi="Calibri" w:cs="Calibri"/>
                 <w:color w:val="000000" w:themeColor="text1"/>
                 <w:sz w:val="22"/>
                 <w:szCs w:val="22"/>
@@ -9226,7 +9251,7 @@
           <w:color w:val="auto"/>
         </w:rPr>
       </w:pPr>
-      <w:bookmarkStart w:name="_Toc230111037" w:id="40"/>
+      <w:bookmarkStart w:id="40" w:name="_Toc230111037"/>
       <w:r>
         <w:rPr>
           <w:b/>
@@ -9277,7 +9302,7 @@
       </w:pPr>
       <w:r>
         <w:rPr>
-          <w:rFonts w:ascii="Times New Roman" w:hAnsi="Times New Roman" w:eastAsia="Times New Roman"/>
+          <w:rFonts w:ascii="Times New Roman" w:eastAsia="Times New Roman" w:hAnsi="Times New Roman"/>
           <w:i/>
           <w:iCs/>
           <w:sz w:val="22"/>
@@ -9318,13 +9343,13 @@
             <w:pPr>
               <w:jc w:val="center"/>
               <w:rPr>
-                <w:rFonts w:ascii="Calibri" w:hAnsi="Calibri" w:eastAsia="Calibri" w:cs="Calibri"/>
-                <w:color w:val="000000" w:themeColor="text1"/>
-              </w:rPr>
-            </w:pPr>
-            <w:r>
-              <w:rPr>
-                <w:rFonts w:ascii="Calibri" w:hAnsi="Calibri" w:eastAsia="Calibri" w:cs="Calibri"/>
+                <w:rFonts w:ascii="Calibri" w:eastAsia="Calibri" w:hAnsi="Calibri" w:cs="Calibri"/>
+                <w:color w:val="000000" w:themeColor="text1"/>
+              </w:rPr>
+            </w:pPr>
+            <w:r>
+              <w:rPr>
+                <w:rFonts w:ascii="Calibri" w:eastAsia="Calibri" w:hAnsi="Calibri" w:cs="Calibri"/>
                 <w:color w:val="000000" w:themeColor="text1"/>
               </w:rPr>
               <w:t>Fase del proyecto</w:t>
@@ -9346,7 +9371,7 @@
               <w:jc w:val="center"/>
               <w:cnfStyle w:val="100000000000" w:firstRow="1" w:lastRow="0" w:firstColumn="0" w:lastColumn="0" w:oddVBand="0" w:evenVBand="0" w:oddHBand="0" w:evenHBand="0" w:firstRowFirstColumn="0" w:firstRowLastColumn="0" w:lastRowFirstColumn="0" w:lastRowLastColumn="0"/>
               <w:rPr>
-                <w:rFonts w:ascii="Calibri" w:hAnsi="Calibri" w:eastAsia="Calibri" w:cs="Calibri"/>
+                <w:rFonts w:ascii="Calibri" w:eastAsia="Calibri" w:hAnsi="Calibri" w:cs="Calibri"/>
                 <w:b w:val="0"/>
                 <w:bCs w:val="0"/>
                 <w:color w:val="000000" w:themeColor="text1"/>
@@ -9354,7 +9379,7 @@
             </w:pPr>
             <w:r>
               <w:rPr>
-                <w:rFonts w:ascii="Calibri" w:hAnsi="Calibri" w:eastAsia="Calibri" w:cs="Calibri"/>
+                <w:rFonts w:ascii="Calibri" w:eastAsia="Calibri" w:hAnsi="Calibri" w:cs="Calibri"/>
                 <w:color w:val="000000" w:themeColor="text1"/>
               </w:rPr>
               <w:t>Tipo de herramienta</w:t>
@@ -9376,7 +9401,7 @@
               <w:jc w:val="center"/>
               <w:cnfStyle w:val="100000000000" w:firstRow="1" w:lastRow="0" w:firstColumn="0" w:lastColumn="0" w:oddVBand="0" w:evenVBand="0" w:oddHBand="0" w:evenHBand="0" w:firstRowFirstColumn="0" w:firstRowLastColumn="0" w:lastRowFirstColumn="0" w:lastRowLastColumn="0"/>
               <w:rPr>
-                <w:rFonts w:ascii="Calibri" w:hAnsi="Calibri" w:eastAsia="Calibri" w:cs="Calibri"/>
+                <w:rFonts w:ascii="Calibri" w:eastAsia="Calibri" w:hAnsi="Calibri" w:cs="Calibri"/>
                 <w:b w:val="0"/>
                 <w:bCs w:val="0"/>
                 <w:color w:val="000000" w:themeColor="text1"/>
@@ -9384,7 +9409,7 @@
             </w:pPr>
             <w:r>
               <w:rPr>
-                <w:rFonts w:ascii="Calibri" w:hAnsi="Calibri" w:eastAsia="Calibri" w:cs="Calibri"/>
+                <w:rFonts w:ascii="Calibri" w:eastAsia="Calibri" w:hAnsi="Calibri" w:cs="Calibri"/>
                 <w:color w:val="000000" w:themeColor="text1"/>
               </w:rPr>
               <w:t>Aplicación en el proyecto</w:t>
@@ -9406,7 +9431,7 @@
               <w:jc w:val="center"/>
               <w:cnfStyle w:val="100000000000" w:firstRow="1" w:lastRow="0" w:firstColumn="0" w:lastColumn="0" w:oddVBand="0" w:evenVBand="0" w:oddHBand="0" w:evenHBand="0" w:firstRowFirstColumn="0" w:firstRowLastColumn="0" w:lastRowFirstColumn="0" w:lastRowLastColumn="0"/>
               <w:rPr>
-                <w:rFonts w:ascii="Calibri" w:hAnsi="Calibri" w:eastAsia="Calibri" w:cs="Calibri"/>
+                <w:rFonts w:ascii="Calibri" w:eastAsia="Calibri" w:hAnsi="Calibri" w:cs="Calibri"/>
                 <w:b w:val="0"/>
                 <w:bCs w:val="0"/>
                 <w:color w:val="000000" w:themeColor="text1"/>
@@ -9414,7 +9439,7 @@
             </w:pPr>
             <w:r>
               <w:rPr>
-                <w:rFonts w:ascii="Calibri" w:hAnsi="Calibri" w:eastAsia="Calibri" w:cs="Calibri"/>
+                <w:rFonts w:ascii="Calibri" w:eastAsia="Calibri" w:hAnsi="Calibri" w:cs="Calibri"/>
                 <w:color w:val="000000" w:themeColor="text1"/>
               </w:rPr>
               <w:t>Resultado esperado</w:t>
@@ -9443,14 +9468,13 @@
             </w:pPr>
             <w:r>
               <w:rPr>
-                <w:rFonts w:ascii="Calibri" w:hAnsi="Calibri" w:eastAsia="Calibri" w:cs="Calibri"/>
+                <w:rFonts w:ascii="Calibri" w:eastAsia="Calibri" w:hAnsi="Calibri" w:cs="Calibri"/>
                 <w:b w:val="0"/>
                 <w:bCs w:val="0"/>
                 <w:color w:val="000000" w:themeColor="text1"/>
                 <w:sz w:val="22"/>
                 <w:szCs w:val="22"/>
               </w:rPr>
-              <w:lastRenderedPageBreak/>
               <w:t>Análisis y levantamiento de información</w:t>
             </w:r>
           </w:p>
@@ -9472,7 +9496,7 @@
             </w:pPr>
             <w:r>
               <w:rPr>
-                <w:rFonts w:ascii="Calibri" w:hAnsi="Calibri" w:eastAsia="Calibri" w:cs="Calibri"/>
+                <w:rFonts w:ascii="Calibri" w:eastAsia="Calibri" w:hAnsi="Calibri" w:cs="Calibri"/>
                 <w:color w:val="000000" w:themeColor="text1"/>
                 <w:sz w:val="22"/>
                 <w:szCs w:val="22"/>
@@ -9497,7 +9521,7 @@
             </w:pPr>
             <w:r>
               <w:rPr>
-                <w:rFonts w:ascii="Calibri" w:hAnsi="Calibri" w:eastAsia="Calibri" w:cs="Calibri"/>
+                <w:rFonts w:ascii="Calibri" w:eastAsia="Calibri" w:hAnsi="Calibri" w:cs="Calibri"/>
                 <w:color w:val="000000" w:themeColor="text1"/>
                 <w:sz w:val="22"/>
                 <w:szCs w:val="22"/>
@@ -9522,7 +9546,7 @@
             </w:pPr>
             <w:r>
               <w:rPr>
-                <w:rFonts w:ascii="Calibri" w:hAnsi="Calibri" w:eastAsia="Calibri" w:cs="Calibri"/>
+                <w:rFonts w:ascii="Calibri" w:eastAsia="Calibri" w:hAnsi="Calibri" w:cs="Calibri"/>
                 <w:color w:val="000000" w:themeColor="text1"/>
                 <w:sz w:val="22"/>
                 <w:szCs w:val="22"/>
@@ -9553,7 +9577,7 @@
             </w:pPr>
             <w:r>
               <w:rPr>
-                <w:rFonts w:ascii="Calibri" w:hAnsi="Calibri" w:eastAsia="Calibri" w:cs="Calibri"/>
+                <w:rFonts w:ascii="Calibri" w:eastAsia="Calibri" w:hAnsi="Calibri" w:cs="Calibri"/>
                 <w:b w:val="0"/>
                 <w:bCs w:val="0"/>
                 <w:color w:val="000000" w:themeColor="text1"/>
@@ -9581,7 +9605,7 @@
             </w:pPr>
             <w:r>
               <w:rPr>
-                <w:rFonts w:ascii="Calibri" w:hAnsi="Calibri" w:eastAsia="Calibri" w:cs="Calibri"/>
+                <w:rFonts w:ascii="Calibri" w:eastAsia="Calibri" w:hAnsi="Calibri" w:cs="Calibri"/>
                 <w:color w:val="000000" w:themeColor="text1"/>
                 <w:sz w:val="22"/>
                 <w:szCs w:val="22"/>
@@ -9606,7 +9630,7 @@
             </w:pPr>
             <w:r>
               <w:rPr>
-                <w:rFonts w:ascii="Calibri" w:hAnsi="Calibri" w:eastAsia="Calibri" w:cs="Calibri"/>
+                <w:rFonts w:ascii="Calibri" w:eastAsia="Calibri" w:hAnsi="Calibri" w:cs="Calibri"/>
                 <w:color w:val="000000" w:themeColor="text1"/>
                 <w:sz w:val="22"/>
                 <w:szCs w:val="22"/>
@@ -9631,7 +9655,7 @@
             </w:pPr>
             <w:r>
               <w:rPr>
-                <w:rFonts w:ascii="Calibri" w:hAnsi="Calibri" w:eastAsia="Calibri" w:cs="Calibri"/>
+                <w:rFonts w:ascii="Calibri" w:eastAsia="Calibri" w:hAnsi="Calibri" w:cs="Calibri"/>
                 <w:color w:val="000000" w:themeColor="text1"/>
                 <w:sz w:val="22"/>
                 <w:szCs w:val="22"/>
@@ -9662,13 +9686,14 @@
             </w:pPr>
             <w:r>
               <w:rPr>
-                <w:rFonts w:ascii="Calibri" w:hAnsi="Calibri" w:eastAsia="Calibri" w:cs="Calibri"/>
+                <w:rFonts w:ascii="Calibri" w:eastAsia="Calibri" w:hAnsi="Calibri" w:cs="Calibri"/>
                 <w:b w:val="0"/>
                 <w:bCs w:val="0"/>
                 <w:color w:val="000000" w:themeColor="text1"/>
                 <w:sz w:val="22"/>
                 <w:szCs w:val="22"/>
               </w:rPr>
+              <w:lastRenderedPageBreak/>
               <w:t>Diseño funcional</w:t>
             </w:r>
           </w:p>
@@ -9690,7 +9715,7 @@
             </w:pPr>
             <w:r>
               <w:rPr>
-                <w:rFonts w:ascii="Calibri" w:hAnsi="Calibri" w:eastAsia="Calibri" w:cs="Calibri"/>
+                <w:rFonts w:ascii="Calibri" w:eastAsia="Calibri" w:hAnsi="Calibri" w:cs="Calibri"/>
                 <w:color w:val="000000" w:themeColor="text1"/>
                 <w:sz w:val="22"/>
                 <w:szCs w:val="22"/>
@@ -9715,7 +9740,7 @@
             </w:pPr>
             <w:r>
               <w:rPr>
-                <w:rFonts w:ascii="Calibri" w:hAnsi="Calibri" w:eastAsia="Calibri" w:cs="Calibri"/>
+                <w:rFonts w:ascii="Calibri" w:eastAsia="Calibri" w:hAnsi="Calibri" w:cs="Calibri"/>
                 <w:color w:val="000000" w:themeColor="text1"/>
                 <w:sz w:val="22"/>
                 <w:szCs w:val="22"/>
@@ -9740,7 +9765,7 @@
             </w:pPr>
             <w:r>
               <w:rPr>
-                <w:rFonts w:ascii="Calibri" w:hAnsi="Calibri" w:eastAsia="Calibri" w:cs="Calibri"/>
+                <w:rFonts w:ascii="Calibri" w:eastAsia="Calibri" w:hAnsi="Calibri" w:cs="Calibri"/>
                 <w:color w:val="000000" w:themeColor="text1"/>
                 <w:sz w:val="22"/>
                 <w:szCs w:val="22"/>
@@ -9771,7 +9796,7 @@
             </w:pPr>
             <w:r>
               <w:rPr>
-                <w:rFonts w:ascii="Calibri" w:hAnsi="Calibri" w:eastAsia="Calibri" w:cs="Calibri"/>
+                <w:rFonts w:ascii="Calibri" w:eastAsia="Calibri" w:hAnsi="Calibri" w:cs="Calibri"/>
                 <w:b w:val="0"/>
                 <w:bCs w:val="0"/>
                 <w:color w:val="000000" w:themeColor="text1"/>
@@ -9799,7 +9824,7 @@
             </w:pPr>
             <w:r>
               <w:rPr>
-                <w:rFonts w:ascii="Calibri" w:hAnsi="Calibri" w:eastAsia="Calibri" w:cs="Calibri"/>
+                <w:rFonts w:ascii="Calibri" w:eastAsia="Calibri" w:hAnsi="Calibri" w:cs="Calibri"/>
                 <w:color w:val="000000" w:themeColor="text1"/>
                 <w:sz w:val="22"/>
                 <w:szCs w:val="22"/>
@@ -9824,7 +9849,7 @@
             </w:pPr>
             <w:r>
               <w:rPr>
-                <w:rFonts w:ascii="Calibri" w:hAnsi="Calibri" w:eastAsia="Calibri" w:cs="Calibri"/>
+                <w:rFonts w:ascii="Calibri" w:eastAsia="Calibri" w:hAnsi="Calibri" w:cs="Calibri"/>
                 <w:color w:val="000000" w:themeColor="text1"/>
                 <w:sz w:val="22"/>
                 <w:szCs w:val="22"/>
@@ -9849,7 +9874,7 @@
             </w:pPr>
             <w:r>
               <w:rPr>
-                <w:rFonts w:ascii="Calibri" w:hAnsi="Calibri" w:eastAsia="Calibri" w:cs="Calibri"/>
+                <w:rFonts w:ascii="Calibri" w:eastAsia="Calibri" w:hAnsi="Calibri" w:cs="Calibri"/>
                 <w:color w:val="000000" w:themeColor="text1"/>
                 <w:sz w:val="22"/>
                 <w:szCs w:val="22"/>
@@ -9880,7 +9905,7 @@
             </w:pPr>
             <w:r>
               <w:rPr>
-                <w:rFonts w:ascii="Calibri" w:hAnsi="Calibri" w:eastAsia="Calibri" w:cs="Calibri"/>
+                <w:rFonts w:ascii="Calibri" w:eastAsia="Calibri" w:hAnsi="Calibri" w:cs="Calibri"/>
                 <w:b w:val="0"/>
                 <w:bCs w:val="0"/>
                 <w:color w:val="000000" w:themeColor="text1"/>
@@ -9908,7 +9933,7 @@
             </w:pPr>
             <w:r>
               <w:rPr>
-                <w:rFonts w:ascii="Calibri" w:hAnsi="Calibri" w:eastAsia="Calibri" w:cs="Calibri"/>
+                <w:rFonts w:ascii="Calibri" w:eastAsia="Calibri" w:hAnsi="Calibri" w:cs="Calibri"/>
                 <w:color w:val="000000" w:themeColor="text1"/>
                 <w:sz w:val="22"/>
                 <w:szCs w:val="22"/>
@@ -9933,7 +9958,7 @@
             </w:pPr>
             <w:r>
               <w:rPr>
-                <w:rFonts w:ascii="Calibri" w:hAnsi="Calibri" w:eastAsia="Calibri" w:cs="Calibri"/>
+                <w:rFonts w:ascii="Calibri" w:eastAsia="Calibri" w:hAnsi="Calibri" w:cs="Calibri"/>
                 <w:color w:val="000000" w:themeColor="text1"/>
                 <w:sz w:val="22"/>
                 <w:szCs w:val="22"/>
@@ -9958,7 +9983,7 @@
             </w:pPr>
             <w:r>
               <w:rPr>
-                <w:rFonts w:ascii="Calibri" w:hAnsi="Calibri" w:eastAsia="Calibri" w:cs="Calibri"/>
+                <w:rFonts w:ascii="Calibri" w:eastAsia="Calibri" w:hAnsi="Calibri" w:cs="Calibri"/>
                 <w:color w:val="000000" w:themeColor="text1"/>
                 <w:sz w:val="22"/>
                 <w:szCs w:val="22"/>
@@ -9989,7 +10014,7 @@
             </w:pPr>
             <w:r>
               <w:rPr>
-                <w:rFonts w:ascii="Calibri" w:hAnsi="Calibri" w:eastAsia="Calibri" w:cs="Calibri"/>
+                <w:rFonts w:ascii="Calibri" w:eastAsia="Calibri" w:hAnsi="Calibri" w:cs="Calibri"/>
                 <w:b w:val="0"/>
                 <w:bCs w:val="0"/>
                 <w:color w:val="000000" w:themeColor="text1"/>
@@ -10017,7 +10042,7 @@
             </w:pPr>
             <w:r>
               <w:rPr>
-                <w:rFonts w:ascii="Calibri" w:hAnsi="Calibri" w:eastAsia="Calibri" w:cs="Calibri"/>
+                <w:rFonts w:ascii="Calibri" w:eastAsia="Calibri" w:hAnsi="Calibri" w:cs="Calibri"/>
                 <w:color w:val="000000" w:themeColor="text1"/>
                 <w:sz w:val="22"/>
                 <w:szCs w:val="22"/>
@@ -10042,7 +10067,7 @@
             </w:pPr>
             <w:r>
               <w:rPr>
-                <w:rFonts w:ascii="Calibri" w:hAnsi="Calibri" w:eastAsia="Calibri" w:cs="Calibri"/>
+                <w:rFonts w:ascii="Calibri" w:eastAsia="Calibri" w:hAnsi="Calibri" w:cs="Calibri"/>
                 <w:color w:val="000000" w:themeColor="text1"/>
                 <w:sz w:val="22"/>
                 <w:szCs w:val="22"/>
@@ -10067,7 +10092,7 @@
             </w:pPr>
             <w:r>
               <w:rPr>
-                <w:rFonts w:ascii="Calibri" w:hAnsi="Calibri" w:eastAsia="Calibri" w:cs="Calibri"/>
+                <w:rFonts w:ascii="Calibri" w:eastAsia="Calibri" w:hAnsi="Calibri" w:cs="Calibri"/>
                 <w:color w:val="000000" w:themeColor="text1"/>
                 <w:sz w:val="22"/>
                 <w:szCs w:val="22"/>
@@ -10098,7 +10123,7 @@
             </w:pPr>
             <w:r>
               <w:rPr>
-                <w:rFonts w:ascii="Calibri" w:hAnsi="Calibri" w:eastAsia="Calibri" w:cs="Calibri"/>
+                <w:rFonts w:ascii="Calibri" w:eastAsia="Calibri" w:hAnsi="Calibri" w:cs="Calibri"/>
                 <w:b w:val="0"/>
                 <w:bCs w:val="0"/>
                 <w:color w:val="000000" w:themeColor="text1"/>
@@ -10126,7 +10151,7 @@
             </w:pPr>
             <w:r>
               <w:rPr>
-                <w:rFonts w:ascii="Calibri" w:hAnsi="Calibri" w:eastAsia="Calibri" w:cs="Calibri"/>
+                <w:rFonts w:ascii="Calibri" w:eastAsia="Calibri" w:hAnsi="Calibri" w:cs="Calibri"/>
                 <w:color w:val="000000" w:themeColor="text1"/>
                 <w:sz w:val="22"/>
                 <w:szCs w:val="22"/>
@@ -10151,7 +10176,7 @@
             </w:pPr>
             <w:r>
               <w:rPr>
-                <w:rFonts w:ascii="Calibri" w:hAnsi="Calibri" w:eastAsia="Calibri" w:cs="Calibri"/>
+                <w:rFonts w:ascii="Calibri" w:eastAsia="Calibri" w:hAnsi="Calibri" w:cs="Calibri"/>
                 <w:color w:val="000000" w:themeColor="text1"/>
                 <w:sz w:val="22"/>
                 <w:szCs w:val="22"/>
@@ -10176,7 +10201,7 @@
             </w:pPr>
             <w:r>
               <w:rPr>
-                <w:rFonts w:ascii="Calibri" w:hAnsi="Calibri" w:eastAsia="Calibri" w:cs="Calibri"/>
+                <w:rFonts w:ascii="Calibri" w:eastAsia="Calibri" w:hAnsi="Calibri" w:cs="Calibri"/>
                 <w:color w:val="000000" w:themeColor="text1"/>
                 <w:sz w:val="22"/>
                 <w:szCs w:val="22"/>
@@ -10207,7 +10232,7 @@
             </w:pPr>
             <w:r>
               <w:rPr>
-                <w:rFonts w:ascii="Calibri" w:hAnsi="Calibri" w:eastAsia="Calibri" w:cs="Calibri"/>
+                <w:rFonts w:ascii="Calibri" w:eastAsia="Calibri" w:hAnsi="Calibri" w:cs="Calibri"/>
                 <w:b w:val="0"/>
                 <w:bCs w:val="0"/>
                 <w:color w:val="000000" w:themeColor="text1"/>
@@ -10235,7 +10260,7 @@
             </w:pPr>
             <w:r>
               <w:rPr>
-                <w:rFonts w:ascii="Calibri" w:hAnsi="Calibri" w:eastAsia="Calibri" w:cs="Calibri"/>
+                <w:rFonts w:ascii="Calibri" w:eastAsia="Calibri" w:hAnsi="Calibri" w:cs="Calibri"/>
                 <w:color w:val="000000" w:themeColor="text1"/>
                 <w:sz w:val="22"/>
                 <w:szCs w:val="22"/>
@@ -10260,7 +10285,7 @@
             </w:pPr>
             <w:r>
               <w:rPr>
-                <w:rFonts w:ascii="Calibri" w:hAnsi="Calibri" w:eastAsia="Calibri" w:cs="Calibri"/>
+                <w:rFonts w:ascii="Calibri" w:eastAsia="Calibri" w:hAnsi="Calibri" w:cs="Calibri"/>
                 <w:color w:val="000000" w:themeColor="text1"/>
                 <w:sz w:val="22"/>
                 <w:szCs w:val="22"/>
@@ -10285,7 +10310,7 @@
             </w:pPr>
             <w:r>
               <w:rPr>
-                <w:rFonts w:ascii="Calibri" w:hAnsi="Calibri" w:eastAsia="Calibri" w:cs="Calibri"/>
+                <w:rFonts w:ascii="Calibri" w:eastAsia="Calibri" w:hAnsi="Calibri" w:cs="Calibri"/>
                 <w:color w:val="000000" w:themeColor="text1"/>
                 <w:sz w:val="22"/>
                 <w:szCs w:val="22"/>
@@ -10316,7 +10341,7 @@
             </w:pPr>
             <w:r>
               <w:rPr>
-                <w:rFonts w:ascii="Calibri" w:hAnsi="Calibri" w:eastAsia="Calibri" w:cs="Calibri"/>
+                <w:rFonts w:ascii="Calibri" w:eastAsia="Calibri" w:hAnsi="Calibri" w:cs="Calibri"/>
                 <w:b w:val="0"/>
                 <w:bCs w:val="0"/>
                 <w:color w:val="000000" w:themeColor="text1"/>
@@ -10344,7 +10369,7 @@
             </w:pPr>
             <w:r>
               <w:rPr>
-                <w:rFonts w:ascii="Calibri" w:hAnsi="Calibri" w:eastAsia="Calibri" w:cs="Calibri"/>
+                <w:rFonts w:ascii="Calibri" w:eastAsia="Calibri" w:hAnsi="Calibri" w:cs="Calibri"/>
                 <w:color w:val="000000" w:themeColor="text1"/>
                 <w:sz w:val="22"/>
                 <w:szCs w:val="22"/>
@@ -10369,7 +10394,7 @@
             </w:pPr>
             <w:r>
               <w:rPr>
-                <w:rFonts w:ascii="Calibri" w:hAnsi="Calibri" w:eastAsia="Calibri" w:cs="Calibri"/>
+                <w:rFonts w:ascii="Calibri" w:eastAsia="Calibri" w:hAnsi="Calibri" w:cs="Calibri"/>
                 <w:color w:val="000000" w:themeColor="text1"/>
                 <w:sz w:val="22"/>
                 <w:szCs w:val="22"/>
@@ -10394,7 +10419,7 @@
             </w:pPr>
             <w:r>
               <w:rPr>
-                <w:rFonts w:ascii="Calibri" w:hAnsi="Calibri" w:eastAsia="Calibri" w:cs="Calibri"/>
+                <w:rFonts w:ascii="Calibri" w:eastAsia="Calibri" w:hAnsi="Calibri" w:cs="Calibri"/>
                 <w:color w:val="000000" w:themeColor="text1"/>
                 <w:sz w:val="22"/>
                 <w:szCs w:val="22"/>
@@ -10425,7 +10450,7 @@
             </w:pPr>
             <w:r>
               <w:rPr>
-                <w:rFonts w:ascii="Calibri" w:hAnsi="Calibri" w:eastAsia="Calibri" w:cs="Calibri"/>
+                <w:rFonts w:ascii="Calibri" w:eastAsia="Calibri" w:hAnsi="Calibri" w:cs="Calibri"/>
                 <w:b w:val="0"/>
                 <w:bCs w:val="0"/>
                 <w:color w:val="000000" w:themeColor="text1"/>
@@ -10453,7 +10478,7 @@
             </w:pPr>
             <w:r>
               <w:rPr>
-                <w:rFonts w:ascii="Calibri" w:hAnsi="Calibri" w:eastAsia="Calibri" w:cs="Calibri"/>
+                <w:rFonts w:ascii="Calibri" w:eastAsia="Calibri" w:hAnsi="Calibri" w:cs="Calibri"/>
                 <w:color w:val="000000" w:themeColor="text1"/>
                 <w:sz w:val="22"/>
                 <w:szCs w:val="22"/>
@@ -10478,7 +10503,7 @@
             </w:pPr>
             <w:r>
               <w:rPr>
-                <w:rFonts w:ascii="Calibri" w:hAnsi="Calibri" w:eastAsia="Calibri" w:cs="Calibri"/>
+                <w:rFonts w:ascii="Calibri" w:eastAsia="Calibri" w:hAnsi="Calibri" w:cs="Calibri"/>
                 <w:color w:val="000000" w:themeColor="text1"/>
                 <w:sz w:val="22"/>
                 <w:szCs w:val="22"/>
@@ -10503,7 +10528,7 @@
             </w:pPr>
             <w:r>
               <w:rPr>
-                <w:rFonts w:ascii="Calibri" w:hAnsi="Calibri" w:eastAsia="Calibri" w:cs="Calibri"/>
+                <w:rFonts w:ascii="Calibri" w:eastAsia="Calibri" w:hAnsi="Calibri" w:cs="Calibri"/>
                 <w:color w:val="000000" w:themeColor="text1"/>
                 <w:sz w:val="22"/>
                 <w:szCs w:val="22"/>
@@ -10534,7 +10559,7 @@
             </w:pPr>
             <w:r>
               <w:rPr>
-                <w:rFonts w:ascii="Calibri" w:hAnsi="Calibri" w:eastAsia="Calibri" w:cs="Calibri"/>
+                <w:rFonts w:ascii="Calibri" w:eastAsia="Calibri" w:hAnsi="Calibri" w:cs="Calibri"/>
                 <w:b w:val="0"/>
                 <w:bCs w:val="0"/>
                 <w:color w:val="000000" w:themeColor="text1"/>
@@ -10562,7 +10587,7 @@
             </w:pPr>
             <w:r>
               <w:rPr>
-                <w:rFonts w:ascii="Calibri" w:hAnsi="Calibri" w:eastAsia="Calibri" w:cs="Calibri"/>
+                <w:rFonts w:ascii="Calibri" w:eastAsia="Calibri" w:hAnsi="Calibri" w:cs="Calibri"/>
                 <w:color w:val="000000" w:themeColor="text1"/>
                 <w:sz w:val="22"/>
                 <w:szCs w:val="22"/>
@@ -10587,7 +10612,7 @@
             </w:pPr>
             <w:r>
               <w:rPr>
-                <w:rFonts w:ascii="Calibri" w:hAnsi="Calibri" w:eastAsia="Calibri" w:cs="Calibri"/>
+                <w:rFonts w:ascii="Calibri" w:eastAsia="Calibri" w:hAnsi="Calibri" w:cs="Calibri"/>
                 <w:color w:val="000000" w:themeColor="text1"/>
                 <w:sz w:val="22"/>
                 <w:szCs w:val="22"/>
@@ -10612,7 +10637,7 @@
             </w:pPr>
             <w:r>
               <w:rPr>
-                <w:rFonts w:ascii="Calibri" w:hAnsi="Calibri" w:eastAsia="Calibri" w:cs="Calibri"/>
+                <w:rFonts w:ascii="Calibri" w:eastAsia="Calibri" w:hAnsi="Calibri" w:cs="Calibri"/>
                 <w:color w:val="000000" w:themeColor="text1"/>
                 <w:sz w:val="22"/>
                 <w:szCs w:val="22"/>
@@ -10643,7 +10668,7 @@
             </w:pPr>
             <w:r>
               <w:rPr>
-                <w:rFonts w:ascii="Calibri" w:hAnsi="Calibri" w:eastAsia="Calibri" w:cs="Calibri"/>
+                <w:rFonts w:ascii="Calibri" w:eastAsia="Calibri" w:hAnsi="Calibri" w:cs="Calibri"/>
                 <w:b w:val="0"/>
                 <w:bCs w:val="0"/>
                 <w:color w:val="000000" w:themeColor="text1"/>
@@ -10671,7 +10696,7 @@
             </w:pPr>
             <w:r>
               <w:rPr>
-                <w:rFonts w:ascii="Calibri" w:hAnsi="Calibri" w:eastAsia="Calibri" w:cs="Calibri"/>
+                <w:rFonts w:ascii="Calibri" w:eastAsia="Calibri" w:hAnsi="Calibri" w:cs="Calibri"/>
                 <w:color w:val="000000" w:themeColor="text1"/>
                 <w:sz w:val="22"/>
                 <w:szCs w:val="22"/>
@@ -10696,7 +10721,7 @@
             </w:pPr>
             <w:r>
               <w:rPr>
-                <w:rFonts w:ascii="Calibri" w:hAnsi="Calibri" w:eastAsia="Calibri" w:cs="Calibri"/>
+                <w:rFonts w:ascii="Calibri" w:eastAsia="Calibri" w:hAnsi="Calibri" w:cs="Calibri"/>
                 <w:color w:val="000000" w:themeColor="text1"/>
                 <w:sz w:val="22"/>
                 <w:szCs w:val="22"/>
@@ -10721,7 +10746,7 @@
             </w:pPr>
             <w:r>
               <w:rPr>
-                <w:rFonts w:ascii="Calibri" w:hAnsi="Calibri" w:eastAsia="Calibri" w:cs="Calibri"/>
+                <w:rFonts w:ascii="Calibri" w:eastAsia="Calibri" w:hAnsi="Calibri" w:cs="Calibri"/>
                 <w:color w:val="000000" w:themeColor="text1"/>
                 <w:sz w:val="22"/>
                 <w:szCs w:val="22"/>
@@ -10752,7 +10777,7 @@
             </w:pPr>
             <w:r>
               <w:rPr>
-                <w:rFonts w:ascii="Calibri" w:hAnsi="Calibri" w:eastAsia="Calibri" w:cs="Calibri"/>
+                <w:rFonts w:ascii="Calibri" w:eastAsia="Calibri" w:hAnsi="Calibri" w:cs="Calibri"/>
                 <w:b w:val="0"/>
                 <w:bCs w:val="0"/>
                 <w:color w:val="000000" w:themeColor="text1"/>
@@ -10780,7 +10805,7 @@
             </w:pPr>
             <w:r>
               <w:rPr>
-                <w:rFonts w:ascii="Calibri" w:hAnsi="Calibri" w:eastAsia="Calibri" w:cs="Calibri"/>
+                <w:rFonts w:ascii="Calibri" w:eastAsia="Calibri" w:hAnsi="Calibri" w:cs="Calibri"/>
                 <w:color w:val="000000" w:themeColor="text1"/>
                 <w:sz w:val="22"/>
                 <w:szCs w:val="22"/>
@@ -10805,7 +10830,7 @@
             </w:pPr>
             <w:r>
               <w:rPr>
-                <w:rFonts w:ascii="Calibri" w:hAnsi="Calibri" w:eastAsia="Calibri" w:cs="Calibri"/>
+                <w:rFonts w:ascii="Calibri" w:eastAsia="Calibri" w:hAnsi="Calibri" w:cs="Calibri"/>
                 <w:color w:val="000000" w:themeColor="text1"/>
                 <w:sz w:val="22"/>
                 <w:szCs w:val="22"/>
@@ -10830,7 +10855,7 @@
             </w:pPr>
             <w:r>
               <w:rPr>
-                <w:rFonts w:ascii="Calibri" w:hAnsi="Calibri" w:eastAsia="Calibri" w:cs="Calibri"/>
+                <w:rFonts w:ascii="Calibri" w:eastAsia="Calibri" w:hAnsi="Calibri" w:cs="Calibri"/>
                 <w:color w:val="000000" w:themeColor="text1"/>
                 <w:sz w:val="22"/>
                 <w:szCs w:val="22"/>
@@ -10861,14 +10886,13 @@
             </w:pPr>
             <w:r>
               <w:rPr>
-                <w:rFonts w:ascii="Calibri" w:hAnsi="Calibri" w:eastAsia="Calibri" w:cs="Calibri"/>
+                <w:rFonts w:ascii="Calibri" w:eastAsia="Calibri" w:hAnsi="Calibri" w:cs="Calibri"/>
                 <w:b w:val="0"/>
                 <w:bCs w:val="0"/>
                 <w:color w:val="000000" w:themeColor="text1"/>
                 <w:sz w:val="22"/>
                 <w:szCs w:val="22"/>
               </w:rPr>
-              <w:lastRenderedPageBreak/>
               <w:t>Pruebas y validaciones</w:t>
             </w:r>
           </w:p>
@@ -10890,7 +10914,7 @@
             </w:pPr>
             <w:r>
               <w:rPr>
-                <w:rFonts w:ascii="Calibri" w:hAnsi="Calibri" w:eastAsia="Calibri" w:cs="Calibri"/>
+                <w:rFonts w:ascii="Calibri" w:eastAsia="Calibri" w:hAnsi="Calibri" w:cs="Calibri"/>
                 <w:color w:val="000000" w:themeColor="text1"/>
                 <w:sz w:val="22"/>
                 <w:szCs w:val="22"/>
@@ -10915,7 +10939,7 @@
             </w:pPr>
             <w:r>
               <w:rPr>
-                <w:rFonts w:ascii="Calibri" w:hAnsi="Calibri" w:eastAsia="Calibri" w:cs="Calibri"/>
+                <w:rFonts w:ascii="Calibri" w:eastAsia="Calibri" w:hAnsi="Calibri" w:cs="Calibri"/>
                 <w:color w:val="000000" w:themeColor="text1"/>
                 <w:sz w:val="22"/>
                 <w:szCs w:val="22"/>
@@ -10940,7 +10964,7 @@
             </w:pPr>
             <w:r>
               <w:rPr>
-                <w:rFonts w:ascii="Calibri" w:hAnsi="Calibri" w:eastAsia="Calibri" w:cs="Calibri"/>
+                <w:rFonts w:ascii="Calibri" w:eastAsia="Calibri" w:hAnsi="Calibri" w:cs="Calibri"/>
                 <w:color w:val="000000" w:themeColor="text1"/>
                 <w:sz w:val="22"/>
                 <w:szCs w:val="22"/>
@@ -10971,7 +10995,7 @@
             </w:pPr>
             <w:r>
               <w:rPr>
-                <w:rFonts w:ascii="Calibri" w:hAnsi="Calibri" w:eastAsia="Calibri" w:cs="Calibri"/>
+                <w:rFonts w:ascii="Calibri" w:eastAsia="Calibri" w:hAnsi="Calibri" w:cs="Calibri"/>
                 <w:b w:val="0"/>
                 <w:bCs w:val="0"/>
                 <w:color w:val="000000" w:themeColor="text1"/>
@@ -10999,7 +11023,7 @@
             </w:pPr>
             <w:r>
               <w:rPr>
-                <w:rFonts w:ascii="Calibri" w:hAnsi="Calibri" w:eastAsia="Calibri" w:cs="Calibri"/>
+                <w:rFonts w:ascii="Calibri" w:eastAsia="Calibri" w:hAnsi="Calibri" w:cs="Calibri"/>
                 <w:color w:val="000000" w:themeColor="text1"/>
                 <w:sz w:val="22"/>
                 <w:szCs w:val="22"/>
@@ -11024,7 +11048,7 @@
             </w:pPr>
             <w:r>
               <w:rPr>
-                <w:rFonts w:ascii="Calibri" w:hAnsi="Calibri" w:eastAsia="Calibri" w:cs="Calibri"/>
+                <w:rFonts w:ascii="Calibri" w:eastAsia="Calibri" w:hAnsi="Calibri" w:cs="Calibri"/>
                 <w:color w:val="000000" w:themeColor="text1"/>
                 <w:sz w:val="22"/>
                 <w:szCs w:val="22"/>
@@ -11049,7 +11073,7 @@
             </w:pPr>
             <w:r>
               <w:rPr>
-                <w:rFonts w:ascii="Calibri" w:hAnsi="Calibri" w:eastAsia="Calibri" w:cs="Calibri"/>
+                <w:rFonts w:ascii="Calibri" w:eastAsia="Calibri" w:hAnsi="Calibri" w:cs="Calibri"/>
                 <w:color w:val="000000" w:themeColor="text1"/>
                 <w:sz w:val="22"/>
                 <w:szCs w:val="22"/>
@@ -11080,13 +11104,14 @@
             </w:pPr>
             <w:r>
               <w:rPr>
-                <w:rFonts w:ascii="Calibri" w:hAnsi="Calibri" w:eastAsia="Calibri" w:cs="Calibri"/>
+                <w:rFonts w:ascii="Calibri" w:eastAsia="Calibri" w:hAnsi="Calibri" w:cs="Calibri"/>
                 <w:b w:val="0"/>
                 <w:bCs w:val="0"/>
                 <w:color w:val="000000" w:themeColor="text1"/>
                 <w:sz w:val="22"/>
                 <w:szCs w:val="22"/>
               </w:rPr>
+              <w:lastRenderedPageBreak/>
               <w:t>Socialización con la comunidad</w:t>
             </w:r>
           </w:p>
@@ -11108,7 +11133,7 @@
             </w:pPr>
             <w:r>
               <w:rPr>
-                <w:rFonts w:ascii="Calibri" w:hAnsi="Calibri" w:eastAsia="Calibri" w:cs="Calibri"/>
+                <w:rFonts w:ascii="Calibri" w:eastAsia="Calibri" w:hAnsi="Calibri" w:cs="Calibri"/>
                 <w:color w:val="000000" w:themeColor="text1"/>
                 <w:sz w:val="22"/>
                 <w:szCs w:val="22"/>
@@ -11133,7 +11158,7 @@
             </w:pPr>
             <w:r>
               <w:rPr>
-                <w:rFonts w:ascii="Calibri" w:hAnsi="Calibri" w:eastAsia="Calibri" w:cs="Calibri"/>
+                <w:rFonts w:ascii="Calibri" w:eastAsia="Calibri" w:hAnsi="Calibri" w:cs="Calibri"/>
                 <w:color w:val="000000" w:themeColor="text1"/>
                 <w:sz w:val="22"/>
                 <w:szCs w:val="22"/>
@@ -11158,7 +11183,7 @@
             </w:pPr>
             <w:r>
               <w:rPr>
-                <w:rFonts w:ascii="Calibri" w:hAnsi="Calibri" w:eastAsia="Calibri" w:cs="Calibri"/>
+                <w:rFonts w:ascii="Calibri" w:eastAsia="Calibri" w:hAnsi="Calibri" w:cs="Calibri"/>
                 <w:color w:val="000000" w:themeColor="text1"/>
                 <w:sz w:val="22"/>
                 <w:szCs w:val="22"/>
@@ -11189,7 +11214,7 @@
             </w:pPr>
             <w:r>
               <w:rPr>
-                <w:rFonts w:ascii="Calibri" w:hAnsi="Calibri" w:eastAsia="Calibri" w:cs="Calibri"/>
+                <w:rFonts w:ascii="Calibri" w:eastAsia="Calibri" w:hAnsi="Calibri" w:cs="Calibri"/>
                 <w:b w:val="0"/>
                 <w:bCs w:val="0"/>
                 <w:color w:val="000000" w:themeColor="text1"/>
@@ -11217,7 +11242,7 @@
             </w:pPr>
             <w:r>
               <w:rPr>
-                <w:rFonts w:ascii="Calibri" w:hAnsi="Calibri" w:eastAsia="Calibri" w:cs="Calibri"/>
+                <w:rFonts w:ascii="Calibri" w:eastAsia="Calibri" w:hAnsi="Calibri" w:cs="Calibri"/>
                 <w:color w:val="000000" w:themeColor="text1"/>
                 <w:sz w:val="22"/>
                 <w:szCs w:val="22"/>
@@ -11242,7 +11267,7 @@
             </w:pPr>
             <w:r>
               <w:rPr>
-                <w:rFonts w:ascii="Calibri" w:hAnsi="Calibri" w:eastAsia="Calibri" w:cs="Calibri"/>
+                <w:rFonts w:ascii="Calibri" w:eastAsia="Calibri" w:hAnsi="Calibri" w:cs="Calibri"/>
                 <w:color w:val="000000" w:themeColor="text1"/>
                 <w:sz w:val="22"/>
                 <w:szCs w:val="22"/>
@@ -11267,7 +11292,7 @@
             </w:pPr>
             <w:r>
               <w:rPr>
-                <w:rFonts w:ascii="Calibri" w:hAnsi="Calibri" w:eastAsia="Calibri" w:cs="Calibri"/>
+                <w:rFonts w:ascii="Calibri" w:eastAsia="Calibri" w:hAnsi="Calibri" w:cs="Calibri"/>
                 <w:color w:val="000000" w:themeColor="text1"/>
                 <w:sz w:val="22"/>
                 <w:szCs w:val="22"/>
@@ -11298,7 +11323,7 @@
             </w:pPr>
             <w:r>
               <w:rPr>
-                <w:rFonts w:ascii="Calibri" w:hAnsi="Calibri" w:eastAsia="Calibri" w:cs="Calibri"/>
+                <w:rFonts w:ascii="Calibri" w:eastAsia="Calibri" w:hAnsi="Calibri" w:cs="Calibri"/>
                 <w:b w:val="0"/>
                 <w:bCs w:val="0"/>
                 <w:color w:val="000000" w:themeColor="text1"/>
@@ -11326,7 +11351,7 @@
             </w:pPr>
             <w:r>
               <w:rPr>
-                <w:rFonts w:ascii="Calibri" w:hAnsi="Calibri" w:eastAsia="Calibri" w:cs="Calibri"/>
+                <w:rFonts w:ascii="Calibri" w:eastAsia="Calibri" w:hAnsi="Calibri" w:cs="Calibri"/>
                 <w:color w:val="000000" w:themeColor="text1"/>
                 <w:sz w:val="22"/>
                 <w:szCs w:val="22"/>
@@ -11351,7 +11376,7 @@
             </w:pPr>
             <w:r>
               <w:rPr>
-                <w:rFonts w:ascii="Calibri" w:hAnsi="Calibri" w:eastAsia="Calibri" w:cs="Calibri"/>
+                <w:rFonts w:ascii="Calibri" w:eastAsia="Calibri" w:hAnsi="Calibri" w:cs="Calibri"/>
                 <w:color w:val="000000" w:themeColor="text1"/>
                 <w:sz w:val="22"/>
                 <w:szCs w:val="22"/>
@@ -11376,7 +11401,7 @@
             </w:pPr>
             <w:r>
               <w:rPr>
-                <w:rFonts w:ascii="Calibri" w:hAnsi="Calibri" w:eastAsia="Calibri" w:cs="Calibri"/>
+                <w:rFonts w:ascii="Calibri" w:eastAsia="Calibri" w:hAnsi="Calibri" w:cs="Calibri"/>
                 <w:color w:val="000000" w:themeColor="text1"/>
                 <w:sz w:val="22"/>
                 <w:szCs w:val="22"/>
@@ -11407,7 +11432,7 @@
             </w:pPr>
             <w:r>
               <w:rPr>
-                <w:rFonts w:ascii="Calibri" w:hAnsi="Calibri" w:eastAsia="Calibri" w:cs="Calibri"/>
+                <w:rFonts w:ascii="Calibri" w:eastAsia="Calibri" w:hAnsi="Calibri" w:cs="Calibri"/>
                 <w:b w:val="0"/>
                 <w:bCs w:val="0"/>
                 <w:color w:val="000000" w:themeColor="text1"/>
@@ -11435,7 +11460,7 @@
             </w:pPr>
             <w:r>
               <w:rPr>
-                <w:rFonts w:ascii="Calibri" w:hAnsi="Calibri" w:eastAsia="Calibri" w:cs="Calibri"/>
+                <w:rFonts w:ascii="Calibri" w:eastAsia="Calibri" w:hAnsi="Calibri" w:cs="Calibri"/>
                 <w:color w:val="000000" w:themeColor="text1"/>
                 <w:sz w:val="22"/>
                 <w:szCs w:val="22"/>
@@ -11460,7 +11485,7 @@
             </w:pPr>
             <w:r>
               <w:rPr>
-                <w:rFonts w:ascii="Calibri" w:hAnsi="Calibri" w:eastAsia="Calibri" w:cs="Calibri"/>
+                <w:rFonts w:ascii="Calibri" w:eastAsia="Calibri" w:hAnsi="Calibri" w:cs="Calibri"/>
                 <w:color w:val="000000" w:themeColor="text1"/>
                 <w:sz w:val="22"/>
                 <w:szCs w:val="22"/>
@@ -11485,7 +11510,7 @@
             </w:pPr>
             <w:r>
               <w:rPr>
-                <w:rFonts w:ascii="Calibri" w:hAnsi="Calibri" w:eastAsia="Calibri" w:cs="Calibri"/>
+                <w:rFonts w:ascii="Calibri" w:eastAsia="Calibri" w:hAnsi="Calibri" w:cs="Calibri"/>
                 <w:color w:val="000000" w:themeColor="text1"/>
                 <w:sz w:val="22"/>
                 <w:szCs w:val="22"/>
@@ -11510,7 +11535,7 @@
           <w:color w:val="auto"/>
         </w:rPr>
       </w:pPr>
-      <w:bookmarkStart w:name="_Toc230111038" w:id="41"/>
+      <w:bookmarkStart w:id="41" w:name="_Toc230111038"/>
       <w:r>
         <w:rPr>
           <w:b/>
@@ -11539,7 +11564,7 @@
           <w:color w:val="auto"/>
         </w:rPr>
       </w:pPr>
-      <w:bookmarkStart w:name="_Toc230111039" w:id="42"/>
+      <w:bookmarkStart w:id="42" w:name="_Toc230111039"/>
       <w:r>
         <w:rPr>
           <w:b/>
@@ -11555,12 +11580,12 @@
         <w:spacing w:line="480" w:lineRule="auto"/>
         <w:jc w:val="both"/>
         <w:rPr>
-          <w:rFonts w:ascii="Times New Roman" w:hAnsi="Times New Roman" w:eastAsia="Times New Roman"/>
-        </w:rPr>
-      </w:pPr>
-      <w:r>
-        <w:rPr>
-          <w:rFonts w:ascii="Times New Roman" w:hAnsi="Times New Roman" w:eastAsia="Times New Roman"/>
+          <w:rFonts w:ascii="Times New Roman" w:eastAsia="Times New Roman" w:hAnsi="Times New Roman"/>
+        </w:rPr>
+      </w:pPr>
+      <w:r>
+        <w:rPr>
+          <w:rFonts w:ascii="Times New Roman" w:eastAsia="Times New Roman" w:hAnsi="Times New Roman"/>
         </w:rPr>
         <w:t>El presente proyecto tiene como alcance el diseño, desarrollo y validación de un prototipo funcional de chatbot en WhatsApp, impulsado por inteligencia artificial, orientado a apoyar a los líderes, dueños y participantes de huertas urbanas en los barrios Holanda, El Regalo, El Anhelo, La Cabaña, El Bosque y Santa Fe de la UPZ 84 Bosa Occidental, durante el segundo semestre de 2026. El sistema permitirá a los usuarios recibir orientación en lenguaje natural sobre la creación y mantenimiento de huertas, registrar información básica de sus cultivos directamente desde WhatsApp mediante extracción de entidades, y obtener respuestas personalizadas construidas a partir de los datos compartidos por otras huertas del sector. Técnicamente, el prototipo integra la API de Meta para la conexión con WhatsApp, la API de Gemini como motor de lenguaje, Supabase como sistema de almacenamiento, LangChain como orquestador del patrón RAG y Railway como plataforma de despliegue del backend.</w:t>
       </w:r>
@@ -11570,15 +11595,21 @@
         <w:spacing w:line="480" w:lineRule="auto"/>
         <w:jc w:val="both"/>
         <w:rPr>
-          <w:rFonts w:ascii="Times New Roman" w:hAnsi="Times New Roman" w:eastAsia="Times New Roman"/>
-        </w:rPr>
-      </w:pPr>
-      <w:r>
-        <w:rPr>
-          <w:rFonts w:ascii="Times New Roman" w:hAnsi="Times New Roman" w:eastAsia="Times New Roman"/>
+          <w:rFonts w:ascii="Times New Roman" w:eastAsia="Times New Roman" w:hAnsi="Times New Roman"/>
+        </w:rPr>
+      </w:pPr>
+      <w:r>
+        <w:rPr>
+          <w:rFonts w:ascii="Times New Roman" w:eastAsia="Times New Roman" w:hAnsi="Times New Roman"/>
+        </w:rPr>
+        <w:t xml:space="preserve">El alcance está delimitado a la construcción y validación del prototipo en condiciones controladas con un grupo de entre cinco y siete usuarios de la comunidad, aplicando la Escala de Usabilidad del Sistema (SUS) en dos rondas iterativas. El producto entregable es un prototipo académico funcional que demuestre la viabilidad técnica y social de desplegar un </w:t>
+      </w:r>
+      <w:r>
+        <w:rPr>
+          <w:rFonts w:ascii="Times New Roman" w:eastAsia="Times New Roman" w:hAnsi="Times New Roman"/>
         </w:rPr>
         <w:lastRenderedPageBreak/>
-        <w:t>El alcance está delimitado a la construcción y validación del prototipo en condiciones controladas con un grupo de entre cinco y siete usuarios de la comunidad, aplicando la Escala de Usabilidad del Sistema (SUS) en dos rondas iterativas. El producto entregable es un prototipo académico funcional que demuestre la viabilidad técnica y social de desplegar un agente conversacional de IA sobre un canal de mensajería preexistente como herramienta de apoyo a la agricultura urbana comunitaria en el marco del Programa 25 del Plan de Desarrollo Local de Bosa 2024-2028.</w:t>
+        <w:t>agente conversacional de IA sobre un canal de mensajería preexistente como herramienta de apoyo a la agricultura urbana comunitaria en el marco del Programa 25 del Plan de Desarrollo Local de Bosa 2024-2028.</w:t>
       </w:r>
     </w:p>
     <w:p>
@@ -11591,7 +11622,7 @@
           <w:color w:val="auto"/>
         </w:rPr>
       </w:pPr>
-      <w:bookmarkStart w:name="_Toc230111040" w:id="43"/>
+      <w:bookmarkStart w:id="43" w:name="_Toc230111040"/>
       <w:r>
         <w:rPr>
           <w:b/>
@@ -11623,12 +11654,12 @@
         <w:spacing w:line="480" w:lineRule="auto"/>
         <w:jc w:val="both"/>
         <w:rPr>
-          <w:rFonts w:ascii="Times New Roman" w:hAnsi="Times New Roman" w:eastAsia="Times New Roman"/>
-        </w:rPr>
-      </w:pPr>
-      <w:r>
-        <w:rPr>
-          <w:rFonts w:ascii="Times New Roman" w:hAnsi="Times New Roman" w:eastAsia="Times New Roman"/>
+          <w:rFonts w:ascii="Times New Roman" w:eastAsia="Times New Roman" w:hAnsi="Times New Roman"/>
+        </w:rPr>
+      </w:pPr>
+      <w:r>
+        <w:rPr>
+          <w:rFonts w:ascii="Times New Roman" w:eastAsia="Times New Roman" w:hAnsi="Times New Roman"/>
         </w:rPr>
         <w:t>El proyecto enfrenta una restricción de tiempo significativa, dado que el desarrollo completo del prototipo, incluyendo el diseño, la implementación, las pruebas técnicas y la validación con la comunidad, debe ejecutarse en un período de cuatro meses correspondiente al segundo semestre de 2026. Este margen no permite ciclos de iteración extensos ni una exploración profunda de todas las funcionalidades posibles, por lo que el desarrollo se concentra en las capacidades esenciales del chatbot: el flujo conversacional de registro de huertas y la orientación agroecológica mediante el agente de IA. Funcionalidades adicionales como la transcripción de audios o módulos de visualización de datos quedan explícitamente fuera del alcance del prototipo y se reconocen como líneas de trabajo futuro.</w:t>
       </w:r>
@@ -11638,21 +11669,14 @@
         <w:spacing w:line="480" w:lineRule="auto"/>
         <w:jc w:val="both"/>
         <w:rPr>
-          <w:rFonts w:ascii="Times New Roman" w:hAnsi="Times New Roman" w:eastAsia="Times New Roman"/>
-        </w:rPr>
-      </w:pPr>
-      <w:r>
-        <w:rPr>
-          <w:rFonts w:ascii="Times New Roman" w:hAnsi="Times New Roman" w:eastAsia="Times New Roman"/>
-        </w:rPr>
-        <w:t xml:space="preserve">En cuanto a los recursos, el proyecto se desarrolla de forma individual y con un presupuesto prácticamente nulo para infraestructura tecnológica, apoyándose en servicios gratuitos o de bajo costo disponibles en línea: GitHub para el versionamiento, Supabase en su capa gratuita para la base de datos, Railway para el despliegue del backend y la API de Meta Cloud en su entorno sandbox para la integración con WhatsApp. El único costo operativo previsto corresponde al consumo de tokens de la API de Gemini, que corre por cuenta del investigador. Esta restricción presupuestal impone límites en la capacidad de procesamiento, el volumen de </w:t>
-      </w:r>
-      <w:r>
-        <w:rPr>
-          <w:rFonts w:ascii="Times New Roman" w:hAnsi="Times New Roman" w:eastAsia="Times New Roman"/>
-        </w:rPr>
-        <w:lastRenderedPageBreak/>
-        <w:t>interacciones soportadas simultáneamente y las posibilidades de escalar la infraestructura durante la fase de validación.</w:t>
+          <w:rFonts w:ascii="Times New Roman" w:eastAsia="Times New Roman" w:hAnsi="Times New Roman"/>
+        </w:rPr>
+      </w:pPr>
+      <w:r>
+        <w:rPr>
+          <w:rFonts w:ascii="Times New Roman" w:eastAsia="Times New Roman" w:hAnsi="Times New Roman"/>
+        </w:rPr>
+        <w:t>En cuanto a los recursos, el proyecto se desarrolla de forma individual y con un presupuesto prácticamente nulo para infraestructura tecnológica, apoyándose en servicios gratuitos o de bajo costo disponibles en línea: GitHub para el versionamiento, Supabase en su capa gratuita para la base de datos, Railway para el despliegue del backend y la API de Meta Cloud en su entorno sandbox para la integración con WhatsApp. El único costo operativo previsto corresponde al consumo de tokens de la API de Gemini, que corre por cuenta del investigador. Esta restricción presupuestal impone límites en la capacidad de procesamiento, el volumen de interacciones soportadas simultáneamente y las posibilidades de escalar la infraestructura durante la fase de validación.</w:t>
       </w:r>
     </w:p>
     <w:p>
@@ -11664,7 +11688,7 @@
           <w:color w:val="auto"/>
         </w:rPr>
       </w:pPr>
-      <w:bookmarkStart w:name="_Toc230111041" w:id="44"/>
+      <w:bookmarkStart w:id="44" w:name="_Toc230111041"/>
       <w:r>
         <w:rPr>
           <w:b/>
@@ -11680,14 +11704,21 @@
         <w:spacing w:line="480" w:lineRule="auto"/>
         <w:jc w:val="both"/>
         <w:rPr>
-          <w:rFonts w:ascii="Times New Roman" w:hAnsi="Times New Roman" w:eastAsia="Times New Roman"/>
-        </w:rPr>
-      </w:pPr>
-      <w:r>
-        <w:rPr>
-          <w:rFonts w:ascii="Times New Roman" w:hAnsi="Times New Roman" w:eastAsia="Times New Roman"/>
-        </w:rPr>
-        <w:t>Como resultado principal del proyecto se espera obtener un prototipo funcional de chatbot en WhatsApp que responda de manera concreta a las preguntas de investigación planteadas: demostrar que es posible apoyar a la comunidad en la creación y mantenimiento de huertas urbanas a través de un agente conversacional de IA desplegado sobre un canal de mensajería que los usuarios ya conocen, sin requerir que adopten nuevas interfaces ni tengan conocimientos tecnológicos previos. Complementariamente, se espera obtener una puntuación SUS que evidencie el nivel de usabilidad del prototipo en contexto real, y un conjunto de datos registrados por las huertas participantes que constituya una primera base estructurada de información sobre las huertas de los barrios seleccionados de la UPZ 84, activo que hasta la fecha no existe para esta zona.</w:t>
+          <w:rFonts w:ascii="Times New Roman" w:eastAsia="Times New Roman" w:hAnsi="Times New Roman"/>
+        </w:rPr>
+      </w:pPr>
+      <w:r>
+        <w:rPr>
+          <w:rFonts w:ascii="Times New Roman" w:eastAsia="Times New Roman" w:hAnsi="Times New Roman"/>
+        </w:rPr>
+        <w:t xml:space="preserve">Como resultado principal del proyecto se espera obtener un prototipo funcional de chatbot en WhatsApp que responda de manera concreta a las preguntas de investigación planteadas: </w:t>
+      </w:r>
+      <w:r>
+        <w:rPr>
+          <w:rFonts w:ascii="Times New Roman" w:eastAsia="Times New Roman" w:hAnsi="Times New Roman"/>
+        </w:rPr>
+        <w:lastRenderedPageBreak/>
+        <w:t>demostrar que es posible apoyar a la comunidad en la creación y mantenimiento de huertas urbanas a través de un agente conversacional de IA desplegado sobre un canal de mensajería que los usuarios ya conocen, sin requerir que adopten nuevas interfaces ni tengan conocimientos tecnológicos previos. Complementariamente, se espera obtener una puntuación SUS que evidencie el nivel de usabilidad del prototipo en contexto real, y un conjunto de datos registrados por las huertas participantes que constituya una primera base estructurada de información sobre las huertas de los barrios seleccionados de la UPZ 84, activo que hasta la fecha no existe para esta zona.</w:t>
       </w:r>
     </w:p>
     <w:p>
@@ -11695,12 +11726,12 @@
         <w:spacing w:line="480" w:lineRule="auto"/>
         <w:jc w:val="both"/>
         <w:rPr>
-          <w:rFonts w:ascii="Times New Roman" w:hAnsi="Times New Roman" w:eastAsia="Times New Roman"/>
-        </w:rPr>
-      </w:pPr>
-      <w:r>
-        <w:rPr>
-          <w:rFonts w:ascii="Times New Roman" w:hAnsi="Times New Roman" w:eastAsia="Times New Roman"/>
+          <w:rFonts w:ascii="Times New Roman" w:eastAsia="Times New Roman" w:hAnsi="Times New Roman"/>
+        </w:rPr>
+      </w:pPr>
+      <w:r>
+        <w:rPr>
+          <w:rFonts w:ascii="Times New Roman" w:eastAsia="Times New Roman" w:hAnsi="Times New Roman"/>
         </w:rPr>
         <w:t>En términos de impacto y conocimiento generado, el proyecto aporta un caso de uso documentado sobre la viabilidad técnica y social de integrar inteligencia artificial conversacional en procesos de agricultura urbana comunitaria en Bogotá, articulado explícitamente con una política pública local. Este precedente puede ser replicado por otras localidades del Distrito que implementen programas similares. Como trabajo futuro se identifican al menos tres líneas de continuidad: la incorporación de entrada por voz mediante transcripción de audio, la construcción de un módulo de visualización de indicadores para la Alcaldía Local, y la escalabilidad del sistema hacia el conjunto de huertas registradas por el Jardín Botánico en la localidad de Bosa.</w:t>
       </w:r>
@@ -11710,7 +11741,7 @@
         <w:spacing w:line="480" w:lineRule="auto"/>
         <w:jc w:val="both"/>
         <w:rPr>
-          <w:rFonts w:ascii="Times New Roman" w:hAnsi="Times New Roman" w:eastAsia="Times New Roman"/>
+          <w:rFonts w:ascii="Times New Roman" w:eastAsia="Times New Roman" w:hAnsi="Times New Roman"/>
         </w:rPr>
       </w:pPr>
     </w:p>
@@ -11723,14 +11754,13 @@
           <w:color w:val="auto"/>
         </w:rPr>
       </w:pPr>
-      <w:bookmarkStart w:name="_Toc230111042" w:id="45"/>
-      <w:r>
-        <w:rPr>
-          <w:b/>
-          <w:bCs/>
-          <w:color w:val="auto"/>
-        </w:rPr>
-        <w:lastRenderedPageBreak/>
+      <w:bookmarkStart w:id="45" w:name="_Toc230111042"/>
+      <w:r>
+        <w:rPr>
+          <w:b/>
+          <w:bCs/>
+          <w:color w:val="auto"/>
+        </w:rPr>
         <w:t>9</w:t>
       </w:r>
       <w:r>
@@ -11756,13 +11786,13 @@
         <w:spacing w:line="480" w:lineRule="auto"/>
         <w:jc w:val="both"/>
         <w:rPr>
-          <w:rFonts w:ascii="Times New Roman" w:hAnsi="Times New Roman" w:eastAsia="Times New Roman"/>
+          <w:rFonts w:ascii="Times New Roman" w:eastAsia="Times New Roman" w:hAnsi="Times New Roman"/>
           <w:lang w:val="es-CO"/>
         </w:rPr>
       </w:pPr>
       <w:r>
         <w:rPr>
-          <w:rFonts w:ascii="Times New Roman" w:hAnsi="Times New Roman" w:eastAsia="Times New Roman"/>
+          <w:rFonts w:ascii="Times New Roman" w:eastAsia="Times New Roman" w:hAnsi="Times New Roman"/>
           <w:lang w:val="es-CO"/>
         </w:rPr>
         <w:t>El proyecto se ejecuta en nueve fases secuenciales durante el segundo semestre de 2026, organizadas desde el levantamiento de información hasta el cierre y documentación final.</w:t>
@@ -11773,7 +11803,7 @@
         <w:spacing w:line="480" w:lineRule="auto"/>
         <w:jc w:val="both"/>
         <w:rPr>
-          <w:rFonts w:ascii="Times New Roman" w:hAnsi="Times New Roman" w:eastAsia="Times New Roman"/>
+          <w:rFonts w:ascii="Times New Roman" w:eastAsia="Times New Roman" w:hAnsi="Times New Roman"/>
           <w:b/>
           <w:bCs/>
           <w:lang w:val="es-CO"/>
@@ -11781,7 +11811,7 @@
       </w:pPr>
       <w:r>
         <w:rPr>
-          <w:rFonts w:ascii="Times New Roman" w:hAnsi="Times New Roman" w:eastAsia="Times New Roman"/>
+          <w:rFonts w:ascii="Times New Roman" w:eastAsia="Times New Roman" w:hAnsi="Times New Roman"/>
           <w:b/>
           <w:bCs/>
           <w:lang w:val="es-CO"/>
@@ -11794,21 +11824,29 @@
         <w:spacing w:line="480" w:lineRule="auto"/>
         <w:jc w:val="both"/>
         <w:rPr>
-          <w:rFonts w:ascii="Times New Roman" w:hAnsi="Times New Roman" w:eastAsia="Times New Roman"/>
+          <w:rFonts w:ascii="Times New Roman" w:eastAsia="Times New Roman" w:hAnsi="Times New Roman"/>
           <w:lang w:val="es-CO"/>
         </w:rPr>
       </w:pPr>
       <w:r>
         <w:rPr>
-          <w:rFonts w:ascii="Times New Roman" w:hAnsi="Times New Roman" w:eastAsia="Times New Roman"/>
+          <w:rFonts w:ascii="Times New Roman" w:eastAsia="Times New Roman" w:hAnsi="Times New Roman"/>
           <w:lang w:val="es-CO"/>
         </w:rPr>
-        <w:t xml:space="preserve"> Se realiza la revisión y ajuste final del documento de anteproyecto de manera simultánea con las visitas de campo en los barrios seleccionados de la UPZ 84 Bosa Occidental. En estas visitas se identifican los líderes de huerta participantes y se aplica una encuesta estructurada para confirmar la viabilidad de WhatsApp como canal de despliegue y recoger las expectativas funcionales de la comunidad sobre el </w:t>
+        <w:t xml:space="preserve"> Se realiza la revisión y ajuste final del documento de anteproyecto de manera simultánea con las visitas de campo en los barrios seleccionados de la UPZ 84 Bosa Occidental. En estas visitas </w:t>
+      </w:r>
+      <w:r>
+        <w:rPr>
+          <w:rFonts w:ascii="Times New Roman" w:eastAsia="Times New Roman" w:hAnsi="Times New Roman"/>
+          <w:lang w:val="es-CO"/>
+        </w:rPr>
+        <w:lastRenderedPageBreak/>
+        <w:t xml:space="preserve">se identifican los líderes de huerta participantes y se aplica una encuesta estructurada para confirmar la viabilidad de WhatsApp como canal de despliegue y recoger las expectativas funcionales de la comunidad sobre el </w:t>
       </w:r>
       <w:proofErr w:type="spellStart"/>
       <w:r>
         <w:rPr>
-          <w:rFonts w:ascii="Times New Roman" w:hAnsi="Times New Roman" w:eastAsia="Times New Roman"/>
+          <w:rFonts w:ascii="Times New Roman" w:eastAsia="Times New Roman" w:hAnsi="Times New Roman"/>
           <w:lang w:val="es-CO"/>
         </w:rPr>
         <w:t>chatbot</w:t>
@@ -11816,7 +11854,7 @@
       <w:proofErr w:type="spellEnd"/>
       <w:r>
         <w:rPr>
-          <w:rFonts w:ascii="Times New Roman" w:hAnsi="Times New Roman" w:eastAsia="Times New Roman"/>
+          <w:rFonts w:ascii="Times New Roman" w:eastAsia="Times New Roman" w:hAnsi="Times New Roman"/>
           <w:lang w:val="es-CO"/>
         </w:rPr>
         <w:t>.</w:t>
@@ -11827,13 +11865,13 @@
         <w:spacing w:line="480" w:lineRule="auto"/>
         <w:jc w:val="both"/>
         <w:rPr>
-          <w:rFonts w:ascii="Times New Roman" w:hAnsi="Times New Roman" w:eastAsia="Times New Roman"/>
+          <w:rFonts w:ascii="Times New Roman" w:eastAsia="Times New Roman" w:hAnsi="Times New Roman"/>
           <w:lang w:val="es-CO"/>
         </w:rPr>
       </w:pPr>
       <w:r>
         <w:rPr>
-          <w:rFonts w:ascii="Times New Roman" w:hAnsi="Times New Roman" w:eastAsia="Times New Roman"/>
+          <w:rFonts w:ascii="Times New Roman" w:eastAsia="Times New Roman" w:hAnsi="Times New Roman"/>
           <w:b/>
           <w:bCs/>
           <w:lang w:val="es-CO"/>
@@ -11842,7 +11880,7 @@
       </w:r>
       <w:r>
         <w:rPr>
-          <w:rFonts w:ascii="Times New Roman" w:hAnsi="Times New Roman" w:eastAsia="Times New Roman"/>
+          <w:rFonts w:ascii="Times New Roman" w:eastAsia="Times New Roman" w:hAnsi="Times New Roman"/>
           <w:lang w:val="es-CO"/>
         </w:rPr>
         <w:t xml:space="preserve"> </w:t>
@@ -11853,41 +11891,41 @@
         <w:spacing w:line="480" w:lineRule="auto"/>
         <w:jc w:val="both"/>
         <w:rPr>
-          <w:rFonts w:ascii="Times New Roman" w:hAnsi="Times New Roman" w:eastAsia="Times New Roman"/>
+          <w:rFonts w:ascii="Times New Roman" w:eastAsia="Times New Roman" w:hAnsi="Times New Roman"/>
           <w:lang w:val="es-CO"/>
         </w:rPr>
       </w:pPr>
       <w:r>
         <w:rPr>
-          <w:rFonts w:ascii="Times New Roman" w:hAnsi="Times New Roman" w:eastAsia="Times New Roman"/>
+          <w:rFonts w:ascii="Times New Roman" w:eastAsia="Times New Roman" w:hAnsi="Times New Roman"/>
           <w:lang w:val="es-CO"/>
         </w:rPr>
         <w:t xml:space="preserve">A partir de </w:t>
       </w:r>
       <w:r>
         <w:rPr>
-          <w:rFonts w:ascii="Times New Roman" w:hAnsi="Times New Roman" w:eastAsia="Times New Roman"/>
+          <w:rFonts w:ascii="Times New Roman" w:eastAsia="Times New Roman" w:hAnsi="Times New Roman"/>
           <w:lang w:val="es-CO"/>
         </w:rPr>
         <w:t>los</w:t>
       </w:r>
       <w:r>
         <w:rPr>
-          <w:rFonts w:ascii="Times New Roman" w:hAnsi="Times New Roman" w:eastAsia="Times New Roman"/>
+          <w:rFonts w:ascii="Times New Roman" w:eastAsia="Times New Roman" w:hAnsi="Times New Roman"/>
           <w:lang w:val="es-CO"/>
         </w:rPr>
         <w:t xml:space="preserve"> aportes</w:t>
       </w:r>
       <w:r>
         <w:rPr>
-          <w:rFonts w:ascii="Times New Roman" w:hAnsi="Times New Roman" w:eastAsia="Times New Roman"/>
+          <w:rFonts w:ascii="Times New Roman" w:eastAsia="Times New Roman" w:hAnsi="Times New Roman"/>
           <w:lang w:val="es-CO"/>
         </w:rPr>
         <w:t xml:space="preserve"> de la comunidad</w:t>
       </w:r>
       <w:r>
         <w:rPr>
-          <w:rFonts w:ascii="Times New Roman" w:hAnsi="Times New Roman" w:eastAsia="Times New Roman"/>
+          <w:rFonts w:ascii="Times New Roman" w:eastAsia="Times New Roman" w:hAnsi="Times New Roman"/>
           <w:lang w:val="es-CO"/>
         </w:rPr>
         <w:t xml:space="preserve"> se definen los casos de uso del </w:t>
@@ -11895,7 +11933,7 @@
       <w:proofErr w:type="spellStart"/>
       <w:r>
         <w:rPr>
-          <w:rFonts w:ascii="Times New Roman" w:hAnsi="Times New Roman" w:eastAsia="Times New Roman"/>
+          <w:rFonts w:ascii="Times New Roman" w:eastAsia="Times New Roman" w:hAnsi="Times New Roman"/>
           <w:lang w:val="es-CO"/>
         </w:rPr>
         <w:t>chatbot</w:t>
@@ -11903,7 +11941,7 @@
       <w:proofErr w:type="spellEnd"/>
       <w:r>
         <w:rPr>
-          <w:rFonts w:ascii="Times New Roman" w:hAnsi="Times New Roman" w:eastAsia="Times New Roman"/>
+          <w:rFonts w:ascii="Times New Roman" w:eastAsia="Times New Roman" w:hAnsi="Times New Roman"/>
           <w:lang w:val="es-CO"/>
         </w:rPr>
         <w:t>, las intenciones conversacionales principales y los flujos de interacción que estructuran la experiencia del usuario dentro de WhatsApp.</w:t>
@@ -11914,7 +11952,7 @@
         <w:spacing w:line="480" w:lineRule="auto"/>
         <w:jc w:val="both"/>
         <w:rPr>
-          <w:rFonts w:ascii="Times New Roman" w:hAnsi="Times New Roman" w:eastAsia="Times New Roman"/>
+          <w:rFonts w:ascii="Times New Roman" w:eastAsia="Times New Roman" w:hAnsi="Times New Roman"/>
           <w:b/>
           <w:bCs/>
           <w:lang w:val="es-CO"/>
@@ -11922,7 +11960,7 @@
       </w:pPr>
       <w:r>
         <w:rPr>
-          <w:rFonts w:ascii="Times New Roman" w:hAnsi="Times New Roman" w:eastAsia="Times New Roman"/>
+          <w:rFonts w:ascii="Times New Roman" w:eastAsia="Times New Roman" w:hAnsi="Times New Roman"/>
           <w:b/>
           <w:bCs/>
           <w:lang w:val="es-CO"/>
@@ -11931,7 +11969,7 @@
       </w:r>
       <w:r>
         <w:rPr>
-          <w:rFonts w:ascii="Times New Roman" w:hAnsi="Times New Roman" w:eastAsia="Times New Roman"/>
+          <w:rFonts w:ascii="Times New Roman" w:eastAsia="Times New Roman" w:hAnsi="Times New Roman"/>
           <w:b/>
           <w:bCs/>
           <w:lang w:val="es-CO"/>
@@ -11944,13 +11982,13 @@
         <w:spacing w:line="480" w:lineRule="auto"/>
         <w:jc w:val="both"/>
         <w:rPr>
-          <w:rFonts w:ascii="Times New Roman" w:hAnsi="Times New Roman" w:eastAsia="Times New Roman"/>
+          <w:rFonts w:ascii="Times New Roman" w:eastAsia="Times New Roman" w:hAnsi="Times New Roman"/>
           <w:lang w:val="es-CO"/>
         </w:rPr>
       </w:pPr>
       <w:r>
         <w:rPr>
-          <w:rFonts w:ascii="Times New Roman" w:hAnsi="Times New Roman" w:eastAsia="Times New Roman"/>
+          <w:rFonts w:ascii="Times New Roman" w:eastAsia="Times New Roman" w:hAnsi="Times New Roman"/>
           <w:b/>
           <w:bCs/>
           <w:lang w:val="es-CO"/>
@@ -11959,7 +11997,7 @@
       </w:r>
       <w:r>
         <w:rPr>
-          <w:rFonts w:ascii="Times New Roman" w:hAnsi="Times New Roman" w:eastAsia="Times New Roman"/>
+          <w:rFonts w:ascii="Times New Roman" w:eastAsia="Times New Roman" w:hAnsi="Times New Roman"/>
           <w:lang w:val="es-CO"/>
         </w:rPr>
         <w:t xml:space="preserve">Se diseña la arquitectura de integración del sistema, incluyendo el modelo de datos de las huertas, la especificación de los componentes del </w:t>
@@ -11967,7 +12005,7 @@
       <w:proofErr w:type="spellStart"/>
       <w:r>
         <w:rPr>
-          <w:rFonts w:ascii="Times New Roman" w:hAnsi="Times New Roman" w:eastAsia="Times New Roman"/>
+          <w:rFonts w:ascii="Times New Roman" w:eastAsia="Times New Roman" w:hAnsi="Times New Roman"/>
           <w:lang w:val="es-CO"/>
         </w:rPr>
         <w:t>backend</w:t>
@@ -11975,7 +12013,7 @@
       <w:proofErr w:type="spellEnd"/>
       <w:r>
         <w:rPr>
-          <w:rFonts w:ascii="Times New Roman" w:hAnsi="Times New Roman" w:eastAsia="Times New Roman"/>
+          <w:rFonts w:ascii="Times New Roman" w:eastAsia="Times New Roman" w:hAnsi="Times New Roman"/>
           <w:lang w:val="es-CO"/>
         </w:rPr>
         <w:t xml:space="preserve"> y las políticas de seguridad. El modelado se documenta usando el modelo C4 en su nivel de contenedores y un diagrama entidad-relación básico.</w:t>
@@ -11986,7 +12024,7 @@
         <w:spacing w:line="480" w:lineRule="auto"/>
         <w:jc w:val="both"/>
         <w:rPr>
-          <w:rFonts w:ascii="Times New Roman" w:hAnsi="Times New Roman" w:eastAsia="Times New Roman"/>
+          <w:rFonts w:ascii="Times New Roman" w:eastAsia="Times New Roman" w:hAnsi="Times New Roman"/>
           <w:b/>
           <w:bCs/>
           <w:lang w:val="es-CO"/>
@@ -11994,7 +12032,7 @@
       </w:pPr>
       <w:r>
         <w:rPr>
-          <w:rFonts w:ascii="Times New Roman" w:hAnsi="Times New Roman" w:eastAsia="Times New Roman"/>
+          <w:rFonts w:ascii="Times New Roman" w:eastAsia="Times New Roman" w:hAnsi="Times New Roman"/>
           <w:b/>
           <w:bCs/>
           <w:lang w:val="es-CO"/>
@@ -12007,13 +12045,13 @@
         <w:spacing w:line="480" w:lineRule="auto"/>
         <w:jc w:val="both"/>
         <w:rPr>
-          <w:rFonts w:ascii="Times New Roman" w:hAnsi="Times New Roman" w:eastAsia="Times New Roman"/>
+          <w:rFonts w:ascii="Times New Roman" w:eastAsia="Times New Roman" w:hAnsi="Times New Roman"/>
           <w:lang w:val="es-CO"/>
         </w:rPr>
       </w:pPr>
       <w:r>
         <w:rPr>
-          <w:rFonts w:ascii="Times New Roman" w:hAnsi="Times New Roman" w:eastAsia="Times New Roman"/>
+          <w:rFonts w:ascii="Times New Roman" w:eastAsia="Times New Roman" w:hAnsi="Times New Roman"/>
           <w:lang w:val="es-CO"/>
         </w:rPr>
         <w:t xml:space="preserve">Se diseña la estrategia de </w:t>
@@ -12021,7 +12059,7 @@
       <w:proofErr w:type="spellStart"/>
       <w:r>
         <w:rPr>
-          <w:rFonts w:ascii="Times New Roman" w:hAnsi="Times New Roman" w:eastAsia="Times New Roman"/>
+          <w:rFonts w:ascii="Times New Roman" w:eastAsia="Times New Roman" w:hAnsi="Times New Roman"/>
           <w:lang w:val="es-CO"/>
         </w:rPr>
         <w:t>prompting</w:t>
@@ -12029,7 +12067,7 @@
       <w:proofErr w:type="spellEnd"/>
       <w:r>
         <w:rPr>
-          <w:rFonts w:ascii="Times New Roman" w:hAnsi="Times New Roman" w:eastAsia="Times New Roman"/>
+          <w:rFonts w:ascii="Times New Roman" w:eastAsia="Times New Roman" w:hAnsi="Times New Roman"/>
           <w:lang w:val="es-CO"/>
         </w:rPr>
         <w:t xml:space="preserve"> que delimita el conocimiento y el tono del agente conversacional, la arquitectura de extracción de entidades mediante NER para el flujo de registro de huertas, y el patrón de recuperación aumentada por generación (RAG) que permitirá personalizar las respuestas del agente con los datos de cada huerta registrada.</w:t>
@@ -12040,7 +12078,7 @@
         <w:spacing w:line="480" w:lineRule="auto"/>
         <w:jc w:val="both"/>
         <w:rPr>
-          <w:rFonts w:ascii="Times New Roman" w:hAnsi="Times New Roman" w:eastAsia="Times New Roman"/>
+          <w:rFonts w:ascii="Times New Roman" w:eastAsia="Times New Roman" w:hAnsi="Times New Roman"/>
           <w:b/>
           <w:bCs/>
           <w:lang w:val="es-CO"/>
@@ -12048,12 +12086,11 @@
       </w:pPr>
       <w:r>
         <w:rPr>
-          <w:rFonts w:ascii="Times New Roman" w:hAnsi="Times New Roman" w:eastAsia="Times New Roman"/>
+          <w:rFonts w:ascii="Times New Roman" w:eastAsia="Times New Roman" w:hAnsi="Times New Roman"/>
           <w:b/>
           <w:bCs/>
           <w:lang w:val="es-CO"/>
         </w:rPr>
-        <w:lastRenderedPageBreak/>
         <w:t xml:space="preserve">Fase 5 — Configuración de infraestructura y procesamiento </w:t>
       </w:r>
     </w:p>
@@ -12062,13 +12099,13 @@
         <w:spacing w:line="480" w:lineRule="auto"/>
         <w:jc w:val="both"/>
         <w:rPr>
-          <w:rFonts w:ascii="Times New Roman" w:hAnsi="Times New Roman" w:eastAsia="Times New Roman"/>
+          <w:rFonts w:ascii="Times New Roman" w:eastAsia="Times New Roman" w:hAnsi="Times New Roman"/>
           <w:lang w:val="es-CO"/>
         </w:rPr>
       </w:pPr>
       <w:r>
         <w:rPr>
-          <w:rFonts w:ascii="Times New Roman" w:hAnsi="Times New Roman" w:eastAsia="Times New Roman"/>
+          <w:rFonts w:ascii="Times New Roman" w:eastAsia="Times New Roman" w:hAnsi="Times New Roman"/>
           <w:lang w:val="es-CO"/>
         </w:rPr>
         <w:t xml:space="preserve">Se configura el entorno de despliegue en </w:t>
@@ -12076,7 +12113,7 @@
       <w:proofErr w:type="spellStart"/>
       <w:r>
         <w:rPr>
-          <w:rFonts w:ascii="Times New Roman" w:hAnsi="Times New Roman" w:eastAsia="Times New Roman"/>
+          <w:rFonts w:ascii="Times New Roman" w:eastAsia="Times New Roman" w:hAnsi="Times New Roman"/>
           <w:lang w:val="es-CO"/>
         </w:rPr>
         <w:t>Railway</w:t>
@@ -12084,7 +12121,7 @@
       <w:proofErr w:type="spellEnd"/>
       <w:r>
         <w:rPr>
-          <w:rFonts w:ascii="Times New Roman" w:hAnsi="Times New Roman" w:eastAsia="Times New Roman"/>
+          <w:rFonts w:ascii="Times New Roman" w:eastAsia="Times New Roman" w:hAnsi="Times New Roman"/>
           <w:lang w:val="es-CO"/>
         </w:rPr>
         <w:t xml:space="preserve">, se integran la API de WhatsApp Business de Meta y la API de Gemini con el </w:t>
@@ -12092,7 +12129,7 @@
       <w:proofErr w:type="spellStart"/>
       <w:r>
         <w:rPr>
-          <w:rFonts w:ascii="Times New Roman" w:hAnsi="Times New Roman" w:eastAsia="Times New Roman"/>
+          <w:rFonts w:ascii="Times New Roman" w:eastAsia="Times New Roman" w:hAnsi="Times New Roman"/>
           <w:lang w:val="es-CO"/>
         </w:rPr>
         <w:t>backend</w:t>
@@ -12100,7 +12137,7 @@
       <w:proofErr w:type="spellEnd"/>
       <w:r>
         <w:rPr>
-          <w:rFonts w:ascii="Times New Roman" w:hAnsi="Times New Roman" w:eastAsia="Times New Roman"/>
+          <w:rFonts w:ascii="Times New Roman" w:eastAsia="Times New Roman" w:hAnsi="Times New Roman"/>
           <w:lang w:val="es-CO"/>
         </w:rPr>
         <w:t xml:space="preserve"> en </w:t>
@@ -12108,7 +12145,7 @@
       <w:proofErr w:type="spellStart"/>
       <w:r>
         <w:rPr>
-          <w:rFonts w:ascii="Times New Roman" w:hAnsi="Times New Roman" w:eastAsia="Times New Roman"/>
+          <w:rFonts w:ascii="Times New Roman" w:eastAsia="Times New Roman" w:hAnsi="Times New Roman"/>
           <w:lang w:val="es-CO"/>
         </w:rPr>
         <w:t>FastAPI</w:t>
@@ -12116,42 +12153,42 @@
       <w:proofErr w:type="spellEnd"/>
       <w:r>
         <w:rPr>
-          <w:rFonts w:ascii="Times New Roman" w:hAnsi="Times New Roman" w:eastAsia="Times New Roman"/>
+          <w:rFonts w:ascii="Times New Roman" w:eastAsia="Times New Roman" w:hAnsi="Times New Roman"/>
           <w:lang w:val="es-CO"/>
         </w:rPr>
         <w:t xml:space="preserve">, y se valida la </w:t>
       </w:r>
       <w:r>
         <w:rPr>
-          <w:rFonts w:ascii="Times New Roman" w:hAnsi="Times New Roman" w:eastAsia="Times New Roman"/>
+          <w:rFonts w:ascii="Times New Roman" w:eastAsia="Times New Roman" w:hAnsi="Times New Roman"/>
           <w:lang w:val="es-CO"/>
         </w:rPr>
         <w:t>conectividad</w:t>
       </w:r>
       <w:r>
         <w:rPr>
-          <w:rFonts w:ascii="Times New Roman" w:hAnsi="Times New Roman" w:eastAsia="Times New Roman"/>
+          <w:rFonts w:ascii="Times New Roman" w:eastAsia="Times New Roman" w:hAnsi="Times New Roman"/>
           <w:lang w:val="es-CO"/>
         </w:rPr>
         <w:t xml:space="preserve"> de</w:t>
       </w:r>
       <w:r>
         <w:rPr>
-          <w:rFonts w:ascii="Times New Roman" w:hAnsi="Times New Roman" w:eastAsia="Times New Roman"/>
+          <w:rFonts w:ascii="Times New Roman" w:eastAsia="Times New Roman" w:hAnsi="Times New Roman"/>
           <w:lang w:val="es-CO"/>
         </w:rPr>
         <w:t xml:space="preserve"> extrem</w:t>
       </w:r>
       <w:r>
         <w:rPr>
-          <w:rFonts w:ascii="Times New Roman" w:hAnsi="Times New Roman" w:eastAsia="Times New Roman"/>
+          <w:rFonts w:ascii="Times New Roman" w:eastAsia="Times New Roman" w:hAnsi="Times New Roman"/>
           <w:lang w:val="es-CO"/>
         </w:rPr>
         <w:t>o</w:t>
       </w:r>
       <w:r>
         <w:rPr>
-          <w:rFonts w:ascii="Times New Roman" w:hAnsi="Times New Roman" w:eastAsia="Times New Roman"/>
+          <w:rFonts w:ascii="Times New Roman" w:eastAsia="Times New Roman" w:hAnsi="Times New Roman"/>
           <w:lang w:val="es-CO"/>
         </w:rPr>
         <w:t xml:space="preserve"> a extremo mediante </w:t>
@@ -12159,7 +12196,7 @@
       <w:proofErr w:type="spellStart"/>
       <w:r>
         <w:rPr>
-          <w:rFonts w:ascii="Times New Roman" w:hAnsi="Times New Roman" w:eastAsia="Times New Roman"/>
+          <w:rFonts w:ascii="Times New Roman" w:eastAsia="Times New Roman" w:hAnsi="Times New Roman"/>
           <w:lang w:val="es-CO"/>
         </w:rPr>
         <w:t>spikes</w:t>
@@ -12167,7 +12204,7 @@
       <w:proofErr w:type="spellEnd"/>
       <w:r>
         <w:rPr>
-          <w:rFonts w:ascii="Times New Roman" w:hAnsi="Times New Roman" w:eastAsia="Times New Roman"/>
+          <w:rFonts w:ascii="Times New Roman" w:eastAsia="Times New Roman" w:hAnsi="Times New Roman"/>
           <w:lang w:val="es-CO"/>
         </w:rPr>
         <w:t xml:space="preserve"> técnicos. Sobre esta base se implementa el flujo conversacional de registro de huertas con extracción de entidades en lenguaje natural.</w:t>
@@ -12178,7 +12215,7 @@
         <w:spacing w:line="480" w:lineRule="auto"/>
         <w:jc w:val="both"/>
         <w:rPr>
-          <w:rFonts w:ascii="Times New Roman" w:hAnsi="Times New Roman" w:eastAsia="Times New Roman"/>
+          <w:rFonts w:ascii="Times New Roman" w:eastAsia="Times New Roman" w:hAnsi="Times New Roman"/>
           <w:b/>
           <w:bCs/>
           <w:lang w:val="es-CO"/>
@@ -12186,7 +12223,7 @@
       </w:pPr>
       <w:r>
         <w:rPr>
-          <w:rFonts w:ascii="Times New Roman" w:hAnsi="Times New Roman" w:eastAsia="Times New Roman"/>
+          <w:rFonts w:ascii="Times New Roman" w:eastAsia="Times New Roman" w:hAnsi="Times New Roman"/>
           <w:b/>
           <w:bCs/>
           <w:lang w:val="es-CO"/>
@@ -12199,21 +12236,22 @@
         <w:spacing w:line="480" w:lineRule="auto"/>
         <w:jc w:val="both"/>
         <w:rPr>
-          <w:rFonts w:ascii="Times New Roman" w:hAnsi="Times New Roman" w:eastAsia="Times New Roman"/>
+          <w:rFonts w:ascii="Times New Roman" w:eastAsia="Times New Roman" w:hAnsi="Times New Roman"/>
           <w:lang w:val="es-CO"/>
         </w:rPr>
       </w:pPr>
       <w:r>
         <w:rPr>
-          <w:rFonts w:ascii="Times New Roman" w:hAnsi="Times New Roman" w:eastAsia="Times New Roman"/>
+          <w:rFonts w:ascii="Times New Roman" w:eastAsia="Times New Roman" w:hAnsi="Times New Roman"/>
           <w:lang w:val="es-CO"/>
         </w:rPr>
+        <w:lastRenderedPageBreak/>
         <w:t xml:space="preserve">Se desarrolla la lógica completa del agente conversacional: el manejo del estado de la conversación, la integración con </w:t>
       </w:r>
       <w:proofErr w:type="spellStart"/>
       <w:r>
         <w:rPr>
-          <w:rFonts w:ascii="Times New Roman" w:hAnsi="Times New Roman" w:eastAsia="Times New Roman"/>
+          <w:rFonts w:ascii="Times New Roman" w:eastAsia="Times New Roman" w:hAnsi="Times New Roman"/>
           <w:lang w:val="es-CO"/>
         </w:rPr>
         <w:t>Supabase</w:t>
@@ -12221,7 +12259,7 @@
       <w:proofErr w:type="spellEnd"/>
       <w:r>
         <w:rPr>
-          <w:rFonts w:ascii="Times New Roman" w:hAnsi="Times New Roman" w:eastAsia="Times New Roman"/>
+          <w:rFonts w:ascii="Times New Roman" w:eastAsia="Times New Roman" w:hAnsi="Times New Roman"/>
           <w:lang w:val="es-CO"/>
         </w:rPr>
         <w:t xml:space="preserve"> para la persistencia de los datos de las huertas y la implementación del patrón RAG que permite al agente recuperar y utilizar esa información para generar respuestas contextualizadas y personalizadas en cada interacción.</w:t>
@@ -12232,7 +12270,7 @@
         <w:spacing w:line="480" w:lineRule="auto"/>
         <w:jc w:val="both"/>
         <w:rPr>
-          <w:rFonts w:ascii="Times New Roman" w:hAnsi="Times New Roman" w:eastAsia="Times New Roman"/>
+          <w:rFonts w:ascii="Times New Roman" w:eastAsia="Times New Roman" w:hAnsi="Times New Roman"/>
           <w:b/>
           <w:bCs/>
           <w:lang w:val="es-CO"/>
@@ -12240,7 +12278,7 @@
       </w:pPr>
       <w:r>
         <w:rPr>
-          <w:rFonts w:ascii="Times New Roman" w:hAnsi="Times New Roman" w:eastAsia="Times New Roman"/>
+          <w:rFonts w:ascii="Times New Roman" w:eastAsia="Times New Roman" w:hAnsi="Times New Roman"/>
           <w:b/>
           <w:bCs/>
           <w:lang w:val="es-CO"/>
@@ -12253,13 +12291,13 @@
         <w:spacing w:line="480" w:lineRule="auto"/>
         <w:jc w:val="both"/>
         <w:rPr>
-          <w:rFonts w:ascii="Times New Roman" w:hAnsi="Times New Roman" w:eastAsia="Times New Roman"/>
+          <w:rFonts w:ascii="Times New Roman" w:eastAsia="Times New Roman" w:hAnsi="Times New Roman"/>
           <w:lang w:val="es-CO"/>
         </w:rPr>
       </w:pPr>
       <w:r>
         <w:rPr>
-          <w:rFonts w:ascii="Times New Roman" w:hAnsi="Times New Roman" w:eastAsia="Times New Roman"/>
+          <w:rFonts w:ascii="Times New Roman" w:eastAsia="Times New Roman" w:hAnsi="Times New Roman"/>
           <w:lang w:val="es-CO"/>
         </w:rPr>
         <w:t xml:space="preserve">Se ejecuta un banco de pruebas funcionales sobre todos los flujos del </w:t>
@@ -12267,7 +12305,7 @@
       <w:proofErr w:type="spellStart"/>
       <w:r>
         <w:rPr>
-          <w:rFonts w:ascii="Times New Roman" w:hAnsi="Times New Roman" w:eastAsia="Times New Roman"/>
+          <w:rFonts w:ascii="Times New Roman" w:eastAsia="Times New Roman" w:hAnsi="Times New Roman"/>
           <w:lang w:val="es-CO"/>
         </w:rPr>
         <w:t>chatbot</w:t>
@@ -12275,7 +12313,7 @@
       <w:proofErr w:type="spellEnd"/>
       <w:r>
         <w:rPr>
-          <w:rFonts w:ascii="Times New Roman" w:hAnsi="Times New Roman" w:eastAsia="Times New Roman"/>
+          <w:rFonts w:ascii="Times New Roman" w:eastAsia="Times New Roman" w:hAnsi="Times New Roman"/>
           <w:lang w:val="es-CO"/>
         </w:rPr>
         <w:t xml:space="preserve"> para verificar el correcto procesamiento de mensajes, la extracción de entidades y la estabilidad del sistema. Complementariamente, se evalúa la calidad de las respuestas del agente mediante un conjunto de veinte preguntas predefinidas sobre temáticas agroecológicas, valorando criterios de precisión, pertinencia y coherencia.</w:t>
@@ -12286,7 +12324,7 @@
         <w:spacing w:line="480" w:lineRule="auto"/>
         <w:jc w:val="both"/>
         <w:rPr>
-          <w:rFonts w:ascii="Times New Roman" w:hAnsi="Times New Roman" w:eastAsia="Times New Roman"/>
+          <w:rFonts w:ascii="Times New Roman" w:eastAsia="Times New Roman" w:hAnsi="Times New Roman"/>
           <w:b/>
           <w:bCs/>
           <w:lang w:val="es-CO"/>
@@ -12294,7 +12332,7 @@
       </w:pPr>
       <w:r>
         <w:rPr>
-          <w:rFonts w:ascii="Times New Roman" w:hAnsi="Times New Roman" w:eastAsia="Times New Roman"/>
+          <w:rFonts w:ascii="Times New Roman" w:eastAsia="Times New Roman" w:hAnsi="Times New Roman"/>
           <w:b/>
           <w:bCs/>
           <w:lang w:val="es-CO"/>
@@ -12307,13 +12345,13 @@
         <w:spacing w:line="480" w:lineRule="auto"/>
         <w:jc w:val="both"/>
         <w:rPr>
-          <w:rFonts w:ascii="Times New Roman" w:hAnsi="Times New Roman" w:eastAsia="Times New Roman"/>
+          <w:rFonts w:ascii="Times New Roman" w:eastAsia="Times New Roman" w:hAnsi="Times New Roman"/>
           <w:lang w:val="es-CO"/>
         </w:rPr>
       </w:pPr>
       <w:r>
         <w:rPr>
-          <w:rFonts w:ascii="Times New Roman" w:hAnsi="Times New Roman" w:eastAsia="Times New Roman"/>
+          <w:rFonts w:ascii="Times New Roman" w:eastAsia="Times New Roman" w:hAnsi="Times New Roman"/>
           <w:lang w:val="es-CO"/>
         </w:rPr>
         <w:t xml:space="preserve">Se desarrollan dos rondas de evaluación con un grupo de entre cinco y siete líderes de huerta de la UPZ 84. La primera ronda, de carácter formativo, incluye una sesión de introducción al </w:t>
@@ -12321,7 +12359,7 @@
       <w:proofErr w:type="spellStart"/>
       <w:r>
         <w:rPr>
-          <w:rFonts w:ascii="Times New Roman" w:hAnsi="Times New Roman" w:eastAsia="Times New Roman"/>
+          <w:rFonts w:ascii="Times New Roman" w:eastAsia="Times New Roman" w:hAnsi="Times New Roman"/>
           <w:lang w:val="es-CO"/>
         </w:rPr>
         <w:t>chatbot</w:t>
@@ -12329,7 +12367,7 @@
       <w:proofErr w:type="spellEnd"/>
       <w:r>
         <w:rPr>
-          <w:rFonts w:ascii="Times New Roman" w:hAnsi="Times New Roman" w:eastAsia="Times New Roman"/>
+          <w:rFonts w:ascii="Times New Roman" w:eastAsia="Times New Roman" w:hAnsi="Times New Roman"/>
           <w:lang w:val="es-CO"/>
         </w:rPr>
         <w:t xml:space="preserve"> en contexto real seguida de la aplicación de la Escala de Usabilidad del Sistema (SUS); sus resultados orientan los ajustes de interfaz y flujo antes de la segunda ronda, de carácter sumativo, que produce la puntuación final de usabilidad del prototipo.</w:t>
@@ -12340,7 +12378,7 @@
         <w:spacing w:line="480" w:lineRule="auto"/>
         <w:jc w:val="both"/>
         <w:rPr>
-          <w:rFonts w:ascii="Times New Roman" w:hAnsi="Times New Roman" w:eastAsia="Times New Roman"/>
+          <w:rFonts w:ascii="Times New Roman" w:eastAsia="Times New Roman" w:hAnsi="Times New Roman"/>
           <w:b/>
           <w:bCs/>
           <w:lang w:val="es-CO"/>
@@ -12348,7 +12386,7 @@
       </w:pPr>
       <w:r>
         <w:rPr>
-          <w:rFonts w:ascii="Times New Roman" w:hAnsi="Times New Roman" w:eastAsia="Times New Roman"/>
+          <w:rFonts w:ascii="Times New Roman" w:eastAsia="Times New Roman" w:hAnsi="Times New Roman"/>
           <w:b/>
           <w:bCs/>
           <w:lang w:val="es-CO"/>
@@ -12361,16 +12399,15 @@
         <w:spacing w:line="480" w:lineRule="auto"/>
         <w:jc w:val="both"/>
         <w:rPr>
-          <w:rFonts w:ascii="Times New Roman" w:hAnsi="Times New Roman" w:eastAsia="Times New Roman"/>
+          <w:rFonts w:ascii="Times New Roman" w:eastAsia="Times New Roman" w:hAnsi="Times New Roman"/>
           <w:lang w:val="es-CO"/>
         </w:rPr>
       </w:pPr>
       <w:r>
         <w:rPr>
-          <w:rFonts w:ascii="Times New Roman" w:hAnsi="Times New Roman" w:eastAsia="Times New Roman"/>
+          <w:rFonts w:ascii="Times New Roman" w:eastAsia="Times New Roman" w:hAnsi="Times New Roman"/>
           <w:lang w:val="es-CO"/>
         </w:rPr>
-        <w:lastRenderedPageBreak/>
         <w:t>Se consolidan y redactan los resultados finales del proyecto: análisis comparativo de las dos rondas SUS, documentación de las limitaciones técnicas del prototipo, recomendaciones para la escalabilidad del sistema hacia otras zonas de la localidad, y conclusiones del trabajo. Esta fase se desarrolla de manera concurrente con el desarrollo desde la fase 5, de modo que los artefactos y resultados se incorporan al documento de grado a medida que se producen.</w:t>
       </w:r>
     </w:p>
@@ -12379,7 +12416,7 @@
         <w:spacing w:line="480" w:lineRule="auto"/>
         <w:jc w:val="both"/>
         <w:rPr>
-          <w:rFonts w:ascii="Times New Roman" w:hAnsi="Times New Roman" w:eastAsia="Times New Roman"/>
+          <w:rFonts w:ascii="Times New Roman" w:eastAsia="Times New Roman" w:hAnsi="Times New Roman"/>
           <w:lang w:val="es-CO"/>
         </w:rPr>
       </w:pPr>
@@ -12393,13 +12430,14 @@
           <w:color w:val="auto"/>
         </w:rPr>
       </w:pPr>
-      <w:bookmarkStart w:name="_Toc230111043" w:id="46"/>
-      <w:r>
-        <w:rPr>
-          <w:b/>
-          <w:bCs/>
-          <w:color w:val="auto"/>
-        </w:rPr>
+      <w:bookmarkStart w:id="46" w:name="_Toc230111043"/>
+      <w:r>
+        <w:rPr>
+          <w:b/>
+          <w:bCs/>
+          <w:color w:val="auto"/>
+        </w:rPr>
+        <w:lastRenderedPageBreak/>
         <w:t>10</w:t>
       </w:r>
       <w:r>
@@ -12443,7 +12481,7 @@
         <w:sectPr>
           <w:headerReference w:type="default" r:id="rId8"/>
           <w:footerReference w:type="default" r:id="rId9"/>
-          <w:pgSz w:w="11906" w:h="16838" w:orient="portrait"/>
+          <w:pgSz w:w="11906" w:h="16838"/>
           <w:pgMar w:top="1440" w:right="1440" w:bottom="1440" w:left="1440" w:header="720" w:footer="720" w:gutter="0"/>
           <w:cols w:space="720"/>
           <w:docGrid w:linePitch="360"/>
@@ -12469,7 +12507,7 @@
       </w:pPr>
       <w:r>
         <w:rPr>
-          <w:rFonts w:ascii="Times New Roman" w:hAnsi="Times New Roman" w:eastAsia="Times New Roman"/>
+          <w:rFonts w:ascii="Times New Roman" w:eastAsia="Times New Roman" w:hAnsi="Times New Roman"/>
           <w:i/>
           <w:iCs/>
           <w:sz w:val="22"/>
@@ -12562,7 +12600,7 @@
           <w:color w:val="auto"/>
         </w:rPr>
       </w:pPr>
-      <w:bookmarkStart w:name="_Toc230111044" w:id="47"/>
+      <w:bookmarkStart w:id="47" w:name="_Toc230111044"/>
       <w:r>
         <w:rPr>
           <w:b/>
@@ -12584,7 +12622,7 @@
           <w:color w:val="auto"/>
         </w:rPr>
       </w:pPr>
-      <w:bookmarkStart w:name="_Toc230111045" w:id="48"/>
+      <w:bookmarkStart w:id="48" w:name="_Toc230111045"/>
       <w:r>
         <w:rPr>
           <w:b/>
@@ -12602,7 +12640,7 @@
       </w:pPr>
       <w:r>
         <w:rPr>
-          <w:rFonts w:ascii="Times New Roman" w:hAnsi="Times New Roman" w:eastAsia="Times New Roman"/>
+          <w:rFonts w:ascii="Times New Roman" w:eastAsia="Times New Roman" w:hAnsi="Times New Roman"/>
         </w:rPr>
         <w:t>El proyecto es desarrollado por un único investigador que asume simultáneamente los roles de analista, diseñador y desarrollador, con el acompañamiento de un tutor de trabajo de grado. La siguiente tabla recoge el costo estimado de este componente humano, calculado sobre la base de las horas dedicadas durante los cuatro meses de ejecución del proyecto.</w:t>
       </w:r>
@@ -12636,7 +12674,7 @@
       </w:pPr>
       <w:r>
         <w:rPr>
-          <w:rFonts w:ascii="Times New Roman" w:hAnsi="Times New Roman" w:eastAsia="Times New Roman"/>
+          <w:rFonts w:ascii="Times New Roman" w:eastAsia="Times New Roman" w:hAnsi="Times New Roman"/>
           <w:i/>
           <w:iCs/>
           <w:sz w:val="22"/>
@@ -12682,7 +12720,7 @@
             </w:pPr>
             <w:r>
               <w:rPr>
-                <w:rFonts w:ascii="Calibri" w:hAnsi="Calibri" w:eastAsia="Calibri" w:cs="Calibri"/>
+                <w:rFonts w:ascii="Calibri" w:eastAsia="Calibri" w:hAnsi="Calibri" w:cs="Calibri"/>
                 <w:color w:val="000000" w:themeColor="text1"/>
                 <w:sz w:val="22"/>
                 <w:szCs w:val="22"/>
@@ -12708,7 +12746,7 @@
             </w:pPr>
             <w:r>
               <w:rPr>
-                <w:rFonts w:ascii="Calibri" w:hAnsi="Calibri" w:eastAsia="Calibri" w:cs="Calibri"/>
+                <w:rFonts w:ascii="Calibri" w:eastAsia="Calibri" w:hAnsi="Calibri" w:cs="Calibri"/>
                 <w:color w:val="000000" w:themeColor="text1"/>
                 <w:sz w:val="22"/>
                 <w:szCs w:val="22"/>
@@ -12734,7 +12772,7 @@
             </w:pPr>
             <w:r>
               <w:rPr>
-                <w:rFonts w:ascii="Calibri" w:hAnsi="Calibri" w:eastAsia="Calibri" w:cs="Calibri"/>
+                <w:rFonts w:ascii="Calibri" w:eastAsia="Calibri" w:hAnsi="Calibri" w:cs="Calibri"/>
                 <w:color w:val="000000" w:themeColor="text1"/>
                 <w:sz w:val="22"/>
                 <w:szCs w:val="22"/>
@@ -12760,7 +12798,7 @@
             </w:pPr>
             <w:r>
               <w:rPr>
-                <w:rFonts w:ascii="Calibri" w:hAnsi="Calibri" w:eastAsia="Calibri" w:cs="Calibri"/>
+                <w:rFonts w:ascii="Calibri" w:eastAsia="Calibri" w:hAnsi="Calibri" w:cs="Calibri"/>
                 <w:color w:val="000000" w:themeColor="text1"/>
                 <w:sz w:val="22"/>
                 <w:szCs w:val="22"/>
@@ -12786,7 +12824,7 @@
             </w:pPr>
             <w:r>
               <w:rPr>
-                <w:rFonts w:ascii="Calibri" w:hAnsi="Calibri" w:eastAsia="Calibri" w:cs="Calibri"/>
+                <w:rFonts w:ascii="Calibri" w:eastAsia="Calibri" w:hAnsi="Calibri" w:cs="Calibri"/>
                 <w:color w:val="000000" w:themeColor="text1"/>
                 <w:sz w:val="22"/>
                 <w:szCs w:val="22"/>
@@ -12818,7 +12856,7 @@
             </w:pPr>
             <w:r>
               <w:rPr>
-                <w:rFonts w:ascii="Calibri" w:hAnsi="Calibri" w:eastAsia="Calibri" w:cs="Calibri"/>
+                <w:rFonts w:ascii="Calibri" w:eastAsia="Calibri" w:hAnsi="Calibri" w:cs="Calibri"/>
                 <w:b w:val="0"/>
                 <w:bCs w:val="0"/>
                 <w:color w:val="000000" w:themeColor="text1"/>
@@ -12846,7 +12884,7 @@
             </w:pPr>
             <w:r>
               <w:rPr>
-                <w:rFonts w:ascii="Calibri" w:hAnsi="Calibri" w:eastAsia="Calibri" w:cs="Calibri"/>
+                <w:rFonts w:ascii="Calibri" w:eastAsia="Calibri" w:hAnsi="Calibri" w:cs="Calibri"/>
                 <w:color w:val="000000" w:themeColor="text1"/>
                 <w:sz w:val="22"/>
                 <w:szCs w:val="22"/>
@@ -12872,7 +12910,7 @@
             </w:pPr>
             <w:r>
               <w:rPr>
-                <w:rFonts w:ascii="Calibri" w:hAnsi="Calibri" w:eastAsia="Calibri" w:cs="Calibri"/>
+                <w:rFonts w:ascii="Calibri" w:eastAsia="Calibri" w:hAnsi="Calibri" w:cs="Calibri"/>
                 <w:color w:val="000000" w:themeColor="text1"/>
                 <w:sz w:val="22"/>
                 <w:szCs w:val="22"/>
@@ -12899,7 +12937,7 @@
             </w:pPr>
             <w:r>
               <w:rPr>
-                <w:rFonts w:ascii="Calibri" w:hAnsi="Calibri" w:eastAsia="Calibri" w:cs="Calibri"/>
+                <w:rFonts w:ascii="Calibri" w:eastAsia="Calibri" w:hAnsi="Calibri" w:cs="Calibri"/>
                 <w:color w:val="000000" w:themeColor="text1"/>
                 <w:sz w:val="22"/>
                 <w:szCs w:val="22"/>
@@ -12923,15 +12961,15 @@
               <w:jc w:val="center"/>
               <w:cnfStyle w:val="000000000000" w:firstRow="0" w:lastRow="0" w:firstColumn="0" w:lastColumn="0" w:oddVBand="0" w:evenVBand="0" w:oddHBand="0" w:evenHBand="0" w:firstRowFirstColumn="0" w:firstRowLastColumn="0" w:lastRowFirstColumn="0" w:lastRowLastColumn="0"/>
               <w:rPr>
-                <w:rFonts w:ascii="Calibri" w:hAnsi="Calibri" w:eastAsia="Calibri" w:cs="Calibri"/>
-                <w:color w:val="000000" w:themeColor="text1"/>
-                <w:sz w:val="22"/>
-                <w:szCs w:val="22"/>
-              </w:rPr>
-            </w:pPr>
-            <w:r>
-              <w:rPr>
-                <w:rFonts w:ascii="Calibri" w:hAnsi="Calibri" w:eastAsia="Calibri" w:cs="Calibri"/>
+                <w:rFonts w:ascii="Calibri" w:eastAsia="Calibri" w:hAnsi="Calibri" w:cs="Calibri"/>
+                <w:color w:val="000000" w:themeColor="text1"/>
+                <w:sz w:val="22"/>
+                <w:szCs w:val="22"/>
+              </w:rPr>
+            </w:pPr>
+            <w:r>
+              <w:rPr>
+                <w:rFonts w:ascii="Calibri" w:eastAsia="Calibri" w:hAnsi="Calibri" w:cs="Calibri"/>
                 <w:color w:val="000000" w:themeColor="text1"/>
                 <w:sz w:val="22"/>
                 <w:szCs w:val="22"/>
@@ -12940,7 +12978,7 @@
             </w:r>
             <w:r>
               <w:rPr>
-                <w:rFonts w:ascii="Calibri" w:hAnsi="Calibri" w:eastAsia="Calibri" w:cs="Calibri"/>
+                <w:rFonts w:ascii="Calibri" w:eastAsia="Calibri" w:hAnsi="Calibri" w:cs="Calibri"/>
                 <w:color w:val="000000" w:themeColor="text1"/>
                 <w:sz w:val="22"/>
                 <w:szCs w:val="22"/>
@@ -12949,7 +12987,7 @@
             </w:r>
             <w:r>
               <w:rPr>
-                <w:rFonts w:ascii="Calibri" w:hAnsi="Calibri" w:eastAsia="Calibri" w:cs="Calibri"/>
+                <w:rFonts w:ascii="Calibri" w:eastAsia="Calibri" w:hAnsi="Calibri" w:cs="Calibri"/>
                 <w:color w:val="000000" w:themeColor="text1"/>
                 <w:sz w:val="22"/>
                 <w:szCs w:val="22"/>
@@ -12981,7 +13019,7 @@
             </w:pPr>
             <w:r>
               <w:rPr>
-                <w:rFonts w:ascii="Calibri" w:hAnsi="Calibri" w:eastAsia="Calibri" w:cs="Calibri"/>
+                <w:rFonts w:ascii="Calibri" w:eastAsia="Calibri" w:hAnsi="Calibri" w:cs="Calibri"/>
                 <w:b w:val="0"/>
                 <w:bCs w:val="0"/>
                 <w:color w:val="000000" w:themeColor="text1"/>
@@ -13009,7 +13047,7 @@
             </w:pPr>
             <w:r>
               <w:rPr>
-                <w:rFonts w:ascii="Calibri" w:hAnsi="Calibri" w:eastAsia="Calibri" w:cs="Calibri"/>
+                <w:rFonts w:ascii="Calibri" w:eastAsia="Calibri" w:hAnsi="Calibri" w:cs="Calibri"/>
                 <w:color w:val="000000" w:themeColor="text1"/>
                 <w:sz w:val="22"/>
                 <w:szCs w:val="22"/>
@@ -13035,7 +13073,7 @@
             </w:pPr>
             <w:r>
               <w:rPr>
-                <w:rFonts w:ascii="Calibri" w:hAnsi="Calibri" w:eastAsia="Calibri" w:cs="Calibri"/>
+                <w:rFonts w:ascii="Calibri" w:eastAsia="Calibri" w:hAnsi="Calibri" w:cs="Calibri"/>
                 <w:color w:val="000000" w:themeColor="text1"/>
                 <w:sz w:val="22"/>
                 <w:szCs w:val="22"/>
@@ -13061,7 +13099,7 @@
             </w:pPr>
             <w:r>
               <w:rPr>
-                <w:rFonts w:ascii="Calibri" w:hAnsi="Calibri" w:eastAsia="Calibri" w:cs="Calibri"/>
+                <w:rFonts w:ascii="Calibri" w:eastAsia="Calibri" w:hAnsi="Calibri" w:cs="Calibri"/>
                 <w:color w:val="000000" w:themeColor="text1"/>
                 <w:sz w:val="22"/>
                 <w:szCs w:val="22"/>
@@ -13087,7 +13125,7 @@
             </w:pPr>
             <w:r>
               <w:rPr>
-                <w:rFonts w:ascii="Calibri" w:hAnsi="Calibri" w:eastAsia="Calibri" w:cs="Calibri"/>
+                <w:rFonts w:ascii="Calibri" w:eastAsia="Calibri" w:hAnsi="Calibri" w:cs="Calibri"/>
                 <w:color w:val="000000" w:themeColor="text1"/>
                 <w:sz w:val="22"/>
                 <w:szCs w:val="22"/>
@@ -13120,7 +13158,7 @@
             <w:proofErr w:type="gramStart"/>
             <w:r>
               <w:rPr>
-                <w:rFonts w:ascii="Calibri" w:hAnsi="Calibri" w:eastAsia="Calibri" w:cs="Calibri"/>
+                <w:rFonts w:ascii="Calibri" w:eastAsia="Calibri" w:hAnsi="Calibri" w:cs="Calibri"/>
                 <w:color w:val="000000" w:themeColor="text1"/>
                 <w:sz w:val="22"/>
                 <w:szCs w:val="22"/>
@@ -13130,7 +13168,7 @@
             <w:proofErr w:type="gramEnd"/>
             <w:r>
               <w:rPr>
-                <w:rFonts w:ascii="Calibri" w:hAnsi="Calibri" w:eastAsia="Calibri" w:cs="Calibri"/>
+                <w:rFonts w:ascii="Calibri" w:eastAsia="Calibri" w:hAnsi="Calibri" w:cs="Calibri"/>
                 <w:color w:val="000000" w:themeColor="text1"/>
                 <w:sz w:val="22"/>
                 <w:szCs w:val="22"/>
@@ -13157,7 +13195,7 @@
             </w:pPr>
             <w:r>
               <w:rPr>
-                <w:rFonts w:ascii="Calibri" w:hAnsi="Calibri" w:eastAsia="Calibri" w:cs="Calibri"/>
+                <w:rFonts w:ascii="Calibri" w:eastAsia="Calibri" w:hAnsi="Calibri" w:cs="Calibri"/>
                 <w:color w:val="000000" w:themeColor="text1"/>
                 <w:sz w:val="22"/>
                 <w:szCs w:val="22"/>
@@ -13181,7 +13219,7 @@
               <w:jc w:val="center"/>
               <w:cnfStyle w:val="000000000000" w:firstRow="0" w:lastRow="0" w:firstColumn="0" w:lastColumn="0" w:oddVBand="0" w:evenVBand="0" w:oddHBand="0" w:evenHBand="0" w:firstRowFirstColumn="0" w:firstRowLastColumn="0" w:lastRowFirstColumn="0" w:lastRowLastColumn="0"/>
               <w:rPr>
-                <w:rFonts w:ascii="Calibri" w:hAnsi="Calibri" w:eastAsia="Calibri" w:cs="Calibri"/>
+                <w:rFonts w:ascii="Calibri" w:eastAsia="Calibri" w:hAnsi="Calibri" w:cs="Calibri"/>
                 <w:b/>
                 <w:bCs/>
                 <w:color w:val="000000" w:themeColor="text1"/>
@@ -13191,7 +13229,7 @@
             </w:pPr>
             <w:r>
               <w:rPr>
-                <w:rFonts w:ascii="Calibri" w:hAnsi="Calibri" w:eastAsia="Calibri" w:cs="Calibri"/>
+                <w:rFonts w:ascii="Calibri" w:eastAsia="Calibri" w:hAnsi="Calibri" w:cs="Calibri"/>
                 <w:b/>
                 <w:bCs/>
                 <w:color w:val="000000" w:themeColor="text1"/>
@@ -13202,7 +13240,7 @@
             </w:r>
             <w:r>
               <w:rPr>
-                <w:rFonts w:ascii="Calibri" w:hAnsi="Calibri" w:eastAsia="Calibri" w:cs="Calibri"/>
+                <w:rFonts w:ascii="Calibri" w:eastAsia="Calibri" w:hAnsi="Calibri" w:cs="Calibri"/>
                 <w:b/>
                 <w:bCs/>
                 <w:color w:val="000000" w:themeColor="text1"/>
@@ -13213,7 +13251,7 @@
             </w:r>
             <w:r>
               <w:rPr>
-                <w:rFonts w:ascii="Calibri" w:hAnsi="Calibri" w:eastAsia="Calibri" w:cs="Calibri"/>
+                <w:rFonts w:ascii="Calibri" w:eastAsia="Calibri" w:hAnsi="Calibri" w:cs="Calibri"/>
                 <w:b/>
                 <w:bCs/>
                 <w:color w:val="000000" w:themeColor="text1"/>
@@ -13237,7 +13275,7 @@
           <w:color w:val="auto"/>
         </w:rPr>
       </w:pPr>
-      <w:bookmarkStart w:name="_Toc230111046" w:id="49"/>
+      <w:bookmarkStart w:id="49" w:name="_Toc230111046"/>
       <w:r>
         <w:rPr>
           <w:b/>
@@ -13255,19 +13293,19 @@
       </w:pPr>
       <w:r>
         <w:rPr>
-          <w:rFonts w:ascii="Times New Roman" w:hAnsi="Times New Roman" w:eastAsia="Times New Roman" w:cs="Times New Roman"/>
+          <w:rFonts w:ascii="Times New Roman" w:eastAsia="Times New Roman" w:hAnsi="Times New Roman" w:cs="Times New Roman"/>
         </w:rPr>
         <w:t xml:space="preserve">Los gastos generales del proyecto se reducen a su mínima expresión gracias al uso de herramientas y plataformas con capa gratuita suficiente para el alcance del prototipo: GitHub, Supabase, Railway y la API de Meta dentro de la ventana de servicio no generan costo en este volumen de uso. Los únicos gastos variables corresponden al consumo de tokens de la API de Gemini durante el desarrollo y </w:t>
       </w:r>
       <w:r>
         <w:rPr>
-          <w:rFonts w:ascii="Times New Roman" w:hAnsi="Times New Roman" w:eastAsia="Times New Roman" w:cs="Times New Roman"/>
+          <w:rFonts w:ascii="Times New Roman" w:eastAsia="Times New Roman" w:hAnsi="Times New Roman" w:cs="Times New Roman"/>
         </w:rPr>
         <w:t xml:space="preserve">pruebas, </w:t>
       </w:r>
       <w:r>
         <w:rPr>
-          <w:rFonts w:ascii="Times New Roman" w:hAnsi="Times New Roman" w:eastAsia="Times New Roman" w:cs="Times New Roman"/>
+          <w:rFonts w:ascii="Times New Roman" w:eastAsia="Times New Roman" w:hAnsi="Times New Roman" w:cs="Times New Roman"/>
         </w:rPr>
         <w:t>y el uso proporcional del servicio de internet del investigador durante los cuatro meses del proyecto.</w:t>
       </w:r>
@@ -13301,7 +13339,7 @@
       </w:pPr>
       <w:r>
         <w:rPr>
-          <w:rFonts w:ascii="Times New Roman" w:hAnsi="Times New Roman" w:eastAsia="Times New Roman"/>
+          <w:rFonts w:ascii="Times New Roman" w:eastAsia="Times New Roman" w:hAnsi="Times New Roman"/>
           <w:i/>
           <w:iCs/>
           <w:sz w:val="22"/>
@@ -13345,7 +13383,7 @@
             </w:pPr>
             <w:r>
               <w:rPr>
-                <w:rFonts w:ascii="Calibri" w:hAnsi="Calibri" w:eastAsia="Calibri" w:cs="Calibri"/>
+                <w:rFonts w:ascii="Calibri" w:eastAsia="Calibri" w:hAnsi="Calibri" w:cs="Calibri"/>
                 <w:color w:val="000000" w:themeColor="text1"/>
                 <w:sz w:val="22"/>
                 <w:szCs w:val="22"/>
@@ -13372,7 +13410,7 @@
             </w:pPr>
             <w:r>
               <w:rPr>
-                <w:rFonts w:ascii="Calibri" w:hAnsi="Calibri" w:eastAsia="Calibri" w:cs="Calibri"/>
+                <w:rFonts w:ascii="Calibri" w:eastAsia="Calibri" w:hAnsi="Calibri" w:cs="Calibri"/>
                 <w:color w:val="000000" w:themeColor="text1"/>
                 <w:sz w:val="22"/>
                 <w:szCs w:val="22"/>
@@ -13398,7 +13436,7 @@
             </w:pPr>
             <w:r>
               <w:rPr>
-                <w:rFonts w:ascii="Calibri" w:hAnsi="Calibri" w:eastAsia="Calibri" w:cs="Calibri"/>
+                <w:rFonts w:ascii="Calibri" w:eastAsia="Calibri" w:hAnsi="Calibri" w:cs="Calibri"/>
                 <w:color w:val="000000" w:themeColor="text1"/>
                 <w:sz w:val="22"/>
                 <w:szCs w:val="22"/>
@@ -13424,7 +13462,7 @@
             </w:pPr>
             <w:r>
               <w:rPr>
-                <w:rFonts w:ascii="Calibri" w:hAnsi="Calibri" w:eastAsia="Calibri" w:cs="Calibri"/>
+                <w:rFonts w:ascii="Calibri" w:eastAsia="Calibri" w:hAnsi="Calibri" w:cs="Calibri"/>
                 <w:color w:val="000000" w:themeColor="text1"/>
                 <w:sz w:val="22"/>
                 <w:szCs w:val="22"/>
@@ -13450,7 +13488,7 @@
             </w:pPr>
             <w:r>
               <w:rPr>
-                <w:rFonts w:ascii="Calibri" w:hAnsi="Calibri" w:eastAsia="Calibri" w:cs="Calibri"/>
+                <w:rFonts w:ascii="Calibri" w:eastAsia="Calibri" w:hAnsi="Calibri" w:cs="Calibri"/>
                 <w:color w:val="000000" w:themeColor="text1"/>
                 <w:sz w:val="22"/>
                 <w:szCs w:val="22"/>
@@ -13481,7 +13519,7 @@
             </w:pPr>
             <w:r>
               <w:rPr>
-                <w:rFonts w:ascii="Calibri" w:hAnsi="Calibri" w:eastAsia="Calibri" w:cs="Calibri"/>
+                <w:rFonts w:ascii="Calibri" w:eastAsia="Calibri" w:hAnsi="Calibri" w:cs="Calibri"/>
                 <w:b w:val="0"/>
                 <w:bCs w:val="0"/>
                 <w:color w:val="000000" w:themeColor="text1"/>
@@ -13509,7 +13547,7 @@
             </w:pPr>
             <w:r>
               <w:rPr>
-                <w:rFonts w:ascii="Calibri" w:hAnsi="Calibri" w:eastAsia="Calibri" w:cs="Calibri"/>
+                <w:rFonts w:ascii="Calibri" w:eastAsia="Calibri" w:hAnsi="Calibri" w:cs="Calibri"/>
                 <w:color w:val="000000" w:themeColor="text1"/>
                 <w:sz w:val="22"/>
                 <w:szCs w:val="22"/>
@@ -13535,7 +13573,7 @@
             </w:pPr>
             <w:r>
               <w:rPr>
-                <w:rFonts w:ascii="Calibri" w:hAnsi="Calibri" w:eastAsia="Calibri" w:cs="Calibri"/>
+                <w:rFonts w:ascii="Calibri" w:eastAsia="Calibri" w:hAnsi="Calibri" w:cs="Calibri"/>
                 <w:color w:val="000000" w:themeColor="text1"/>
                 <w:sz w:val="22"/>
                 <w:szCs w:val="22"/>
@@ -13561,7 +13599,7 @@
             </w:pPr>
             <w:r>
               <w:rPr>
-                <w:rFonts w:ascii="Calibri" w:hAnsi="Calibri" w:eastAsia="Calibri" w:cs="Calibri"/>
+                <w:rFonts w:ascii="Calibri" w:eastAsia="Calibri" w:hAnsi="Calibri" w:cs="Calibri"/>
                 <w:color w:val="000000" w:themeColor="text1"/>
                 <w:sz w:val="22"/>
                 <w:szCs w:val="22"/>
@@ -13587,7 +13625,7 @@
             </w:pPr>
             <w:r>
               <w:rPr>
-                <w:rFonts w:ascii="Calibri" w:hAnsi="Calibri" w:eastAsia="Calibri" w:cs="Calibri"/>
+                <w:rFonts w:ascii="Calibri" w:eastAsia="Calibri" w:hAnsi="Calibri" w:cs="Calibri"/>
                 <w:color w:val="000000" w:themeColor="text1"/>
                 <w:sz w:val="22"/>
                 <w:szCs w:val="22"/>
@@ -13618,7 +13656,7 @@
             </w:pPr>
             <w:r>
               <w:rPr>
-                <w:rFonts w:ascii="Calibri" w:hAnsi="Calibri" w:eastAsia="Calibri" w:cs="Calibri"/>
+                <w:rFonts w:ascii="Calibri" w:eastAsia="Calibri" w:hAnsi="Calibri" w:cs="Calibri"/>
                 <w:b w:val="0"/>
                 <w:bCs w:val="0"/>
                 <w:color w:val="000000" w:themeColor="text1"/>
@@ -13646,7 +13684,7 @@
             </w:pPr>
             <w:r>
               <w:rPr>
-                <w:rFonts w:ascii="Calibri" w:hAnsi="Calibri" w:eastAsia="Calibri" w:cs="Calibri"/>
+                <w:rFonts w:ascii="Calibri" w:eastAsia="Calibri" w:hAnsi="Calibri" w:cs="Calibri"/>
                 <w:color w:val="000000" w:themeColor="text1"/>
                 <w:sz w:val="22"/>
                 <w:szCs w:val="22"/>
@@ -13672,7 +13710,7 @@
             </w:pPr>
             <w:r>
               <w:rPr>
-                <w:rFonts w:ascii="Calibri" w:hAnsi="Calibri" w:eastAsia="Calibri" w:cs="Calibri"/>
+                <w:rFonts w:ascii="Calibri" w:eastAsia="Calibri" w:hAnsi="Calibri" w:cs="Calibri"/>
                 <w:color w:val="000000" w:themeColor="text1"/>
                 <w:sz w:val="22"/>
                 <w:szCs w:val="22"/>
@@ -13681,7 +13719,7 @@
             </w:r>
             <w:r>
               <w:rPr>
-                <w:rFonts w:ascii="Calibri" w:hAnsi="Calibri" w:eastAsia="Calibri" w:cs="Calibri"/>
+                <w:rFonts w:ascii="Calibri" w:eastAsia="Calibri" w:hAnsi="Calibri" w:cs="Calibri"/>
                 <w:color w:val="000000" w:themeColor="text1"/>
                 <w:sz w:val="22"/>
                 <w:szCs w:val="22"/>
@@ -13690,7 +13728,7 @@
             </w:r>
             <w:r>
               <w:rPr>
-                <w:rFonts w:ascii="Calibri" w:hAnsi="Calibri" w:eastAsia="Calibri" w:cs="Calibri"/>
+                <w:rFonts w:ascii="Calibri" w:eastAsia="Calibri" w:hAnsi="Calibri" w:cs="Calibri"/>
                 <w:color w:val="000000" w:themeColor="text1"/>
                 <w:sz w:val="22"/>
                 <w:szCs w:val="22"/>
@@ -13716,7 +13754,7 @@
             </w:pPr>
             <w:r>
               <w:rPr>
-                <w:rFonts w:ascii="Calibri" w:hAnsi="Calibri" w:eastAsia="Calibri" w:cs="Calibri"/>
+                <w:rFonts w:ascii="Calibri" w:eastAsia="Calibri" w:hAnsi="Calibri" w:cs="Calibri"/>
                 <w:color w:val="000000" w:themeColor="text1"/>
                 <w:sz w:val="22"/>
                 <w:szCs w:val="22"/>
@@ -13740,15 +13778,15 @@
               <w:jc w:val="center"/>
               <w:cnfStyle w:val="000000000000" w:firstRow="0" w:lastRow="0" w:firstColumn="0" w:lastColumn="0" w:oddVBand="0" w:evenVBand="0" w:oddHBand="0" w:evenHBand="0" w:firstRowFirstColumn="0" w:firstRowLastColumn="0" w:lastRowFirstColumn="0" w:lastRowLastColumn="0"/>
               <w:rPr>
-                <w:rFonts w:ascii="Calibri" w:hAnsi="Calibri" w:eastAsia="Calibri" w:cs="Calibri"/>
-                <w:color w:val="000000" w:themeColor="text1"/>
-                <w:sz w:val="22"/>
-                <w:szCs w:val="22"/>
-              </w:rPr>
-            </w:pPr>
-            <w:r>
-              <w:rPr>
-                <w:rFonts w:ascii="Calibri" w:hAnsi="Calibri" w:eastAsia="Calibri" w:cs="Calibri"/>
+                <w:rFonts w:ascii="Calibri" w:eastAsia="Calibri" w:hAnsi="Calibri" w:cs="Calibri"/>
+                <w:color w:val="000000" w:themeColor="text1"/>
+                <w:sz w:val="22"/>
+                <w:szCs w:val="22"/>
+              </w:rPr>
+            </w:pPr>
+            <w:r>
+              <w:rPr>
+                <w:rFonts w:ascii="Calibri" w:eastAsia="Calibri" w:hAnsi="Calibri" w:cs="Calibri"/>
                 <w:color w:val="000000" w:themeColor="text1"/>
                 <w:sz w:val="22"/>
                 <w:szCs w:val="22"/>
@@ -13757,7 +13795,7 @@
             </w:r>
             <w:r>
               <w:rPr>
-                <w:rFonts w:ascii="Calibri" w:hAnsi="Calibri" w:eastAsia="Calibri" w:cs="Calibri"/>
+                <w:rFonts w:ascii="Calibri" w:eastAsia="Calibri" w:hAnsi="Calibri" w:cs="Calibri"/>
                 <w:color w:val="000000" w:themeColor="text1"/>
                 <w:sz w:val="22"/>
                 <w:szCs w:val="22"/>
@@ -13766,7 +13804,7 @@
             </w:r>
             <w:r>
               <w:rPr>
-                <w:rFonts w:ascii="Calibri" w:hAnsi="Calibri" w:eastAsia="Calibri" w:cs="Calibri"/>
+                <w:rFonts w:ascii="Calibri" w:eastAsia="Calibri" w:hAnsi="Calibri" w:cs="Calibri"/>
                 <w:color w:val="000000" w:themeColor="text1"/>
                 <w:sz w:val="22"/>
                 <w:szCs w:val="22"/>
@@ -13798,7 +13836,7 @@
             <w:proofErr w:type="gramStart"/>
             <w:r>
               <w:rPr>
-                <w:rFonts w:ascii="Calibri" w:hAnsi="Calibri" w:eastAsia="Calibri" w:cs="Calibri"/>
+                <w:rFonts w:ascii="Calibri" w:eastAsia="Calibri" w:hAnsi="Calibri" w:cs="Calibri"/>
                 <w:color w:val="000000" w:themeColor="text1"/>
                 <w:sz w:val="22"/>
                 <w:szCs w:val="22"/>
@@ -13808,7 +13846,7 @@
             <w:proofErr w:type="gramEnd"/>
             <w:r>
               <w:rPr>
-                <w:rFonts w:ascii="Calibri" w:hAnsi="Calibri" w:eastAsia="Calibri" w:cs="Calibri"/>
+                <w:rFonts w:ascii="Calibri" w:eastAsia="Calibri" w:hAnsi="Calibri" w:cs="Calibri"/>
                 <w:color w:val="000000" w:themeColor="text1"/>
                 <w:sz w:val="22"/>
                 <w:szCs w:val="22"/>
@@ -13835,7 +13873,7 @@
             </w:pPr>
             <w:r>
               <w:rPr>
-                <w:rFonts w:ascii="Calibri" w:hAnsi="Calibri" w:eastAsia="Calibri" w:cs="Calibri"/>
+                <w:rFonts w:ascii="Calibri" w:eastAsia="Calibri" w:hAnsi="Calibri" w:cs="Calibri"/>
                 <w:color w:val="000000" w:themeColor="text1"/>
                 <w:sz w:val="22"/>
                 <w:szCs w:val="22"/>
@@ -13850,7 +13888,7 @@
             </w:pPr>
             <w:r>
               <w:rPr>
-                <w:rFonts w:ascii="Calibri" w:hAnsi="Calibri" w:eastAsia="Calibri" w:cs="Calibri"/>
+                <w:rFonts w:ascii="Calibri" w:eastAsia="Calibri" w:hAnsi="Calibri" w:cs="Calibri"/>
                 <w:color w:val="000000" w:themeColor="text1"/>
                 <w:sz w:val="22"/>
                 <w:szCs w:val="22"/>
@@ -13865,7 +13903,7 @@
             </w:pPr>
             <w:r>
               <w:rPr>
-                <w:rFonts w:ascii="Calibri" w:hAnsi="Calibri" w:eastAsia="Calibri" w:cs="Calibri"/>
+                <w:rFonts w:ascii="Calibri" w:eastAsia="Calibri" w:hAnsi="Calibri" w:cs="Calibri"/>
                 <w:color w:val="000000" w:themeColor="text1"/>
                 <w:sz w:val="22"/>
                 <w:szCs w:val="22"/>
@@ -13889,7 +13927,7 @@
               <w:jc w:val="center"/>
               <w:cnfStyle w:val="000000000000" w:firstRow="0" w:lastRow="0" w:firstColumn="0" w:lastColumn="0" w:oddVBand="0" w:evenVBand="0" w:oddHBand="0" w:evenHBand="0" w:firstRowFirstColumn="0" w:firstRowLastColumn="0" w:lastRowFirstColumn="0" w:lastRowLastColumn="0"/>
               <w:rPr>
-                <w:rFonts w:ascii="Calibri" w:hAnsi="Calibri" w:eastAsia="Calibri" w:cs="Calibri"/>
+                <w:rFonts w:ascii="Calibri" w:eastAsia="Calibri" w:hAnsi="Calibri" w:cs="Calibri"/>
                 <w:b/>
                 <w:bCs/>
                 <w:color w:val="000000" w:themeColor="text1"/>
@@ -13899,7 +13937,7 @@
             </w:pPr>
             <w:r>
               <w:rPr>
-                <w:rFonts w:ascii="Calibri" w:hAnsi="Calibri" w:eastAsia="Calibri" w:cs="Calibri"/>
+                <w:rFonts w:ascii="Calibri" w:eastAsia="Calibri" w:hAnsi="Calibri" w:cs="Calibri"/>
                 <w:b/>
                 <w:bCs/>
                 <w:color w:val="000000" w:themeColor="text1"/>
@@ -13910,7 +13948,7 @@
             </w:r>
             <w:r>
               <w:rPr>
-                <w:rFonts w:ascii="Calibri" w:hAnsi="Calibri" w:eastAsia="Calibri" w:cs="Calibri"/>
+                <w:rFonts w:ascii="Calibri" w:eastAsia="Calibri" w:hAnsi="Calibri" w:cs="Calibri"/>
                 <w:b/>
                 <w:bCs/>
                 <w:color w:val="000000" w:themeColor="text1"/>
@@ -13933,7 +13971,7 @@
           <w:color w:val="auto"/>
         </w:rPr>
       </w:pPr>
-      <w:bookmarkStart w:name="_Toc230111047" w:id="50"/>
+      <w:bookmarkStart w:id="50" w:name="_Toc230111047"/>
       <w:r>
         <w:rPr>
           <w:b/>
@@ -13951,7 +13989,7 @@
       </w:pPr>
       <w:r>
         <w:rPr>
-          <w:rFonts w:ascii="Times New Roman" w:hAnsi="Times New Roman" w:eastAsia="Times New Roman" w:cs="Times New Roman"/>
+          <w:rFonts w:ascii="Times New Roman" w:eastAsia="Times New Roman" w:hAnsi="Times New Roman" w:cs="Times New Roman"/>
         </w:rPr>
         <w:t>La tabla a continuación consolida los costos del proyecto incluyendo un rubro de imprevistos del 10% sobre el subtotal, destinado a cubrir variaciones en el consumo de la API de Gemini o incrementos en las tarifas de Meta durante el período de ejecución.</w:t>
       </w:r>
@@ -13985,7 +14023,7 @@
       </w:pPr>
       <w:r>
         <w:rPr>
-          <w:rFonts w:ascii="Times New Roman" w:hAnsi="Times New Roman" w:eastAsia="Times New Roman"/>
+          <w:rFonts w:ascii="Times New Roman" w:eastAsia="Times New Roman" w:hAnsi="Times New Roman"/>
           <w:i/>
           <w:iCs/>
           <w:sz w:val="22"/>
@@ -14028,7 +14066,7 @@
             </w:pPr>
             <w:r>
               <w:rPr>
-                <w:rFonts w:ascii="Calibri" w:hAnsi="Calibri" w:eastAsia="Calibri" w:cs="Calibri"/>
+                <w:rFonts w:ascii="Calibri" w:eastAsia="Calibri" w:hAnsi="Calibri" w:cs="Calibri"/>
                 <w:color w:val="000000" w:themeColor="text1"/>
                 <w:sz w:val="22"/>
                 <w:szCs w:val="22"/>
@@ -14054,7 +14092,7 @@
             </w:pPr>
             <w:r>
               <w:rPr>
-                <w:rFonts w:ascii="Calibri" w:hAnsi="Calibri" w:eastAsia="Calibri" w:cs="Calibri"/>
+                <w:rFonts w:ascii="Calibri" w:eastAsia="Calibri" w:hAnsi="Calibri" w:cs="Calibri"/>
                 <w:color w:val="000000" w:themeColor="text1"/>
                 <w:sz w:val="22"/>
                 <w:szCs w:val="22"/>
@@ -14087,7 +14125,7 @@
             <w:proofErr w:type="gramStart"/>
             <w:r>
               <w:rPr>
-                <w:rFonts w:ascii="Calibri" w:hAnsi="Calibri" w:eastAsia="Calibri" w:cs="Calibri"/>
+                <w:rFonts w:ascii="Calibri" w:eastAsia="Calibri" w:hAnsi="Calibri" w:cs="Calibri"/>
                 <w:b w:val="0"/>
                 <w:bCs w:val="0"/>
                 <w:color w:val="000000" w:themeColor="text1"/>
@@ -14099,7 +14137,7 @@
             <w:proofErr w:type="gramEnd"/>
             <w:r>
               <w:rPr>
-                <w:rFonts w:ascii="Calibri" w:hAnsi="Calibri" w:eastAsia="Calibri" w:cs="Calibri"/>
+                <w:rFonts w:ascii="Calibri" w:eastAsia="Calibri" w:hAnsi="Calibri" w:cs="Calibri"/>
                 <w:b w:val="0"/>
                 <w:bCs w:val="0"/>
                 <w:color w:val="000000" w:themeColor="text1"/>
@@ -14128,7 +14166,7 @@
             </w:pPr>
             <w:r>
               <w:rPr>
-                <w:rFonts w:ascii="Calibri" w:hAnsi="Calibri" w:eastAsia="Calibri" w:cs="Calibri"/>
+                <w:rFonts w:ascii="Calibri" w:eastAsia="Calibri" w:hAnsi="Calibri" w:cs="Calibri"/>
                 <w:color w:val="000000" w:themeColor="text1"/>
                 <w:sz w:val="22"/>
                 <w:szCs w:val="22"/>
@@ -14137,7 +14175,7 @@
             </w:r>
             <w:r>
               <w:rPr>
-                <w:rFonts w:ascii="Calibri" w:hAnsi="Calibri" w:eastAsia="Calibri" w:cs="Calibri"/>
+                <w:rFonts w:ascii="Calibri" w:eastAsia="Calibri" w:hAnsi="Calibri" w:cs="Calibri"/>
                 <w:color w:val="000000" w:themeColor="text1"/>
                 <w:sz w:val="22"/>
                 <w:szCs w:val="22"/>
@@ -14146,7 +14184,7 @@
             </w:r>
             <w:r>
               <w:rPr>
-                <w:rFonts w:ascii="Calibri" w:hAnsi="Calibri" w:eastAsia="Calibri" w:cs="Calibri"/>
+                <w:rFonts w:ascii="Calibri" w:eastAsia="Calibri" w:hAnsi="Calibri" w:cs="Calibri"/>
                 <w:color w:val="000000" w:themeColor="text1"/>
                 <w:sz w:val="22"/>
                 <w:szCs w:val="22"/>
@@ -14176,11 +14214,11 @@
             <w:pPr>
               <w:jc w:val="center"/>
             </w:pPr>
-            <w:bookmarkStart w:name="_Int_Xyucsolc" w:id="51"/>
+            <w:bookmarkStart w:id="51" w:name="_Int_Xyucsolc"/>
             <w:proofErr w:type="gramStart"/>
             <w:r>
               <w:rPr>
-                <w:rFonts w:ascii="Calibri" w:hAnsi="Calibri" w:eastAsia="Calibri" w:cs="Calibri"/>
+                <w:rFonts w:ascii="Calibri" w:eastAsia="Calibri" w:hAnsi="Calibri" w:cs="Calibri"/>
                 <w:b w:val="0"/>
                 <w:bCs w:val="0"/>
                 <w:color w:val="000000" w:themeColor="text1"/>
@@ -14193,7 +14231,7 @@
             <w:proofErr w:type="gramEnd"/>
             <w:r>
               <w:rPr>
-                <w:rFonts w:ascii="Calibri" w:hAnsi="Calibri" w:eastAsia="Calibri" w:cs="Calibri"/>
+                <w:rFonts w:ascii="Calibri" w:eastAsia="Calibri" w:hAnsi="Calibri" w:cs="Calibri"/>
                 <w:b w:val="0"/>
                 <w:bCs w:val="0"/>
                 <w:color w:val="000000" w:themeColor="text1"/>
@@ -14219,15 +14257,15 @@
               <w:jc w:val="center"/>
               <w:cnfStyle w:val="000000000000" w:firstRow="0" w:lastRow="0" w:firstColumn="0" w:lastColumn="0" w:oddVBand="0" w:evenVBand="0" w:oddHBand="0" w:evenHBand="0" w:firstRowFirstColumn="0" w:firstRowLastColumn="0" w:lastRowFirstColumn="0" w:lastRowLastColumn="0"/>
               <w:rPr>
-                <w:rFonts w:ascii="Calibri" w:hAnsi="Calibri" w:eastAsia="Calibri" w:cs="Calibri"/>
-                <w:color w:val="000000" w:themeColor="text1"/>
-                <w:sz w:val="22"/>
-                <w:szCs w:val="22"/>
-              </w:rPr>
-            </w:pPr>
-            <w:r>
-              <w:rPr>
-                <w:rFonts w:ascii="Calibri" w:hAnsi="Calibri" w:eastAsia="Calibri" w:cs="Calibri"/>
+                <w:rFonts w:ascii="Calibri" w:eastAsia="Calibri" w:hAnsi="Calibri" w:cs="Calibri"/>
+                <w:color w:val="000000" w:themeColor="text1"/>
+                <w:sz w:val="22"/>
+                <w:szCs w:val="22"/>
+              </w:rPr>
+            </w:pPr>
+            <w:r>
+              <w:rPr>
+                <w:rFonts w:ascii="Calibri" w:eastAsia="Calibri" w:hAnsi="Calibri" w:cs="Calibri"/>
                 <w:color w:val="000000" w:themeColor="text1"/>
                 <w:sz w:val="22"/>
                 <w:szCs w:val="22"/>
@@ -14236,7 +14274,7 @@
             </w:r>
             <w:r>
               <w:rPr>
-                <w:rFonts w:ascii="Calibri" w:hAnsi="Calibri" w:eastAsia="Calibri" w:cs="Calibri"/>
+                <w:rFonts w:ascii="Calibri" w:eastAsia="Calibri" w:hAnsi="Calibri" w:cs="Calibri"/>
                 <w:color w:val="000000" w:themeColor="text1"/>
                 <w:sz w:val="22"/>
                 <w:szCs w:val="22"/>
@@ -14245,7 +14283,7 @@
             </w:r>
             <w:r>
               <w:rPr>
-                <w:rFonts w:ascii="Calibri" w:hAnsi="Calibri" w:eastAsia="Calibri" w:cs="Calibri"/>
+                <w:rFonts w:ascii="Calibri" w:eastAsia="Calibri" w:hAnsi="Calibri" w:cs="Calibri"/>
                 <w:color w:val="000000" w:themeColor="text1"/>
                 <w:sz w:val="22"/>
                 <w:szCs w:val="22"/>
@@ -14254,7 +14292,7 @@
             </w:r>
             <w:r>
               <w:rPr>
-                <w:rFonts w:ascii="Calibri" w:hAnsi="Calibri" w:eastAsia="Calibri" w:cs="Calibri"/>
+                <w:rFonts w:ascii="Calibri" w:eastAsia="Calibri" w:hAnsi="Calibri" w:cs="Calibri"/>
                 <w:color w:val="000000" w:themeColor="text1"/>
                 <w:sz w:val="22"/>
                 <w:szCs w:val="22"/>
@@ -14263,7 +14301,7 @@
             </w:r>
             <w:r>
               <w:rPr>
-                <w:rFonts w:ascii="Calibri" w:hAnsi="Calibri" w:eastAsia="Calibri" w:cs="Calibri"/>
+                <w:rFonts w:ascii="Calibri" w:eastAsia="Calibri" w:hAnsi="Calibri" w:cs="Calibri"/>
                 <w:color w:val="000000" w:themeColor="text1"/>
                 <w:sz w:val="22"/>
                 <w:szCs w:val="22"/>
@@ -14295,7 +14333,7 @@
             </w:pPr>
             <w:r>
               <w:rPr>
-                <w:rFonts w:ascii="Calibri" w:hAnsi="Calibri" w:eastAsia="Calibri" w:cs="Calibri"/>
+                <w:rFonts w:ascii="Calibri" w:eastAsia="Calibri" w:hAnsi="Calibri" w:cs="Calibri"/>
                 <w:b w:val="0"/>
                 <w:bCs w:val="0"/>
                 <w:color w:val="000000" w:themeColor="text1"/>
@@ -14321,15 +14359,15 @@
               <w:jc w:val="center"/>
               <w:cnfStyle w:val="000000000000" w:firstRow="0" w:lastRow="0" w:firstColumn="0" w:lastColumn="0" w:oddVBand="0" w:evenVBand="0" w:oddHBand="0" w:evenHBand="0" w:firstRowFirstColumn="0" w:firstRowLastColumn="0" w:lastRowFirstColumn="0" w:lastRowLastColumn="0"/>
               <w:rPr>
-                <w:rFonts w:ascii="Calibri" w:hAnsi="Calibri" w:eastAsia="Calibri" w:cs="Calibri"/>
-                <w:color w:val="000000" w:themeColor="text1"/>
-                <w:sz w:val="22"/>
-                <w:szCs w:val="22"/>
-              </w:rPr>
-            </w:pPr>
-            <w:r>
-              <w:rPr>
-                <w:rFonts w:ascii="Calibri" w:hAnsi="Calibri" w:eastAsia="Calibri" w:cs="Calibri"/>
+                <w:rFonts w:ascii="Calibri" w:eastAsia="Calibri" w:hAnsi="Calibri" w:cs="Calibri"/>
+                <w:color w:val="000000" w:themeColor="text1"/>
+                <w:sz w:val="22"/>
+                <w:szCs w:val="22"/>
+              </w:rPr>
+            </w:pPr>
+            <w:r>
+              <w:rPr>
+                <w:rFonts w:ascii="Calibri" w:eastAsia="Calibri" w:hAnsi="Calibri" w:cs="Calibri"/>
                 <w:color w:val="000000" w:themeColor="text1"/>
                 <w:sz w:val="22"/>
                 <w:szCs w:val="22"/>
@@ -14338,7 +14376,7 @@
             </w:r>
             <w:r>
               <w:rPr>
-                <w:rFonts w:ascii="Calibri" w:hAnsi="Calibri" w:eastAsia="Calibri" w:cs="Calibri"/>
+                <w:rFonts w:ascii="Calibri" w:eastAsia="Calibri" w:hAnsi="Calibri" w:cs="Calibri"/>
                 <w:color w:val="000000" w:themeColor="text1"/>
                 <w:sz w:val="22"/>
                 <w:szCs w:val="22"/>
@@ -14370,7 +14408,7 @@
             </w:pPr>
             <w:r>
               <w:rPr>
-                <w:rFonts w:ascii="Calibri" w:hAnsi="Calibri" w:eastAsia="Calibri" w:cs="Calibri"/>
+                <w:rFonts w:ascii="Calibri" w:eastAsia="Calibri" w:hAnsi="Calibri" w:cs="Calibri"/>
                 <w:b w:val="0"/>
                 <w:bCs w:val="0"/>
                 <w:color w:val="000000" w:themeColor="text1"/>
@@ -14398,7 +14436,7 @@
             </w:pPr>
             <w:r>
               <w:rPr>
-                <w:rFonts w:ascii="Calibri" w:hAnsi="Calibri" w:eastAsia="Calibri" w:cs="Calibri"/>
+                <w:rFonts w:ascii="Calibri" w:eastAsia="Calibri" w:hAnsi="Calibri" w:cs="Calibri"/>
                 <w:color w:val="000000" w:themeColor="text1"/>
                 <w:sz w:val="22"/>
                 <w:szCs w:val="22"/>
@@ -14407,7 +14445,7 @@
             </w:r>
             <w:r>
               <w:rPr>
-                <w:rFonts w:ascii="Calibri" w:hAnsi="Calibri" w:eastAsia="Calibri" w:cs="Calibri"/>
+                <w:rFonts w:ascii="Calibri" w:eastAsia="Calibri" w:hAnsi="Calibri" w:cs="Calibri"/>
                 <w:color w:val="000000" w:themeColor="text1"/>
                 <w:sz w:val="22"/>
                 <w:szCs w:val="22"/>
@@ -14440,7 +14478,7 @@
             <w:proofErr w:type="gramStart"/>
             <w:r>
               <w:rPr>
-                <w:rFonts w:ascii="Calibri" w:hAnsi="Calibri" w:eastAsia="Calibri" w:cs="Calibri"/>
+                <w:rFonts w:ascii="Calibri" w:eastAsia="Calibri" w:hAnsi="Calibri" w:cs="Calibri"/>
                 <w:color w:val="000000" w:themeColor="text1"/>
                 <w:sz w:val="22"/>
                 <w:szCs w:val="22"/>
@@ -14450,7 +14488,7 @@
             <w:proofErr w:type="gramEnd"/>
             <w:r>
               <w:rPr>
-                <w:rFonts w:ascii="Calibri" w:hAnsi="Calibri" w:eastAsia="Calibri" w:cs="Calibri"/>
+                <w:rFonts w:ascii="Calibri" w:eastAsia="Calibri" w:hAnsi="Calibri" w:cs="Calibri"/>
                 <w:color w:val="000000" w:themeColor="text1"/>
                 <w:sz w:val="22"/>
                 <w:szCs w:val="22"/>
@@ -14476,7 +14514,7 @@
             </w:pPr>
             <w:r>
               <w:rPr>
-                <w:rFonts w:ascii="Calibri" w:hAnsi="Calibri" w:eastAsia="Calibri" w:cs="Calibri"/>
+                <w:rFonts w:ascii="Calibri" w:eastAsia="Calibri" w:hAnsi="Calibri" w:cs="Calibri"/>
                 <w:b/>
                 <w:bCs/>
                 <w:color w:val="000000" w:themeColor="text1"/>
@@ -14487,7 +14525,7 @@
             </w:r>
             <w:r>
               <w:rPr>
-                <w:rFonts w:ascii="Calibri" w:hAnsi="Calibri" w:eastAsia="Calibri" w:cs="Calibri"/>
+                <w:rFonts w:ascii="Calibri" w:eastAsia="Calibri" w:hAnsi="Calibri" w:cs="Calibri"/>
                 <w:b/>
                 <w:bCs/>
                 <w:color w:val="000000" w:themeColor="text1"/>
@@ -14553,7 +14591,7 @@
           <w:color w:val="auto"/>
         </w:rPr>
       </w:pPr>
-      <w:bookmarkStart w:name="_Toc230111048" w:id="52"/>
+      <w:bookmarkStart w:id="52" w:name="_Toc230111048"/>
       <w:r>
         <w:rPr>
           <w:b/>
@@ -14580,7 +14618,7 @@
       </w:pPr>
       <w:r>
         <w:rPr>
-          <w:rFonts w:ascii="Times New Roman" w:hAnsi="Times New Roman" w:eastAsia="Times New Roman" w:cs="Times New Roman"/>
+          <w:rFonts w:ascii="Times New Roman" w:eastAsia="Times New Roman" w:hAnsi="Times New Roman" w:cs="Times New Roman"/>
           <w:b/>
           <w:bCs/>
         </w:rPr>
@@ -14594,14 +14632,14 @@
       </w:pPr>
       <w:r>
         <w:rPr>
-          <w:rFonts w:ascii="Times New Roman" w:hAnsi="Times New Roman" w:eastAsia="Times New Roman" w:cs="Times New Roman"/>
+          <w:rFonts w:ascii="Times New Roman" w:eastAsia="Times New Roman" w:hAnsi="Times New Roman" w:cs="Times New Roman"/>
           <w:lang w:val="en-US"/>
         </w:rPr>
         <w:t xml:space="preserve">Altieri, M. A. y Nicholls, C. I. (2018). Urban Agroecology: designing biodiverse, productive and resilient city farms. </w:t>
       </w:r>
       <w:r>
         <w:rPr>
-          <w:rFonts w:ascii="Times New Roman" w:hAnsi="Times New Roman" w:eastAsia="Times New Roman" w:cs="Times New Roman"/>
+          <w:rFonts w:ascii="Times New Roman" w:eastAsia="Times New Roman" w:hAnsi="Times New Roman" w:cs="Times New Roman"/>
           <w:i/>
           <w:iCs/>
         </w:rPr>
@@ -14609,7 +14647,7 @@
       </w:r>
       <w:r>
         <w:rPr>
-          <w:rFonts w:ascii="Times New Roman" w:hAnsi="Times New Roman" w:eastAsia="Times New Roman" w:cs="Times New Roman"/>
+          <w:rFonts w:ascii="Times New Roman" w:eastAsia="Times New Roman" w:hAnsi="Times New Roman" w:cs="Times New Roman"/>
         </w:rPr>
         <w:t xml:space="preserve">(2), 49-60. </w:t>
       </w:r>
@@ -14617,7 +14655,7 @@
         <w:r>
           <w:rPr>
             <w:rStyle w:val="Hipervnculo"/>
-            <w:rFonts w:ascii="Times New Roman" w:hAnsi="Times New Roman" w:eastAsia="Times New Roman" w:cs="Times New Roman"/>
+            <w:rFonts w:ascii="Times New Roman" w:eastAsia="Times New Roman" w:hAnsi="Times New Roman" w:cs="Times New Roman"/>
           </w:rPr>
           <w:t>https://doi.org/10.4206/agrosur.2018.v46n2-07</w:t>
         </w:r>
@@ -14633,20 +14671,20 @@
       </w:pPr>
       <w:r>
         <w:rPr>
-          <w:rFonts w:ascii="Times New Roman" w:hAnsi="Times New Roman" w:eastAsia="Times New Roman" w:cs="Times New Roman"/>
+          <w:rFonts w:ascii="Times New Roman" w:eastAsia="Times New Roman" w:hAnsi="Times New Roman" w:cs="Times New Roman"/>
         </w:rPr>
         <w:t xml:space="preserve">Anastasiou, E. et al. </w:t>
       </w:r>
       <w:r>
         <w:rPr>
-          <w:rFonts w:ascii="Times New Roman" w:hAnsi="Times New Roman" w:eastAsia="Times New Roman" w:cs="Times New Roman"/>
+          <w:rFonts w:ascii="Times New Roman" w:eastAsia="Times New Roman" w:hAnsi="Times New Roman" w:cs="Times New Roman"/>
           <w:lang w:val="en-US"/>
         </w:rPr>
         <w:t xml:space="preserve">(2025). Review and Assessment of Crop-Related Digital Tools for Agroecology. </w:t>
       </w:r>
       <w:r>
         <w:rPr>
-          <w:rFonts w:ascii="Times New Roman" w:hAnsi="Times New Roman" w:eastAsia="Times New Roman" w:cs="Times New Roman"/>
+          <w:rFonts w:ascii="Times New Roman" w:eastAsia="Times New Roman" w:hAnsi="Times New Roman" w:cs="Times New Roman"/>
           <w:i/>
           <w:iCs/>
           <w:lang w:val="en-US"/>
@@ -14655,7 +14693,7 @@
       </w:r>
       <w:r>
         <w:rPr>
-          <w:rFonts w:ascii="Times New Roman" w:hAnsi="Times New Roman" w:eastAsia="Times New Roman" w:cs="Times New Roman"/>
+          <w:rFonts w:ascii="Times New Roman" w:eastAsia="Times New Roman" w:hAnsi="Times New Roman" w:cs="Times New Roman"/>
           <w:lang w:val="en-US"/>
         </w:rPr>
         <w:t xml:space="preserve">. </w:t>
@@ -14664,7 +14702,7 @@
         <w:r>
           <w:rPr>
             <w:rStyle w:val="Hipervnculo"/>
-            <w:rFonts w:ascii="Times New Roman" w:hAnsi="Times New Roman" w:eastAsia="Times New Roman" w:cs="Times New Roman"/>
+            <w:rFonts w:ascii="Times New Roman" w:eastAsia="Times New Roman" w:hAnsi="Times New Roman" w:cs="Times New Roman"/>
             <w:lang w:val="en-US"/>
           </w:rPr>
           <w:t>https://www.researchgate.net/publication/397537870</w:t>
@@ -14681,14 +14719,14 @@
       </w:pPr>
       <w:r>
         <w:rPr>
-          <w:rFonts w:ascii="Times New Roman" w:hAnsi="Times New Roman" w:eastAsia="Times New Roman" w:cs="Times New Roman"/>
+          <w:rFonts w:ascii="Times New Roman" w:eastAsia="Times New Roman" w:hAnsi="Times New Roman" w:cs="Times New Roman"/>
           <w:lang w:val="en-US"/>
         </w:rPr>
         <w:t xml:space="preserve">Fast, V. y Rinner, C. (2018). Toward a participatory VGI methodology: crowdsourcing information on regional food assets. </w:t>
       </w:r>
       <w:r>
         <w:rPr>
-          <w:rFonts w:ascii="Times New Roman" w:hAnsi="Times New Roman" w:eastAsia="Times New Roman" w:cs="Times New Roman"/>
+          <w:rFonts w:ascii="Times New Roman" w:eastAsia="Times New Roman" w:hAnsi="Times New Roman" w:cs="Times New Roman"/>
           <w:i/>
           <w:iCs/>
           <w:lang w:val="en-US"/>
@@ -14697,7 +14735,7 @@
       </w:r>
       <w:r>
         <w:rPr>
-          <w:rFonts w:ascii="Times New Roman" w:hAnsi="Times New Roman" w:eastAsia="Times New Roman" w:cs="Times New Roman"/>
+          <w:rFonts w:ascii="Times New Roman" w:eastAsia="Times New Roman" w:hAnsi="Times New Roman" w:cs="Times New Roman"/>
           <w:lang w:val="en-US"/>
         </w:rPr>
         <w:t xml:space="preserve">(8). </w:t>
@@ -14706,7 +14744,7 @@
         <w:r>
           <w:rPr>
             <w:rStyle w:val="Hipervnculo"/>
-            <w:rFonts w:ascii="Times New Roman" w:hAnsi="Times New Roman" w:eastAsia="Times New Roman" w:cs="Times New Roman"/>
+            <w:rFonts w:ascii="Times New Roman" w:eastAsia="Times New Roman" w:hAnsi="Times New Roman" w:cs="Times New Roman"/>
             <w:lang w:val="en-US"/>
           </w:rPr>
           <w:t>https://www.tandfonline.com/doi/full/10.1080/13658816.2018.1480784</w:t>
@@ -14723,13 +14761,13 @@
       </w:pPr>
       <w:r>
         <w:rPr>
-          <w:rFonts w:ascii="Times New Roman" w:hAnsi="Times New Roman" w:eastAsia="Times New Roman" w:cs="Times New Roman"/>
+          <w:rFonts w:ascii="Times New Roman" w:eastAsia="Times New Roman" w:hAnsi="Times New Roman" w:cs="Times New Roman"/>
         </w:rPr>
         <w:t xml:space="preserve">Pérez-Pons, M. E. et al. </w:t>
       </w:r>
       <w:r>
         <w:rPr>
-          <w:rFonts w:ascii="Times New Roman" w:hAnsi="Times New Roman" w:eastAsia="Times New Roman" w:cs="Times New Roman"/>
+          <w:rFonts w:ascii="Times New Roman" w:eastAsia="Times New Roman" w:hAnsi="Times New Roman" w:cs="Times New Roman"/>
           <w:lang w:val="en-US"/>
         </w:rPr>
         <w:t>(2021). Deep Q-Learning and Preference Based Multi-Agent System for Sustainable Agricultural Market.</w:t>
@@ -14746,7 +14784,7 @@
       <w:proofErr w:type="spellStart"/>
       <w:r>
         <w:rPr>
-          <w:rFonts w:ascii="Times New Roman" w:hAnsi="Times New Roman" w:eastAsia="Times New Roman" w:cs="Times New Roman"/>
+          <w:rFonts w:ascii="Times New Roman" w:eastAsia="Times New Roman" w:hAnsi="Times New Roman" w:cs="Times New Roman"/>
           <w:lang w:val="en-US"/>
         </w:rPr>
         <w:t>Tinnovation</w:t>
@@ -14754,7 +14792,7 @@
       <w:proofErr w:type="spellEnd"/>
       <w:r>
         <w:rPr>
-          <w:rFonts w:ascii="Times New Roman" w:hAnsi="Times New Roman" w:eastAsia="Times New Roman" w:cs="Times New Roman"/>
+          <w:rFonts w:ascii="Times New Roman" w:eastAsia="Times New Roman" w:hAnsi="Times New Roman" w:cs="Times New Roman"/>
           <w:lang w:val="en-US"/>
         </w:rPr>
         <w:t xml:space="preserve">, S. et al. (2024). </w:t>
@@ -14762,7 +14800,7 @@
       <w:proofErr w:type="spellStart"/>
       <w:r>
         <w:rPr>
-          <w:rFonts w:ascii="Times New Roman" w:hAnsi="Times New Roman" w:eastAsia="Times New Roman" w:cs="Times New Roman"/>
+          <w:rFonts w:ascii="Times New Roman" w:eastAsia="Times New Roman" w:hAnsi="Times New Roman" w:cs="Times New Roman"/>
           <w:lang w:val="en-US"/>
         </w:rPr>
         <w:t>Farmer.Chat</w:t>
@@ -14770,7 +14808,7 @@
       <w:proofErr w:type="spellEnd"/>
       <w:r>
         <w:rPr>
-          <w:rFonts w:ascii="Times New Roman" w:hAnsi="Times New Roman" w:eastAsia="Times New Roman" w:cs="Times New Roman"/>
+          <w:rFonts w:ascii="Times New Roman" w:eastAsia="Times New Roman" w:hAnsi="Times New Roman" w:cs="Times New Roman"/>
           <w:lang w:val="en-US"/>
         </w:rPr>
         <w:t xml:space="preserve">: Scaling AI-powered agricultural services for smallholder farmers. </w:t>
@@ -14778,7 +14816,7 @@
       <w:proofErr w:type="spellStart"/>
       <w:r>
         <w:rPr>
-          <w:rFonts w:ascii="Times New Roman" w:hAnsi="Times New Roman" w:eastAsia="Times New Roman" w:cs="Times New Roman"/>
+          <w:rFonts w:ascii="Times New Roman" w:eastAsia="Times New Roman" w:hAnsi="Times New Roman" w:cs="Times New Roman"/>
           <w:i/>
           <w:iCs/>
           <w:lang w:val="en-US"/>
@@ -14788,7 +14826,7 @@
       <w:proofErr w:type="spellEnd"/>
       <w:r>
         <w:rPr>
-          <w:rFonts w:ascii="Times New Roman" w:hAnsi="Times New Roman" w:eastAsia="Times New Roman" w:cs="Times New Roman"/>
+          <w:rFonts w:ascii="Times New Roman" w:eastAsia="Times New Roman" w:hAnsi="Times New Roman" w:cs="Times New Roman"/>
           <w:lang w:val="en-US"/>
         </w:rPr>
         <w:t xml:space="preserve">. </w:t>
@@ -14797,7 +14835,7 @@
         <w:r>
           <w:rPr>
             <w:rStyle w:val="Hipervnculo"/>
-            <w:rFonts w:ascii="Times New Roman" w:hAnsi="Times New Roman" w:eastAsia="Times New Roman" w:cs="Times New Roman"/>
+            <w:rFonts w:ascii="Times New Roman" w:eastAsia="Times New Roman" w:hAnsi="Times New Roman" w:cs="Times New Roman"/>
             <w:lang w:val="en-US"/>
           </w:rPr>
           <w:t>https://arxiv.org/pdf/2409.08916v1</w:t>
@@ -14811,7 +14849,7 @@
       </w:pPr>
       <w:r>
         <w:rPr>
-          <w:rFonts w:ascii="Times New Roman" w:hAnsi="Times New Roman" w:eastAsia="Times New Roman" w:cs="Times New Roman"/>
+          <w:rFonts w:ascii="Times New Roman" w:eastAsia="Times New Roman" w:hAnsi="Times New Roman" w:cs="Times New Roman"/>
           <w:lang w:val="en-US"/>
         </w:rPr>
         <w:t xml:space="preserve">Shepherd, K. et al. (2025). Virtual Agronomist: An AI-assisted chatbot for guiding crop management decisions of smallholder farmers in Africa. </w:t>
@@ -14819,7 +14857,7 @@
       <w:proofErr w:type="spellStart"/>
       <w:r>
         <w:rPr>
-          <w:rFonts w:ascii="Times New Roman" w:hAnsi="Times New Roman" w:eastAsia="Times New Roman" w:cs="Times New Roman"/>
+          <w:rFonts w:ascii="Times New Roman" w:eastAsia="Times New Roman" w:hAnsi="Times New Roman" w:cs="Times New Roman"/>
           <w:i/>
           <w:iCs/>
           <w:lang w:val="en-US"/>
@@ -14829,7 +14867,7 @@
       <w:proofErr w:type="spellEnd"/>
       <w:r>
         <w:rPr>
-          <w:rFonts w:ascii="Times New Roman" w:hAnsi="Times New Roman" w:eastAsia="Times New Roman" w:cs="Times New Roman"/>
+          <w:rFonts w:ascii="Times New Roman" w:eastAsia="Times New Roman" w:hAnsi="Times New Roman" w:cs="Times New Roman"/>
           <w:lang w:val="en-US"/>
         </w:rPr>
         <w:t xml:space="preserve">. </w:t>
@@ -14838,7 +14876,7 @@
         <w:r>
           <w:rPr>
             <w:rStyle w:val="Hipervnculo"/>
-            <w:rFonts w:ascii="Times New Roman" w:hAnsi="Times New Roman" w:eastAsia="Times New Roman" w:cs="Times New Roman"/>
+            <w:rFonts w:ascii="Times New Roman" w:eastAsia="Times New Roman" w:hAnsi="Times New Roman" w:cs="Times New Roman"/>
           </w:rPr>
           <w:t>https://www.cabidigitallibrary.org/doi/epdf/10.31220/agriRxiv.2025.00332</w:t>
         </w:r>
@@ -14856,7 +14894,7 @@
       </w:pPr>
       <w:r>
         <w:rPr>
-          <w:rFonts w:ascii="Times New Roman" w:hAnsi="Times New Roman" w:eastAsia="Times New Roman" w:cs="Times New Roman"/>
+          <w:rFonts w:ascii="Times New Roman" w:eastAsia="Times New Roman" w:hAnsi="Times New Roman" w:cs="Times New Roman"/>
           <w:b/>
           <w:bCs/>
         </w:rPr>
@@ -14870,13 +14908,13 @@
       </w:pPr>
       <w:r>
         <w:rPr>
-          <w:rFonts w:ascii="Times New Roman" w:hAnsi="Times New Roman" w:eastAsia="Times New Roman" w:cs="Times New Roman"/>
+          <w:rFonts w:ascii="Times New Roman" w:eastAsia="Times New Roman" w:hAnsi="Times New Roman" w:cs="Times New Roman"/>
         </w:rPr>
         <w:t xml:space="preserve">Carranza Gutiérrez, C. E., Vinasco Guzmán, M. C., Mosquera Mena, R. A., Montenegro Gómez, S. P., Serrato Velosa, Y. A., Prada Millán, Y. y Sepúlveda Casadiego, Y. A. (2021). </w:t>
       </w:r>
       <w:r>
         <w:rPr>
-          <w:rFonts w:ascii="Times New Roman" w:hAnsi="Times New Roman" w:eastAsia="Times New Roman" w:cs="Times New Roman"/>
+          <w:rFonts w:ascii="Times New Roman" w:eastAsia="Times New Roman" w:hAnsi="Times New Roman" w:cs="Times New Roman"/>
           <w:i/>
           <w:iCs/>
         </w:rPr>
@@ -14884,7 +14922,7 @@
       </w:r>
       <w:r>
         <w:rPr>
-          <w:rFonts w:ascii="Times New Roman" w:hAnsi="Times New Roman" w:eastAsia="Times New Roman" w:cs="Times New Roman"/>
+          <w:rFonts w:ascii="Times New Roman" w:eastAsia="Times New Roman" w:hAnsi="Times New Roman" w:cs="Times New Roman"/>
         </w:rPr>
         <w:t>. Sello Editorial UNAD.</w:t>
       </w:r>
@@ -14896,13 +14934,13 @@
       </w:pPr>
       <w:r>
         <w:rPr>
-          <w:rFonts w:ascii="Times New Roman" w:hAnsi="Times New Roman" w:eastAsia="Times New Roman" w:cs="Times New Roman"/>
+          <w:rFonts w:ascii="Times New Roman" w:eastAsia="Times New Roman" w:hAnsi="Times New Roman" w:cs="Times New Roman"/>
         </w:rPr>
         <w:t xml:space="preserve">Lara García, E. H., Herrera Guzmán, E. G., Cepeda Valencia, J. y Ramírez Caballero, J. E. (2022). </w:t>
       </w:r>
       <w:r>
         <w:rPr>
-          <w:rFonts w:ascii="Times New Roman" w:hAnsi="Times New Roman" w:eastAsia="Times New Roman" w:cs="Times New Roman"/>
+          <w:rFonts w:ascii="Times New Roman" w:eastAsia="Times New Roman" w:hAnsi="Times New Roman" w:cs="Times New Roman"/>
           <w:i/>
           <w:iCs/>
         </w:rPr>
@@ -14910,7 +14948,7 @@
       </w:r>
       <w:r>
         <w:rPr>
-          <w:rFonts w:ascii="Times New Roman" w:hAnsi="Times New Roman" w:eastAsia="Times New Roman" w:cs="Times New Roman"/>
+          <w:rFonts w:ascii="Times New Roman" w:eastAsia="Times New Roman" w:hAnsi="Times New Roman" w:cs="Times New Roman"/>
         </w:rPr>
         <w:t>. Jardín Botánico José Celestino Mutis / OEI. ISBN 978-958-8576-70-1</w:t>
       </w:r>
@@ -14925,13 +14963,13 @@
       </w:pPr>
       <w:r>
         <w:rPr>
-          <w:rFonts w:ascii="Times New Roman" w:hAnsi="Times New Roman" w:eastAsia="Times New Roman" w:cs="Times New Roman"/>
+          <w:rFonts w:ascii="Times New Roman" w:eastAsia="Times New Roman" w:hAnsi="Times New Roman" w:cs="Times New Roman"/>
         </w:rPr>
         <w:t xml:space="preserve">Wiegers, K. y Beatty, J. (2013). </w:t>
       </w:r>
       <w:r>
         <w:rPr>
-          <w:rFonts w:ascii="Times New Roman" w:hAnsi="Times New Roman" w:eastAsia="Times New Roman" w:cs="Times New Roman"/>
+          <w:rFonts w:ascii="Times New Roman" w:eastAsia="Times New Roman" w:hAnsi="Times New Roman" w:cs="Times New Roman"/>
           <w:i/>
           <w:iCs/>
           <w:lang w:val="en-US"/>
@@ -14940,7 +14978,7 @@
       </w:r>
       <w:r>
         <w:rPr>
-          <w:rFonts w:ascii="Times New Roman" w:hAnsi="Times New Roman" w:eastAsia="Times New Roman" w:cs="Times New Roman"/>
+          <w:rFonts w:ascii="Times New Roman" w:eastAsia="Times New Roman" w:hAnsi="Times New Roman" w:cs="Times New Roman"/>
           <w:lang w:val="en-US"/>
         </w:rPr>
         <w:t xml:space="preserve"> (3.ª ed.). Microsoft Press.</w:t>
@@ -14961,7 +14999,7 @@
       </w:pPr>
       <w:r>
         <w:rPr>
-          <w:rFonts w:ascii="Times New Roman" w:hAnsi="Times New Roman" w:eastAsia="Times New Roman" w:cs="Times New Roman"/>
+          <w:rFonts w:ascii="Times New Roman" w:eastAsia="Times New Roman" w:hAnsi="Times New Roman" w:cs="Times New Roman"/>
           <w:b/>
           <w:bCs/>
         </w:rPr>
@@ -14975,13 +15013,13 @@
       </w:pPr>
       <w:r>
         <w:rPr>
-          <w:rFonts w:ascii="Times New Roman" w:hAnsi="Times New Roman" w:eastAsia="Times New Roman" w:cs="Times New Roman"/>
+          <w:rFonts w:ascii="Times New Roman" w:eastAsia="Times New Roman" w:hAnsi="Times New Roman" w:cs="Times New Roman"/>
         </w:rPr>
         <w:t xml:space="preserve">Morales Gómez, A. (2019). </w:t>
       </w:r>
       <w:r>
         <w:rPr>
-          <w:rFonts w:ascii="Times New Roman" w:hAnsi="Times New Roman" w:eastAsia="Times New Roman" w:cs="Times New Roman"/>
+          <w:rFonts w:ascii="Times New Roman" w:eastAsia="Times New Roman" w:hAnsi="Times New Roman" w:cs="Times New Roman"/>
           <w:i/>
           <w:iCs/>
         </w:rPr>
@@ -14989,13 +15027,13 @@
       </w:r>
       <w:r>
         <w:rPr>
-          <w:rFonts w:ascii="Times New Roman" w:hAnsi="Times New Roman" w:eastAsia="Times New Roman" w:cs="Times New Roman"/>
+          <w:rFonts w:ascii="Times New Roman" w:eastAsia="Times New Roman" w:hAnsi="Times New Roman" w:cs="Times New Roman"/>
         </w:rPr>
         <w:t xml:space="preserve">. </w:t>
       </w:r>
       <w:r>
         <w:rPr>
-          <w:rFonts w:ascii="Times New Roman" w:hAnsi="Times New Roman" w:eastAsia="Times New Roman" w:cs="Times New Roman"/>
+          <w:rFonts w:ascii="Times New Roman" w:eastAsia="Times New Roman" w:hAnsi="Times New Roman" w:cs="Times New Roman"/>
         </w:rPr>
         <w:lastRenderedPageBreak/>
         <w:t xml:space="preserve">Universidad Distrital Francisco José de Caldas. </w:t>
@@ -15004,7 +15042,7 @@
         <w:r>
           <w:rPr>
             <w:rStyle w:val="Hipervnculo"/>
-            <w:rFonts w:ascii="Times New Roman" w:hAnsi="Times New Roman" w:eastAsia="Times New Roman" w:cs="Times New Roman"/>
+            <w:rFonts w:ascii="Times New Roman" w:eastAsia="Times New Roman" w:hAnsi="Times New Roman" w:cs="Times New Roman"/>
           </w:rPr>
           <w:t>https://repository.udistrital.edu.co/server/api/core/bitstreams/8a814b60-11e6-4743-a392-918f920ea98f/content</w:t>
         </w:r>
@@ -15017,13 +15055,13 @@
       </w:pPr>
       <w:r>
         <w:rPr>
-          <w:rFonts w:ascii="Times New Roman" w:hAnsi="Times New Roman" w:eastAsia="Times New Roman" w:cs="Times New Roman"/>
+          <w:rFonts w:ascii="Times New Roman" w:eastAsia="Times New Roman" w:hAnsi="Times New Roman" w:cs="Times New Roman"/>
         </w:rPr>
         <w:t xml:space="preserve">Rodríguez Silva, M. Y. (2023). </w:t>
       </w:r>
       <w:r>
         <w:rPr>
-          <w:rFonts w:ascii="Times New Roman" w:hAnsi="Times New Roman" w:eastAsia="Times New Roman" w:cs="Times New Roman"/>
+          <w:rFonts w:ascii="Times New Roman" w:eastAsia="Times New Roman" w:hAnsi="Times New Roman" w:cs="Times New Roman"/>
           <w:i/>
           <w:iCs/>
         </w:rPr>
@@ -15031,7 +15069,7 @@
       </w:r>
       <w:r>
         <w:rPr>
-          <w:rFonts w:ascii="Times New Roman" w:hAnsi="Times New Roman" w:eastAsia="Times New Roman" w:cs="Times New Roman"/>
+          <w:rFonts w:ascii="Times New Roman" w:eastAsia="Times New Roman" w:hAnsi="Times New Roman" w:cs="Times New Roman"/>
         </w:rPr>
         <w:t xml:space="preserve">. Universidad Distrital Francisco José de Caldas. </w:t>
       </w:r>
@@ -15039,7 +15077,7 @@
         <w:r>
           <w:rPr>
             <w:rStyle w:val="Hipervnculo"/>
-            <w:rFonts w:ascii="Times New Roman" w:hAnsi="Times New Roman" w:eastAsia="Times New Roman" w:cs="Times New Roman"/>
+            <w:rFonts w:ascii="Times New Roman" w:eastAsia="Times New Roman" w:hAnsi="Times New Roman" w:cs="Times New Roman"/>
           </w:rPr>
           <w:t>https://repository.udistrital.edu.co/server/api/core/bitstreams/29b061cd-2242-4074-84f2-ae078469584e/content</w:t>
         </w:r>
@@ -15057,7 +15095,7 @@
       </w:pPr>
       <w:r>
         <w:rPr>
-          <w:rFonts w:ascii="Times New Roman" w:hAnsi="Times New Roman" w:eastAsia="Times New Roman" w:cs="Times New Roman"/>
+          <w:rFonts w:ascii="Times New Roman" w:eastAsia="Times New Roman" w:hAnsi="Times New Roman" w:cs="Times New Roman"/>
           <w:b/>
           <w:bCs/>
         </w:rPr>
@@ -15071,13 +15109,13 @@
       </w:pPr>
       <w:r>
         <w:rPr>
-          <w:rFonts w:ascii="Times New Roman" w:hAnsi="Times New Roman" w:eastAsia="Times New Roman" w:cs="Times New Roman"/>
+          <w:rFonts w:ascii="Times New Roman" w:eastAsia="Times New Roman" w:hAnsi="Times New Roman" w:cs="Times New Roman"/>
         </w:rPr>
         <w:t xml:space="preserve">Galeano Sánchez, M. A. (2023). </w:t>
       </w:r>
       <w:r>
         <w:rPr>
-          <w:rFonts w:ascii="Times New Roman" w:hAnsi="Times New Roman" w:eastAsia="Times New Roman" w:cs="Times New Roman"/>
+          <w:rFonts w:ascii="Times New Roman" w:eastAsia="Times New Roman" w:hAnsi="Times New Roman" w:cs="Times New Roman"/>
           <w:i/>
           <w:iCs/>
         </w:rPr>
@@ -15085,7 +15123,7 @@
       </w:r>
       <w:r>
         <w:rPr>
-          <w:rFonts w:ascii="Times New Roman" w:hAnsi="Times New Roman" w:eastAsia="Times New Roman" w:cs="Times New Roman"/>
+          <w:rFonts w:ascii="Times New Roman" w:eastAsia="Times New Roman" w:hAnsi="Times New Roman" w:cs="Times New Roman"/>
         </w:rPr>
         <w:t>. Jardín Botánico de Bogotá José Celestino Mutis – Universidad Distrital Francisco José de Caldas.</w:t>
       </w:r>
@@ -15097,7 +15135,7 @@
       </w:pPr>
       <w:r>
         <w:rPr>
-          <w:rFonts w:ascii="Times New Roman" w:hAnsi="Times New Roman" w:eastAsia="Times New Roman" w:cs="Times New Roman"/>
+          <w:rFonts w:ascii="Times New Roman" w:eastAsia="Times New Roman" w:hAnsi="Times New Roman" w:cs="Times New Roman"/>
         </w:rPr>
         <w:t xml:space="preserve">Agronet. (2024). Los sistemas de información del sector agropecuario. Ministerio de Agricultura y Desarrollo Rural de Colombia. </w:t>
       </w:r>
@@ -15105,7 +15143,7 @@
         <w:r>
           <w:rPr>
             <w:rStyle w:val="Hipervnculo"/>
-            <w:rFonts w:ascii="Times New Roman" w:hAnsi="Times New Roman" w:eastAsia="Times New Roman" w:cs="Times New Roman"/>
+            <w:rFonts w:ascii="Times New Roman" w:eastAsia="Times New Roman" w:hAnsi="Times New Roman" w:cs="Times New Roman"/>
           </w:rPr>
           <w:t>https://agronet.gov.co/noticias/los-sistemas-de-informacion-del-sector-agropecuario</w:t>
         </w:r>
@@ -15118,14 +15156,14 @@
       </w:pPr>
       <w:r>
         <w:rPr>
-          <w:rFonts w:ascii="Times New Roman" w:hAnsi="Times New Roman" w:eastAsia="Times New Roman" w:cs="Times New Roman"/>
+          <w:rFonts w:ascii="Times New Roman" w:eastAsia="Times New Roman" w:hAnsi="Times New Roman" w:cs="Times New Roman"/>
           <w:lang w:val="en-US"/>
         </w:rPr>
         <w:t xml:space="preserve">Consumer Financial Protection Bureau. (2023). </w:t>
       </w:r>
       <w:r>
         <w:rPr>
-          <w:rFonts w:ascii="Times New Roman" w:hAnsi="Times New Roman" w:eastAsia="Times New Roman" w:cs="Times New Roman"/>
+          <w:rFonts w:ascii="Times New Roman" w:eastAsia="Times New Roman" w:hAnsi="Times New Roman" w:cs="Times New Roman"/>
           <w:i/>
           <w:iCs/>
           <w:lang w:val="en-US"/>
@@ -15134,7 +15172,7 @@
       </w:r>
       <w:r>
         <w:rPr>
-          <w:rFonts w:ascii="Times New Roman" w:hAnsi="Times New Roman" w:eastAsia="Times New Roman" w:cs="Times New Roman"/>
+          <w:rFonts w:ascii="Times New Roman" w:eastAsia="Times New Roman" w:hAnsi="Times New Roman" w:cs="Times New Roman"/>
           <w:lang w:val="en-US"/>
         </w:rPr>
         <w:t xml:space="preserve">. </w:t>
@@ -15143,7 +15181,7 @@
         <w:r>
           <w:rPr>
             <w:rStyle w:val="Hipervnculo"/>
-            <w:rFonts w:ascii="Times New Roman" w:hAnsi="Times New Roman" w:eastAsia="Times New Roman" w:cs="Times New Roman"/>
+            <w:rFonts w:ascii="Times New Roman" w:eastAsia="Times New Roman" w:hAnsi="Times New Roman" w:cs="Times New Roman"/>
           </w:rPr>
           <w:t>https://files.consumerfinance.gov/f/documents/cfpb_chatbot-issue-spotlight_2023-06.pdf</w:t>
         </w:r>
@@ -15156,13 +15194,13 @@
       </w:pPr>
       <w:r>
         <w:rPr>
-          <w:rFonts w:ascii="Times New Roman" w:hAnsi="Times New Roman" w:eastAsia="Times New Roman" w:cs="Times New Roman"/>
+          <w:rFonts w:ascii="Times New Roman" w:eastAsia="Times New Roman" w:hAnsi="Times New Roman" w:cs="Times New Roman"/>
         </w:rPr>
         <w:t xml:space="preserve">Departamento Nacional de Planeación. (2025). </w:t>
       </w:r>
       <w:r>
         <w:rPr>
-          <w:rFonts w:ascii="Times New Roman" w:hAnsi="Times New Roman" w:eastAsia="Times New Roman" w:cs="Times New Roman"/>
+          <w:rFonts w:ascii="Times New Roman" w:eastAsia="Times New Roman" w:hAnsi="Times New Roman" w:cs="Times New Roman"/>
           <w:i/>
           <w:iCs/>
         </w:rPr>
@@ -15170,7 +15208,7 @@
       </w:r>
       <w:r>
         <w:rPr>
-          <w:rFonts w:ascii="Times New Roman" w:hAnsi="Times New Roman" w:eastAsia="Times New Roman" w:cs="Times New Roman"/>
+          <w:rFonts w:ascii="Times New Roman" w:eastAsia="Times New Roman" w:hAnsi="Times New Roman" w:cs="Times New Roman"/>
         </w:rPr>
         <w:t>. DNP, MinTIC, MinCiencias.</w:t>
       </w:r>
@@ -15187,7 +15225,7 @@
       </w:pPr>
       <w:r>
         <w:rPr>
-          <w:rFonts w:ascii="Times New Roman" w:hAnsi="Times New Roman" w:eastAsia="Times New Roman" w:cs="Times New Roman"/>
+          <w:rFonts w:ascii="Times New Roman" w:eastAsia="Times New Roman" w:hAnsi="Times New Roman" w:cs="Times New Roman"/>
           <w:b/>
           <w:bCs/>
         </w:rPr>
@@ -15201,13 +15239,13 @@
       </w:pPr>
       <w:r>
         <w:rPr>
-          <w:rFonts w:ascii="Times New Roman" w:hAnsi="Times New Roman" w:eastAsia="Times New Roman" w:cs="Times New Roman"/>
+          <w:rFonts w:ascii="Times New Roman" w:eastAsia="Times New Roman" w:hAnsi="Times New Roman" w:cs="Times New Roman"/>
         </w:rPr>
         <w:t xml:space="preserve">Alcaldía Local de Bosa. (2024). </w:t>
       </w:r>
       <w:r>
         <w:rPr>
-          <w:rFonts w:ascii="Times New Roman" w:hAnsi="Times New Roman" w:eastAsia="Times New Roman" w:cs="Times New Roman"/>
+          <w:rFonts w:ascii="Times New Roman" w:eastAsia="Times New Roman" w:hAnsi="Times New Roman" w:cs="Times New Roman"/>
           <w:i/>
           <w:iCs/>
         </w:rPr>
@@ -15215,7 +15253,7 @@
       </w:r>
       <w:r>
         <w:rPr>
-          <w:rFonts w:ascii="Times New Roman" w:hAnsi="Times New Roman" w:eastAsia="Times New Roman" w:cs="Times New Roman"/>
+          <w:rFonts w:ascii="Times New Roman" w:eastAsia="Times New Roman" w:hAnsi="Times New Roman" w:cs="Times New Roman"/>
         </w:rPr>
         <w:t>. Bogotá D.C.</w:t>
       </w:r>
@@ -15227,13 +15265,13 @@
       </w:pPr>
       <w:r>
         <w:rPr>
-          <w:rFonts w:ascii="Times New Roman" w:hAnsi="Times New Roman" w:eastAsia="Times New Roman" w:cs="Times New Roman"/>
+          <w:rFonts w:ascii="Times New Roman" w:eastAsia="Times New Roman" w:hAnsi="Times New Roman" w:cs="Times New Roman"/>
         </w:rPr>
         <w:t xml:space="preserve">Concejo de Bogotá. (2015). </w:t>
       </w:r>
       <w:r>
         <w:rPr>
-          <w:rFonts w:ascii="Times New Roman" w:hAnsi="Times New Roman" w:eastAsia="Times New Roman" w:cs="Times New Roman"/>
+          <w:rFonts w:ascii="Times New Roman" w:eastAsia="Times New Roman" w:hAnsi="Times New Roman" w:cs="Times New Roman"/>
           <w:i/>
           <w:iCs/>
         </w:rPr>
@@ -15241,7 +15279,7 @@
       </w:r>
       <w:r>
         <w:rPr>
-          <w:rFonts w:ascii="Times New Roman" w:hAnsi="Times New Roman" w:eastAsia="Times New Roman" w:cs="Times New Roman"/>
+          <w:rFonts w:ascii="Times New Roman" w:eastAsia="Times New Roman" w:hAnsi="Times New Roman" w:cs="Times New Roman"/>
         </w:rPr>
         <w:t>.</w:t>
       </w:r>
@@ -15253,13 +15291,13 @@
       </w:pPr>
       <w:r>
         <w:rPr>
-          <w:rFonts w:ascii="Times New Roman" w:hAnsi="Times New Roman" w:eastAsia="Times New Roman" w:cs="Times New Roman"/>
+          <w:rFonts w:ascii="Times New Roman" w:eastAsia="Times New Roman" w:hAnsi="Times New Roman" w:cs="Times New Roman"/>
         </w:rPr>
         <w:t xml:space="preserve">Congreso de Colombia. (2012). </w:t>
       </w:r>
       <w:r>
         <w:rPr>
-          <w:rFonts w:ascii="Times New Roman" w:hAnsi="Times New Roman" w:eastAsia="Times New Roman" w:cs="Times New Roman"/>
+          <w:rFonts w:ascii="Times New Roman" w:eastAsia="Times New Roman" w:hAnsi="Times New Roman" w:cs="Times New Roman"/>
           <w:i/>
           <w:iCs/>
         </w:rPr>
@@ -15267,7 +15305,7 @@
       </w:r>
       <w:r>
         <w:rPr>
-          <w:rFonts w:ascii="Times New Roman" w:hAnsi="Times New Roman" w:eastAsia="Times New Roman" w:cs="Times New Roman"/>
+          <w:rFonts w:ascii="Times New Roman" w:eastAsia="Times New Roman" w:hAnsi="Times New Roman" w:cs="Times New Roman"/>
         </w:rPr>
         <w:t>. Diario Oficial 48587.</w:t>
       </w:r>
@@ -15279,13 +15317,13 @@
       </w:pPr>
       <w:r>
         <w:rPr>
-          <w:rFonts w:ascii="Times New Roman" w:hAnsi="Times New Roman" w:eastAsia="Times New Roman" w:cs="Times New Roman"/>
+          <w:rFonts w:ascii="Times New Roman" w:eastAsia="Times New Roman" w:hAnsi="Times New Roman" w:cs="Times New Roman"/>
         </w:rPr>
         <w:t xml:space="preserve">Congreso de Colombia. (2014). </w:t>
       </w:r>
       <w:r>
         <w:rPr>
-          <w:rFonts w:ascii="Times New Roman" w:hAnsi="Times New Roman" w:eastAsia="Times New Roman" w:cs="Times New Roman"/>
+          <w:rFonts w:ascii="Times New Roman" w:eastAsia="Times New Roman" w:hAnsi="Times New Roman" w:cs="Times New Roman"/>
           <w:i/>
           <w:iCs/>
         </w:rPr>
@@ -15293,7 +15331,7 @@
       </w:r>
       <w:r>
         <w:rPr>
-          <w:rFonts w:ascii="Times New Roman" w:hAnsi="Times New Roman" w:eastAsia="Times New Roman" w:cs="Times New Roman"/>
+          <w:rFonts w:ascii="Times New Roman" w:eastAsia="Times New Roman" w:hAnsi="Times New Roman" w:cs="Times New Roman"/>
         </w:rPr>
         <w:t>. Diario Oficial 49084.</w:t>
       </w:r>
@@ -15305,13 +15343,13 @@
       </w:pPr>
       <w:r>
         <w:rPr>
-          <w:rFonts w:ascii="Times New Roman" w:hAnsi="Times New Roman" w:eastAsia="Times New Roman" w:cs="Times New Roman"/>
+          <w:rFonts w:ascii="Times New Roman" w:eastAsia="Times New Roman" w:hAnsi="Times New Roman" w:cs="Times New Roman"/>
         </w:rPr>
         <w:t xml:space="preserve">Congreso de Colombia. (2020). </w:t>
       </w:r>
       <w:r>
         <w:rPr>
-          <w:rFonts w:ascii="Times New Roman" w:hAnsi="Times New Roman" w:eastAsia="Times New Roman" w:cs="Times New Roman"/>
+          <w:rFonts w:ascii="Times New Roman" w:eastAsia="Times New Roman" w:hAnsi="Times New Roman" w:cs="Times New Roman"/>
           <w:i/>
           <w:iCs/>
         </w:rPr>
@@ -15319,7 +15357,7 @@
       </w:r>
       <w:r>
         <w:rPr>
-          <w:rFonts w:ascii="Times New Roman" w:hAnsi="Times New Roman" w:eastAsia="Times New Roman" w:cs="Times New Roman"/>
+          <w:rFonts w:ascii="Times New Roman" w:eastAsia="Times New Roman" w:hAnsi="Times New Roman" w:cs="Times New Roman"/>
         </w:rPr>
         <w:t>.</w:t>
       </w:r>
@@ -15331,14 +15369,14 @@
       </w:pPr>
       <w:r>
         <w:rPr>
-          <w:rFonts w:ascii="Times New Roman" w:hAnsi="Times New Roman" w:eastAsia="Times New Roman" w:cs="Times New Roman"/>
+          <w:rFonts w:ascii="Times New Roman" w:eastAsia="Times New Roman" w:hAnsi="Times New Roman" w:cs="Times New Roman"/>
         </w:rPr>
         <w:lastRenderedPageBreak/>
         <w:t xml:space="preserve">Presidencia de la República de Colombia. (2022). </w:t>
       </w:r>
       <w:r>
         <w:rPr>
-          <w:rFonts w:ascii="Times New Roman" w:hAnsi="Times New Roman" w:eastAsia="Times New Roman" w:cs="Times New Roman"/>
+          <w:rFonts w:ascii="Times New Roman" w:eastAsia="Times New Roman" w:hAnsi="Times New Roman" w:cs="Times New Roman"/>
           <w:i/>
           <w:iCs/>
         </w:rPr>
@@ -15346,7 +15384,7 @@
       </w:r>
       <w:r>
         <w:rPr>
-          <w:rFonts w:ascii="Times New Roman" w:hAnsi="Times New Roman" w:eastAsia="Times New Roman" w:cs="Times New Roman"/>
+          <w:rFonts w:ascii="Times New Roman" w:eastAsia="Times New Roman" w:hAnsi="Times New Roman" w:cs="Times New Roman"/>
         </w:rPr>
         <w:t>.</w:t>
       </w:r>
@@ -15358,13 +15396,13 @@
       </w:pPr>
       <w:r>
         <w:rPr>
-          <w:rFonts w:ascii="Times New Roman" w:hAnsi="Times New Roman" w:eastAsia="Times New Roman" w:cs="Times New Roman"/>
+          <w:rFonts w:ascii="Times New Roman" w:eastAsia="Times New Roman" w:hAnsi="Times New Roman" w:cs="Times New Roman"/>
         </w:rPr>
         <w:t xml:space="preserve">Departamento Administrativo de la Defensoría del Espacio Público – DADEP. (2020). </w:t>
       </w:r>
       <w:r>
         <w:rPr>
-          <w:rFonts w:ascii="Times New Roman" w:hAnsi="Times New Roman" w:eastAsia="Times New Roman" w:cs="Times New Roman"/>
+          <w:rFonts w:ascii="Times New Roman" w:eastAsia="Times New Roman" w:hAnsi="Times New Roman" w:cs="Times New Roman"/>
           <w:i/>
           <w:iCs/>
         </w:rPr>
@@ -15372,7 +15410,7 @@
       </w:r>
       <w:r>
         <w:rPr>
-          <w:rFonts w:ascii="Times New Roman" w:hAnsi="Times New Roman" w:eastAsia="Times New Roman" w:cs="Times New Roman"/>
+          <w:rFonts w:ascii="Times New Roman" w:eastAsia="Times New Roman" w:hAnsi="Times New Roman" w:cs="Times New Roman"/>
         </w:rPr>
         <w:t>.</w:t>
       </w:r>
@@ -15384,13 +15422,13 @@
       </w:pPr>
       <w:r>
         <w:rPr>
-          <w:rFonts w:ascii="Times New Roman" w:hAnsi="Times New Roman" w:eastAsia="Times New Roman" w:cs="Times New Roman"/>
+          <w:rFonts w:ascii="Times New Roman" w:eastAsia="Times New Roman" w:hAnsi="Times New Roman" w:cs="Times New Roman"/>
         </w:rPr>
         <w:t xml:space="preserve">Departamento Administrativo de la Defensoría del Espacio Público – DADEP. (2025). </w:t>
       </w:r>
       <w:r>
         <w:rPr>
-          <w:rFonts w:ascii="Times New Roman" w:hAnsi="Times New Roman" w:eastAsia="Times New Roman" w:cs="Times New Roman"/>
+          <w:rFonts w:ascii="Times New Roman" w:eastAsia="Times New Roman" w:hAnsi="Times New Roman" w:cs="Times New Roman"/>
           <w:i/>
           <w:iCs/>
         </w:rPr>
@@ -15398,7 +15436,7 @@
       </w:r>
       <w:r>
         <w:rPr>
-          <w:rFonts w:ascii="Times New Roman" w:hAnsi="Times New Roman" w:eastAsia="Times New Roman" w:cs="Times New Roman"/>
+          <w:rFonts w:ascii="Times New Roman" w:eastAsia="Times New Roman" w:hAnsi="Times New Roman" w:cs="Times New Roman"/>
         </w:rPr>
         <w:t>. Bogotá D.C.</w:t>
       </w:r>
@@ -15410,13 +15448,13 @@
       </w:pPr>
       <w:r>
         <w:rPr>
-          <w:rFonts w:ascii="Times New Roman" w:hAnsi="Times New Roman" w:eastAsia="Times New Roman" w:cs="Times New Roman"/>
+          <w:rFonts w:ascii="Times New Roman" w:eastAsia="Times New Roman" w:hAnsi="Times New Roman" w:cs="Times New Roman"/>
         </w:rPr>
         <w:t xml:space="preserve">Gobierno Nacional. (2025). </w:t>
       </w:r>
       <w:r>
         <w:rPr>
-          <w:rFonts w:ascii="Times New Roman" w:hAnsi="Times New Roman" w:eastAsia="Times New Roman" w:cs="Times New Roman"/>
+          <w:rFonts w:ascii="Times New Roman" w:eastAsia="Times New Roman" w:hAnsi="Times New Roman" w:cs="Times New Roman"/>
           <w:i/>
           <w:iCs/>
         </w:rPr>
@@ -15424,7 +15462,7 @@
       </w:r>
       <w:r>
         <w:rPr>
-          <w:rFonts w:ascii="Times New Roman" w:hAnsi="Times New Roman" w:eastAsia="Times New Roman" w:cs="Times New Roman"/>
+          <w:rFonts w:ascii="Times New Roman" w:eastAsia="Times New Roman" w:hAnsi="Times New Roman" w:cs="Times New Roman"/>
         </w:rPr>
         <w:t>. Congreso de la República.</w:t>
       </w:r>
@@ -15436,13 +15474,13 @@
       </w:pPr>
       <w:r>
         <w:rPr>
-          <w:rFonts w:ascii="Times New Roman" w:hAnsi="Times New Roman" w:eastAsia="Times New Roman" w:cs="Times New Roman"/>
+          <w:rFonts w:ascii="Times New Roman" w:eastAsia="Times New Roman" w:hAnsi="Times New Roman" w:cs="Times New Roman"/>
         </w:rPr>
         <w:t xml:space="preserve">Congreso de Colombia. (2025). </w:t>
       </w:r>
       <w:r>
         <w:rPr>
-          <w:rFonts w:ascii="Times New Roman" w:hAnsi="Times New Roman" w:eastAsia="Times New Roman" w:cs="Times New Roman"/>
+          <w:rFonts w:ascii="Times New Roman" w:eastAsia="Times New Roman" w:hAnsi="Times New Roman" w:cs="Times New Roman"/>
           <w:i/>
           <w:iCs/>
         </w:rPr>
@@ -15450,7 +15488,7 @@
       </w:r>
       <w:r>
         <w:rPr>
-          <w:rFonts w:ascii="Times New Roman" w:hAnsi="Times New Roman" w:eastAsia="Times New Roman" w:cs="Times New Roman"/>
+          <w:rFonts w:ascii="Times New Roman" w:eastAsia="Times New Roman" w:hAnsi="Times New Roman" w:cs="Times New Roman"/>
         </w:rPr>
         <w:t>.</w:t>
       </w:r>
@@ -15462,13 +15500,13 @@
       </w:pPr>
       <w:r>
         <w:rPr>
-          <w:rFonts w:ascii="Times New Roman" w:hAnsi="Times New Roman" w:eastAsia="Times New Roman" w:cs="Times New Roman"/>
+          <w:rFonts w:ascii="Times New Roman" w:eastAsia="Times New Roman" w:hAnsi="Times New Roman" w:cs="Times New Roman"/>
         </w:rPr>
         <w:t xml:space="preserve">Congreso de Colombia. (2025). </w:t>
       </w:r>
       <w:r>
         <w:rPr>
-          <w:rFonts w:ascii="Times New Roman" w:hAnsi="Times New Roman" w:eastAsia="Times New Roman" w:cs="Times New Roman"/>
+          <w:rFonts w:ascii="Times New Roman" w:eastAsia="Times New Roman" w:hAnsi="Times New Roman" w:cs="Times New Roman"/>
           <w:i/>
           <w:iCs/>
         </w:rPr>
@@ -15476,7 +15514,7 @@
       </w:r>
       <w:r>
         <w:rPr>
-          <w:rFonts w:ascii="Times New Roman" w:hAnsi="Times New Roman" w:eastAsia="Times New Roman" w:cs="Times New Roman"/>
+          <w:rFonts w:ascii="Times New Roman" w:eastAsia="Times New Roman" w:hAnsi="Times New Roman" w:cs="Times New Roman"/>
         </w:rPr>
         <w:t>.</w:t>
       </w:r>
@@ -15493,7 +15531,7 @@
       </w:pPr>
       <w:r>
         <w:rPr>
-          <w:rFonts w:ascii="Times New Roman" w:hAnsi="Times New Roman" w:eastAsia="Times New Roman" w:cs="Times New Roman"/>
+          <w:rFonts w:ascii="Times New Roman" w:eastAsia="Times New Roman" w:hAnsi="Times New Roman" w:cs="Times New Roman"/>
           <w:b/>
           <w:bCs/>
         </w:rPr>
@@ -15507,7 +15545,7 @@
       </w:pPr>
       <w:r>
         <w:rPr>
-          <w:rFonts w:ascii="Times New Roman" w:hAnsi="Times New Roman" w:eastAsia="Times New Roman" w:cs="Times New Roman"/>
+          <w:rFonts w:ascii="Times New Roman" w:eastAsia="Times New Roman" w:hAnsi="Times New Roman" w:cs="Times New Roman"/>
         </w:rPr>
         <w:t xml:space="preserve">ForusGreen. (s.f.). Digitalización agrícola y trazabilidad: clave para cultivos sostenibles. </w:t>
       </w:r>
@@ -15515,7 +15553,7 @@
         <w:r>
           <w:rPr>
             <w:rStyle w:val="Hipervnculo"/>
-            <w:rFonts w:ascii="Times New Roman" w:hAnsi="Times New Roman" w:eastAsia="Times New Roman" w:cs="Times New Roman"/>
+            <w:rFonts w:ascii="Times New Roman" w:eastAsia="Times New Roman" w:hAnsi="Times New Roman" w:cs="Times New Roman"/>
           </w:rPr>
           <w:t>https://www.forusgreen.com/post/digitalizacion-agricola-y-trazabilidad-clave-para-cultivos-sostenibles</w:t>
         </w:r>
@@ -15526,7 +15564,7 @@
         <w:spacing w:before="240" w:after="240"/>
         <w:jc w:val="both"/>
         <w:rPr>
-          <w:rFonts w:ascii="Times New Roman" w:hAnsi="Times New Roman" w:eastAsia="Times New Roman" w:cs="Times New Roman"/>
+          <w:rFonts w:ascii="Times New Roman" w:eastAsia="Times New Roman" w:hAnsi="Times New Roman" w:cs="Times New Roman"/>
         </w:rPr>
       </w:pPr>
     </w:p>
@@ -15540,7 +15578,7 @@
       </w:pPr>
     </w:p>
     <w:sectPr>
-      <w:pgSz w:w="11906" w:h="16838" w:orient="portrait"/>
+      <w:pgSz w:w="11906" w:h="16838"/>
       <w:pgMar w:top="1440" w:right="1440" w:bottom="1440" w:left="1440" w:header="720" w:footer="720" w:gutter="0"/>
       <w:cols w:space="720"/>
       <w:docGrid w:linePitch="360"/>
@@ -15806,7 +15844,7 @@
         <w:ind w:left="720" w:hanging="360"/>
       </w:pPr>
       <w:rPr>
-        <w:rFonts w:hint="default" w:ascii="Symbol" w:hAnsi="Symbol"/>
+        <w:rFonts w:ascii="Symbol" w:hAnsi="Symbol" w:hint="default"/>
       </w:rPr>
     </w:lvl>
     <w:lvl w:ilvl="1" w:tplc="EF067496">
@@ -15818,7 +15856,7 @@
         <w:ind w:left="1440" w:hanging="360"/>
       </w:pPr>
       <w:rPr>
-        <w:rFonts w:hint="default" w:ascii="Courier New" w:hAnsi="Courier New"/>
+        <w:rFonts w:ascii="Courier New" w:hAnsi="Courier New" w:hint="default"/>
       </w:rPr>
     </w:lvl>
     <w:lvl w:ilvl="2" w:tplc="FE04773A">
@@ -15830,7 +15868,7 @@
         <w:ind w:left="2160" w:hanging="360"/>
       </w:pPr>
       <w:rPr>
-        <w:rFonts w:hint="default" w:ascii="Wingdings" w:hAnsi="Wingdings"/>
+        <w:rFonts w:ascii="Wingdings" w:hAnsi="Wingdings" w:hint="default"/>
       </w:rPr>
     </w:lvl>
     <w:lvl w:ilvl="3" w:tplc="6A2A4E26">
@@ -15842,7 +15880,7 @@
         <w:ind w:left="2880" w:hanging="360"/>
       </w:pPr>
       <w:rPr>
-        <w:rFonts w:hint="default" w:ascii="Symbol" w:hAnsi="Symbol"/>
+        <w:rFonts w:ascii="Symbol" w:hAnsi="Symbol" w:hint="default"/>
       </w:rPr>
     </w:lvl>
     <w:lvl w:ilvl="4" w:tplc="5B5431C0">
@@ -15854,7 +15892,7 @@
         <w:ind w:left="3600" w:hanging="360"/>
       </w:pPr>
       <w:rPr>
-        <w:rFonts w:hint="default" w:ascii="Courier New" w:hAnsi="Courier New"/>
+        <w:rFonts w:ascii="Courier New" w:hAnsi="Courier New" w:hint="default"/>
       </w:rPr>
     </w:lvl>
     <w:lvl w:ilvl="5" w:tplc="0848321A">
@@ -15866,7 +15904,7 @@
         <w:ind w:left="4320" w:hanging="360"/>
       </w:pPr>
       <w:rPr>
-        <w:rFonts w:hint="default" w:ascii="Wingdings" w:hAnsi="Wingdings"/>
+        <w:rFonts w:ascii="Wingdings" w:hAnsi="Wingdings" w:hint="default"/>
       </w:rPr>
     </w:lvl>
     <w:lvl w:ilvl="6" w:tplc="733E9C2C">
@@ -15878,7 +15916,7 @@
         <w:ind w:left="5040" w:hanging="360"/>
       </w:pPr>
       <w:rPr>
-        <w:rFonts w:hint="default" w:ascii="Symbol" w:hAnsi="Symbol"/>
+        <w:rFonts w:ascii="Symbol" w:hAnsi="Symbol" w:hint="default"/>
       </w:rPr>
     </w:lvl>
     <w:lvl w:ilvl="7" w:tplc="CF90647E">
@@ -15890,7 +15928,7 @@
         <w:ind w:left="5760" w:hanging="360"/>
       </w:pPr>
       <w:rPr>
-        <w:rFonts w:hint="default" w:ascii="Courier New" w:hAnsi="Courier New"/>
+        <w:rFonts w:ascii="Courier New" w:hAnsi="Courier New" w:hint="default"/>
       </w:rPr>
     </w:lvl>
     <w:lvl w:ilvl="8" w:tplc="9FFCF8BE">
@@ -15902,7 +15940,7 @@
         <w:ind w:left="6480" w:hanging="360"/>
       </w:pPr>
       <w:rPr>
-        <w:rFonts w:hint="default" w:ascii="Wingdings" w:hAnsi="Wingdings"/>
+        <w:rFonts w:ascii="Wingdings" w:hAnsi="Wingdings" w:hint="default"/>
       </w:rPr>
     </w:lvl>
   </w:abstractNum>
@@ -15919,7 +15957,7 @@
         <w:ind w:left="720" w:hanging="360"/>
       </w:pPr>
       <w:rPr>
-        <w:rFonts w:hint="default" w:ascii="Symbol" w:hAnsi="Symbol"/>
+        <w:rFonts w:ascii="Symbol" w:hAnsi="Symbol" w:hint="default"/>
       </w:rPr>
     </w:lvl>
     <w:lvl w:ilvl="1" w:tplc="05306078">
@@ -15931,7 +15969,7 @@
         <w:ind w:left="1440" w:hanging="360"/>
       </w:pPr>
       <w:rPr>
-        <w:rFonts w:hint="default" w:ascii="Courier New" w:hAnsi="Courier New"/>
+        <w:rFonts w:ascii="Courier New" w:hAnsi="Courier New" w:hint="default"/>
       </w:rPr>
     </w:lvl>
     <w:lvl w:ilvl="2" w:tplc="600C2884">
@@ -15943,7 +15981,7 @@
         <w:ind w:left="2160" w:hanging="360"/>
       </w:pPr>
       <w:rPr>
-        <w:rFonts w:hint="default" w:ascii="Wingdings" w:hAnsi="Wingdings"/>
+        <w:rFonts w:ascii="Wingdings" w:hAnsi="Wingdings" w:hint="default"/>
       </w:rPr>
     </w:lvl>
     <w:lvl w:ilvl="3" w:tplc="C8C6DF54">
@@ -15955,7 +15993,7 @@
         <w:ind w:left="2880" w:hanging="360"/>
       </w:pPr>
       <w:rPr>
-        <w:rFonts w:hint="default" w:ascii="Symbol" w:hAnsi="Symbol"/>
+        <w:rFonts w:ascii="Symbol" w:hAnsi="Symbol" w:hint="default"/>
       </w:rPr>
     </w:lvl>
     <w:lvl w:ilvl="4" w:tplc="34CE2C50">
@@ -15967,7 +16005,7 @@
         <w:ind w:left="3600" w:hanging="360"/>
       </w:pPr>
       <w:rPr>
-        <w:rFonts w:hint="default" w:ascii="Courier New" w:hAnsi="Courier New"/>
+        <w:rFonts w:ascii="Courier New" w:hAnsi="Courier New" w:hint="default"/>
       </w:rPr>
     </w:lvl>
     <w:lvl w:ilvl="5" w:tplc="67FEE63E">
@@ -15979,7 +16017,7 @@
         <w:ind w:left="4320" w:hanging="360"/>
       </w:pPr>
       <w:rPr>
-        <w:rFonts w:hint="default" w:ascii="Wingdings" w:hAnsi="Wingdings"/>
+        <w:rFonts w:ascii="Wingdings" w:hAnsi="Wingdings" w:hint="default"/>
       </w:rPr>
     </w:lvl>
     <w:lvl w:ilvl="6" w:tplc="8DDCC256">
@@ -15991,7 +16029,7 @@
         <w:ind w:left="5040" w:hanging="360"/>
       </w:pPr>
       <w:rPr>
-        <w:rFonts w:hint="default" w:ascii="Symbol" w:hAnsi="Symbol"/>
+        <w:rFonts w:ascii="Symbol" w:hAnsi="Symbol" w:hint="default"/>
       </w:rPr>
     </w:lvl>
     <w:lvl w:ilvl="7" w:tplc="D66223EE">
@@ -16003,7 +16041,7 @@
         <w:ind w:left="5760" w:hanging="360"/>
       </w:pPr>
       <w:rPr>
-        <w:rFonts w:hint="default" w:ascii="Courier New" w:hAnsi="Courier New"/>
+        <w:rFonts w:ascii="Courier New" w:hAnsi="Courier New" w:hint="default"/>
       </w:rPr>
     </w:lvl>
     <w:lvl w:ilvl="8" w:tplc="C4A0DE10">
@@ -16015,7 +16053,7 @@
         <w:ind w:left="6480" w:hanging="360"/>
       </w:pPr>
       <w:rPr>
-        <w:rFonts w:hint="default" w:ascii="Wingdings" w:hAnsi="Wingdings"/>
+        <w:rFonts w:ascii="Wingdings" w:hAnsi="Wingdings" w:hint="default"/>
       </w:rPr>
     </w:lvl>
   </w:abstractNum>
@@ -16211,7 +16249,7 @@
   <w:docDefaults>
     <w:rPrDefault>
       <w:rPr>
-        <w:rFonts w:asciiTheme="minorHAnsi" w:hAnsiTheme="minorHAnsi" w:eastAsiaTheme="minorHAnsi" w:cstheme="minorBidi"/>
+        <w:rFonts w:asciiTheme="minorHAnsi" w:eastAsiaTheme="minorHAnsi" w:hAnsiTheme="minorHAnsi" w:cstheme="minorBidi"/>
         <w:sz w:val="24"/>
         <w:szCs w:val="24"/>
         <w:lang w:val="es-ES" w:eastAsia="en-US" w:bidi="ar-SA"/>
@@ -16226,14 +16264,14 @@
   <w:latentStyles w:defLockedState="0" w:defUIPriority="99" w:defSemiHidden="0" w:defUnhideWhenUsed="0" w:defQFormat="0" w:count="376">
     <w:lsdException w:name="Normal" w:uiPriority="0" w:qFormat="1"/>
     <w:lsdException w:name="heading 1" w:uiPriority="9" w:qFormat="1"/>
-    <w:lsdException w:name="heading 2" w:uiPriority="9" w:semiHidden="1" w:unhideWhenUsed="1" w:qFormat="1"/>
-    <w:lsdException w:name="heading 3" w:uiPriority="9" w:semiHidden="1" w:unhideWhenUsed="1" w:qFormat="1"/>
-    <w:lsdException w:name="heading 4" w:uiPriority="9" w:semiHidden="1" w:unhideWhenUsed="1" w:qFormat="1"/>
-    <w:lsdException w:name="heading 5" w:uiPriority="9" w:semiHidden="1" w:unhideWhenUsed="1" w:qFormat="1"/>
-    <w:lsdException w:name="heading 6" w:uiPriority="9" w:semiHidden="1" w:unhideWhenUsed="1" w:qFormat="1"/>
-    <w:lsdException w:name="heading 7" w:uiPriority="9" w:semiHidden="1" w:unhideWhenUsed="1" w:qFormat="1"/>
-    <w:lsdException w:name="heading 8" w:uiPriority="9" w:semiHidden="1" w:unhideWhenUsed="1" w:qFormat="1"/>
-    <w:lsdException w:name="heading 9" w:uiPriority="9" w:semiHidden="1" w:unhideWhenUsed="1" w:qFormat="1"/>
+    <w:lsdException w:name="heading 2" w:semiHidden="1" w:uiPriority="9" w:unhideWhenUsed="1" w:qFormat="1"/>
+    <w:lsdException w:name="heading 3" w:semiHidden="1" w:uiPriority="9" w:unhideWhenUsed="1" w:qFormat="1"/>
+    <w:lsdException w:name="heading 4" w:semiHidden="1" w:uiPriority="9" w:unhideWhenUsed="1" w:qFormat="1"/>
+    <w:lsdException w:name="heading 5" w:semiHidden="1" w:uiPriority="9" w:unhideWhenUsed="1" w:qFormat="1"/>
+    <w:lsdException w:name="heading 6" w:semiHidden="1" w:uiPriority="9" w:unhideWhenUsed="1" w:qFormat="1"/>
+    <w:lsdException w:name="heading 7" w:semiHidden="1" w:uiPriority="9" w:unhideWhenUsed="1" w:qFormat="1"/>
+    <w:lsdException w:name="heading 8" w:semiHidden="1" w:uiPriority="9" w:unhideWhenUsed="1" w:qFormat="1"/>
+    <w:lsdException w:name="heading 9" w:semiHidden="1" w:uiPriority="9" w:unhideWhenUsed="1" w:qFormat="1"/>
     <w:lsdException w:name="index 1" w:semiHidden="1" w:unhideWhenUsed="1"/>
     <w:lsdException w:name="index 2" w:semiHidden="1" w:unhideWhenUsed="1"/>
     <w:lsdException w:name="index 3" w:semiHidden="1" w:unhideWhenUsed="1"/>
@@ -16243,22 +16281,22 @@
     <w:lsdException w:name="index 7" w:semiHidden="1" w:unhideWhenUsed="1"/>
     <w:lsdException w:name="index 8" w:semiHidden="1" w:unhideWhenUsed="1"/>
     <w:lsdException w:name="index 9" w:semiHidden="1" w:unhideWhenUsed="1"/>
-    <w:lsdException w:name="toc 1" w:uiPriority="39" w:semiHidden="1" w:unhideWhenUsed="1"/>
-    <w:lsdException w:name="toc 2" w:uiPriority="39" w:semiHidden="1" w:unhideWhenUsed="1"/>
-    <w:lsdException w:name="toc 3" w:uiPriority="39" w:semiHidden="1" w:unhideWhenUsed="1"/>
-    <w:lsdException w:name="toc 4" w:uiPriority="39" w:semiHidden="1" w:unhideWhenUsed="1"/>
-    <w:lsdException w:name="toc 5" w:uiPriority="39" w:semiHidden="1" w:unhideWhenUsed="1"/>
-    <w:lsdException w:name="toc 6" w:uiPriority="39" w:semiHidden="1" w:unhideWhenUsed="1"/>
-    <w:lsdException w:name="toc 7" w:uiPriority="39" w:semiHidden="1" w:unhideWhenUsed="1"/>
-    <w:lsdException w:name="toc 8" w:uiPriority="39" w:semiHidden="1" w:unhideWhenUsed="1"/>
-    <w:lsdException w:name="toc 9" w:uiPriority="39" w:semiHidden="1" w:unhideWhenUsed="1"/>
+    <w:lsdException w:name="toc 1" w:semiHidden="1" w:uiPriority="39" w:unhideWhenUsed="1"/>
+    <w:lsdException w:name="toc 2" w:semiHidden="1" w:uiPriority="39" w:unhideWhenUsed="1"/>
+    <w:lsdException w:name="toc 3" w:semiHidden="1" w:uiPriority="39" w:unhideWhenUsed="1"/>
+    <w:lsdException w:name="toc 4" w:semiHidden="1" w:uiPriority="39" w:unhideWhenUsed="1"/>
+    <w:lsdException w:name="toc 5" w:semiHidden="1" w:uiPriority="39" w:unhideWhenUsed="1"/>
+    <w:lsdException w:name="toc 6" w:semiHidden="1" w:uiPriority="39" w:unhideWhenUsed="1"/>
+    <w:lsdException w:name="toc 7" w:semiHidden="1" w:uiPriority="39" w:unhideWhenUsed="1"/>
+    <w:lsdException w:name="toc 8" w:semiHidden="1" w:uiPriority="39" w:unhideWhenUsed="1"/>
+    <w:lsdException w:name="toc 9" w:semiHidden="1" w:uiPriority="39" w:unhideWhenUsed="1"/>
     <w:lsdException w:name="Normal Indent" w:semiHidden="1" w:unhideWhenUsed="1"/>
     <w:lsdException w:name="footnote text" w:semiHidden="1" w:unhideWhenUsed="1"/>
     <w:lsdException w:name="annotation text" w:semiHidden="1" w:unhideWhenUsed="1"/>
     <w:lsdException w:name="header" w:semiHidden="1" w:unhideWhenUsed="1"/>
     <w:lsdException w:name="footer" w:semiHidden="1" w:unhideWhenUsed="1"/>
     <w:lsdException w:name="index heading" w:semiHidden="1" w:unhideWhenUsed="1"/>
-    <w:lsdException w:name="caption" w:uiPriority="35" w:semiHidden="1" w:unhideWhenUsed="1" w:qFormat="1"/>
+    <w:lsdException w:name="caption" w:semiHidden="1" w:uiPriority="35" w:unhideWhenUsed="1" w:qFormat="1"/>
     <w:lsdException w:name="table of figures" w:semiHidden="1" w:unhideWhenUsed="1"/>
     <w:lsdException w:name="envelope address" w:semiHidden="1" w:unhideWhenUsed="1"/>
     <w:lsdException w:name="envelope return" w:semiHidden="1" w:unhideWhenUsed="1"/>
@@ -16289,7 +16327,7 @@
     <w:lsdException w:name="Title" w:uiPriority="10" w:qFormat="1"/>
     <w:lsdException w:name="Closing" w:semiHidden="1" w:unhideWhenUsed="1"/>
     <w:lsdException w:name="Signature" w:semiHidden="1" w:unhideWhenUsed="1"/>
-    <w:lsdException w:name="Default Paragraph Font" w:uiPriority="1" w:semiHidden="1" w:unhideWhenUsed="1"/>
+    <w:lsdException w:name="Default Paragraph Font" w:semiHidden="1" w:uiPriority="1" w:unhideWhenUsed="1"/>
     <w:lsdException w:name="Body Text" w:semiHidden="1" w:unhideWhenUsed="1"/>
     <w:lsdException w:name="Body Text Indent" w:semiHidden="1" w:unhideWhenUsed="1"/>
     <w:lsdException w:name="List Continue" w:semiHidden="1" w:unhideWhenUsed="1"/>
@@ -16489,8 +16527,8 @@
     <w:lsdException w:name="Subtle Reference" w:uiPriority="31" w:qFormat="1"/>
     <w:lsdException w:name="Intense Reference" w:uiPriority="32" w:qFormat="1"/>
     <w:lsdException w:name="Book Title" w:uiPriority="33" w:qFormat="1"/>
-    <w:lsdException w:name="Bibliography" w:uiPriority="37" w:semiHidden="1" w:unhideWhenUsed="1"/>
-    <w:lsdException w:name="TOC Heading" w:uiPriority="39" w:semiHidden="1" w:unhideWhenUsed="1" w:qFormat="1"/>
+    <w:lsdException w:name="Bibliography" w:semiHidden="1" w:uiPriority="37" w:unhideWhenUsed="1"/>
+    <w:lsdException w:name="TOC Heading" w:semiHidden="1" w:uiPriority="39" w:unhideWhenUsed="1" w:qFormat="1"/>
     <w:lsdException w:name="Plain Table 1" w:uiPriority="41"/>
     <w:lsdException w:name="Plain Table 2" w:uiPriority="42"/>
     <w:lsdException w:name="Plain Table 3" w:uiPriority="43"/>
@@ -16601,7 +16639,7 @@
     <w:lsdException w:name="Unresolved Mention" w:semiHidden="1" w:unhideWhenUsed="1"/>
     <w:lsdException w:name="Smart Link" w:semiHidden="1" w:unhideWhenUsed="1"/>
   </w:latentStyles>
-  <w:style w:type="paragraph" w:styleId="Normal" w:default="1">
+  <w:style w:type="paragraph" w:default="1" w:styleId="Normal">
     <w:name w:val="Normal"/>
     <w:qFormat/>
     <w:rsid w:val="00051A88"/>
@@ -16620,7 +16658,7 @@
       <w:outlineLvl w:val="0"/>
     </w:pPr>
     <w:rPr>
-      <w:rFonts w:asciiTheme="majorHAnsi" w:hAnsiTheme="majorHAnsi" w:eastAsiaTheme="majorEastAsia" w:cstheme="majorBidi"/>
+      <w:rFonts w:asciiTheme="majorHAnsi" w:eastAsiaTheme="majorEastAsia" w:hAnsiTheme="majorHAnsi" w:cstheme="majorBidi"/>
       <w:color w:val="0F4761" w:themeColor="accent1" w:themeShade="BF"/>
       <w:sz w:val="40"/>
       <w:szCs w:val="40"/>
@@ -16642,7 +16680,7 @@
       <w:outlineLvl w:val="1"/>
     </w:pPr>
     <w:rPr>
-      <w:rFonts w:asciiTheme="majorHAnsi" w:hAnsiTheme="majorHAnsi" w:eastAsiaTheme="majorEastAsia" w:cstheme="majorBidi"/>
+      <w:rFonts w:asciiTheme="majorHAnsi" w:eastAsiaTheme="majorEastAsia" w:hAnsiTheme="majorHAnsi" w:cstheme="majorBidi"/>
       <w:color w:val="0F4761" w:themeColor="accent1" w:themeShade="BF"/>
       <w:sz w:val="32"/>
       <w:szCs w:val="32"/>
@@ -16689,12 +16727,13 @@
       <w:color w:val="0F4761" w:themeColor="accent1" w:themeShade="BF"/>
     </w:rPr>
   </w:style>
-  <w:style w:type="character" w:styleId="Fuentedeprrafopredeter" w:default="1">
+  <w:style w:type="character" w:default="1" w:styleId="Fuentedeprrafopredeter">
     <w:name w:val="Default Paragraph Font"/>
     <w:uiPriority w:val="1"/>
+    <w:semiHidden/>
     <w:unhideWhenUsed/>
   </w:style>
-  <w:style w:type="table" w:styleId="Tablanormal" w:default="1">
+  <w:style w:type="table" w:default="1" w:styleId="Tablanormal">
     <w:name w:val="Normal Table"/>
     <w:uiPriority w:val="99"/>
     <w:semiHidden/>
@@ -16709,7 +16748,7 @@
       </w:tblCellMar>
     </w:tblPr>
   </w:style>
-  <w:style w:type="numbering" w:styleId="Sinlista" w:default="1">
+  <w:style w:type="numbering" w:default="1" w:styleId="Sinlista">
     <w:name w:val="No List"/>
     <w:uiPriority w:val="99"/>
     <w:semiHidden/>
@@ -16794,12 +16833,12 @@
     </w:pPr>
     <w:tblPr>
       <w:tblBorders>
-        <w:top w:val="single" w:color="000000" w:themeColor="text1" w:sz="4" w:space="0"/>
-        <w:left w:val="single" w:color="000000" w:themeColor="text1" w:sz="4" w:space="0"/>
-        <w:bottom w:val="single" w:color="000000" w:themeColor="text1" w:sz="4" w:space="0"/>
-        <w:right w:val="single" w:color="000000" w:themeColor="text1" w:sz="4" w:space="0"/>
-        <w:insideH w:val="single" w:color="000000" w:themeColor="text1" w:sz="4" w:space="0"/>
-        <w:insideV w:val="single" w:color="000000" w:themeColor="text1" w:sz="4" w:space="0"/>
+        <w:top w:val="single" w:sz="4" w:space="0" w:color="000000" w:themeColor="text1"/>
+        <w:left w:val="single" w:sz="4" w:space="0" w:color="000000" w:themeColor="text1"/>
+        <w:bottom w:val="single" w:sz="4" w:space="0" w:color="000000" w:themeColor="text1"/>
+        <w:right w:val="single" w:sz="4" w:space="0" w:color="000000" w:themeColor="text1"/>
+        <w:insideH w:val="single" w:sz="4" w:space="0" w:color="000000" w:themeColor="text1"/>
+        <w:insideV w:val="single" w:sz="4" w:space="0" w:color="000000" w:themeColor="text1"/>
       </w:tblBorders>
     </w:tblPr>
   </w:style>
@@ -16842,8 +16881,8 @@
       <w:tblStyleRowBandSize w:val="1"/>
       <w:tblStyleColBandSize w:val="1"/>
       <w:tblBorders>
-        <w:top w:val="single" w:color="7F7F7F" w:themeColor="text1" w:themeTint="80" w:sz="4" w:space="0"/>
-        <w:bottom w:val="single" w:color="7F7F7F" w:themeColor="text1" w:themeTint="80" w:sz="4" w:space="0"/>
+        <w:top w:val="single" w:sz="4" w:space="0" w:color="7F7F7F" w:themeColor="text1" w:themeTint="80"/>
+        <w:bottom w:val="single" w:sz="4" w:space="0" w:color="7F7F7F" w:themeColor="text1" w:themeTint="80"/>
       </w:tblBorders>
     </w:tblPr>
     <w:tblStylePr w:type="firstRow">
@@ -16854,7 +16893,7 @@
       <w:tblPr/>
       <w:tcPr>
         <w:tcBorders>
-          <w:bottom w:val="single" w:color="7F7F7F" w:themeColor="text1" w:themeTint="80" w:sz="4" w:space="0"/>
+          <w:bottom w:val="single" w:sz="4" w:space="0" w:color="7F7F7F" w:themeColor="text1" w:themeTint="80"/>
         </w:tcBorders>
       </w:tcPr>
     </w:tblStylePr>
@@ -16866,7 +16905,7 @@
       <w:tblPr/>
       <w:tcPr>
         <w:tcBorders>
-          <w:top w:val="single" w:color="7F7F7F" w:themeColor="text1" w:themeTint="80" w:sz="4" w:space="0"/>
+          <w:top w:val="single" w:sz="4" w:space="0" w:color="7F7F7F" w:themeColor="text1" w:themeTint="80"/>
         </w:tcBorders>
       </w:tcPr>
     </w:tblStylePr>
@@ -16886,8 +16925,8 @@
       <w:tblPr/>
       <w:tcPr>
         <w:tcBorders>
-          <w:left w:val="single" w:color="7F7F7F" w:themeColor="text1" w:themeTint="80" w:sz="4" w:space="0"/>
-          <w:right w:val="single" w:color="7F7F7F" w:themeColor="text1" w:themeTint="80" w:sz="4" w:space="0"/>
+          <w:left w:val="single" w:sz="4" w:space="0" w:color="7F7F7F" w:themeColor="text1" w:themeTint="80"/>
+          <w:right w:val="single" w:sz="4" w:space="0" w:color="7F7F7F" w:themeColor="text1" w:themeTint="80"/>
         </w:tcBorders>
       </w:tcPr>
     </w:tblStylePr>
@@ -16895,8 +16934,8 @@
       <w:tblPr/>
       <w:tcPr>
         <w:tcBorders>
-          <w:left w:val="single" w:color="7F7F7F" w:themeColor="text1" w:themeTint="80" w:sz="4" w:space="0"/>
-          <w:right w:val="single" w:color="7F7F7F" w:themeColor="text1" w:themeTint="80" w:sz="4" w:space="0"/>
+          <w:left w:val="single" w:sz="4" w:space="0" w:color="7F7F7F" w:themeColor="text1" w:themeTint="80"/>
+          <w:right w:val="single" w:sz="4" w:space="0" w:color="7F7F7F" w:themeColor="text1" w:themeTint="80"/>
         </w:tcBorders>
       </w:tcPr>
     </w:tblStylePr>
@@ -16904,26 +16943,26 @@
       <w:tblPr/>
       <w:tcPr>
         <w:tcBorders>
-          <w:top w:val="single" w:color="7F7F7F" w:themeColor="text1" w:themeTint="80" w:sz="4" w:space="0"/>
-          <w:bottom w:val="single" w:color="7F7F7F" w:themeColor="text1" w:themeTint="80" w:sz="4" w:space="0"/>
+          <w:top w:val="single" w:sz="4" w:space="0" w:color="7F7F7F" w:themeColor="text1" w:themeTint="80"/>
+          <w:bottom w:val="single" w:sz="4" w:space="0" w:color="7F7F7F" w:themeColor="text1" w:themeTint="80"/>
         </w:tcBorders>
       </w:tcPr>
     </w:tblStylePr>
   </w:style>
-  <w:style w:type="character" w:styleId="Ttulo2Car" w:customStyle="1">
+  <w:style w:type="character" w:customStyle="1" w:styleId="Ttulo2Car">
     <w:name w:val="Título 2 Car"/>
     <w:basedOn w:val="Fuentedeprrafopredeter"/>
     <w:link w:val="Ttulo2"/>
     <w:uiPriority w:val="9"/>
     <w:rsid w:val="005E3E39"/>
     <w:rPr>
-      <w:rFonts w:asciiTheme="majorHAnsi" w:hAnsiTheme="majorHAnsi" w:eastAsiaTheme="majorEastAsia" w:cstheme="majorBidi"/>
+      <w:rFonts w:asciiTheme="majorHAnsi" w:eastAsiaTheme="majorEastAsia" w:hAnsiTheme="majorHAnsi" w:cstheme="majorBidi"/>
       <w:color w:val="0F4761" w:themeColor="accent1" w:themeShade="BF"/>
       <w:sz w:val="32"/>
       <w:szCs w:val="32"/>
     </w:rPr>
   </w:style>
-  <w:style w:type="character" w:styleId="Ttulo3Car" w:customStyle="1">
+  <w:style w:type="character" w:customStyle="1" w:styleId="Ttulo3Car">
     <w:name w:val="Título 3 Car"/>
     <w:basedOn w:val="Fuentedeprrafopredeter"/>
     <w:link w:val="Ttulo3"/>
@@ -16940,7 +16979,7 @@
 </file>
 
 <file path=word/theme/theme1.xml><?xml version="1.0" encoding="utf-8"?>
-<a:theme xmlns:a="http://schemas.openxmlformats.org/drawingml/2006/main" xmlns:thm15="http://schemas.microsoft.com/office/thememl/2012/main" name="Office Theme">
+<a:theme xmlns:a="http://schemas.openxmlformats.org/drawingml/2006/main" name="Office Theme">
   <a:themeElements>
     <a:clrScheme name="Office">
       <a:dk1>
